--- a/Описание диаграммы.docx
+++ b/Описание диаграммы.docx
@@ -1059,7 +1059,7 @@
       <w:pPr>
         <w:numPr>
           <w:ilvl w:val="0"/>
-          <w:numId w:val="9"/>
+          <w:numId w:val="1"/>
         </w:numPr>
         <w:rPr>
           <w:rFonts w:ascii="Times New Roman" w:hAnsi="Times New Roman" w:cs="Times New Roman"/>
@@ -1082,6 +1082,1219 @@
           <w:szCs w:val="28"/>
         </w:rPr>
         <w:t xml:space="preserve"> </w:t>
+      </w:r>
+    </w:p>
+    <w:p>
+      <w:pPr>
+        <w:numPr>
+          <w:ilvl w:val="0"/>
+          <w:numId w:val="1"/>
+        </w:numPr>
+        <w:rPr>
+          <w:rFonts w:ascii="Times New Roman" w:hAnsi="Times New Roman" w:cs="Times New Roman"/>
+          <w:sz w:val="28"/>
+          <w:szCs w:val="28"/>
+        </w:rPr>
+      </w:pPr>
+      <w:r>
+        <w:rPr>
+          <w:rFonts w:ascii="Times New Roman" w:hAnsi="Times New Roman" w:cs="Times New Roman"/>
+          <w:sz w:val="28"/>
+          <w:szCs w:val="28"/>
+        </w:rPr>
+        <w:t>Требования к вакансиям</w:t>
+      </w:r>
+    </w:p>
+    <w:p>
+      <w:pPr>
+        <w:numPr>
+          <w:ilvl w:val="0"/>
+          <w:numId w:val="1"/>
+        </w:numPr>
+        <w:rPr>
+          <w:rFonts w:ascii="Times New Roman" w:hAnsi="Times New Roman" w:cs="Times New Roman"/>
+          <w:sz w:val="28"/>
+          <w:szCs w:val="28"/>
+        </w:rPr>
+      </w:pPr>
+      <w:r>
+        <w:rPr>
+          <w:rFonts w:ascii="Times New Roman" w:hAnsi="Times New Roman" w:cs="Times New Roman"/>
+          <w:sz w:val="28"/>
+          <w:szCs w:val="28"/>
+        </w:rPr>
+        <w:t>Запросы работодателей</w:t>
+      </w:r>
+    </w:p>
+    <w:p>
+      <w:pPr>
+        <w:numPr>
+          <w:ilvl w:val="0"/>
+          <w:numId w:val="1"/>
+        </w:numPr>
+        <w:rPr>
+          <w:rFonts w:ascii="Times New Roman" w:hAnsi="Times New Roman" w:cs="Times New Roman"/>
+          <w:sz w:val="28"/>
+          <w:szCs w:val="28"/>
+        </w:rPr>
+      </w:pPr>
+      <w:r>
+        <w:rPr>
+          <w:rFonts w:ascii="Times New Roman" w:hAnsi="Times New Roman" w:cs="Times New Roman"/>
+          <w:sz w:val="28"/>
+          <w:szCs w:val="28"/>
+        </w:rPr>
+        <w:t>Резюме кандидатов</w:t>
+      </w:r>
+    </w:p>
+    <w:p>
+      <w:pPr>
+        <w:rPr>
+          <w:rFonts w:ascii="Times New Roman" w:hAnsi="Times New Roman" w:cs="Times New Roman"/>
+          <w:b/>
+          <w:bCs/>
+          <w:sz w:val="28"/>
+          <w:szCs w:val="28"/>
+        </w:rPr>
+      </w:pPr>
+      <w:r>
+        <w:rPr>
+          <w:rFonts w:ascii="Times New Roman" w:hAnsi="Times New Roman" w:cs="Times New Roman"/>
+          <w:b/>
+          <w:bCs/>
+          <w:sz w:val="28"/>
+          <w:szCs w:val="28"/>
+        </w:rPr>
+        <w:t>Выходные данные</w:t>
+      </w:r>
+      <w:r>
+        <w:rPr>
+          <w:rFonts w:ascii="Times New Roman" w:hAnsi="Times New Roman" w:cs="Times New Roman"/>
+          <w:b/>
+          <w:bCs/>
+          <w:sz w:val="28"/>
+          <w:szCs w:val="28"/>
+        </w:rPr>
+        <w:t>:</w:t>
+      </w:r>
+    </w:p>
+    <w:p>
+      <w:pPr>
+        <w:numPr>
+          <w:ilvl w:val="0"/>
+          <w:numId w:val="2"/>
+        </w:numPr>
+        <w:rPr>
+          <w:rFonts w:ascii="Times New Roman" w:hAnsi="Times New Roman" w:cs="Times New Roman"/>
+          <w:sz w:val="28"/>
+          <w:szCs w:val="28"/>
+        </w:rPr>
+      </w:pPr>
+      <w:r>
+        <w:rPr>
+          <w:rFonts w:ascii="Times New Roman" w:hAnsi="Times New Roman" w:cs="Times New Roman"/>
+          <w:sz w:val="28"/>
+          <w:szCs w:val="28"/>
+        </w:rPr>
+        <w:t xml:space="preserve">Подобранные кандидаты </w:t>
+      </w:r>
+    </w:p>
+    <w:p>
+      <w:pPr>
+        <w:numPr>
+          <w:ilvl w:val="0"/>
+          <w:numId w:val="2"/>
+        </w:numPr>
+        <w:rPr>
+          <w:rFonts w:ascii="Times New Roman" w:hAnsi="Times New Roman" w:cs="Times New Roman"/>
+          <w:sz w:val="28"/>
+          <w:szCs w:val="28"/>
+        </w:rPr>
+      </w:pPr>
+      <w:r>
+        <w:rPr>
+          <w:rFonts w:ascii="Times New Roman" w:hAnsi="Times New Roman" w:cs="Times New Roman"/>
+          <w:sz w:val="28"/>
+          <w:szCs w:val="28"/>
+        </w:rPr>
+        <w:t>Закрытие вакансии</w:t>
+      </w:r>
+    </w:p>
+    <w:p>
+      <w:pPr>
+        <w:numPr>
+          <w:ilvl w:val="0"/>
+          <w:numId w:val="2"/>
+        </w:numPr>
+        <w:rPr>
+          <w:rFonts w:ascii="Times New Roman" w:hAnsi="Times New Roman" w:cs="Times New Roman"/>
+          <w:sz w:val="28"/>
+          <w:szCs w:val="28"/>
+        </w:rPr>
+      </w:pPr>
+      <w:r>
+        <w:rPr>
+          <w:rFonts w:ascii="Times New Roman" w:hAnsi="Times New Roman" w:cs="Times New Roman"/>
+          <w:sz w:val="28"/>
+          <w:szCs w:val="28"/>
+        </w:rPr>
+        <w:t>Отчёт о подборе</w:t>
+      </w:r>
+    </w:p>
+    <w:p>
+      <w:pPr>
+        <w:numPr>
+          <w:ilvl w:val="0"/>
+          <w:numId w:val="2"/>
+        </w:numPr>
+        <w:rPr>
+          <w:rFonts w:ascii="Times New Roman" w:hAnsi="Times New Roman" w:cs="Times New Roman"/>
+          <w:sz w:val="28"/>
+          <w:szCs w:val="28"/>
+        </w:rPr>
+      </w:pPr>
+      <w:r>
+        <w:rPr>
+          <w:rFonts w:ascii="Times New Roman" w:hAnsi="Times New Roman" w:cs="Times New Roman"/>
+          <w:sz w:val="28"/>
+          <w:szCs w:val="28"/>
+        </w:rPr>
+        <w:t>Решение о трудоустройстве</w:t>
+      </w:r>
+    </w:p>
+    <w:p>
+      <w:pPr>
+        <w:rPr>
+          <w:rFonts w:ascii="Times New Roman" w:hAnsi="Times New Roman" w:cs="Times New Roman"/>
+          <w:b/>
+          <w:bCs/>
+          <w:sz w:val="28"/>
+          <w:szCs w:val="28"/>
+        </w:rPr>
+      </w:pPr>
+      <w:r>
+        <w:rPr>
+          <w:rFonts w:ascii="Times New Roman" w:hAnsi="Times New Roman" w:cs="Times New Roman"/>
+          <w:b/>
+          <w:bCs/>
+          <w:sz w:val="28"/>
+          <w:szCs w:val="28"/>
+        </w:rPr>
+        <w:t>У</w:t>
+      </w:r>
+      <w:r>
+        <w:rPr>
+          <w:rFonts w:ascii="Times New Roman" w:hAnsi="Times New Roman" w:cs="Times New Roman"/>
+          <w:b/>
+          <w:bCs/>
+          <w:sz w:val="28"/>
+          <w:szCs w:val="28"/>
+        </w:rPr>
+        <w:t>правляющие воздействия</w:t>
+      </w:r>
+      <w:r>
+        <w:rPr>
+          <w:rFonts w:ascii="Times New Roman" w:hAnsi="Times New Roman" w:cs="Times New Roman"/>
+          <w:b/>
+          <w:bCs/>
+          <w:sz w:val="28"/>
+          <w:szCs w:val="28"/>
+        </w:rPr>
+        <w:t>:</w:t>
+      </w:r>
+    </w:p>
+    <w:p>
+      <w:pPr>
+        <w:numPr>
+          <w:ilvl w:val="0"/>
+          <w:numId w:val="3"/>
+        </w:numPr>
+        <w:rPr>
+          <w:rFonts w:ascii="Times New Roman" w:hAnsi="Times New Roman" w:cs="Times New Roman"/>
+          <w:sz w:val="28"/>
+          <w:szCs w:val="28"/>
+        </w:rPr>
+      </w:pPr>
+      <w:r>
+        <w:rPr>
+          <w:rFonts w:ascii="Times New Roman" w:hAnsi="Times New Roman" w:cs="Times New Roman"/>
+          <w:sz w:val="28"/>
+          <w:szCs w:val="28"/>
+        </w:rPr>
+        <w:t>Трудовой кодекс РФ</w:t>
+      </w:r>
+      <w:r>
+        <w:rPr>
+          <w:rFonts w:ascii="Times New Roman" w:hAnsi="Times New Roman" w:cs="Times New Roman"/>
+          <w:sz w:val="28"/>
+          <w:szCs w:val="28"/>
+        </w:rPr>
+        <w:t xml:space="preserve"> </w:t>
+      </w:r>
+    </w:p>
+    <w:p>
+      <w:pPr>
+        <w:numPr>
+          <w:ilvl w:val="0"/>
+          <w:numId w:val="3"/>
+        </w:numPr>
+        <w:rPr>
+          <w:rFonts w:ascii="Times New Roman" w:hAnsi="Times New Roman" w:cs="Times New Roman"/>
+          <w:sz w:val="28"/>
+          <w:szCs w:val="28"/>
+        </w:rPr>
+      </w:pPr>
+      <w:r>
+        <w:rPr>
+          <w:rFonts w:ascii="Times New Roman" w:hAnsi="Times New Roman" w:cs="Times New Roman"/>
+          <w:sz w:val="28"/>
+          <w:szCs w:val="28"/>
+        </w:rPr>
+        <w:t xml:space="preserve">ФЗ </w:t>
+      </w:r>
+      <w:r>
+        <w:rPr>
+          <w:rFonts w:ascii="Times New Roman" w:hAnsi="Times New Roman" w:cs="Times New Roman"/>
+          <w:sz w:val="28"/>
+          <w:szCs w:val="28"/>
+          <w:lang w:val="en-US"/>
+        </w:rPr>
+        <w:t>“</w:t>
+      </w:r>
+      <w:r>
+        <w:rPr>
+          <w:rFonts w:ascii="Times New Roman" w:hAnsi="Times New Roman" w:cs="Times New Roman"/>
+          <w:sz w:val="28"/>
+          <w:szCs w:val="28"/>
+        </w:rPr>
+        <w:t>О персональных данных</w:t>
+      </w:r>
+      <w:r>
+        <w:rPr>
+          <w:rFonts w:ascii="Times New Roman" w:hAnsi="Times New Roman" w:cs="Times New Roman"/>
+          <w:sz w:val="28"/>
+          <w:szCs w:val="28"/>
+          <w:lang w:val="en-US"/>
+        </w:rPr>
+        <w:t>”</w:t>
+      </w:r>
+    </w:p>
+    <w:p>
+      <w:pPr>
+        <w:numPr>
+          <w:ilvl w:val="0"/>
+          <w:numId w:val="3"/>
+        </w:numPr>
+        <w:rPr>
+          <w:rFonts w:ascii="Times New Roman" w:hAnsi="Times New Roman" w:cs="Times New Roman"/>
+          <w:sz w:val="28"/>
+          <w:szCs w:val="28"/>
+        </w:rPr>
+      </w:pPr>
+      <w:r>
+        <w:rPr>
+          <w:rFonts w:ascii="Times New Roman" w:hAnsi="Times New Roman" w:cs="Times New Roman"/>
+          <w:sz w:val="28"/>
+          <w:szCs w:val="28"/>
+        </w:rPr>
+        <w:t>Договоры с работодателями</w:t>
+      </w:r>
+      <w:r>
+        <w:rPr>
+          <w:rFonts w:ascii="Times New Roman" w:hAnsi="Times New Roman" w:cs="Times New Roman"/>
+          <w:sz w:val="28"/>
+          <w:szCs w:val="28"/>
+        </w:rPr>
+        <w:t xml:space="preserve"> </w:t>
+      </w:r>
+    </w:p>
+    <w:p>
+      <w:pPr>
+        <w:numPr>
+          <w:ilvl w:val="0"/>
+          <w:numId w:val="3"/>
+        </w:numPr>
+        <w:rPr>
+          <w:rFonts w:ascii="Times New Roman" w:hAnsi="Times New Roman" w:cs="Times New Roman"/>
+          <w:sz w:val="28"/>
+          <w:szCs w:val="28"/>
+        </w:rPr>
+      </w:pPr>
+      <w:r>
+        <w:rPr>
+          <w:rFonts w:ascii="Times New Roman" w:hAnsi="Times New Roman" w:cs="Times New Roman"/>
+          <w:sz w:val="28"/>
+          <w:szCs w:val="28"/>
+        </w:rPr>
+        <w:t>Внутренние регламенты</w:t>
+      </w:r>
+      <w:bookmarkStart w:id="0" w:name="_GoBack"/>
+      <w:bookmarkEnd w:id="0"/>
+    </w:p>
+    <w:p>
+      <w:pPr>
+        <w:rPr>
+          <w:rFonts w:ascii="Times New Roman" w:hAnsi="Times New Roman" w:cs="Times New Roman"/>
+          <w:b/>
+          <w:bCs/>
+          <w:sz w:val="28"/>
+          <w:szCs w:val="28"/>
+        </w:rPr>
+      </w:pPr>
+      <w:r>
+        <w:rPr>
+          <w:rFonts w:ascii="Times New Roman" w:hAnsi="Times New Roman" w:cs="Times New Roman"/>
+          <w:b/>
+          <w:bCs/>
+          <w:sz w:val="28"/>
+          <w:szCs w:val="28"/>
+        </w:rPr>
+        <w:t>Механиз</w:t>
+      </w:r>
+      <w:r>
+        <w:rPr>
+          <w:rFonts w:ascii="Times New Roman" w:hAnsi="Times New Roman" w:cs="Times New Roman"/>
+          <w:b/>
+          <w:bCs/>
+          <w:sz w:val="28"/>
+          <w:szCs w:val="28"/>
+        </w:rPr>
+        <w:t>мы</w:t>
+      </w:r>
+      <w:r>
+        <w:rPr>
+          <w:rFonts w:ascii="Times New Roman" w:hAnsi="Times New Roman" w:cs="Times New Roman"/>
+          <w:b/>
+          <w:bCs/>
+          <w:sz w:val="28"/>
+          <w:szCs w:val="28"/>
+        </w:rPr>
+        <w:t>:</w:t>
+      </w:r>
+    </w:p>
+    <w:p>
+      <w:pPr>
+        <w:numPr>
+          <w:ilvl w:val="0"/>
+          <w:numId w:val="4"/>
+        </w:numPr>
+        <w:rPr>
+          <w:rFonts w:ascii="Times New Roman" w:hAnsi="Times New Roman" w:cs="Times New Roman"/>
+          <w:sz w:val="28"/>
+          <w:szCs w:val="28"/>
+        </w:rPr>
+      </w:pPr>
+      <w:r>
+        <w:rPr>
+          <w:rFonts w:ascii="Times New Roman" w:hAnsi="Times New Roman" w:cs="Times New Roman"/>
+          <w:sz w:val="28"/>
+          <w:szCs w:val="28"/>
+        </w:rPr>
+        <w:t xml:space="preserve">Рекрутер </w:t>
+      </w:r>
+    </w:p>
+    <w:p>
+      <w:pPr>
+        <w:numPr>
+          <w:ilvl w:val="0"/>
+          <w:numId w:val="4"/>
+        </w:numPr>
+        <w:rPr>
+          <w:rFonts w:ascii="Times New Roman" w:hAnsi="Times New Roman" w:cs="Times New Roman"/>
+          <w:sz w:val="28"/>
+          <w:szCs w:val="28"/>
+        </w:rPr>
+      </w:pPr>
+      <w:r>
+        <w:rPr>
+          <w:rFonts w:ascii="Times New Roman" w:hAnsi="Times New Roman" w:cs="Times New Roman"/>
+          <w:sz w:val="28"/>
+          <w:szCs w:val="28"/>
+        </w:rPr>
+        <w:t>Телефон</w:t>
+      </w:r>
+      <w:r>
+        <w:rPr>
+          <w:rFonts w:ascii="Times New Roman" w:hAnsi="Times New Roman" w:cs="Times New Roman"/>
+          <w:sz w:val="28"/>
+          <w:szCs w:val="28"/>
+        </w:rPr>
+        <w:t xml:space="preserve"> </w:t>
+      </w:r>
+    </w:p>
+    <w:p>
+      <w:pPr>
+        <w:numPr>
+          <w:ilvl w:val="0"/>
+          <w:numId w:val="4"/>
+        </w:numPr>
+        <w:rPr>
+          <w:rFonts w:ascii="Times New Roman" w:hAnsi="Times New Roman" w:cs="Times New Roman"/>
+          <w:sz w:val="28"/>
+          <w:szCs w:val="28"/>
+        </w:rPr>
+      </w:pPr>
+      <w:r>
+        <w:rPr>
+          <w:rFonts w:ascii="Times New Roman" w:hAnsi="Times New Roman" w:cs="Times New Roman"/>
+          <w:sz w:val="28"/>
+          <w:szCs w:val="28"/>
+          <w:lang w:val="en-US"/>
+        </w:rPr>
+        <w:t>Email</w:t>
+      </w:r>
+    </w:p>
+    <w:p>
+      <w:pPr>
+        <w:rPr>
+          <w:rFonts w:ascii="Times New Roman" w:hAnsi="Times New Roman" w:cs="Times New Roman"/>
+          <w:sz w:val="28"/>
+          <w:szCs w:val="28"/>
+        </w:rPr>
+      </w:pPr>
+      <w:r>
+        <w:rPr>
+          <w:rFonts w:ascii="Times New Roman" w:hAnsi="Times New Roman" w:cs="Times New Roman"/>
+          <w:sz w:val="28"/>
+          <w:szCs w:val="28"/>
+        </w:rPr>
+        <w:t xml:space="preserve">Декомпозиция в нотации IDEF0 представляет собой процесс последовательного разбиения функции верхнего уровня на более детализированные и управляемые </w:t>
+      </w:r>
+      <w:proofErr w:type="spellStart"/>
+      <w:r>
+        <w:rPr>
+          <w:rFonts w:ascii="Times New Roman" w:hAnsi="Times New Roman" w:cs="Times New Roman"/>
+          <w:sz w:val="28"/>
+          <w:szCs w:val="28"/>
+        </w:rPr>
+        <w:t>подпроцессы</w:t>
+      </w:r>
+      <w:proofErr w:type="spellEnd"/>
+      <w:r>
+        <w:rPr>
+          <w:rFonts w:ascii="Times New Roman" w:hAnsi="Times New Roman" w:cs="Times New Roman"/>
+          <w:sz w:val="28"/>
+          <w:szCs w:val="28"/>
+        </w:rPr>
+        <w:t>. Она позволяет перейти от общего представления системы к более подробному описанию её структуры и логики функционирования.</w:t>
+      </w:r>
+    </w:p>
+    <w:p>
+      <w:pPr>
+        <w:rPr>
+          <w:rFonts w:ascii="Times New Roman" w:hAnsi="Times New Roman" w:cs="Times New Roman"/>
+          <w:sz w:val="28"/>
+          <w:szCs w:val="28"/>
+        </w:rPr>
+      </w:pPr>
+      <w:r>
+        <w:rPr>
+          <w:rFonts w:ascii="Times New Roman" w:hAnsi="Times New Roman" w:cs="Times New Roman"/>
+          <w:sz w:val="28"/>
+          <w:szCs w:val="28"/>
+        </w:rPr>
+        <w:t>В рамках IDEF0 каждая функция может быть представлена в виде отдельного блока, который при необходимости детализируется на следующем уровне. Такой подход обеспечивает иерархическую структуру модели, где верхний уровень (контекстная диаграмма) отражает систему в целом, а последующие уровни раскрывают её внутреннее содержание.</w:t>
+      </w:r>
+    </w:p>
+    <w:p>
+      <w:pPr>
+        <w:rPr>
+          <w:rFonts w:ascii="Times New Roman" w:hAnsi="Times New Roman" w:cs="Times New Roman"/>
+          <w:sz w:val="28"/>
+          <w:szCs w:val="28"/>
+        </w:rPr>
+      </w:pPr>
+    </w:p>
+    <w:p>
+      <w:pPr>
+        <w:rPr>
+          <w:rFonts w:ascii="Times New Roman" w:hAnsi="Times New Roman" w:cs="Times New Roman"/>
+          <w:sz w:val="28"/>
+          <w:szCs w:val="28"/>
+        </w:rPr>
+      </w:pPr>
+      <w:r>
+        <w:rPr>
+          <w:rFonts w:ascii="Times New Roman" w:hAnsi="Times New Roman" w:cs="Times New Roman"/>
+          <w:sz w:val="28"/>
+          <w:szCs w:val="28"/>
+        </w:rPr>
+        <w:t>При выполнении декомпозиции соблюдаются следующие принципы:</w:t>
+      </w:r>
+    </w:p>
+    <w:p>
+      <w:pPr>
+        <w:numPr>
+          <w:ilvl w:val="0"/>
+          <w:numId w:val="5"/>
+        </w:numPr>
+        <w:rPr>
+          <w:rFonts w:ascii="Times New Roman" w:hAnsi="Times New Roman" w:cs="Times New Roman"/>
+          <w:sz w:val="28"/>
+          <w:szCs w:val="28"/>
+        </w:rPr>
+      </w:pPr>
+      <w:r>
+        <w:rPr>
+          <w:rFonts w:ascii="Times New Roman" w:hAnsi="Times New Roman" w:cs="Times New Roman"/>
+          <w:b/>
+          <w:bCs/>
+          <w:sz w:val="28"/>
+          <w:szCs w:val="28"/>
+        </w:rPr>
+        <w:lastRenderedPageBreak/>
+        <w:t>Иерархичность</w:t>
+      </w:r>
+      <w:r>
+        <w:rPr>
+          <w:rFonts w:ascii="Times New Roman" w:hAnsi="Times New Roman" w:cs="Times New Roman"/>
+          <w:sz w:val="28"/>
+          <w:szCs w:val="28"/>
+        </w:rPr>
+        <w:t xml:space="preserve"> — модель строится от общего к частному (A-0 → A0 → A1…A4) </w:t>
+      </w:r>
+    </w:p>
+    <w:p>
+      <w:pPr>
+        <w:numPr>
+          <w:ilvl w:val="0"/>
+          <w:numId w:val="5"/>
+        </w:numPr>
+        <w:rPr>
+          <w:rFonts w:ascii="Times New Roman" w:hAnsi="Times New Roman" w:cs="Times New Roman"/>
+          <w:sz w:val="28"/>
+          <w:szCs w:val="28"/>
+        </w:rPr>
+      </w:pPr>
+      <w:r>
+        <w:rPr>
+          <w:rFonts w:ascii="Times New Roman" w:hAnsi="Times New Roman" w:cs="Times New Roman"/>
+          <w:b/>
+          <w:bCs/>
+          <w:sz w:val="28"/>
+          <w:szCs w:val="28"/>
+        </w:rPr>
+        <w:t>Ограничение количества блоков</w:t>
+      </w:r>
+      <w:r>
+        <w:rPr>
+          <w:rFonts w:ascii="Times New Roman" w:hAnsi="Times New Roman" w:cs="Times New Roman"/>
+          <w:sz w:val="28"/>
+          <w:szCs w:val="28"/>
+        </w:rPr>
+        <w:t xml:space="preserve"> — на одной диаграмме рекомендуется использовать от 3 до 6 </w:t>
+      </w:r>
+      <w:proofErr w:type="spellStart"/>
+      <w:r>
+        <w:rPr>
+          <w:rFonts w:ascii="Times New Roman" w:hAnsi="Times New Roman" w:cs="Times New Roman"/>
+          <w:sz w:val="28"/>
+          <w:szCs w:val="28"/>
+        </w:rPr>
+        <w:t>подпроцессов</w:t>
+      </w:r>
+      <w:proofErr w:type="spellEnd"/>
+      <w:r>
+        <w:rPr>
+          <w:rFonts w:ascii="Times New Roman" w:hAnsi="Times New Roman" w:cs="Times New Roman"/>
+          <w:sz w:val="28"/>
+          <w:szCs w:val="28"/>
+        </w:rPr>
+        <w:t xml:space="preserve"> </w:t>
+      </w:r>
+    </w:p>
+    <w:p>
+      <w:pPr>
+        <w:numPr>
+          <w:ilvl w:val="0"/>
+          <w:numId w:val="5"/>
+        </w:numPr>
+        <w:rPr>
+          <w:rFonts w:ascii="Times New Roman" w:hAnsi="Times New Roman" w:cs="Times New Roman"/>
+          <w:sz w:val="28"/>
+          <w:szCs w:val="28"/>
+        </w:rPr>
+      </w:pPr>
+      <w:r>
+        <w:rPr>
+          <w:rFonts w:ascii="Times New Roman" w:hAnsi="Times New Roman" w:cs="Times New Roman"/>
+          <w:b/>
+          <w:bCs/>
+          <w:sz w:val="28"/>
+          <w:szCs w:val="28"/>
+        </w:rPr>
+        <w:t>Согласованность потоков</w:t>
+      </w:r>
+      <w:r>
+        <w:rPr>
+          <w:rFonts w:ascii="Times New Roman" w:hAnsi="Times New Roman" w:cs="Times New Roman"/>
+          <w:sz w:val="28"/>
+          <w:szCs w:val="28"/>
+        </w:rPr>
+        <w:t xml:space="preserve"> — входы и выходы родительского блока должны сохраняться на дочерней диаграмме </w:t>
+      </w:r>
+    </w:p>
+    <w:p>
+      <w:pPr>
+        <w:numPr>
+          <w:ilvl w:val="0"/>
+          <w:numId w:val="5"/>
+        </w:numPr>
+        <w:rPr>
+          <w:rFonts w:ascii="Times New Roman" w:hAnsi="Times New Roman" w:cs="Times New Roman"/>
+          <w:sz w:val="28"/>
+          <w:szCs w:val="28"/>
+        </w:rPr>
+      </w:pPr>
+      <w:r>
+        <w:rPr>
+          <w:rFonts w:ascii="Times New Roman" w:hAnsi="Times New Roman" w:cs="Times New Roman"/>
+          <w:b/>
+          <w:bCs/>
+          <w:sz w:val="28"/>
+          <w:szCs w:val="28"/>
+        </w:rPr>
+        <w:t>Целостность описания</w:t>
+      </w:r>
+      <w:r>
+        <w:rPr>
+          <w:rFonts w:ascii="Times New Roman" w:hAnsi="Times New Roman" w:cs="Times New Roman"/>
+          <w:sz w:val="28"/>
+          <w:szCs w:val="28"/>
+        </w:rPr>
+        <w:t xml:space="preserve"> — каждый </w:t>
+      </w:r>
+      <w:proofErr w:type="spellStart"/>
+      <w:r>
+        <w:rPr>
+          <w:rFonts w:ascii="Times New Roman" w:hAnsi="Times New Roman" w:cs="Times New Roman"/>
+          <w:sz w:val="28"/>
+          <w:szCs w:val="28"/>
+        </w:rPr>
+        <w:t>подпроцесс</w:t>
+      </w:r>
+      <w:proofErr w:type="spellEnd"/>
+      <w:r>
+        <w:rPr>
+          <w:rFonts w:ascii="Times New Roman" w:hAnsi="Times New Roman" w:cs="Times New Roman"/>
+          <w:sz w:val="28"/>
+          <w:szCs w:val="28"/>
+        </w:rPr>
+        <w:t xml:space="preserve"> должен выполнять логически завершённую функцию </w:t>
+      </w:r>
+    </w:p>
+    <w:p>
+      <w:pPr>
+        <w:spacing w:before="100" w:beforeAutospacing="1" w:after="100" w:afterAutospacing="1" w:line="360" w:lineRule="auto"/>
+        <w:rPr>
+          <w:rFonts w:ascii="Times New Roman" w:eastAsia="Times New Roman" w:hAnsi="Times New Roman" w:cs="Times New Roman"/>
+          <w:sz w:val="28"/>
+          <w:szCs w:val="28"/>
+          <w:lang w:eastAsia="ru-RU"/>
+        </w:rPr>
+      </w:pPr>
+      <w:r>
+        <w:rPr>
+          <w:rFonts w:ascii="Times New Roman" w:eastAsia="Times New Roman" w:hAnsi="Times New Roman" w:cs="Times New Roman"/>
+          <w:sz w:val="28"/>
+          <w:szCs w:val="28"/>
+          <w:lang w:eastAsia="ru-RU"/>
+        </w:rPr>
+        <w:t>Основной целью декомпозиции является:</w:t>
+      </w:r>
+    </w:p>
+    <w:p>
+      <w:pPr>
+        <w:numPr>
+          <w:ilvl w:val="0"/>
+          <w:numId w:val="6"/>
+        </w:numPr>
+        <w:spacing w:before="100" w:beforeAutospacing="1" w:after="100" w:afterAutospacing="1" w:line="360" w:lineRule="auto"/>
+        <w:rPr>
+          <w:rFonts w:ascii="Times New Roman" w:eastAsia="Times New Roman" w:hAnsi="Times New Roman" w:cs="Times New Roman"/>
+          <w:sz w:val="28"/>
+          <w:szCs w:val="28"/>
+          <w:lang w:eastAsia="ru-RU"/>
+        </w:rPr>
+      </w:pPr>
+      <w:r>
+        <w:rPr>
+          <w:rFonts w:ascii="Times New Roman" w:eastAsia="Times New Roman" w:hAnsi="Times New Roman" w:cs="Times New Roman"/>
+          <w:sz w:val="28"/>
+          <w:szCs w:val="28"/>
+          <w:lang w:eastAsia="ru-RU"/>
+        </w:rPr>
+        <w:t xml:space="preserve">детализация процесса подбора персонала </w:t>
+      </w:r>
+    </w:p>
+    <w:p>
+      <w:pPr>
+        <w:numPr>
+          <w:ilvl w:val="0"/>
+          <w:numId w:val="6"/>
+        </w:numPr>
+        <w:spacing w:before="100" w:beforeAutospacing="1" w:after="100" w:afterAutospacing="1" w:line="360" w:lineRule="auto"/>
+        <w:rPr>
+          <w:rFonts w:ascii="Times New Roman" w:eastAsia="Times New Roman" w:hAnsi="Times New Roman" w:cs="Times New Roman"/>
+          <w:sz w:val="28"/>
+          <w:szCs w:val="28"/>
+          <w:lang w:eastAsia="ru-RU"/>
+        </w:rPr>
+      </w:pPr>
+      <w:r>
+        <w:rPr>
+          <w:rFonts w:ascii="Times New Roman" w:eastAsia="Times New Roman" w:hAnsi="Times New Roman" w:cs="Times New Roman"/>
+          <w:sz w:val="28"/>
+          <w:szCs w:val="28"/>
+          <w:lang w:eastAsia="ru-RU"/>
+        </w:rPr>
+        <w:t xml:space="preserve">выявление ключевых этапов и их взаимосвязей </w:t>
+      </w:r>
+    </w:p>
+    <w:p>
+      <w:pPr>
+        <w:numPr>
+          <w:ilvl w:val="0"/>
+          <w:numId w:val="6"/>
+        </w:numPr>
+        <w:spacing w:before="100" w:beforeAutospacing="1" w:after="100" w:afterAutospacing="1" w:line="360" w:lineRule="auto"/>
+        <w:rPr>
+          <w:rFonts w:ascii="Times New Roman" w:eastAsia="Times New Roman" w:hAnsi="Times New Roman" w:cs="Times New Roman"/>
+          <w:sz w:val="28"/>
+          <w:szCs w:val="28"/>
+          <w:lang w:eastAsia="ru-RU"/>
+        </w:rPr>
+      </w:pPr>
+      <w:r>
+        <w:rPr>
+          <w:rFonts w:ascii="Times New Roman" w:eastAsia="Times New Roman" w:hAnsi="Times New Roman" w:cs="Times New Roman"/>
+          <w:sz w:val="28"/>
+          <w:szCs w:val="28"/>
+          <w:lang w:eastAsia="ru-RU"/>
+        </w:rPr>
+        <w:t xml:space="preserve">упрощение анализа предметной области </w:t>
+      </w:r>
+    </w:p>
+    <w:p>
+      <w:pPr>
+        <w:numPr>
+          <w:ilvl w:val="0"/>
+          <w:numId w:val="6"/>
+        </w:numPr>
+        <w:spacing w:before="100" w:beforeAutospacing="1" w:after="100" w:afterAutospacing="1" w:line="360" w:lineRule="auto"/>
+        <w:rPr>
+          <w:rFonts w:ascii="Times New Roman" w:eastAsia="Times New Roman" w:hAnsi="Times New Roman" w:cs="Times New Roman"/>
+          <w:sz w:val="28"/>
+          <w:szCs w:val="28"/>
+          <w:lang w:eastAsia="ru-RU"/>
+        </w:rPr>
+      </w:pPr>
+      <w:r>
+        <w:rPr>
+          <w:rFonts w:ascii="Times New Roman" w:eastAsia="Times New Roman" w:hAnsi="Times New Roman" w:cs="Times New Roman"/>
+          <w:sz w:val="28"/>
+          <w:szCs w:val="28"/>
+          <w:lang w:eastAsia="ru-RU"/>
+        </w:rPr>
+        <w:t>подготовка основы для дальнейшего проектирования системы (DFD, UML, БД)</w:t>
+      </w:r>
+    </w:p>
+    <w:p>
+      <w:pPr>
+        <w:spacing w:before="100" w:beforeAutospacing="1" w:after="100" w:afterAutospacing="1" w:line="360" w:lineRule="auto"/>
+        <w:rPr>
+          <w:rFonts w:ascii="Times New Roman" w:eastAsia="Times New Roman" w:hAnsi="Times New Roman" w:cs="Times New Roman"/>
+          <w:sz w:val="28"/>
+          <w:szCs w:val="28"/>
+          <w:lang w:eastAsia="ru-RU"/>
+        </w:rPr>
+      </w:pPr>
+      <w:r>
+        <w:rPr>
+          <w:rFonts w:ascii="Times New Roman" w:eastAsia="Times New Roman" w:hAnsi="Times New Roman" w:cs="Times New Roman"/>
+          <w:sz w:val="28"/>
+          <w:szCs w:val="28"/>
+          <w:lang w:eastAsia="ru-RU"/>
+        </w:rPr>
+        <w:t>В рамках данной курсовой работы декомпозиция позволила выделить следующие ключевые процессы:</w:t>
+      </w:r>
+    </w:p>
+    <w:p>
+      <w:pPr>
+        <w:numPr>
+          <w:ilvl w:val="0"/>
+          <w:numId w:val="7"/>
+        </w:numPr>
+        <w:spacing w:before="100" w:beforeAutospacing="1" w:after="100" w:afterAutospacing="1" w:line="360" w:lineRule="auto"/>
+        <w:rPr>
+          <w:rFonts w:ascii="Times New Roman" w:eastAsia="Times New Roman" w:hAnsi="Times New Roman" w:cs="Times New Roman"/>
+          <w:sz w:val="28"/>
+          <w:szCs w:val="28"/>
+          <w:lang w:eastAsia="ru-RU"/>
+        </w:rPr>
+      </w:pPr>
+      <w:r>
+        <w:rPr>
+          <w:rFonts w:ascii="Times New Roman" w:eastAsia="Times New Roman" w:hAnsi="Times New Roman" w:cs="Times New Roman"/>
+          <w:sz w:val="28"/>
+          <w:szCs w:val="28"/>
+          <w:lang w:eastAsia="ru-RU"/>
+        </w:rPr>
+        <w:t xml:space="preserve">управление кандидатами </w:t>
+      </w:r>
+    </w:p>
+    <w:p>
+      <w:pPr>
+        <w:numPr>
+          <w:ilvl w:val="0"/>
+          <w:numId w:val="7"/>
+        </w:numPr>
+        <w:spacing w:before="100" w:beforeAutospacing="1" w:after="100" w:afterAutospacing="1" w:line="360" w:lineRule="auto"/>
+        <w:rPr>
+          <w:rFonts w:ascii="Times New Roman" w:eastAsia="Times New Roman" w:hAnsi="Times New Roman" w:cs="Times New Roman"/>
+          <w:sz w:val="28"/>
+          <w:szCs w:val="28"/>
+          <w:lang w:eastAsia="ru-RU"/>
+        </w:rPr>
+      </w:pPr>
+      <w:r>
+        <w:rPr>
+          <w:rFonts w:ascii="Times New Roman" w:eastAsia="Times New Roman" w:hAnsi="Times New Roman" w:cs="Times New Roman"/>
+          <w:sz w:val="28"/>
+          <w:szCs w:val="28"/>
+          <w:lang w:eastAsia="ru-RU"/>
+        </w:rPr>
+        <w:t xml:space="preserve">управление вакансиями </w:t>
+      </w:r>
+    </w:p>
+    <w:p>
+      <w:pPr>
+        <w:numPr>
+          <w:ilvl w:val="0"/>
+          <w:numId w:val="7"/>
+        </w:numPr>
+        <w:spacing w:before="100" w:beforeAutospacing="1" w:after="100" w:afterAutospacing="1" w:line="360" w:lineRule="auto"/>
+        <w:rPr>
+          <w:rFonts w:ascii="Times New Roman" w:eastAsia="Times New Roman" w:hAnsi="Times New Roman" w:cs="Times New Roman"/>
+          <w:sz w:val="28"/>
+          <w:szCs w:val="28"/>
+          <w:lang w:eastAsia="ru-RU"/>
+        </w:rPr>
+      </w:pPr>
+      <w:r>
+        <w:rPr>
+          <w:rFonts w:ascii="Times New Roman" w:eastAsia="Times New Roman" w:hAnsi="Times New Roman" w:cs="Times New Roman"/>
+          <w:sz w:val="28"/>
+          <w:szCs w:val="28"/>
+          <w:lang w:eastAsia="ru-RU"/>
+        </w:rPr>
+        <w:t xml:space="preserve">обработка откликов </w:t>
+      </w:r>
+    </w:p>
+    <w:p>
+      <w:pPr>
+        <w:numPr>
+          <w:ilvl w:val="0"/>
+          <w:numId w:val="7"/>
+        </w:numPr>
+        <w:spacing w:before="100" w:beforeAutospacing="1" w:after="100" w:afterAutospacing="1" w:line="360" w:lineRule="auto"/>
+        <w:rPr>
+          <w:rFonts w:ascii="Times New Roman" w:eastAsia="Times New Roman" w:hAnsi="Times New Roman" w:cs="Times New Roman"/>
+          <w:sz w:val="28"/>
+          <w:szCs w:val="28"/>
+          <w:lang w:eastAsia="ru-RU"/>
+        </w:rPr>
+      </w:pPr>
+      <w:r>
+        <w:rPr>
+          <w:rFonts w:ascii="Times New Roman" w:eastAsia="Times New Roman" w:hAnsi="Times New Roman" w:cs="Times New Roman"/>
+          <w:sz w:val="28"/>
+          <w:szCs w:val="28"/>
+          <w:lang w:eastAsia="ru-RU"/>
+        </w:rPr>
+        <w:t xml:space="preserve">проведение собеседований и принятие решения </w:t>
+      </w:r>
+    </w:p>
+    <w:p>
+      <w:pPr>
+        <w:spacing w:before="100" w:beforeAutospacing="1" w:after="100" w:afterAutospacing="1" w:line="360" w:lineRule="auto"/>
+        <w:rPr>
+          <w:rFonts w:ascii="Times New Roman" w:eastAsia="Times New Roman" w:hAnsi="Times New Roman" w:cs="Times New Roman"/>
+          <w:sz w:val="28"/>
+          <w:szCs w:val="28"/>
+          <w:lang w:eastAsia="ru-RU"/>
+        </w:rPr>
+      </w:pPr>
+      <w:r>
+        <w:rPr>
+          <w:rFonts w:ascii="Times New Roman" w:eastAsia="Times New Roman" w:hAnsi="Times New Roman" w:cs="Times New Roman"/>
+          <w:sz w:val="28"/>
+          <w:szCs w:val="28"/>
+          <w:lang w:eastAsia="ru-RU"/>
+        </w:rPr>
+        <w:t>Это обеспечивает структурированное представление процесса подбора персонала и упрощает дальнейшую разработку информационной системы.</w:t>
+      </w:r>
+    </w:p>
+    <w:p>
+      <w:pPr>
+        <w:rPr>
+          <w:rFonts w:ascii="Times New Roman" w:hAnsi="Times New Roman" w:cs="Times New Roman"/>
+          <w:sz w:val="28"/>
+          <w:szCs w:val="28"/>
+        </w:rPr>
+      </w:pPr>
+    </w:p>
+    <w:p>
+      <w:pPr>
+        <w:rPr>
+          <w:rFonts w:ascii="Times New Roman" w:hAnsi="Times New Roman" w:cs="Times New Roman"/>
+          <w:sz w:val="28"/>
+          <w:szCs w:val="28"/>
+        </w:rPr>
+      </w:pPr>
+    </w:p>
+    <w:p>
+      <w:pPr>
+        <w:pStyle w:val="a5"/>
+        <w:spacing w:before="11"/>
+        <w:ind w:left="1"/>
+        <w:jc w:val="center"/>
+        <w:rPr>
+          <w:spacing w:val="-2"/>
+        </w:rPr>
+      </w:pPr>
+      <w:r>
+        <w:t>Рисунок</w:t>
+      </w:r>
+      <w:r>
+        <w:rPr>
+          <w:spacing w:val="-2"/>
+        </w:rPr>
+        <w:t xml:space="preserve"> </w:t>
+      </w:r>
+      <w:r>
+        <w:t>2</w:t>
+      </w:r>
+      <w:r>
+        <w:rPr>
+          <w:spacing w:val="-1"/>
+        </w:rPr>
+        <w:t xml:space="preserve"> </w:t>
+      </w:r>
+      <w:r>
+        <w:t>-</w:t>
+      </w:r>
+      <w:r>
+        <w:rPr>
+          <w:spacing w:val="-3"/>
+        </w:rPr>
+        <w:t xml:space="preserve"> </w:t>
+      </w:r>
+      <w:r>
+        <w:t>Декомпозиция модели</w:t>
+      </w:r>
+      <w:r>
+        <w:rPr>
+          <w:spacing w:val="-1"/>
+        </w:rPr>
+        <w:t xml:space="preserve"> </w:t>
+      </w:r>
+      <w:r>
+        <w:t>ПО</w:t>
+      </w:r>
+      <w:r>
+        <w:rPr>
+          <w:spacing w:val="-2"/>
+        </w:rPr>
+        <w:t xml:space="preserve"> </w:t>
+      </w:r>
+      <w:r>
+        <w:t>в</w:t>
+      </w:r>
+      <w:r>
+        <w:rPr>
+          <w:spacing w:val="-3"/>
+        </w:rPr>
+        <w:t xml:space="preserve"> </w:t>
+      </w:r>
+      <w:r>
+        <w:t xml:space="preserve">нотации </w:t>
+      </w:r>
+      <w:r>
+        <w:rPr>
+          <w:spacing w:val="-2"/>
+        </w:rPr>
+        <w:t>IDEF0</w:t>
+      </w:r>
+    </w:p>
+    <w:p>
+      <w:pPr>
+        <w:rPr>
+          <w:rFonts w:ascii="Times New Roman" w:hAnsi="Times New Roman" w:cs="Times New Roman"/>
+          <w:sz w:val="28"/>
+          <w:szCs w:val="28"/>
+        </w:rPr>
+      </w:pPr>
+    </w:p>
+    <w:p>
+      <w:pPr>
+        <w:rPr>
+          <w:rFonts w:ascii="Times New Roman" w:hAnsi="Times New Roman" w:cs="Times New Roman"/>
+          <w:b/>
+          <w:bCs/>
+          <w:sz w:val="28"/>
+          <w:szCs w:val="28"/>
+        </w:rPr>
+      </w:pPr>
+    </w:p>
+    <w:p>
+      <w:pPr>
+        <w:rPr>
+          <w:rFonts w:ascii="Times New Roman" w:hAnsi="Times New Roman" w:cs="Times New Roman"/>
+          <w:b/>
+          <w:bCs/>
+          <w:sz w:val="28"/>
+          <w:szCs w:val="28"/>
+        </w:rPr>
+      </w:pPr>
+      <w:r>
+        <w:rPr>
+          <w:rFonts w:ascii="Times New Roman" w:hAnsi="Times New Roman" w:cs="Times New Roman"/>
+          <w:b/>
+          <w:bCs/>
+          <w:sz w:val="28"/>
+          <w:szCs w:val="28"/>
+        </w:rPr>
+        <w:t>A1 — Приём заявки от работодателя</w:t>
+      </w:r>
+    </w:p>
+    <w:p>
+      <w:pPr>
+        <w:rPr>
+          <w:rFonts w:ascii="Times New Roman" w:hAnsi="Times New Roman" w:cs="Times New Roman"/>
+          <w:bCs/>
+          <w:sz w:val="28"/>
+          <w:szCs w:val="28"/>
+        </w:rPr>
+      </w:pPr>
+      <w:r>
+        <w:rPr>
+          <w:rFonts w:ascii="Times New Roman" w:hAnsi="Times New Roman" w:cs="Times New Roman"/>
+          <w:bCs/>
+          <w:sz w:val="28"/>
+          <w:szCs w:val="28"/>
+        </w:rPr>
+        <w:lastRenderedPageBreak/>
+        <w:t>Процесс A1 «Приём заявки от работодателя» предназначен для получения и обработки исходной информации о вакансии.</w:t>
+      </w:r>
+    </w:p>
+    <w:p>
+      <w:pPr>
+        <w:rPr>
+          <w:rFonts w:ascii="Times New Roman" w:hAnsi="Times New Roman" w:cs="Times New Roman"/>
+          <w:bCs/>
+          <w:sz w:val="28"/>
+          <w:szCs w:val="28"/>
+        </w:rPr>
+      </w:pPr>
+      <w:r>
+        <w:rPr>
+          <w:rFonts w:ascii="Times New Roman" w:hAnsi="Times New Roman" w:cs="Times New Roman"/>
+          <w:b/>
+          <w:bCs/>
+          <w:sz w:val="28"/>
+          <w:szCs w:val="28"/>
+        </w:rPr>
+        <w:t>Входные данные:</w:t>
+      </w:r>
+    </w:p>
+    <w:p>
+      <w:pPr>
+        <w:numPr>
+          <w:ilvl w:val="0"/>
+          <w:numId w:val="8"/>
+        </w:numPr>
+        <w:rPr>
+          <w:rFonts w:ascii="Times New Roman" w:hAnsi="Times New Roman" w:cs="Times New Roman"/>
+          <w:bCs/>
+          <w:sz w:val="28"/>
+          <w:szCs w:val="28"/>
+        </w:rPr>
+      </w:pPr>
+      <w:r>
+        <w:rPr>
+          <w:rFonts w:ascii="Times New Roman" w:hAnsi="Times New Roman" w:cs="Times New Roman"/>
+          <w:bCs/>
+          <w:sz w:val="28"/>
+          <w:szCs w:val="28"/>
+        </w:rPr>
+        <w:t xml:space="preserve">запрос работодателя </w:t>
+      </w:r>
+    </w:p>
+    <w:p>
+      <w:pPr>
+        <w:numPr>
+          <w:ilvl w:val="0"/>
+          <w:numId w:val="8"/>
+        </w:numPr>
+        <w:rPr>
+          <w:rFonts w:ascii="Times New Roman" w:hAnsi="Times New Roman" w:cs="Times New Roman"/>
+          <w:bCs/>
+          <w:sz w:val="28"/>
+          <w:szCs w:val="28"/>
+        </w:rPr>
+      </w:pPr>
+      <w:r>
+        <w:rPr>
+          <w:rFonts w:ascii="Times New Roman" w:hAnsi="Times New Roman" w:cs="Times New Roman"/>
+          <w:bCs/>
+          <w:sz w:val="28"/>
+          <w:szCs w:val="28"/>
+        </w:rPr>
+        <w:t xml:space="preserve">требования к вакансии </w:t>
+      </w:r>
+    </w:p>
+    <w:p>
+      <w:pPr>
+        <w:numPr>
+          <w:ilvl w:val="0"/>
+          <w:numId w:val="8"/>
+        </w:numPr>
+        <w:rPr>
+          <w:rFonts w:ascii="Times New Roman" w:hAnsi="Times New Roman" w:cs="Times New Roman"/>
+          <w:bCs/>
+          <w:sz w:val="28"/>
+          <w:szCs w:val="28"/>
+        </w:rPr>
+      </w:pPr>
+      <w:r>
+        <w:rPr>
+          <w:rFonts w:ascii="Times New Roman" w:hAnsi="Times New Roman" w:cs="Times New Roman"/>
+          <w:bCs/>
+          <w:sz w:val="28"/>
+          <w:szCs w:val="28"/>
+        </w:rPr>
+        <w:t xml:space="preserve">резюме кандидатов </w:t>
+      </w:r>
+    </w:p>
+    <w:p>
+      <w:pPr>
+        <w:rPr>
+          <w:rFonts w:ascii="Times New Roman" w:hAnsi="Times New Roman" w:cs="Times New Roman"/>
+          <w:bCs/>
+          <w:sz w:val="28"/>
+          <w:szCs w:val="28"/>
+        </w:rPr>
+      </w:pPr>
+      <w:r>
+        <w:rPr>
+          <w:rFonts w:ascii="Times New Roman" w:hAnsi="Times New Roman" w:cs="Times New Roman"/>
+          <w:b/>
+          <w:bCs/>
+          <w:sz w:val="28"/>
+          <w:szCs w:val="28"/>
+        </w:rPr>
+        <w:t>Выходные данные:</w:t>
       </w:r>
     </w:p>
     <w:p>
@@ -1092,72 +2305,31 @@
         </w:numPr>
         <w:rPr>
           <w:rFonts w:ascii="Times New Roman" w:hAnsi="Times New Roman" w:cs="Times New Roman"/>
-          <w:sz w:val="28"/>
-          <w:szCs w:val="28"/>
-        </w:rPr>
-      </w:pPr>
-      <w:r>
-        <w:rPr>
-          <w:rFonts w:ascii="Times New Roman" w:hAnsi="Times New Roman" w:cs="Times New Roman"/>
-          <w:sz w:val="28"/>
-          <w:szCs w:val="28"/>
-        </w:rPr>
-        <w:t>Требования к вакансиям</w:t>
-      </w:r>
-    </w:p>
-    <w:p>
-      <w:pPr>
-        <w:numPr>
-          <w:ilvl w:val="0"/>
-          <w:numId w:val="9"/>
-        </w:numPr>
-        <w:rPr>
-          <w:rFonts w:ascii="Times New Roman" w:hAnsi="Times New Roman" w:cs="Times New Roman"/>
-          <w:sz w:val="28"/>
-          <w:szCs w:val="28"/>
-        </w:rPr>
-      </w:pPr>
-      <w:r>
-        <w:rPr>
-          <w:rFonts w:ascii="Times New Roman" w:hAnsi="Times New Roman" w:cs="Times New Roman"/>
-          <w:sz w:val="28"/>
-          <w:szCs w:val="28"/>
-        </w:rPr>
-        <w:t>Запросы работодателей</w:t>
-      </w:r>
-    </w:p>
-    <w:p>
-      <w:pPr>
-        <w:numPr>
-          <w:ilvl w:val="0"/>
-          <w:numId w:val="9"/>
-        </w:numPr>
-        <w:rPr>
-          <w:rFonts w:ascii="Times New Roman" w:hAnsi="Times New Roman" w:cs="Times New Roman"/>
-          <w:sz w:val="28"/>
-          <w:szCs w:val="28"/>
-        </w:rPr>
-      </w:pPr>
-      <w:r>
-        <w:rPr>
-          <w:rFonts w:ascii="Times New Roman" w:hAnsi="Times New Roman" w:cs="Times New Roman"/>
-          <w:sz w:val="28"/>
-          <w:szCs w:val="28"/>
-        </w:rPr>
-        <w:t>Резюме кандидатов</w:t>
-      </w:r>
-    </w:p>
-    <w:p>
-      <w:pPr>
-        <w:rPr>
-          <w:rFonts w:ascii="Times New Roman" w:hAnsi="Times New Roman" w:cs="Times New Roman"/>
-          <w:sz w:val="28"/>
-          <w:szCs w:val="28"/>
-        </w:rPr>
-      </w:pPr>
-    </w:p>
-    <w:p>
-      <w:pPr>
+          <w:bCs/>
+          <w:sz w:val="28"/>
+          <w:szCs w:val="28"/>
+        </w:rPr>
+      </w:pPr>
+      <w:r>
+        <w:rPr>
+          <w:rFonts w:ascii="Times New Roman" w:hAnsi="Times New Roman" w:cs="Times New Roman"/>
+          <w:bCs/>
+          <w:sz w:val="28"/>
+          <w:szCs w:val="28"/>
+        </w:rPr>
+        <w:t xml:space="preserve">описание вакансии </w:t>
+      </w:r>
+    </w:p>
+    <w:p>
+      <w:pPr>
+        <w:rPr>
+          <w:rFonts w:ascii="Times New Roman" w:hAnsi="Times New Roman" w:cs="Times New Roman"/>
+          <w:bCs/>
+          <w:sz w:val="28"/>
+          <w:szCs w:val="28"/>
+        </w:rPr>
+      </w:pPr>
+      <w:r>
         <w:rPr>
           <w:rFonts w:ascii="Times New Roman" w:hAnsi="Times New Roman" w:cs="Times New Roman"/>
           <w:b/>
@@ -1165,29 +2337,8 @@
           <w:sz w:val="28"/>
           <w:szCs w:val="28"/>
         </w:rPr>
-      </w:pPr>
-      <w:r>
-        <w:rPr>
-          <w:rFonts w:ascii="Times New Roman" w:hAnsi="Times New Roman" w:cs="Times New Roman"/>
-          <w:b/>
-          <w:bCs/>
-          <w:sz w:val="28"/>
-          <w:szCs w:val="28"/>
-        </w:rPr>
-        <w:t>Выходные данные</w:t>
-      </w:r>
-      <w:r>
-        <w:rPr>
-          <w:rFonts w:ascii="Times New Roman" w:hAnsi="Times New Roman" w:cs="Times New Roman"/>
-          <w:b/>
-          <w:bCs/>
-          <w:sz w:val="28"/>
-          <w:szCs w:val="28"/>
-        </w:rPr>
-        <w:t>:</w:t>
-      </w:r>
-      <w:bookmarkStart w:id="0" w:name="_GoBack"/>
-      <w:bookmarkEnd w:id="0"/>
+        <w:t>Управляющие воздействия:</w:t>
+      </w:r>
     </w:p>
     <w:p>
       <w:pPr>
@@ -1197,93 +2348,31 @@
         </w:numPr>
         <w:rPr>
           <w:rFonts w:ascii="Times New Roman" w:hAnsi="Times New Roman" w:cs="Times New Roman"/>
-          <w:sz w:val="28"/>
-          <w:szCs w:val="28"/>
-        </w:rPr>
-      </w:pPr>
-      <w:r>
-        <w:rPr>
-          <w:rFonts w:ascii="Times New Roman" w:hAnsi="Times New Roman" w:cs="Times New Roman"/>
-          <w:sz w:val="28"/>
-          <w:szCs w:val="28"/>
-        </w:rPr>
-        <w:t xml:space="preserve">Подобранные кандидаты </w:t>
-      </w:r>
-    </w:p>
-    <w:p>
-      <w:pPr>
-        <w:numPr>
-          <w:ilvl w:val="0"/>
-          <w:numId w:val="10"/>
-        </w:numPr>
-        <w:rPr>
-          <w:rFonts w:ascii="Times New Roman" w:hAnsi="Times New Roman" w:cs="Times New Roman"/>
-          <w:sz w:val="28"/>
-          <w:szCs w:val="28"/>
-        </w:rPr>
-      </w:pPr>
-      <w:r>
-        <w:rPr>
-          <w:rFonts w:ascii="Times New Roman" w:hAnsi="Times New Roman" w:cs="Times New Roman"/>
-          <w:sz w:val="28"/>
-          <w:szCs w:val="28"/>
-        </w:rPr>
-        <w:t>Закрытие вакансии</w:t>
-      </w:r>
-    </w:p>
-    <w:p>
-      <w:pPr>
-        <w:numPr>
-          <w:ilvl w:val="0"/>
-          <w:numId w:val="10"/>
-        </w:numPr>
-        <w:rPr>
-          <w:rFonts w:ascii="Times New Roman" w:hAnsi="Times New Roman" w:cs="Times New Roman"/>
-          <w:sz w:val="28"/>
-          <w:szCs w:val="28"/>
-        </w:rPr>
-      </w:pPr>
-      <w:r>
-        <w:rPr>
-          <w:rFonts w:ascii="Times New Roman" w:hAnsi="Times New Roman" w:cs="Times New Roman"/>
-          <w:sz w:val="28"/>
-          <w:szCs w:val="28"/>
-        </w:rPr>
-        <w:t>Отчёт о подборе</w:t>
-      </w:r>
-    </w:p>
-    <w:p>
-      <w:pPr>
-        <w:numPr>
-          <w:ilvl w:val="0"/>
-          <w:numId w:val="10"/>
-        </w:numPr>
-        <w:rPr>
-          <w:rFonts w:ascii="Times New Roman" w:hAnsi="Times New Roman" w:cs="Times New Roman"/>
-          <w:sz w:val="28"/>
-          <w:szCs w:val="28"/>
-        </w:rPr>
-      </w:pPr>
-      <w:r>
-        <w:rPr>
-          <w:rFonts w:ascii="Times New Roman" w:hAnsi="Times New Roman" w:cs="Times New Roman"/>
-          <w:sz w:val="28"/>
-          <w:szCs w:val="28"/>
-        </w:rPr>
-        <w:t>Решение о трудоустройстве</w:t>
-      </w:r>
-    </w:p>
-    <w:p>
-      <w:pPr>
-        <w:rPr>
-          <w:rFonts w:ascii="Times New Roman" w:hAnsi="Times New Roman" w:cs="Times New Roman"/>
-          <w:sz w:val="28"/>
-          <w:szCs w:val="28"/>
-        </w:rPr>
-      </w:pPr>
-    </w:p>
-    <w:p>
-      <w:pPr>
+          <w:bCs/>
+          <w:sz w:val="28"/>
+          <w:szCs w:val="28"/>
+        </w:rPr>
+      </w:pPr>
+      <w:r>
+        <w:rPr>
+          <w:rFonts w:ascii="Times New Roman" w:hAnsi="Times New Roman" w:cs="Times New Roman"/>
+          <w:bCs/>
+          <w:sz w:val="28"/>
+          <w:szCs w:val="28"/>
+        </w:rPr>
+        <w:t xml:space="preserve">Трудовой кодекс РФ </w:t>
+      </w:r>
+    </w:p>
+    <w:p>
+      <w:pPr>
+        <w:rPr>
+          <w:rFonts w:ascii="Times New Roman" w:hAnsi="Times New Roman" w:cs="Times New Roman"/>
+          <w:bCs/>
+          <w:sz w:val="28"/>
+          <w:szCs w:val="28"/>
+        </w:rPr>
+      </w:pPr>
+      <w:r>
         <w:rPr>
           <w:rFonts w:ascii="Times New Roman" w:hAnsi="Times New Roman" w:cs="Times New Roman"/>
           <w:b/>
@@ -1291,36 +2380,7 @@
           <w:sz w:val="28"/>
           <w:szCs w:val="28"/>
         </w:rPr>
-      </w:pPr>
-      <w:r>
-        <w:rPr>
-          <w:rFonts w:ascii="Times New Roman" w:hAnsi="Times New Roman" w:cs="Times New Roman"/>
-          <w:b/>
-          <w:bCs/>
-          <w:sz w:val="28"/>
-          <w:szCs w:val="28"/>
-        </w:rPr>
-        <w:t>У</w:t>
-      </w:r>
-      <w:r>
-        <w:rPr>
-          <w:rFonts w:ascii="Times New Roman" w:hAnsi="Times New Roman" w:cs="Times New Roman"/>
-          <w:b/>
-          <w:bCs/>
-          <w:sz w:val="28"/>
-          <w:szCs w:val="28"/>
-        </w:rPr>
-        <w:t>правляющие воздействия</w:t>
-      </w:r>
-      <w:r>
-        <w:rPr>
-          <w:rFonts w:ascii="Times New Roman" w:hAnsi="Times New Roman" w:cs="Times New Roman"/>
-          <w:b/>
-          <w:bCs/>
-          <w:sz w:val="28"/>
-          <w:szCs w:val="28"/>
-        </w:rPr>
-        <w:t>:</w:t>
+        <w:t>Механизмы:</w:t>
       </w:r>
     </w:p>
     <w:p>
@@ -1331,122 +2391,38 @@
         </w:numPr>
         <w:rPr>
           <w:rFonts w:ascii="Times New Roman" w:hAnsi="Times New Roman" w:cs="Times New Roman"/>
-          <w:sz w:val="28"/>
-          <w:szCs w:val="28"/>
-        </w:rPr>
-      </w:pPr>
-      <w:r>
-        <w:rPr>
-          <w:rFonts w:ascii="Times New Roman" w:hAnsi="Times New Roman" w:cs="Times New Roman"/>
-          <w:sz w:val="28"/>
-          <w:szCs w:val="28"/>
-        </w:rPr>
-        <w:t>Трудовой кодекс РФ</w:t>
-      </w:r>
-      <w:r>
-        <w:rPr>
-          <w:rFonts w:ascii="Times New Roman" w:hAnsi="Times New Roman" w:cs="Times New Roman"/>
-          <w:sz w:val="28"/>
-          <w:szCs w:val="28"/>
-        </w:rPr>
-        <w:t xml:space="preserve"> </w:t>
-      </w:r>
-    </w:p>
-    <w:p>
-      <w:pPr>
-        <w:numPr>
-          <w:ilvl w:val="0"/>
-          <w:numId w:val="11"/>
-        </w:numPr>
-        <w:rPr>
-          <w:rFonts w:ascii="Times New Roman" w:hAnsi="Times New Roman" w:cs="Times New Roman"/>
-          <w:sz w:val="28"/>
-          <w:szCs w:val="28"/>
-        </w:rPr>
-      </w:pPr>
-      <w:r>
-        <w:rPr>
-          <w:rFonts w:ascii="Times New Roman" w:hAnsi="Times New Roman" w:cs="Times New Roman"/>
-          <w:sz w:val="28"/>
-          <w:szCs w:val="28"/>
-        </w:rPr>
-        <w:t xml:space="preserve">ФЗ </w:t>
-      </w:r>
-      <w:r>
-        <w:rPr>
-          <w:rFonts w:ascii="Times New Roman" w:hAnsi="Times New Roman" w:cs="Times New Roman"/>
-          <w:sz w:val="28"/>
-          <w:szCs w:val="28"/>
-          <w:lang w:val="en-US"/>
-        </w:rPr>
-        <w:t>“</w:t>
-      </w:r>
-      <w:r>
-        <w:rPr>
-          <w:rFonts w:ascii="Times New Roman" w:hAnsi="Times New Roman" w:cs="Times New Roman"/>
-          <w:sz w:val="28"/>
-          <w:szCs w:val="28"/>
-        </w:rPr>
-        <w:t>О персональных данных</w:t>
-      </w:r>
-      <w:r>
-        <w:rPr>
-          <w:rFonts w:ascii="Times New Roman" w:hAnsi="Times New Roman" w:cs="Times New Roman"/>
-          <w:sz w:val="28"/>
-          <w:szCs w:val="28"/>
-          <w:lang w:val="en-US"/>
-        </w:rPr>
-        <w:t>”</w:t>
-      </w:r>
-    </w:p>
-    <w:p>
-      <w:pPr>
-        <w:numPr>
-          <w:ilvl w:val="0"/>
-          <w:numId w:val="11"/>
-        </w:numPr>
-        <w:rPr>
-          <w:rFonts w:ascii="Times New Roman" w:hAnsi="Times New Roman" w:cs="Times New Roman"/>
-          <w:sz w:val="28"/>
-          <w:szCs w:val="28"/>
-        </w:rPr>
-      </w:pPr>
-      <w:r>
-        <w:rPr>
-          <w:rFonts w:ascii="Times New Roman" w:hAnsi="Times New Roman" w:cs="Times New Roman"/>
-          <w:sz w:val="28"/>
-          <w:szCs w:val="28"/>
-        </w:rPr>
-        <w:t>Договоры с работодателями</w:t>
-      </w:r>
-      <w:r>
-        <w:rPr>
-          <w:rFonts w:ascii="Times New Roman" w:hAnsi="Times New Roman" w:cs="Times New Roman"/>
-          <w:sz w:val="28"/>
-          <w:szCs w:val="28"/>
-        </w:rPr>
-        <w:t xml:space="preserve"> </w:t>
-      </w:r>
-    </w:p>
-    <w:p>
-      <w:pPr>
-        <w:numPr>
-          <w:ilvl w:val="0"/>
-          <w:numId w:val="11"/>
-        </w:numPr>
-        <w:rPr>
-          <w:rFonts w:ascii="Times New Roman" w:hAnsi="Times New Roman" w:cs="Times New Roman"/>
-          <w:sz w:val="28"/>
-          <w:szCs w:val="28"/>
-        </w:rPr>
-      </w:pPr>
-      <w:r>
-        <w:rPr>
-          <w:rFonts w:ascii="Times New Roman" w:hAnsi="Times New Roman" w:cs="Times New Roman"/>
-          <w:sz w:val="28"/>
-          <w:szCs w:val="28"/>
-        </w:rPr>
-        <w:t>Внутренние регламенты</w:t>
+          <w:bCs/>
+          <w:sz w:val="28"/>
+          <w:szCs w:val="28"/>
+        </w:rPr>
+      </w:pPr>
+      <w:r>
+        <w:rPr>
+          <w:rFonts w:ascii="Times New Roman" w:hAnsi="Times New Roman" w:cs="Times New Roman"/>
+          <w:bCs/>
+          <w:sz w:val="28"/>
+          <w:szCs w:val="28"/>
+        </w:rPr>
+        <w:t xml:space="preserve">рекрутер </w:t>
+      </w:r>
+    </w:p>
+    <w:p>
+      <w:pPr>
+        <w:rPr>
+          <w:rFonts w:ascii="Times New Roman" w:hAnsi="Times New Roman" w:cs="Times New Roman"/>
+          <w:bCs/>
+          <w:sz w:val="28"/>
+          <w:szCs w:val="28"/>
+        </w:rPr>
+      </w:pPr>
+      <w:r>
+        <w:rPr>
+          <w:rFonts w:ascii="Times New Roman" w:hAnsi="Times New Roman" w:cs="Times New Roman"/>
+          <w:bCs/>
+          <w:sz w:val="28"/>
+          <w:szCs w:val="28"/>
+        </w:rPr>
+        <w:t>В рамках процесса осуществляется анализ требований работодателя и формирование описания вакансии для дальнейшего поиска кандидатов.</w:t>
       </w:r>
     </w:p>
     <w:p>
@@ -1476,8 +2452,34 @@
           <w:sz w:val="28"/>
           <w:szCs w:val="28"/>
         </w:rPr>
-        <w:t>Механиз</w:t>
-      </w:r>
+        <w:t>A2 — Поиск кандидатов</w:t>
+      </w:r>
+    </w:p>
+    <w:p>
+      <w:pPr>
+        <w:rPr>
+          <w:rFonts w:ascii="Times New Roman" w:hAnsi="Times New Roman" w:cs="Times New Roman"/>
+          <w:sz w:val="28"/>
+          <w:szCs w:val="28"/>
+        </w:rPr>
+      </w:pPr>
+      <w:r>
+        <w:rPr>
+          <w:rFonts w:ascii="Times New Roman" w:hAnsi="Times New Roman" w:cs="Times New Roman"/>
+          <w:sz w:val="28"/>
+          <w:szCs w:val="28"/>
+        </w:rPr>
+        <w:t>Процесс A2 «Поиск кандидатов» включает подбор кандидатов на основе сформированной вакансии.</w:t>
+      </w:r>
+    </w:p>
+    <w:p>
+      <w:pPr>
+        <w:rPr>
+          <w:rFonts w:ascii="Times New Roman" w:hAnsi="Times New Roman" w:cs="Times New Roman"/>
+          <w:sz w:val="28"/>
+          <w:szCs w:val="28"/>
+        </w:rPr>
+      </w:pPr>
       <w:r>
         <w:rPr>
           <w:rFonts w:ascii="Times New Roman" w:hAnsi="Times New Roman" w:cs="Times New Roman"/>
@@ -1486,17 +2488,7 @@
           <w:sz w:val="28"/>
           <w:szCs w:val="28"/>
         </w:rPr>
-        <w:t>мы</w:t>
-      </w:r>
-      <w:r>
-        <w:rPr>
-          <w:rFonts w:ascii="Times New Roman" w:hAnsi="Times New Roman" w:cs="Times New Roman"/>
-          <w:b/>
-          <w:bCs/>
-          <w:sz w:val="28"/>
-          <w:szCs w:val="28"/>
-        </w:rPr>
-        <w:t>:</w:t>
+        <w:t>Входные данные:</w:t>
       </w:r>
     </w:p>
     <w:p>
@@ -1517,14 +2509,33 @@
           <w:sz w:val="28"/>
           <w:szCs w:val="28"/>
         </w:rPr>
-        <w:t xml:space="preserve">Рекрутер </w:t>
+        <w:t xml:space="preserve">описание вакансии </w:t>
+      </w:r>
+    </w:p>
+    <w:p>
+      <w:pPr>
+        <w:rPr>
+          <w:rFonts w:ascii="Times New Roman" w:hAnsi="Times New Roman" w:cs="Times New Roman"/>
+          <w:sz w:val="28"/>
+          <w:szCs w:val="28"/>
+        </w:rPr>
+      </w:pPr>
+      <w:r>
+        <w:rPr>
+          <w:rFonts w:ascii="Times New Roman" w:hAnsi="Times New Roman" w:cs="Times New Roman"/>
+          <w:b/>
+          <w:bCs/>
+          <w:sz w:val="28"/>
+          <w:szCs w:val="28"/>
+        </w:rPr>
+        <w:t>Выходные данные:</w:t>
       </w:r>
     </w:p>
     <w:p>
       <w:pPr>
         <w:numPr>
           <w:ilvl w:val="0"/>
-          <w:numId w:val="12"/>
+          <w:numId w:val="13"/>
         </w:numPr>
         <w:rPr>
           <w:rFonts w:ascii="Times New Roman" w:hAnsi="Times New Roman" w:cs="Times New Roman"/>
@@ -1538,22 +2549,33 @@
           <w:sz w:val="28"/>
           <w:szCs w:val="28"/>
         </w:rPr>
-        <w:t>Телефон</w:t>
-      </w:r>
-      <w:r>
-        <w:rPr>
-          <w:rFonts w:ascii="Times New Roman" w:hAnsi="Times New Roman" w:cs="Times New Roman"/>
-          <w:sz w:val="28"/>
-          <w:szCs w:val="28"/>
-        </w:rPr>
-        <w:t xml:space="preserve"> </w:t>
+        <w:t xml:space="preserve">отобранные кандидаты </w:t>
+      </w:r>
+    </w:p>
+    <w:p>
+      <w:pPr>
+        <w:rPr>
+          <w:rFonts w:ascii="Times New Roman" w:hAnsi="Times New Roman" w:cs="Times New Roman"/>
+          <w:sz w:val="28"/>
+          <w:szCs w:val="28"/>
+        </w:rPr>
+      </w:pPr>
+      <w:r>
+        <w:rPr>
+          <w:rFonts w:ascii="Times New Roman" w:hAnsi="Times New Roman" w:cs="Times New Roman"/>
+          <w:b/>
+          <w:bCs/>
+          <w:sz w:val="28"/>
+          <w:szCs w:val="28"/>
+        </w:rPr>
+        <w:t>Управляющие воздействия:</w:t>
       </w:r>
     </w:p>
     <w:p>
       <w:pPr>
         <w:numPr>
           <w:ilvl w:val="0"/>
-          <w:numId w:val="12"/>
+          <w:numId w:val="14"/>
         </w:numPr>
         <w:rPr>
           <w:rFonts w:ascii="Times New Roman" w:hAnsi="Times New Roman" w:cs="Times New Roman"/>
@@ -1566,96 +2588,560 @@
           <w:rFonts w:ascii="Times New Roman" w:hAnsi="Times New Roman" w:cs="Times New Roman"/>
           <w:sz w:val="28"/>
           <w:szCs w:val="28"/>
-          <w:lang w:val="en-US"/>
-        </w:rPr>
-        <w:t>Email</w:t>
-      </w:r>
-    </w:p>
-    <w:p>
-      <w:pPr>
-        <w:rPr>
-          <w:rFonts w:ascii="Times New Roman" w:hAnsi="Times New Roman" w:cs="Times New Roman"/>
-          <w:sz w:val="28"/>
-          <w:szCs w:val="28"/>
-        </w:rPr>
-      </w:pPr>
-      <w:r>
-        <w:rPr>
-          <w:rFonts w:ascii="Times New Roman" w:hAnsi="Times New Roman" w:cs="Times New Roman"/>
-          <w:sz w:val="28"/>
-          <w:szCs w:val="28"/>
-        </w:rPr>
-        <w:t xml:space="preserve">Декомпозиция в нотации IDEF0 представляет собой процесс последовательного разбиения функции верхнего уровня на более детализированные и управляемые </w:t>
-      </w:r>
-      <w:proofErr w:type="spellStart"/>
-      <w:r>
-        <w:rPr>
-          <w:rFonts w:ascii="Times New Roman" w:hAnsi="Times New Roman" w:cs="Times New Roman"/>
-          <w:sz w:val="28"/>
-          <w:szCs w:val="28"/>
-        </w:rPr>
-        <w:t>подпроцессы</w:t>
-      </w:r>
-      <w:proofErr w:type="spellEnd"/>
-      <w:r>
-        <w:rPr>
-          <w:rFonts w:ascii="Times New Roman" w:hAnsi="Times New Roman" w:cs="Times New Roman"/>
-          <w:sz w:val="28"/>
-          <w:szCs w:val="28"/>
-        </w:rPr>
-        <w:t>. Она позволяет перейти от общего представления системы к более подробному описанию её структуры и логики функционирования.</w:t>
-      </w:r>
-    </w:p>
-    <w:p>
-      <w:pPr>
-        <w:rPr>
-          <w:rFonts w:ascii="Times New Roman" w:hAnsi="Times New Roman" w:cs="Times New Roman"/>
-          <w:sz w:val="28"/>
-          <w:szCs w:val="28"/>
-        </w:rPr>
-      </w:pPr>
-      <w:r>
-        <w:rPr>
-          <w:rFonts w:ascii="Times New Roman" w:hAnsi="Times New Roman" w:cs="Times New Roman"/>
-          <w:sz w:val="28"/>
-          <w:szCs w:val="28"/>
-        </w:rPr>
-        <w:t xml:space="preserve">В рамках IDEF0 каждая функция может быть представлена в виде отдельного блока, который при необходимости детализируется на следующем уровне. Такой подход обеспечивает иерархическую структуру модели, где верхний </w:t>
-      </w:r>
-      <w:r>
-        <w:rPr>
-          <w:rFonts w:ascii="Times New Roman" w:hAnsi="Times New Roman" w:cs="Times New Roman"/>
+        </w:rPr>
+        <w:t xml:space="preserve">Федеральный закон №152-ФЗ «О персональных данных» </w:t>
+      </w:r>
+    </w:p>
+    <w:p>
+      <w:pPr>
+        <w:rPr>
+          <w:rFonts w:ascii="Times New Roman" w:hAnsi="Times New Roman" w:cs="Times New Roman"/>
+          <w:sz w:val="28"/>
+          <w:szCs w:val="28"/>
+        </w:rPr>
+      </w:pPr>
+      <w:r>
+        <w:rPr>
+          <w:rFonts w:ascii="Times New Roman" w:hAnsi="Times New Roman" w:cs="Times New Roman"/>
+          <w:b/>
+          <w:bCs/>
+          <w:sz w:val="28"/>
+          <w:szCs w:val="28"/>
+        </w:rPr>
+        <w:t>Механизмы:</w:t>
+      </w:r>
+    </w:p>
+    <w:p>
+      <w:pPr>
+        <w:numPr>
+          <w:ilvl w:val="0"/>
+          <w:numId w:val="15"/>
+        </w:numPr>
+        <w:rPr>
+          <w:rFonts w:ascii="Times New Roman" w:hAnsi="Times New Roman" w:cs="Times New Roman"/>
+          <w:sz w:val="28"/>
+          <w:szCs w:val="28"/>
+        </w:rPr>
+      </w:pPr>
+      <w:r>
+        <w:rPr>
+          <w:rFonts w:ascii="Times New Roman" w:hAnsi="Times New Roman" w:cs="Times New Roman"/>
+          <w:sz w:val="28"/>
+          <w:szCs w:val="28"/>
+        </w:rPr>
+        <w:t xml:space="preserve">рекрутер </w:t>
+      </w:r>
+    </w:p>
+    <w:p>
+      <w:pPr>
+        <w:numPr>
+          <w:ilvl w:val="0"/>
+          <w:numId w:val="16"/>
+        </w:numPr>
+        <w:rPr>
+          <w:rFonts w:ascii="Times New Roman" w:hAnsi="Times New Roman" w:cs="Times New Roman"/>
+          <w:sz w:val="28"/>
+          <w:szCs w:val="28"/>
+        </w:rPr>
+      </w:pPr>
+      <w:r>
+        <w:rPr>
+          <w:rFonts w:ascii="Times New Roman" w:hAnsi="Times New Roman" w:cs="Times New Roman"/>
+          <w:sz w:val="28"/>
+          <w:szCs w:val="28"/>
+        </w:rPr>
+        <w:t xml:space="preserve">средства связи (телефон, электронная почта) </w:t>
+      </w:r>
+    </w:p>
+    <w:p>
+      <w:pPr>
+        <w:rPr>
+          <w:rFonts w:ascii="Times New Roman" w:hAnsi="Times New Roman" w:cs="Times New Roman"/>
+          <w:sz w:val="28"/>
+          <w:szCs w:val="28"/>
+        </w:rPr>
+      </w:pPr>
+      <w:r>
+        <w:rPr>
+          <w:rFonts w:ascii="Times New Roman" w:hAnsi="Times New Roman" w:cs="Times New Roman"/>
+          <w:sz w:val="28"/>
+          <w:szCs w:val="28"/>
+        </w:rPr>
+        <w:t>В процессе осуществляется поиск кандидатов, анализ их соответствия требованиям и формирование списка подходящих кандидатов.</w:t>
+      </w:r>
+    </w:p>
+    <w:p>
+      <w:pPr>
+        <w:rPr>
+          <w:rFonts w:ascii="Times New Roman" w:hAnsi="Times New Roman" w:cs="Times New Roman"/>
+          <w:sz w:val="28"/>
+          <w:szCs w:val="28"/>
+        </w:rPr>
+      </w:pPr>
+    </w:p>
+    <w:p>
+      <w:pPr>
+        <w:rPr>
+          <w:rFonts w:ascii="Times New Roman" w:hAnsi="Times New Roman" w:cs="Times New Roman"/>
+          <w:b/>
+          <w:bCs/>
+          <w:sz w:val="28"/>
+          <w:szCs w:val="28"/>
+        </w:rPr>
+      </w:pPr>
+      <w:r>
+        <w:rPr>
+          <w:rFonts w:ascii="Times New Roman" w:hAnsi="Times New Roman" w:cs="Times New Roman"/>
+          <w:b/>
+          <w:bCs/>
           <w:sz w:val="28"/>
           <w:szCs w:val="28"/>
         </w:rPr>
         <w:lastRenderedPageBreak/>
-        <w:t>уровень (контекстная диаграмма) отражает систему в целом, а последующие уровни раскрывают её внутреннее содержание.</w:t>
-      </w:r>
-    </w:p>
-    <w:p>
-      <w:pPr>
-        <w:rPr>
-          <w:rFonts w:ascii="Times New Roman" w:hAnsi="Times New Roman" w:cs="Times New Roman"/>
-          <w:sz w:val="28"/>
-          <w:szCs w:val="28"/>
-        </w:rPr>
-      </w:pPr>
-    </w:p>
-    <w:p>
-      <w:pPr>
-        <w:rPr>
-          <w:rFonts w:ascii="Times New Roman" w:hAnsi="Times New Roman" w:cs="Times New Roman"/>
-          <w:sz w:val="28"/>
-          <w:szCs w:val="28"/>
-        </w:rPr>
-      </w:pPr>
-      <w:r>
-        <w:rPr>
-          <w:rFonts w:ascii="Times New Roman" w:hAnsi="Times New Roman" w:cs="Times New Roman"/>
-          <w:sz w:val="28"/>
-          <w:szCs w:val="28"/>
-        </w:rPr>
-        <w:t>При выполнении декомпозиции соблюдаются следующие принципы:</w:t>
+        <w:t>A3 — Проведение собеседований</w:t>
+      </w:r>
+    </w:p>
+    <w:p>
+      <w:pPr>
+        <w:rPr>
+          <w:rFonts w:ascii="Times New Roman" w:hAnsi="Times New Roman" w:cs="Times New Roman"/>
+          <w:sz w:val="28"/>
+          <w:szCs w:val="28"/>
+        </w:rPr>
+      </w:pPr>
+      <w:r>
+        <w:rPr>
+          <w:rFonts w:ascii="Times New Roman" w:hAnsi="Times New Roman" w:cs="Times New Roman"/>
+          <w:sz w:val="28"/>
+          <w:szCs w:val="28"/>
+        </w:rPr>
+        <w:t>Процесс A3 «Проведение собеседований» предназначен для оценки кандидатов.</w:t>
+      </w:r>
+    </w:p>
+    <w:p>
+      <w:pPr>
+        <w:rPr>
+          <w:rFonts w:ascii="Times New Roman" w:hAnsi="Times New Roman" w:cs="Times New Roman"/>
+          <w:sz w:val="28"/>
+          <w:szCs w:val="28"/>
+        </w:rPr>
+      </w:pPr>
+      <w:r>
+        <w:rPr>
+          <w:rFonts w:ascii="Times New Roman" w:hAnsi="Times New Roman" w:cs="Times New Roman"/>
+          <w:b/>
+          <w:bCs/>
+          <w:sz w:val="28"/>
+          <w:szCs w:val="28"/>
+        </w:rPr>
+        <w:t>Входные данные:</w:t>
+      </w:r>
+    </w:p>
+    <w:p>
+      <w:pPr>
+        <w:numPr>
+          <w:ilvl w:val="0"/>
+          <w:numId w:val="24"/>
+        </w:numPr>
+        <w:rPr>
+          <w:rFonts w:ascii="Times New Roman" w:hAnsi="Times New Roman" w:cs="Times New Roman"/>
+          <w:sz w:val="28"/>
+          <w:szCs w:val="28"/>
+        </w:rPr>
+      </w:pPr>
+      <w:r>
+        <w:rPr>
+          <w:rFonts w:ascii="Times New Roman" w:hAnsi="Times New Roman" w:cs="Times New Roman"/>
+          <w:sz w:val="28"/>
+          <w:szCs w:val="28"/>
+        </w:rPr>
+        <w:t xml:space="preserve">отобранные кандидаты </w:t>
+      </w:r>
+    </w:p>
+    <w:p>
+      <w:pPr>
+        <w:rPr>
+          <w:rFonts w:ascii="Times New Roman" w:hAnsi="Times New Roman" w:cs="Times New Roman"/>
+          <w:sz w:val="28"/>
+          <w:szCs w:val="28"/>
+        </w:rPr>
+      </w:pPr>
+      <w:r>
+        <w:rPr>
+          <w:rFonts w:ascii="Times New Roman" w:hAnsi="Times New Roman" w:cs="Times New Roman"/>
+          <w:b/>
+          <w:bCs/>
+          <w:sz w:val="28"/>
+          <w:szCs w:val="28"/>
+        </w:rPr>
+        <w:t>Выходные данные:</w:t>
+      </w:r>
+    </w:p>
+    <w:p>
+      <w:pPr>
+        <w:numPr>
+          <w:ilvl w:val="0"/>
+          <w:numId w:val="23"/>
+        </w:numPr>
+        <w:rPr>
+          <w:rFonts w:ascii="Times New Roman" w:hAnsi="Times New Roman" w:cs="Times New Roman"/>
+          <w:sz w:val="28"/>
+          <w:szCs w:val="28"/>
+        </w:rPr>
+      </w:pPr>
+      <w:r>
+        <w:rPr>
+          <w:rFonts w:ascii="Times New Roman" w:hAnsi="Times New Roman" w:cs="Times New Roman"/>
+          <w:sz w:val="28"/>
+          <w:szCs w:val="28"/>
+        </w:rPr>
+        <w:t xml:space="preserve">оцениваемые кандидаты </w:t>
+      </w:r>
+    </w:p>
+    <w:p>
+      <w:pPr>
+        <w:rPr>
+          <w:rFonts w:ascii="Times New Roman" w:hAnsi="Times New Roman" w:cs="Times New Roman"/>
+          <w:sz w:val="28"/>
+          <w:szCs w:val="28"/>
+        </w:rPr>
+      </w:pPr>
+      <w:r>
+        <w:rPr>
+          <w:rFonts w:ascii="Times New Roman" w:hAnsi="Times New Roman" w:cs="Times New Roman"/>
+          <w:b/>
+          <w:bCs/>
+          <w:sz w:val="28"/>
+          <w:szCs w:val="28"/>
+        </w:rPr>
+        <w:t>Управляющие воздействия:</w:t>
+      </w:r>
+    </w:p>
+    <w:p>
+      <w:pPr>
+        <w:numPr>
+          <w:ilvl w:val="0"/>
+          <w:numId w:val="22"/>
+        </w:numPr>
+        <w:rPr>
+          <w:rFonts w:ascii="Times New Roman" w:hAnsi="Times New Roman" w:cs="Times New Roman"/>
+          <w:sz w:val="28"/>
+          <w:szCs w:val="28"/>
+        </w:rPr>
+      </w:pPr>
+      <w:r>
+        <w:rPr>
+          <w:rFonts w:ascii="Times New Roman" w:hAnsi="Times New Roman" w:cs="Times New Roman"/>
+          <w:sz w:val="28"/>
+          <w:szCs w:val="28"/>
+        </w:rPr>
+        <w:t xml:space="preserve">регламент проведения собеседований </w:t>
+      </w:r>
+    </w:p>
+    <w:p>
+      <w:pPr>
+        <w:rPr>
+          <w:rFonts w:ascii="Times New Roman" w:hAnsi="Times New Roman" w:cs="Times New Roman"/>
+          <w:sz w:val="28"/>
+          <w:szCs w:val="28"/>
+        </w:rPr>
+      </w:pPr>
+      <w:r>
+        <w:rPr>
+          <w:rFonts w:ascii="Times New Roman" w:hAnsi="Times New Roman" w:cs="Times New Roman"/>
+          <w:b/>
+          <w:bCs/>
+          <w:sz w:val="28"/>
+          <w:szCs w:val="28"/>
+        </w:rPr>
+        <w:t>Механизмы:</w:t>
+      </w:r>
+    </w:p>
+    <w:p>
+      <w:pPr>
+        <w:numPr>
+          <w:ilvl w:val="0"/>
+          <w:numId w:val="21"/>
+        </w:numPr>
+        <w:rPr>
+          <w:rFonts w:ascii="Times New Roman" w:hAnsi="Times New Roman" w:cs="Times New Roman"/>
+          <w:sz w:val="28"/>
+          <w:szCs w:val="28"/>
+        </w:rPr>
+      </w:pPr>
+      <w:r>
+        <w:rPr>
+          <w:rFonts w:ascii="Times New Roman" w:hAnsi="Times New Roman" w:cs="Times New Roman"/>
+          <w:sz w:val="28"/>
+          <w:szCs w:val="28"/>
+        </w:rPr>
+        <w:t xml:space="preserve">рекрутер </w:t>
+      </w:r>
+    </w:p>
+    <w:p>
+      <w:pPr>
+        <w:numPr>
+          <w:ilvl w:val="0"/>
+          <w:numId w:val="21"/>
+        </w:numPr>
+        <w:rPr>
+          <w:rFonts w:ascii="Times New Roman" w:hAnsi="Times New Roman" w:cs="Times New Roman"/>
+          <w:sz w:val="28"/>
+          <w:szCs w:val="28"/>
+        </w:rPr>
+      </w:pPr>
+      <w:r>
+        <w:rPr>
+          <w:rFonts w:ascii="Times New Roman" w:hAnsi="Times New Roman" w:cs="Times New Roman"/>
+          <w:sz w:val="28"/>
+          <w:szCs w:val="28"/>
+        </w:rPr>
+        <w:t xml:space="preserve">офис </w:t>
+      </w:r>
+    </w:p>
+    <w:p>
+      <w:pPr>
+        <w:rPr>
+          <w:rFonts w:ascii="Times New Roman" w:hAnsi="Times New Roman" w:cs="Times New Roman"/>
+          <w:sz w:val="28"/>
+          <w:szCs w:val="28"/>
+        </w:rPr>
+      </w:pPr>
+      <w:r>
+        <w:rPr>
+          <w:rFonts w:ascii="Times New Roman" w:hAnsi="Times New Roman" w:cs="Times New Roman"/>
+          <w:sz w:val="28"/>
+          <w:szCs w:val="28"/>
+        </w:rPr>
+        <w:t>В рамках процесса проводятся собеседования и осуществляется оценка кандидатов.</w:t>
+      </w:r>
+    </w:p>
+    <w:p>
+      <w:pPr>
+        <w:rPr>
+          <w:rFonts w:ascii="Times New Roman" w:hAnsi="Times New Roman" w:cs="Times New Roman"/>
+          <w:sz w:val="28"/>
+          <w:szCs w:val="28"/>
+        </w:rPr>
+      </w:pPr>
+    </w:p>
+    <w:p>
+      <w:pPr>
+        <w:rPr>
+          <w:rFonts w:ascii="Times New Roman" w:hAnsi="Times New Roman" w:cs="Times New Roman"/>
+          <w:b/>
+          <w:bCs/>
+          <w:sz w:val="28"/>
+          <w:szCs w:val="28"/>
+        </w:rPr>
+      </w:pPr>
+      <w:r>
+        <w:rPr>
+          <w:rFonts w:ascii="Times New Roman" w:hAnsi="Times New Roman" w:cs="Times New Roman"/>
+          <w:b/>
+          <w:bCs/>
+          <w:sz w:val="28"/>
+          <w:szCs w:val="28"/>
+        </w:rPr>
+        <w:t>A4 — Принятие решения и закрытие вакансии</w:t>
+      </w:r>
+    </w:p>
+    <w:p>
+      <w:pPr>
+        <w:rPr>
+          <w:rFonts w:ascii="Times New Roman" w:hAnsi="Times New Roman" w:cs="Times New Roman"/>
+          <w:sz w:val="28"/>
+          <w:szCs w:val="28"/>
+        </w:rPr>
+      </w:pPr>
+      <w:r>
+        <w:rPr>
+          <w:rFonts w:ascii="Times New Roman" w:hAnsi="Times New Roman" w:cs="Times New Roman"/>
+          <w:sz w:val="28"/>
+          <w:szCs w:val="28"/>
+        </w:rPr>
+        <w:t>Процесс A4 «Принятие решения и закрытие вакансии» завершает процесс подбора персонала.</w:t>
+      </w:r>
+    </w:p>
+    <w:p>
+      <w:pPr>
+        <w:rPr>
+          <w:rFonts w:ascii="Times New Roman" w:hAnsi="Times New Roman" w:cs="Times New Roman"/>
+          <w:sz w:val="28"/>
+          <w:szCs w:val="28"/>
+        </w:rPr>
+      </w:pPr>
+      <w:r>
+        <w:rPr>
+          <w:rFonts w:ascii="Times New Roman" w:hAnsi="Times New Roman" w:cs="Times New Roman"/>
+          <w:b/>
+          <w:bCs/>
+          <w:sz w:val="28"/>
+          <w:szCs w:val="28"/>
+        </w:rPr>
+        <w:t>Входные данные:</w:t>
+      </w:r>
+    </w:p>
+    <w:p>
+      <w:pPr>
+        <w:numPr>
+          <w:ilvl w:val="0"/>
+          <w:numId w:val="18"/>
+        </w:numPr>
+        <w:rPr>
+          <w:rFonts w:ascii="Times New Roman" w:hAnsi="Times New Roman" w:cs="Times New Roman"/>
+          <w:sz w:val="28"/>
+          <w:szCs w:val="28"/>
+        </w:rPr>
+      </w:pPr>
+      <w:r>
+        <w:rPr>
+          <w:rFonts w:ascii="Times New Roman" w:hAnsi="Times New Roman" w:cs="Times New Roman"/>
+          <w:sz w:val="28"/>
+          <w:szCs w:val="28"/>
+        </w:rPr>
+        <w:t xml:space="preserve">оцениваемые кандидаты </w:t>
+      </w:r>
+    </w:p>
+    <w:p>
+      <w:pPr>
+        <w:rPr>
+          <w:rFonts w:ascii="Times New Roman" w:hAnsi="Times New Roman" w:cs="Times New Roman"/>
+          <w:sz w:val="28"/>
+          <w:szCs w:val="28"/>
+        </w:rPr>
+      </w:pPr>
+      <w:r>
+        <w:rPr>
+          <w:rFonts w:ascii="Times New Roman" w:hAnsi="Times New Roman" w:cs="Times New Roman"/>
+          <w:b/>
+          <w:bCs/>
+          <w:sz w:val="28"/>
+          <w:szCs w:val="28"/>
+        </w:rPr>
+        <w:t>Выходные данные:</w:t>
+      </w:r>
+    </w:p>
+    <w:p>
+      <w:pPr>
+        <w:numPr>
+          <w:ilvl w:val="0"/>
+          <w:numId w:val="17"/>
+        </w:numPr>
+        <w:rPr>
+          <w:rFonts w:ascii="Times New Roman" w:hAnsi="Times New Roman" w:cs="Times New Roman"/>
+          <w:sz w:val="28"/>
+          <w:szCs w:val="28"/>
+        </w:rPr>
+      </w:pPr>
+      <w:r>
+        <w:rPr>
+          <w:rFonts w:ascii="Times New Roman" w:hAnsi="Times New Roman" w:cs="Times New Roman"/>
+          <w:sz w:val="28"/>
+          <w:szCs w:val="28"/>
+        </w:rPr>
+        <w:t xml:space="preserve">подобранные кандидаты </w:t>
+      </w:r>
+    </w:p>
+    <w:p>
+      <w:pPr>
+        <w:numPr>
+          <w:ilvl w:val="0"/>
+          <w:numId w:val="17"/>
+        </w:numPr>
+        <w:rPr>
+          <w:rFonts w:ascii="Times New Roman" w:hAnsi="Times New Roman" w:cs="Times New Roman"/>
+          <w:sz w:val="28"/>
+          <w:szCs w:val="28"/>
+        </w:rPr>
+      </w:pPr>
+      <w:r>
+        <w:rPr>
+          <w:rFonts w:ascii="Times New Roman" w:hAnsi="Times New Roman" w:cs="Times New Roman"/>
+          <w:sz w:val="28"/>
+          <w:szCs w:val="28"/>
+        </w:rPr>
+        <w:t xml:space="preserve">закрытие вакансии </w:t>
+      </w:r>
+    </w:p>
+    <w:p>
+      <w:pPr>
+        <w:numPr>
+          <w:ilvl w:val="0"/>
+          <w:numId w:val="17"/>
+        </w:numPr>
+        <w:rPr>
+          <w:rFonts w:ascii="Times New Roman" w:hAnsi="Times New Roman" w:cs="Times New Roman"/>
+          <w:sz w:val="28"/>
+          <w:szCs w:val="28"/>
+        </w:rPr>
+      </w:pPr>
+      <w:r>
+        <w:rPr>
+          <w:rFonts w:ascii="Times New Roman" w:hAnsi="Times New Roman" w:cs="Times New Roman"/>
+          <w:sz w:val="28"/>
+          <w:szCs w:val="28"/>
+        </w:rPr>
+        <w:t xml:space="preserve">отчёт о подборе </w:t>
+      </w:r>
+    </w:p>
+    <w:p>
+      <w:pPr>
+        <w:rPr>
+          <w:rFonts w:ascii="Times New Roman" w:hAnsi="Times New Roman" w:cs="Times New Roman"/>
+          <w:sz w:val="28"/>
+          <w:szCs w:val="28"/>
+        </w:rPr>
+      </w:pPr>
+      <w:r>
+        <w:rPr>
+          <w:rFonts w:ascii="Times New Roman" w:hAnsi="Times New Roman" w:cs="Times New Roman"/>
+          <w:b/>
+          <w:bCs/>
+          <w:sz w:val="28"/>
+          <w:szCs w:val="28"/>
+        </w:rPr>
+        <w:t>Управляющие воздействия:</w:t>
+      </w:r>
+    </w:p>
+    <w:p>
+      <w:pPr>
+        <w:numPr>
+          <w:ilvl w:val="0"/>
+          <w:numId w:val="19"/>
+        </w:numPr>
+        <w:rPr>
+          <w:rFonts w:ascii="Times New Roman" w:hAnsi="Times New Roman" w:cs="Times New Roman"/>
+          <w:sz w:val="28"/>
+          <w:szCs w:val="28"/>
+        </w:rPr>
+      </w:pPr>
+      <w:r>
+        <w:rPr>
+          <w:rFonts w:ascii="Times New Roman" w:hAnsi="Times New Roman" w:cs="Times New Roman"/>
+          <w:sz w:val="28"/>
+          <w:szCs w:val="28"/>
+        </w:rPr>
+        <w:t xml:space="preserve">договор с работодателем </w:t>
+      </w:r>
+    </w:p>
+    <w:p>
+      <w:pPr>
+        <w:rPr>
+          <w:rFonts w:ascii="Times New Roman" w:hAnsi="Times New Roman" w:cs="Times New Roman"/>
+          <w:sz w:val="28"/>
+          <w:szCs w:val="28"/>
+        </w:rPr>
+      </w:pPr>
+      <w:r>
+        <w:rPr>
+          <w:rFonts w:ascii="Times New Roman" w:hAnsi="Times New Roman" w:cs="Times New Roman"/>
+          <w:b/>
+          <w:bCs/>
+          <w:sz w:val="28"/>
+          <w:szCs w:val="28"/>
+        </w:rPr>
+        <w:t>Механизмы:</w:t>
       </w:r>
     </w:p>
     <w:p>
@@ -1673,1191 +3159,27 @@
       <w:r>
         <w:rPr>
           <w:rFonts w:ascii="Times New Roman" w:hAnsi="Times New Roman" w:cs="Times New Roman"/>
-          <w:b/>
-          <w:bCs/>
-          <w:sz w:val="28"/>
-          <w:szCs w:val="28"/>
-        </w:rPr>
-        <w:t>Иерархичность</w:t>
-      </w:r>
-      <w:r>
-        <w:rPr>
-          <w:rFonts w:ascii="Times New Roman" w:hAnsi="Times New Roman" w:cs="Times New Roman"/>
-          <w:sz w:val="28"/>
-          <w:szCs w:val="28"/>
-        </w:rPr>
-        <w:t xml:space="preserve"> — модель строится от общего к частному (A-0 → A0 → A1…A4) </w:t>
-      </w:r>
-    </w:p>
-    <w:p>
-      <w:pPr>
-        <w:numPr>
-          <w:ilvl w:val="0"/>
-          <w:numId w:val="20"/>
-        </w:numPr>
-        <w:rPr>
-          <w:rFonts w:ascii="Times New Roman" w:hAnsi="Times New Roman" w:cs="Times New Roman"/>
-          <w:sz w:val="28"/>
-          <w:szCs w:val="28"/>
-        </w:rPr>
-      </w:pPr>
-      <w:r>
-        <w:rPr>
-          <w:rFonts w:ascii="Times New Roman" w:hAnsi="Times New Roman" w:cs="Times New Roman"/>
-          <w:b/>
-          <w:bCs/>
-          <w:sz w:val="28"/>
-          <w:szCs w:val="28"/>
-        </w:rPr>
-        <w:t>Ограничение количества блоков</w:t>
-      </w:r>
-      <w:r>
-        <w:rPr>
-          <w:rFonts w:ascii="Times New Roman" w:hAnsi="Times New Roman" w:cs="Times New Roman"/>
-          <w:sz w:val="28"/>
-          <w:szCs w:val="28"/>
-        </w:rPr>
-        <w:t xml:space="preserve"> — на одной диаграмме рекомендуется использовать от 3 до 6 </w:t>
-      </w:r>
-      <w:proofErr w:type="spellStart"/>
-      <w:r>
-        <w:rPr>
-          <w:rFonts w:ascii="Times New Roman" w:hAnsi="Times New Roman" w:cs="Times New Roman"/>
-          <w:sz w:val="28"/>
-          <w:szCs w:val="28"/>
-        </w:rPr>
-        <w:t>подпроцессов</w:t>
-      </w:r>
-      <w:proofErr w:type="spellEnd"/>
-      <w:r>
-        <w:rPr>
-          <w:rFonts w:ascii="Times New Roman" w:hAnsi="Times New Roman" w:cs="Times New Roman"/>
-          <w:sz w:val="28"/>
-          <w:szCs w:val="28"/>
-        </w:rPr>
-        <w:t xml:space="preserve"> </w:t>
-      </w:r>
-    </w:p>
-    <w:p>
-      <w:pPr>
-        <w:numPr>
-          <w:ilvl w:val="0"/>
-          <w:numId w:val="20"/>
-        </w:numPr>
-        <w:rPr>
-          <w:rFonts w:ascii="Times New Roman" w:hAnsi="Times New Roman" w:cs="Times New Roman"/>
-          <w:sz w:val="28"/>
-          <w:szCs w:val="28"/>
-        </w:rPr>
-      </w:pPr>
-      <w:r>
-        <w:rPr>
-          <w:rFonts w:ascii="Times New Roman" w:hAnsi="Times New Roman" w:cs="Times New Roman"/>
-          <w:b/>
-          <w:bCs/>
-          <w:sz w:val="28"/>
-          <w:szCs w:val="28"/>
-        </w:rPr>
-        <w:t>Согласованность потоков</w:t>
-      </w:r>
-      <w:r>
-        <w:rPr>
-          <w:rFonts w:ascii="Times New Roman" w:hAnsi="Times New Roman" w:cs="Times New Roman"/>
-          <w:sz w:val="28"/>
-          <w:szCs w:val="28"/>
-        </w:rPr>
-        <w:t xml:space="preserve"> — входы и выходы родительского блока должны сохраняться на дочерней диаграмме </w:t>
-      </w:r>
-    </w:p>
-    <w:p>
-      <w:pPr>
-        <w:numPr>
-          <w:ilvl w:val="0"/>
-          <w:numId w:val="20"/>
-        </w:numPr>
-        <w:rPr>
-          <w:rFonts w:ascii="Times New Roman" w:hAnsi="Times New Roman" w:cs="Times New Roman"/>
-          <w:sz w:val="28"/>
-          <w:szCs w:val="28"/>
-        </w:rPr>
-      </w:pPr>
-      <w:r>
-        <w:rPr>
-          <w:rFonts w:ascii="Times New Roman" w:hAnsi="Times New Roman" w:cs="Times New Roman"/>
-          <w:b/>
-          <w:bCs/>
-          <w:sz w:val="28"/>
-          <w:szCs w:val="28"/>
-        </w:rPr>
-        <w:t>Целостность описания</w:t>
-      </w:r>
-      <w:r>
-        <w:rPr>
-          <w:rFonts w:ascii="Times New Roman" w:hAnsi="Times New Roman" w:cs="Times New Roman"/>
-          <w:sz w:val="28"/>
-          <w:szCs w:val="28"/>
-        </w:rPr>
-        <w:t xml:space="preserve"> — каждый </w:t>
-      </w:r>
-      <w:proofErr w:type="spellStart"/>
-      <w:r>
-        <w:rPr>
-          <w:rFonts w:ascii="Times New Roman" w:hAnsi="Times New Roman" w:cs="Times New Roman"/>
-          <w:sz w:val="28"/>
-          <w:szCs w:val="28"/>
-        </w:rPr>
-        <w:t>подпроцесс</w:t>
-      </w:r>
-      <w:proofErr w:type="spellEnd"/>
-      <w:r>
-        <w:rPr>
-          <w:rFonts w:ascii="Times New Roman" w:hAnsi="Times New Roman" w:cs="Times New Roman"/>
-          <w:sz w:val="28"/>
-          <w:szCs w:val="28"/>
-        </w:rPr>
-        <w:t xml:space="preserve"> должен выполнять логически завершённую функцию </w:t>
-      </w:r>
-    </w:p>
-    <w:p>
-      <w:pPr>
-        <w:spacing w:before="100" w:beforeAutospacing="1" w:after="100" w:afterAutospacing="1" w:line="360" w:lineRule="auto"/>
-        <w:rPr>
-          <w:rFonts w:ascii="Times New Roman" w:eastAsia="Times New Roman" w:hAnsi="Times New Roman" w:cs="Times New Roman"/>
-          <w:sz w:val="28"/>
-          <w:szCs w:val="28"/>
-          <w:lang w:eastAsia="ru-RU"/>
-        </w:rPr>
-      </w:pPr>
-      <w:r>
-        <w:rPr>
-          <w:rFonts w:ascii="Times New Roman" w:eastAsia="Times New Roman" w:hAnsi="Times New Roman" w:cs="Times New Roman"/>
-          <w:sz w:val="28"/>
-          <w:szCs w:val="28"/>
-          <w:lang w:eastAsia="ru-RU"/>
-        </w:rPr>
-        <w:t>Основной целью декомпозиции является:</w:t>
-      </w:r>
-    </w:p>
-    <w:p>
-      <w:pPr>
-        <w:numPr>
-          <w:ilvl w:val="0"/>
-          <w:numId w:val="22"/>
-        </w:numPr>
-        <w:spacing w:before="100" w:beforeAutospacing="1" w:after="100" w:afterAutospacing="1" w:line="360" w:lineRule="auto"/>
-        <w:rPr>
-          <w:rFonts w:ascii="Times New Roman" w:eastAsia="Times New Roman" w:hAnsi="Times New Roman" w:cs="Times New Roman"/>
-          <w:sz w:val="28"/>
-          <w:szCs w:val="28"/>
-          <w:lang w:eastAsia="ru-RU"/>
-        </w:rPr>
-      </w:pPr>
-      <w:r>
-        <w:rPr>
-          <w:rFonts w:ascii="Times New Roman" w:eastAsia="Times New Roman" w:hAnsi="Times New Roman" w:cs="Times New Roman"/>
-          <w:sz w:val="28"/>
-          <w:szCs w:val="28"/>
-          <w:lang w:eastAsia="ru-RU"/>
-        </w:rPr>
-        <w:t xml:space="preserve">детализация процесса подбора персонала </w:t>
-      </w:r>
-    </w:p>
-    <w:p>
-      <w:pPr>
-        <w:numPr>
-          <w:ilvl w:val="0"/>
-          <w:numId w:val="22"/>
-        </w:numPr>
-        <w:spacing w:before="100" w:beforeAutospacing="1" w:after="100" w:afterAutospacing="1" w:line="360" w:lineRule="auto"/>
-        <w:rPr>
-          <w:rFonts w:ascii="Times New Roman" w:eastAsia="Times New Roman" w:hAnsi="Times New Roman" w:cs="Times New Roman"/>
-          <w:sz w:val="28"/>
-          <w:szCs w:val="28"/>
-          <w:lang w:eastAsia="ru-RU"/>
-        </w:rPr>
-      </w:pPr>
-      <w:r>
-        <w:rPr>
-          <w:rFonts w:ascii="Times New Roman" w:eastAsia="Times New Roman" w:hAnsi="Times New Roman" w:cs="Times New Roman"/>
-          <w:sz w:val="28"/>
-          <w:szCs w:val="28"/>
-          <w:lang w:eastAsia="ru-RU"/>
-        </w:rPr>
-        <w:t xml:space="preserve">выявление ключевых этапов и их взаимосвязей </w:t>
-      </w:r>
-    </w:p>
-    <w:p>
-      <w:pPr>
-        <w:numPr>
-          <w:ilvl w:val="0"/>
-          <w:numId w:val="22"/>
-        </w:numPr>
-        <w:spacing w:before="100" w:beforeAutospacing="1" w:after="100" w:afterAutospacing="1" w:line="360" w:lineRule="auto"/>
-        <w:rPr>
-          <w:rFonts w:ascii="Times New Roman" w:eastAsia="Times New Roman" w:hAnsi="Times New Roman" w:cs="Times New Roman"/>
-          <w:sz w:val="28"/>
-          <w:szCs w:val="28"/>
-          <w:lang w:eastAsia="ru-RU"/>
-        </w:rPr>
-      </w:pPr>
-      <w:r>
-        <w:rPr>
-          <w:rFonts w:ascii="Times New Roman" w:eastAsia="Times New Roman" w:hAnsi="Times New Roman" w:cs="Times New Roman"/>
-          <w:sz w:val="28"/>
-          <w:szCs w:val="28"/>
-          <w:lang w:eastAsia="ru-RU"/>
-        </w:rPr>
-        <w:t xml:space="preserve">упрощение анализа предметной области </w:t>
-      </w:r>
-    </w:p>
-    <w:p>
-      <w:pPr>
-        <w:numPr>
-          <w:ilvl w:val="0"/>
-          <w:numId w:val="22"/>
-        </w:numPr>
-        <w:spacing w:before="100" w:beforeAutospacing="1" w:after="100" w:afterAutospacing="1" w:line="360" w:lineRule="auto"/>
-        <w:rPr>
-          <w:rFonts w:ascii="Times New Roman" w:eastAsia="Times New Roman" w:hAnsi="Times New Roman" w:cs="Times New Roman"/>
-          <w:sz w:val="28"/>
-          <w:szCs w:val="28"/>
-          <w:lang w:eastAsia="ru-RU"/>
-        </w:rPr>
-      </w:pPr>
-      <w:r>
-        <w:rPr>
-          <w:rFonts w:ascii="Times New Roman" w:eastAsia="Times New Roman" w:hAnsi="Times New Roman" w:cs="Times New Roman"/>
-          <w:sz w:val="28"/>
-          <w:szCs w:val="28"/>
-          <w:lang w:eastAsia="ru-RU"/>
-        </w:rPr>
-        <w:t>подготовка основы для дальнейшего проектирования системы (DFD, UML, БД)</w:t>
-      </w:r>
-    </w:p>
-    <w:p>
-      <w:pPr>
-        <w:spacing w:before="100" w:beforeAutospacing="1" w:after="100" w:afterAutospacing="1" w:line="360" w:lineRule="auto"/>
-        <w:rPr>
-          <w:rFonts w:ascii="Times New Roman" w:eastAsia="Times New Roman" w:hAnsi="Times New Roman" w:cs="Times New Roman"/>
-          <w:sz w:val="28"/>
-          <w:szCs w:val="28"/>
-          <w:lang w:eastAsia="ru-RU"/>
-        </w:rPr>
-      </w:pPr>
-      <w:r>
-        <w:rPr>
-          <w:rFonts w:ascii="Times New Roman" w:eastAsia="Times New Roman" w:hAnsi="Times New Roman" w:cs="Times New Roman"/>
-          <w:sz w:val="28"/>
-          <w:szCs w:val="28"/>
-          <w:lang w:eastAsia="ru-RU"/>
-        </w:rPr>
-        <w:t>В рамках данной курсовой работы декомпозиция позволила выделить следующие ключевые процессы:</w:t>
-      </w:r>
-    </w:p>
-    <w:p>
-      <w:pPr>
-        <w:numPr>
-          <w:ilvl w:val="0"/>
-          <w:numId w:val="23"/>
-        </w:numPr>
-        <w:spacing w:before="100" w:beforeAutospacing="1" w:after="100" w:afterAutospacing="1" w:line="360" w:lineRule="auto"/>
-        <w:rPr>
-          <w:rFonts w:ascii="Times New Roman" w:eastAsia="Times New Roman" w:hAnsi="Times New Roman" w:cs="Times New Roman"/>
-          <w:sz w:val="28"/>
-          <w:szCs w:val="28"/>
-          <w:lang w:eastAsia="ru-RU"/>
-        </w:rPr>
-      </w:pPr>
-      <w:r>
-        <w:rPr>
-          <w:rFonts w:ascii="Times New Roman" w:eastAsia="Times New Roman" w:hAnsi="Times New Roman" w:cs="Times New Roman"/>
-          <w:sz w:val="28"/>
-          <w:szCs w:val="28"/>
-          <w:lang w:eastAsia="ru-RU"/>
-        </w:rPr>
-        <w:t xml:space="preserve">управление кандидатами </w:t>
-      </w:r>
-    </w:p>
-    <w:p>
-      <w:pPr>
-        <w:numPr>
-          <w:ilvl w:val="0"/>
-          <w:numId w:val="23"/>
-        </w:numPr>
-        <w:spacing w:before="100" w:beforeAutospacing="1" w:after="100" w:afterAutospacing="1" w:line="360" w:lineRule="auto"/>
-        <w:rPr>
-          <w:rFonts w:ascii="Times New Roman" w:eastAsia="Times New Roman" w:hAnsi="Times New Roman" w:cs="Times New Roman"/>
-          <w:sz w:val="28"/>
-          <w:szCs w:val="28"/>
-          <w:lang w:eastAsia="ru-RU"/>
-        </w:rPr>
-      </w:pPr>
-      <w:r>
-        <w:rPr>
-          <w:rFonts w:ascii="Times New Roman" w:eastAsia="Times New Roman" w:hAnsi="Times New Roman" w:cs="Times New Roman"/>
-          <w:sz w:val="28"/>
-          <w:szCs w:val="28"/>
-          <w:lang w:eastAsia="ru-RU"/>
-        </w:rPr>
-        <w:t xml:space="preserve">управление вакансиями </w:t>
-      </w:r>
-    </w:p>
-    <w:p>
-      <w:pPr>
-        <w:numPr>
-          <w:ilvl w:val="0"/>
-          <w:numId w:val="23"/>
-        </w:numPr>
-        <w:spacing w:before="100" w:beforeAutospacing="1" w:after="100" w:afterAutospacing="1" w:line="360" w:lineRule="auto"/>
-        <w:rPr>
-          <w:rFonts w:ascii="Times New Roman" w:eastAsia="Times New Roman" w:hAnsi="Times New Roman" w:cs="Times New Roman"/>
-          <w:sz w:val="28"/>
-          <w:szCs w:val="28"/>
-          <w:lang w:eastAsia="ru-RU"/>
-        </w:rPr>
-      </w:pPr>
-      <w:r>
-        <w:rPr>
-          <w:rFonts w:ascii="Times New Roman" w:eastAsia="Times New Roman" w:hAnsi="Times New Roman" w:cs="Times New Roman"/>
-          <w:sz w:val="28"/>
-          <w:szCs w:val="28"/>
-          <w:lang w:eastAsia="ru-RU"/>
-        </w:rPr>
-        <w:t xml:space="preserve">обработка откликов </w:t>
-      </w:r>
-    </w:p>
-    <w:p>
-      <w:pPr>
-        <w:numPr>
-          <w:ilvl w:val="0"/>
-          <w:numId w:val="23"/>
-        </w:numPr>
-        <w:spacing w:before="100" w:beforeAutospacing="1" w:after="100" w:afterAutospacing="1" w:line="360" w:lineRule="auto"/>
-        <w:rPr>
-          <w:rFonts w:ascii="Times New Roman" w:eastAsia="Times New Roman" w:hAnsi="Times New Roman" w:cs="Times New Roman"/>
-          <w:sz w:val="28"/>
-          <w:szCs w:val="28"/>
-          <w:lang w:eastAsia="ru-RU"/>
-        </w:rPr>
-      </w:pPr>
-      <w:r>
-        <w:rPr>
-          <w:rFonts w:ascii="Times New Roman" w:eastAsia="Times New Roman" w:hAnsi="Times New Roman" w:cs="Times New Roman"/>
-          <w:sz w:val="28"/>
-          <w:szCs w:val="28"/>
-          <w:lang w:eastAsia="ru-RU"/>
-        </w:rPr>
-        <w:t xml:space="preserve">проведение собеседований и принятие решения </w:t>
-      </w:r>
-    </w:p>
-    <w:p>
-      <w:pPr>
-        <w:spacing w:before="100" w:beforeAutospacing="1" w:after="100" w:afterAutospacing="1" w:line="360" w:lineRule="auto"/>
-        <w:rPr>
-          <w:rFonts w:ascii="Times New Roman" w:eastAsia="Times New Roman" w:hAnsi="Times New Roman" w:cs="Times New Roman"/>
-          <w:sz w:val="28"/>
-          <w:szCs w:val="28"/>
-          <w:lang w:eastAsia="ru-RU"/>
-        </w:rPr>
-      </w:pPr>
-      <w:r>
-        <w:rPr>
-          <w:rFonts w:ascii="Times New Roman" w:eastAsia="Times New Roman" w:hAnsi="Times New Roman" w:cs="Times New Roman"/>
-          <w:sz w:val="28"/>
-          <w:szCs w:val="28"/>
-          <w:lang w:eastAsia="ru-RU"/>
-        </w:rPr>
-        <w:t>Это обеспечивает структурированное представление процесса подбора персонала и упрощает дальнейшую разработку информационной системы.</w:t>
-      </w:r>
-    </w:p>
-    <w:p>
-      <w:pPr>
-        <w:rPr>
-          <w:rFonts w:ascii="Times New Roman" w:hAnsi="Times New Roman" w:cs="Times New Roman"/>
-          <w:sz w:val="28"/>
-          <w:szCs w:val="28"/>
-        </w:rPr>
-      </w:pPr>
-    </w:p>
-    <w:p>
-      <w:pPr>
-        <w:rPr>
-          <w:rFonts w:ascii="Times New Roman" w:hAnsi="Times New Roman" w:cs="Times New Roman"/>
-          <w:sz w:val="28"/>
-          <w:szCs w:val="28"/>
-        </w:rPr>
-      </w:pPr>
-    </w:p>
-    <w:p>
-      <w:pPr>
-        <w:pStyle w:val="a5"/>
-        <w:spacing w:before="11"/>
-        <w:ind w:left="1"/>
-        <w:jc w:val="center"/>
-        <w:rPr>
-          <w:spacing w:val="-2"/>
-        </w:rPr>
-      </w:pPr>
-      <w:r>
-        <w:lastRenderedPageBreak/>
-        <w:t>Рисунок</w:t>
-      </w:r>
-      <w:r>
-        <w:rPr>
-          <w:spacing w:val="-2"/>
-        </w:rPr>
-        <w:t xml:space="preserve"> </w:t>
-      </w:r>
-      <w:r>
-        <w:t>2</w:t>
-      </w:r>
-      <w:r>
-        <w:rPr>
-          <w:spacing w:val="-1"/>
-        </w:rPr>
-        <w:t xml:space="preserve"> </w:t>
-      </w:r>
-      <w:r>
-        <w:t>-</w:t>
-      </w:r>
-      <w:r>
-        <w:rPr>
-          <w:spacing w:val="-3"/>
-        </w:rPr>
-        <w:t xml:space="preserve"> </w:t>
-      </w:r>
-      <w:r>
-        <w:t>Декомпозиция модели</w:t>
-      </w:r>
-      <w:r>
-        <w:rPr>
-          <w:spacing w:val="-1"/>
-        </w:rPr>
-        <w:t xml:space="preserve"> </w:t>
-      </w:r>
-      <w:r>
-        <w:t>ПО</w:t>
-      </w:r>
-      <w:r>
-        <w:rPr>
-          <w:spacing w:val="-2"/>
-        </w:rPr>
-        <w:t xml:space="preserve"> </w:t>
-      </w:r>
-      <w:r>
-        <w:t>в</w:t>
-      </w:r>
-      <w:r>
-        <w:rPr>
-          <w:spacing w:val="-3"/>
-        </w:rPr>
-        <w:t xml:space="preserve"> </w:t>
-      </w:r>
-      <w:r>
-        <w:t xml:space="preserve">нотации </w:t>
-      </w:r>
-      <w:r>
-        <w:rPr>
-          <w:spacing w:val="-2"/>
-        </w:rPr>
-        <w:t>IDEF0</w:t>
-      </w:r>
-    </w:p>
-    <w:p>
-      <w:pPr>
-        <w:rPr>
-          <w:rFonts w:ascii="Times New Roman" w:hAnsi="Times New Roman" w:cs="Times New Roman"/>
-          <w:sz w:val="28"/>
-          <w:szCs w:val="28"/>
-        </w:rPr>
-      </w:pPr>
-    </w:p>
-    <w:p>
-      <w:pPr>
-        <w:rPr>
-          <w:rFonts w:ascii="Times New Roman" w:hAnsi="Times New Roman" w:cs="Times New Roman"/>
-          <w:sz w:val="28"/>
-          <w:szCs w:val="28"/>
-        </w:rPr>
-      </w:pPr>
-    </w:p>
-    <w:p>
-      <w:pPr>
-        <w:rPr>
-          <w:rFonts w:ascii="Times New Roman" w:hAnsi="Times New Roman" w:cs="Times New Roman"/>
-          <w:b/>
-          <w:bCs/>
-          <w:sz w:val="28"/>
-          <w:szCs w:val="28"/>
-        </w:rPr>
-      </w:pPr>
-      <w:r>
-        <w:rPr>
-          <w:rFonts w:ascii="Times New Roman" w:hAnsi="Times New Roman" w:cs="Times New Roman"/>
-          <w:b/>
-          <w:bCs/>
-          <w:sz w:val="28"/>
-          <w:szCs w:val="28"/>
-        </w:rPr>
-        <w:t>A1 — Управление кандидатами</w:t>
-      </w:r>
-    </w:p>
-    <w:p>
-      <w:pPr>
-        <w:rPr>
-          <w:rFonts w:ascii="Times New Roman" w:hAnsi="Times New Roman" w:cs="Times New Roman"/>
-          <w:bCs/>
-          <w:sz w:val="28"/>
-          <w:szCs w:val="28"/>
-        </w:rPr>
-      </w:pPr>
-      <w:r>
-        <w:rPr>
-          <w:rFonts w:ascii="Times New Roman" w:hAnsi="Times New Roman" w:cs="Times New Roman"/>
-          <w:bCs/>
-          <w:sz w:val="28"/>
-          <w:szCs w:val="28"/>
-        </w:rPr>
-        <w:t>Процесс A1 «Управление кандидатами» предназначен для сбора, хранения и обработки информации о кандидатах.</w:t>
-      </w:r>
-    </w:p>
-    <w:p>
-      <w:pPr>
-        <w:rPr>
-          <w:rFonts w:ascii="Times New Roman" w:hAnsi="Times New Roman" w:cs="Times New Roman"/>
-          <w:bCs/>
-          <w:sz w:val="28"/>
-          <w:szCs w:val="28"/>
-        </w:rPr>
-      </w:pPr>
-      <w:r>
-        <w:rPr>
-          <w:rFonts w:ascii="Times New Roman" w:hAnsi="Times New Roman" w:cs="Times New Roman"/>
-          <w:b/>
-          <w:bCs/>
-          <w:sz w:val="28"/>
-          <w:szCs w:val="28"/>
-        </w:rPr>
-        <w:t>Входные данные:</w:t>
-      </w:r>
-      <w:r>
-        <w:rPr>
-          <w:rFonts w:ascii="Times New Roman" w:hAnsi="Times New Roman" w:cs="Times New Roman"/>
-          <w:bCs/>
-          <w:sz w:val="28"/>
-          <w:szCs w:val="28"/>
-        </w:rPr>
-        <w:t xml:space="preserve"> данные кандидатов.</w:t>
-      </w:r>
-      <w:r>
-        <w:rPr>
-          <w:rFonts w:ascii="Times New Roman" w:hAnsi="Times New Roman" w:cs="Times New Roman"/>
-          <w:bCs/>
-          <w:sz w:val="28"/>
-          <w:szCs w:val="28"/>
-        </w:rPr>
-        <w:br/>
-      </w:r>
-      <w:r>
-        <w:rPr>
-          <w:rFonts w:ascii="Times New Roman" w:hAnsi="Times New Roman" w:cs="Times New Roman"/>
-          <w:b/>
-          <w:bCs/>
-          <w:sz w:val="28"/>
-          <w:szCs w:val="28"/>
-        </w:rPr>
-        <w:t>Выходные данные:</w:t>
-      </w:r>
-      <w:r>
-        <w:rPr>
-          <w:rFonts w:ascii="Times New Roman" w:hAnsi="Times New Roman" w:cs="Times New Roman"/>
-          <w:bCs/>
-          <w:sz w:val="28"/>
-          <w:szCs w:val="28"/>
-        </w:rPr>
-        <w:t xml:space="preserve"> база кандидатов.</w:t>
-      </w:r>
-      <w:r>
-        <w:rPr>
-          <w:rFonts w:ascii="Times New Roman" w:hAnsi="Times New Roman" w:cs="Times New Roman"/>
-          <w:bCs/>
-          <w:sz w:val="28"/>
-          <w:szCs w:val="28"/>
-        </w:rPr>
-        <w:br/>
-      </w:r>
-      <w:r>
-        <w:rPr>
-          <w:rFonts w:ascii="Times New Roman" w:hAnsi="Times New Roman" w:cs="Times New Roman"/>
-          <w:b/>
-          <w:bCs/>
-          <w:sz w:val="28"/>
-          <w:szCs w:val="28"/>
-        </w:rPr>
-        <w:t>Управляющие воздействия:</w:t>
-      </w:r>
-      <w:r>
-        <w:rPr>
-          <w:rFonts w:ascii="Times New Roman" w:hAnsi="Times New Roman" w:cs="Times New Roman"/>
-          <w:bCs/>
-          <w:sz w:val="28"/>
-          <w:szCs w:val="28"/>
-        </w:rPr>
-        <w:t xml:space="preserve"> требования к кандидатам, внутренние регламенты.</w:t>
-      </w:r>
-      <w:r>
-        <w:rPr>
-          <w:rFonts w:ascii="Times New Roman" w:hAnsi="Times New Roman" w:cs="Times New Roman"/>
-          <w:bCs/>
-          <w:sz w:val="28"/>
-          <w:szCs w:val="28"/>
-        </w:rPr>
-        <w:br/>
-      </w:r>
-      <w:r>
-        <w:rPr>
-          <w:rFonts w:ascii="Times New Roman" w:hAnsi="Times New Roman" w:cs="Times New Roman"/>
-          <w:b/>
-          <w:bCs/>
-          <w:sz w:val="28"/>
-          <w:szCs w:val="28"/>
-        </w:rPr>
-        <w:t>Механизмы:</w:t>
-      </w:r>
-      <w:r>
-        <w:rPr>
-          <w:rFonts w:ascii="Times New Roman" w:hAnsi="Times New Roman" w:cs="Times New Roman"/>
-          <w:bCs/>
-          <w:sz w:val="28"/>
-          <w:szCs w:val="28"/>
-        </w:rPr>
-        <w:t xml:space="preserve"> рекрутер, информационная система.</w:t>
-      </w:r>
-    </w:p>
-    <w:p>
-      <w:pPr>
-        <w:rPr>
-          <w:rFonts w:ascii="Times New Roman" w:hAnsi="Times New Roman" w:cs="Times New Roman"/>
-          <w:bCs/>
-          <w:sz w:val="28"/>
-          <w:szCs w:val="28"/>
-        </w:rPr>
-      </w:pPr>
-      <w:r>
-        <w:rPr>
-          <w:rFonts w:ascii="Times New Roman" w:hAnsi="Times New Roman" w:cs="Times New Roman"/>
-          <w:bCs/>
-          <w:sz w:val="28"/>
-          <w:szCs w:val="28"/>
-        </w:rPr>
-        <w:t>В рамках процесса осуществляется анализ резюме и формирование структурированной базы данных кандидатов.</w:t>
-      </w:r>
-    </w:p>
-    <w:p>
-      <w:pPr>
-        <w:rPr>
-          <w:rFonts w:ascii="Times New Roman" w:hAnsi="Times New Roman" w:cs="Times New Roman"/>
-          <w:sz w:val="28"/>
-          <w:szCs w:val="28"/>
-        </w:rPr>
-      </w:pPr>
-    </w:p>
-    <w:p>
-      <w:pPr>
-        <w:rPr>
-          <w:rFonts w:ascii="Times New Roman" w:hAnsi="Times New Roman" w:cs="Times New Roman"/>
-          <w:b/>
-          <w:bCs/>
-          <w:sz w:val="28"/>
-          <w:szCs w:val="28"/>
-        </w:rPr>
-      </w:pPr>
-      <w:r>
-        <w:rPr>
-          <w:rFonts w:ascii="Times New Roman" w:hAnsi="Times New Roman" w:cs="Times New Roman"/>
-          <w:b/>
-          <w:bCs/>
-          <w:sz w:val="28"/>
-          <w:szCs w:val="28"/>
-        </w:rPr>
-        <w:t>A2 — Управление вакансиями</w:t>
-      </w:r>
-    </w:p>
-    <w:p>
-      <w:pPr>
-        <w:rPr>
-          <w:rFonts w:ascii="Times New Roman" w:hAnsi="Times New Roman" w:cs="Times New Roman"/>
-          <w:sz w:val="28"/>
-          <w:szCs w:val="28"/>
-        </w:rPr>
-      </w:pPr>
-      <w:r>
-        <w:rPr>
-          <w:rFonts w:ascii="Times New Roman" w:hAnsi="Times New Roman" w:cs="Times New Roman"/>
-          <w:sz w:val="28"/>
-          <w:szCs w:val="28"/>
-        </w:rPr>
-        <w:t>Процесс A2 «Управление вакансиями» включает создание, редактирование и хранение информации о вакансиях.</w:t>
-      </w:r>
-    </w:p>
-    <w:p>
-      <w:pPr>
-        <w:rPr>
-          <w:rFonts w:ascii="Times New Roman" w:hAnsi="Times New Roman" w:cs="Times New Roman"/>
-          <w:sz w:val="28"/>
-          <w:szCs w:val="28"/>
-        </w:rPr>
-      </w:pPr>
-      <w:r>
-        <w:rPr>
-          <w:rFonts w:ascii="Times New Roman" w:hAnsi="Times New Roman" w:cs="Times New Roman"/>
-          <w:b/>
-          <w:bCs/>
-          <w:sz w:val="28"/>
-          <w:szCs w:val="28"/>
-        </w:rPr>
-        <w:t>Входные данные:</w:t>
-      </w:r>
-      <w:r>
-        <w:rPr>
-          <w:rFonts w:ascii="Times New Roman" w:hAnsi="Times New Roman" w:cs="Times New Roman"/>
-          <w:sz w:val="28"/>
-          <w:szCs w:val="28"/>
-        </w:rPr>
-        <w:t xml:space="preserve"> требования работодателя.</w:t>
-      </w:r>
-      <w:r>
-        <w:rPr>
-          <w:rFonts w:ascii="Times New Roman" w:hAnsi="Times New Roman" w:cs="Times New Roman"/>
-          <w:sz w:val="28"/>
-          <w:szCs w:val="28"/>
-        </w:rPr>
-        <w:br/>
-      </w:r>
-      <w:r>
-        <w:rPr>
-          <w:rFonts w:ascii="Times New Roman" w:hAnsi="Times New Roman" w:cs="Times New Roman"/>
-          <w:b/>
-          <w:bCs/>
-          <w:sz w:val="28"/>
-          <w:szCs w:val="28"/>
-        </w:rPr>
-        <w:t>Выходные данные:</w:t>
-      </w:r>
-      <w:r>
-        <w:rPr>
-          <w:rFonts w:ascii="Times New Roman" w:hAnsi="Times New Roman" w:cs="Times New Roman"/>
-          <w:sz w:val="28"/>
-          <w:szCs w:val="28"/>
-        </w:rPr>
-        <w:t xml:space="preserve"> база вакансий.</w:t>
-      </w:r>
-      <w:r>
-        <w:rPr>
-          <w:rFonts w:ascii="Times New Roman" w:hAnsi="Times New Roman" w:cs="Times New Roman"/>
-          <w:sz w:val="28"/>
-          <w:szCs w:val="28"/>
-        </w:rPr>
-        <w:br/>
-      </w:r>
-      <w:r>
-        <w:rPr>
-          <w:rFonts w:ascii="Times New Roman" w:hAnsi="Times New Roman" w:cs="Times New Roman"/>
-          <w:b/>
-          <w:bCs/>
-          <w:sz w:val="28"/>
-          <w:szCs w:val="28"/>
-        </w:rPr>
-        <w:t>Управляющие воздействия:</w:t>
-      </w:r>
-      <w:r>
-        <w:rPr>
-          <w:rFonts w:ascii="Times New Roman" w:hAnsi="Times New Roman" w:cs="Times New Roman"/>
-          <w:sz w:val="28"/>
-          <w:szCs w:val="28"/>
-        </w:rPr>
-        <w:t xml:space="preserve"> политика подбора персонала, требования работодателя.</w:t>
-      </w:r>
-      <w:r>
-        <w:rPr>
-          <w:rFonts w:ascii="Times New Roman" w:hAnsi="Times New Roman" w:cs="Times New Roman"/>
-          <w:sz w:val="28"/>
-          <w:szCs w:val="28"/>
-        </w:rPr>
-        <w:br/>
-      </w:r>
-      <w:r>
-        <w:rPr>
-          <w:rFonts w:ascii="Times New Roman" w:hAnsi="Times New Roman" w:cs="Times New Roman"/>
-          <w:b/>
-          <w:bCs/>
-          <w:sz w:val="28"/>
-          <w:szCs w:val="28"/>
-        </w:rPr>
-        <w:t>Механизмы:</w:t>
-      </w:r>
-      <w:r>
-        <w:rPr>
-          <w:rFonts w:ascii="Times New Roman" w:hAnsi="Times New Roman" w:cs="Times New Roman"/>
-          <w:sz w:val="28"/>
-          <w:szCs w:val="28"/>
-        </w:rPr>
-        <w:t xml:space="preserve"> рекрутер, работодатель, информационная система.</w:t>
-      </w:r>
-    </w:p>
-    <w:p>
-      <w:pPr>
-        <w:rPr>
-          <w:rFonts w:ascii="Times New Roman" w:hAnsi="Times New Roman" w:cs="Times New Roman"/>
-          <w:sz w:val="28"/>
-          <w:szCs w:val="28"/>
-        </w:rPr>
-      </w:pPr>
-      <w:r>
-        <w:rPr>
-          <w:rFonts w:ascii="Times New Roman" w:hAnsi="Times New Roman" w:cs="Times New Roman"/>
-          <w:sz w:val="28"/>
-          <w:szCs w:val="28"/>
-        </w:rPr>
-        <w:t>Результатом процесса является актуализированная информация о вакансиях, доступная для дальнейшей обработки.</w:t>
-      </w:r>
-    </w:p>
-    <w:p>
-      <w:pPr>
-        <w:rPr>
-          <w:rFonts w:ascii="Times New Roman" w:hAnsi="Times New Roman" w:cs="Times New Roman"/>
-          <w:sz w:val="28"/>
-          <w:szCs w:val="28"/>
-        </w:rPr>
-      </w:pPr>
-    </w:p>
-    <w:p>
-      <w:pPr>
-        <w:rPr>
-          <w:rFonts w:ascii="Times New Roman" w:hAnsi="Times New Roman" w:cs="Times New Roman"/>
-          <w:b/>
-          <w:bCs/>
-          <w:sz w:val="28"/>
-          <w:szCs w:val="28"/>
-        </w:rPr>
-      </w:pPr>
-      <w:r>
-        <w:rPr>
-          <w:rFonts w:ascii="Times New Roman" w:hAnsi="Times New Roman" w:cs="Times New Roman"/>
-          <w:b/>
-          <w:bCs/>
-          <w:sz w:val="28"/>
-          <w:szCs w:val="28"/>
-        </w:rPr>
-        <w:t>A3 — Обработка откликов</w:t>
-      </w:r>
-    </w:p>
-    <w:p>
-      <w:pPr>
-        <w:rPr>
-          <w:rFonts w:ascii="Times New Roman" w:hAnsi="Times New Roman" w:cs="Times New Roman"/>
-          <w:sz w:val="28"/>
-          <w:szCs w:val="28"/>
-        </w:rPr>
-      </w:pPr>
-      <w:r>
-        <w:rPr>
-          <w:rFonts w:ascii="Times New Roman" w:hAnsi="Times New Roman" w:cs="Times New Roman"/>
-          <w:sz w:val="28"/>
-          <w:szCs w:val="28"/>
-        </w:rPr>
-        <w:t>Процесс A3 «Обработка откликов» предназначен для приёма и анализа откликов кандидатов на вакансии.</w:t>
-      </w:r>
-    </w:p>
-    <w:p>
-      <w:pPr>
-        <w:rPr>
-          <w:rFonts w:ascii="Times New Roman" w:hAnsi="Times New Roman" w:cs="Times New Roman"/>
-          <w:sz w:val="28"/>
-          <w:szCs w:val="28"/>
-        </w:rPr>
-      </w:pPr>
-      <w:r>
-        <w:rPr>
-          <w:rFonts w:ascii="Times New Roman" w:hAnsi="Times New Roman" w:cs="Times New Roman"/>
-          <w:b/>
-          <w:bCs/>
-          <w:sz w:val="28"/>
-          <w:szCs w:val="28"/>
-        </w:rPr>
-        <w:t>Входные данные:</w:t>
-      </w:r>
-      <w:r>
-        <w:rPr>
-          <w:rFonts w:ascii="Times New Roman" w:hAnsi="Times New Roman" w:cs="Times New Roman"/>
-          <w:sz w:val="28"/>
-          <w:szCs w:val="28"/>
-        </w:rPr>
-        <w:t xml:space="preserve"> отклики кандидатов, данные о вакансиях, данные о кандидатах.</w:t>
-      </w:r>
-      <w:r>
-        <w:rPr>
-          <w:rFonts w:ascii="Times New Roman" w:hAnsi="Times New Roman" w:cs="Times New Roman"/>
-          <w:sz w:val="28"/>
-          <w:szCs w:val="28"/>
-        </w:rPr>
-        <w:br/>
-      </w:r>
-      <w:r>
-        <w:rPr>
-          <w:rFonts w:ascii="Times New Roman" w:hAnsi="Times New Roman" w:cs="Times New Roman"/>
-          <w:b/>
-          <w:bCs/>
-          <w:sz w:val="28"/>
-          <w:szCs w:val="28"/>
-        </w:rPr>
-        <w:t>Выходные данные:</w:t>
-      </w:r>
-      <w:r>
-        <w:rPr>
-          <w:rFonts w:ascii="Times New Roman" w:hAnsi="Times New Roman" w:cs="Times New Roman"/>
-          <w:sz w:val="28"/>
-          <w:szCs w:val="28"/>
-        </w:rPr>
-        <w:t xml:space="preserve"> отобранные кандидаты.</w:t>
-      </w:r>
-      <w:r>
-        <w:rPr>
-          <w:rFonts w:ascii="Times New Roman" w:hAnsi="Times New Roman" w:cs="Times New Roman"/>
-          <w:sz w:val="28"/>
-          <w:szCs w:val="28"/>
-        </w:rPr>
-        <w:br/>
-      </w:r>
-      <w:r>
-        <w:rPr>
-          <w:rFonts w:ascii="Times New Roman" w:hAnsi="Times New Roman" w:cs="Times New Roman"/>
-          <w:b/>
-          <w:bCs/>
-          <w:sz w:val="28"/>
-          <w:szCs w:val="28"/>
-        </w:rPr>
-        <w:t>Управляющие воздействия:</w:t>
-      </w:r>
-      <w:r>
-        <w:rPr>
-          <w:rFonts w:ascii="Times New Roman" w:hAnsi="Times New Roman" w:cs="Times New Roman"/>
-          <w:sz w:val="28"/>
-          <w:szCs w:val="28"/>
-        </w:rPr>
-        <w:t xml:space="preserve"> требования вакансий, критерии отбора.</w:t>
-      </w:r>
-      <w:r>
-        <w:rPr>
-          <w:rFonts w:ascii="Times New Roman" w:hAnsi="Times New Roman" w:cs="Times New Roman"/>
-          <w:sz w:val="28"/>
-          <w:szCs w:val="28"/>
-        </w:rPr>
-        <w:br/>
-      </w:r>
-      <w:r>
-        <w:rPr>
-          <w:rFonts w:ascii="Times New Roman" w:hAnsi="Times New Roman" w:cs="Times New Roman"/>
-          <w:b/>
-          <w:bCs/>
-          <w:sz w:val="28"/>
-          <w:szCs w:val="28"/>
-        </w:rPr>
-        <w:t>Механизмы:</w:t>
-      </w:r>
-      <w:r>
-        <w:rPr>
-          <w:rFonts w:ascii="Times New Roman" w:hAnsi="Times New Roman" w:cs="Times New Roman"/>
-          <w:sz w:val="28"/>
-          <w:szCs w:val="28"/>
-        </w:rPr>
-        <w:t xml:space="preserve"> рекрутер, информационная система.</w:t>
-      </w:r>
-    </w:p>
-    <w:p>
-      <w:pPr>
-        <w:rPr>
-          <w:rFonts w:ascii="Times New Roman" w:hAnsi="Times New Roman" w:cs="Times New Roman"/>
-          <w:sz w:val="28"/>
-          <w:szCs w:val="28"/>
-        </w:rPr>
-      </w:pPr>
-      <w:r>
-        <w:rPr>
-          <w:rFonts w:ascii="Times New Roman" w:hAnsi="Times New Roman" w:cs="Times New Roman"/>
-          <w:sz w:val="28"/>
-          <w:szCs w:val="28"/>
-        </w:rPr>
-        <w:t>В процессе осуществляется сопоставление кандидатов с вакансиями и первичный отбор.</w:t>
-      </w:r>
-    </w:p>
-    <w:p>
-      <w:pPr>
-        <w:rPr>
-          <w:rFonts w:ascii="Times New Roman" w:hAnsi="Times New Roman" w:cs="Times New Roman"/>
-          <w:sz w:val="28"/>
-          <w:szCs w:val="28"/>
-        </w:rPr>
-      </w:pPr>
-    </w:p>
-    <w:p>
-      <w:pPr>
-        <w:rPr>
-          <w:rFonts w:ascii="Times New Roman" w:hAnsi="Times New Roman" w:cs="Times New Roman"/>
-          <w:b/>
-          <w:bCs/>
-          <w:sz w:val="28"/>
-          <w:szCs w:val="28"/>
-        </w:rPr>
-      </w:pPr>
-      <w:r>
-        <w:rPr>
-          <w:rFonts w:ascii="Times New Roman" w:hAnsi="Times New Roman" w:cs="Times New Roman"/>
-          <w:b/>
-          <w:bCs/>
-          <w:sz w:val="28"/>
-          <w:szCs w:val="28"/>
-        </w:rPr>
-        <w:t>A4 — Проведение собеседований и принятие решения</w:t>
-      </w:r>
-    </w:p>
-    <w:p>
-      <w:pPr>
-        <w:rPr>
-          <w:rFonts w:ascii="Times New Roman" w:hAnsi="Times New Roman" w:cs="Times New Roman"/>
-          <w:sz w:val="28"/>
-          <w:szCs w:val="28"/>
-        </w:rPr>
-      </w:pPr>
-      <w:r>
-        <w:rPr>
-          <w:rFonts w:ascii="Times New Roman" w:hAnsi="Times New Roman" w:cs="Times New Roman"/>
-          <w:sz w:val="28"/>
-          <w:szCs w:val="28"/>
-        </w:rPr>
-        <w:t>Процесс A4 «Проведение собеседований и принятие решения» включает организацию и проведение собеседований, а также оценку кандидатов.</w:t>
-      </w:r>
-    </w:p>
-    <w:p>
-      <w:pPr>
-        <w:rPr>
-          <w:rFonts w:ascii="Times New Roman" w:hAnsi="Times New Roman" w:cs="Times New Roman"/>
-          <w:sz w:val="28"/>
-          <w:szCs w:val="28"/>
-        </w:rPr>
-      </w:pPr>
-      <w:r>
-        <w:rPr>
-          <w:rFonts w:ascii="Times New Roman" w:hAnsi="Times New Roman" w:cs="Times New Roman"/>
-          <w:b/>
-          <w:bCs/>
-          <w:sz w:val="28"/>
-          <w:szCs w:val="28"/>
-        </w:rPr>
-        <w:t>Входные данные:</w:t>
-      </w:r>
-      <w:r>
-        <w:rPr>
-          <w:rFonts w:ascii="Times New Roman" w:hAnsi="Times New Roman" w:cs="Times New Roman"/>
-          <w:sz w:val="28"/>
-          <w:szCs w:val="28"/>
-        </w:rPr>
-        <w:t xml:space="preserve"> отобранные кандидаты.</w:t>
-      </w:r>
-      <w:r>
-        <w:rPr>
-          <w:rFonts w:ascii="Times New Roman" w:hAnsi="Times New Roman" w:cs="Times New Roman"/>
-          <w:sz w:val="28"/>
-          <w:szCs w:val="28"/>
-        </w:rPr>
-        <w:br/>
-      </w:r>
-      <w:r>
-        <w:rPr>
-          <w:rFonts w:ascii="Times New Roman" w:hAnsi="Times New Roman" w:cs="Times New Roman"/>
-          <w:b/>
-          <w:bCs/>
-          <w:sz w:val="28"/>
-          <w:szCs w:val="28"/>
-        </w:rPr>
-        <w:t>Выходные данные:</w:t>
-      </w:r>
-      <w:r>
-        <w:rPr>
-          <w:rFonts w:ascii="Times New Roman" w:hAnsi="Times New Roman" w:cs="Times New Roman"/>
-          <w:sz w:val="28"/>
-          <w:szCs w:val="28"/>
-        </w:rPr>
-        <w:t xml:space="preserve"> результаты собеседований, решение о найме.</w:t>
-      </w:r>
-      <w:r>
-        <w:rPr>
-          <w:rFonts w:ascii="Times New Roman" w:hAnsi="Times New Roman" w:cs="Times New Roman"/>
-          <w:sz w:val="28"/>
-          <w:szCs w:val="28"/>
-        </w:rPr>
-        <w:br/>
-      </w:r>
-      <w:r>
-        <w:rPr>
-          <w:rFonts w:ascii="Times New Roman" w:hAnsi="Times New Roman" w:cs="Times New Roman"/>
-          <w:b/>
-          <w:bCs/>
-          <w:sz w:val="28"/>
-          <w:szCs w:val="28"/>
-        </w:rPr>
-        <w:t>Управляющие воздействия:</w:t>
-      </w:r>
-      <w:r>
-        <w:rPr>
-          <w:rFonts w:ascii="Times New Roman" w:hAnsi="Times New Roman" w:cs="Times New Roman"/>
-          <w:sz w:val="28"/>
-          <w:szCs w:val="28"/>
-        </w:rPr>
-        <w:t xml:space="preserve"> регламенты проведения собеседований, требования работодателя.</w:t>
-      </w:r>
-      <w:r>
-        <w:rPr>
-          <w:rFonts w:ascii="Times New Roman" w:hAnsi="Times New Roman" w:cs="Times New Roman"/>
-          <w:sz w:val="28"/>
-          <w:szCs w:val="28"/>
-        </w:rPr>
-        <w:br/>
-      </w:r>
-      <w:r>
-        <w:rPr>
-          <w:rFonts w:ascii="Times New Roman" w:hAnsi="Times New Roman" w:cs="Times New Roman"/>
-          <w:b/>
-          <w:bCs/>
-          <w:sz w:val="28"/>
-          <w:szCs w:val="28"/>
-        </w:rPr>
-        <w:t>Механизмы:</w:t>
-      </w:r>
-      <w:r>
-        <w:rPr>
-          <w:rFonts w:ascii="Times New Roman" w:hAnsi="Times New Roman" w:cs="Times New Roman"/>
-          <w:sz w:val="28"/>
-          <w:szCs w:val="28"/>
-        </w:rPr>
-        <w:t xml:space="preserve"> рекрутер, работодатель.</w:t>
-      </w:r>
-    </w:p>
-    <w:p>
-      <w:pPr>
-        <w:rPr>
-          <w:rFonts w:ascii="Times New Roman" w:hAnsi="Times New Roman" w:cs="Times New Roman"/>
-          <w:sz w:val="28"/>
-          <w:szCs w:val="28"/>
-        </w:rPr>
-      </w:pPr>
-      <w:r>
-        <w:rPr>
-          <w:rFonts w:ascii="Times New Roman" w:hAnsi="Times New Roman" w:cs="Times New Roman"/>
-          <w:sz w:val="28"/>
-          <w:szCs w:val="28"/>
-        </w:rPr>
-        <w:t>В результате выполнения процесса принимается решение о приёме кандидата или отказе.</w:t>
+          <w:sz w:val="28"/>
+          <w:szCs w:val="28"/>
+        </w:rPr>
+        <w:t xml:space="preserve">работодатель </w:t>
+      </w:r>
+    </w:p>
+    <w:p>
+      <w:pPr>
+        <w:rPr>
+          <w:rFonts w:ascii="Times New Roman" w:hAnsi="Times New Roman" w:cs="Times New Roman"/>
+          <w:sz w:val="28"/>
+          <w:szCs w:val="28"/>
+        </w:rPr>
+      </w:pPr>
+      <w:r>
+        <w:rPr>
+          <w:rFonts w:ascii="Times New Roman" w:hAnsi="Times New Roman" w:cs="Times New Roman"/>
+          <w:sz w:val="28"/>
+          <w:szCs w:val="28"/>
+        </w:rPr>
+        <w:t>В результате выполнения процесса принимается окончательное решение о найме кандидата и осуществляется закрытие вакансии.</w:t>
       </w:r>
     </w:p>
     <w:p>
@@ -2882,13 +3204,13 @@
 <file path=word/numbering.xml><?xml version="1.0" encoding="utf-8"?>
 <w:numbering xmlns:wpc="http://schemas.microsoft.com/office/word/2010/wordprocessingCanvas" xmlns:cx="http://schemas.microsoft.com/office/drawing/2014/chartex" xmlns:cx1="http://schemas.microsoft.com/office/drawing/2015/9/8/chartex" xmlns:mc="http://schemas.openxmlformats.org/markup-compatibility/2006" xmlns:o="urn:schemas-microsoft-com:office:office" xmlns:r="http://schemas.openxmlformats.org/officeDocument/2006/relationships" xmlns:m="http://schemas.openxmlformats.org/officeDocument/2006/math" xmlns:v="urn:schemas-microsoft-com:vml" xmlns:wp14="http://schemas.microsoft.com/office/word/2010/wordprocessingDrawing" xmlns:wp="http://schemas.openxmlformats.org/drawingml/2006/wordprocessingDrawing" xmlns:w10="urn:schemas-microsoft-com:office:word" xmlns:w="http://schemas.openxmlformats.org/wordprocessingml/2006/main" xmlns:w14="http://schemas.microsoft.com/office/word/2010/wordml" xmlns:w15="http://schemas.microsoft.com/office/word/2012/wordml" xmlns:w16se="http://schemas.microsoft.com/office/word/2015/wordml/symex" xmlns:wpg="http://schemas.microsoft.com/office/word/2010/wordprocessingGroup" xmlns:wpi="http://schemas.microsoft.com/office/word/2010/wordprocessingInk" xmlns:wne="http://schemas.microsoft.com/office/word/2006/wordml" xmlns:wps="http://schemas.microsoft.com/office/word/2010/wordprocessingShape" mc:Ignorable="w14 w15 w16se wp14">
   <w:abstractNum w:abstractNumId="0" w15:restartNumberingAfterBreak="0">
-    <w:nsid w:val="08A66896"/>
+    <w:nsid w:val="078D5C87"/>
     <w:multiLevelType w:val="multilevel"/>
-    <w:tmpl w:val="1E5C0D90"/>
+    <w:tmpl w:val="F92250BA"/>
     <w:lvl w:ilvl="0">
       <w:start w:val="1"/>
       <w:numFmt w:val="bullet"/>
-      <w:lvlText w:val=""/>
+      <w:lvlText w:val=""/>
       <w:lvlJc w:val="left"/>
       <w:pPr>
         <w:tabs>
@@ -3031,453 +3353,6 @@
     </w:lvl>
   </w:abstractNum>
   <w:abstractNum w:abstractNumId="1" w15:restartNumberingAfterBreak="0">
-    <w:nsid w:val="0CB40AA8"/>
-    <w:multiLevelType w:val="multilevel"/>
-    <w:tmpl w:val="FEEE7C92"/>
-    <w:lvl w:ilvl="0">
-      <w:start w:val="1"/>
-      <w:numFmt w:val="bullet"/>
-      <w:lvlText w:val=""/>
-      <w:lvlJc w:val="left"/>
-      <w:pPr>
-        <w:tabs>
-          <w:tab w:val="num" w:pos="720"/>
-        </w:tabs>
-        <w:ind w:left="720" w:hanging="360"/>
-      </w:pPr>
-      <w:rPr>
-        <w:rFonts w:ascii="Symbol" w:hAnsi="Symbol" w:hint="default"/>
-        <w:sz w:val="20"/>
-      </w:rPr>
-    </w:lvl>
-    <w:lvl w:ilvl="1" w:tentative="1">
-      <w:start w:val="1"/>
-      <w:numFmt w:val="bullet"/>
-      <w:lvlText w:val="o"/>
-      <w:lvlJc w:val="left"/>
-      <w:pPr>
-        <w:tabs>
-          <w:tab w:val="num" w:pos="1440"/>
-        </w:tabs>
-        <w:ind w:left="1440" w:hanging="360"/>
-      </w:pPr>
-      <w:rPr>
-        <w:rFonts w:ascii="Courier New" w:hAnsi="Courier New" w:hint="default"/>
-        <w:sz w:val="20"/>
-      </w:rPr>
-    </w:lvl>
-    <w:lvl w:ilvl="2" w:tentative="1">
-      <w:start w:val="1"/>
-      <w:numFmt w:val="bullet"/>
-      <w:lvlText w:val=""/>
-      <w:lvlJc w:val="left"/>
-      <w:pPr>
-        <w:tabs>
-          <w:tab w:val="num" w:pos="2160"/>
-        </w:tabs>
-        <w:ind w:left="2160" w:hanging="360"/>
-      </w:pPr>
-      <w:rPr>
-        <w:rFonts w:ascii="Wingdings" w:hAnsi="Wingdings" w:hint="default"/>
-        <w:sz w:val="20"/>
-      </w:rPr>
-    </w:lvl>
-    <w:lvl w:ilvl="3" w:tentative="1">
-      <w:start w:val="1"/>
-      <w:numFmt w:val="bullet"/>
-      <w:lvlText w:val=""/>
-      <w:lvlJc w:val="left"/>
-      <w:pPr>
-        <w:tabs>
-          <w:tab w:val="num" w:pos="2880"/>
-        </w:tabs>
-        <w:ind w:left="2880" w:hanging="360"/>
-      </w:pPr>
-      <w:rPr>
-        <w:rFonts w:ascii="Wingdings" w:hAnsi="Wingdings" w:hint="default"/>
-        <w:sz w:val="20"/>
-      </w:rPr>
-    </w:lvl>
-    <w:lvl w:ilvl="4" w:tentative="1">
-      <w:start w:val="1"/>
-      <w:numFmt w:val="bullet"/>
-      <w:lvlText w:val=""/>
-      <w:lvlJc w:val="left"/>
-      <w:pPr>
-        <w:tabs>
-          <w:tab w:val="num" w:pos="3600"/>
-        </w:tabs>
-        <w:ind w:left="3600" w:hanging="360"/>
-      </w:pPr>
-      <w:rPr>
-        <w:rFonts w:ascii="Wingdings" w:hAnsi="Wingdings" w:hint="default"/>
-        <w:sz w:val="20"/>
-      </w:rPr>
-    </w:lvl>
-    <w:lvl w:ilvl="5" w:tentative="1">
-      <w:start w:val="1"/>
-      <w:numFmt w:val="bullet"/>
-      <w:lvlText w:val=""/>
-      <w:lvlJc w:val="left"/>
-      <w:pPr>
-        <w:tabs>
-          <w:tab w:val="num" w:pos="4320"/>
-        </w:tabs>
-        <w:ind w:left="4320" w:hanging="360"/>
-      </w:pPr>
-      <w:rPr>
-        <w:rFonts w:ascii="Wingdings" w:hAnsi="Wingdings" w:hint="default"/>
-        <w:sz w:val="20"/>
-      </w:rPr>
-    </w:lvl>
-    <w:lvl w:ilvl="6" w:tentative="1">
-      <w:start w:val="1"/>
-      <w:numFmt w:val="bullet"/>
-      <w:lvlText w:val=""/>
-      <w:lvlJc w:val="left"/>
-      <w:pPr>
-        <w:tabs>
-          <w:tab w:val="num" w:pos="5040"/>
-        </w:tabs>
-        <w:ind w:left="5040" w:hanging="360"/>
-      </w:pPr>
-      <w:rPr>
-        <w:rFonts w:ascii="Wingdings" w:hAnsi="Wingdings" w:hint="default"/>
-        <w:sz w:val="20"/>
-      </w:rPr>
-    </w:lvl>
-    <w:lvl w:ilvl="7" w:tentative="1">
-      <w:start w:val="1"/>
-      <w:numFmt w:val="bullet"/>
-      <w:lvlText w:val=""/>
-      <w:lvlJc w:val="left"/>
-      <w:pPr>
-        <w:tabs>
-          <w:tab w:val="num" w:pos="5760"/>
-        </w:tabs>
-        <w:ind w:left="5760" w:hanging="360"/>
-      </w:pPr>
-      <w:rPr>
-        <w:rFonts w:ascii="Wingdings" w:hAnsi="Wingdings" w:hint="default"/>
-        <w:sz w:val="20"/>
-      </w:rPr>
-    </w:lvl>
-    <w:lvl w:ilvl="8" w:tentative="1">
-      <w:start w:val="1"/>
-      <w:numFmt w:val="bullet"/>
-      <w:lvlText w:val=""/>
-      <w:lvlJc w:val="left"/>
-      <w:pPr>
-        <w:tabs>
-          <w:tab w:val="num" w:pos="6480"/>
-        </w:tabs>
-        <w:ind w:left="6480" w:hanging="360"/>
-      </w:pPr>
-      <w:rPr>
-        <w:rFonts w:ascii="Wingdings" w:hAnsi="Wingdings" w:hint="default"/>
-        <w:sz w:val="20"/>
-      </w:rPr>
-    </w:lvl>
-  </w:abstractNum>
-  <w:abstractNum w:abstractNumId="2" w15:restartNumberingAfterBreak="0">
-    <w:nsid w:val="0D74545B"/>
-    <w:multiLevelType w:val="multilevel"/>
-    <w:tmpl w:val="B8C63088"/>
-    <w:lvl w:ilvl="0">
-      <w:start w:val="1"/>
-      <w:numFmt w:val="bullet"/>
-      <w:lvlText w:val=""/>
-      <w:lvlJc w:val="left"/>
-      <w:pPr>
-        <w:tabs>
-          <w:tab w:val="num" w:pos="720"/>
-        </w:tabs>
-        <w:ind w:left="720" w:hanging="360"/>
-      </w:pPr>
-      <w:rPr>
-        <w:rFonts w:ascii="Symbol" w:hAnsi="Symbol" w:hint="default"/>
-        <w:sz w:val="20"/>
-      </w:rPr>
-    </w:lvl>
-    <w:lvl w:ilvl="1" w:tentative="1">
-      <w:start w:val="1"/>
-      <w:numFmt w:val="bullet"/>
-      <w:lvlText w:val="o"/>
-      <w:lvlJc w:val="left"/>
-      <w:pPr>
-        <w:tabs>
-          <w:tab w:val="num" w:pos="1440"/>
-        </w:tabs>
-        <w:ind w:left="1440" w:hanging="360"/>
-      </w:pPr>
-      <w:rPr>
-        <w:rFonts w:ascii="Courier New" w:hAnsi="Courier New" w:hint="default"/>
-        <w:sz w:val="20"/>
-      </w:rPr>
-    </w:lvl>
-    <w:lvl w:ilvl="2" w:tentative="1">
-      <w:start w:val="1"/>
-      <w:numFmt w:val="bullet"/>
-      <w:lvlText w:val=""/>
-      <w:lvlJc w:val="left"/>
-      <w:pPr>
-        <w:tabs>
-          <w:tab w:val="num" w:pos="2160"/>
-        </w:tabs>
-        <w:ind w:left="2160" w:hanging="360"/>
-      </w:pPr>
-      <w:rPr>
-        <w:rFonts w:ascii="Wingdings" w:hAnsi="Wingdings" w:hint="default"/>
-        <w:sz w:val="20"/>
-      </w:rPr>
-    </w:lvl>
-    <w:lvl w:ilvl="3" w:tentative="1">
-      <w:start w:val="1"/>
-      <w:numFmt w:val="bullet"/>
-      <w:lvlText w:val=""/>
-      <w:lvlJc w:val="left"/>
-      <w:pPr>
-        <w:tabs>
-          <w:tab w:val="num" w:pos="2880"/>
-        </w:tabs>
-        <w:ind w:left="2880" w:hanging="360"/>
-      </w:pPr>
-      <w:rPr>
-        <w:rFonts w:ascii="Wingdings" w:hAnsi="Wingdings" w:hint="default"/>
-        <w:sz w:val="20"/>
-      </w:rPr>
-    </w:lvl>
-    <w:lvl w:ilvl="4" w:tentative="1">
-      <w:start w:val="1"/>
-      <w:numFmt w:val="bullet"/>
-      <w:lvlText w:val=""/>
-      <w:lvlJc w:val="left"/>
-      <w:pPr>
-        <w:tabs>
-          <w:tab w:val="num" w:pos="3600"/>
-        </w:tabs>
-        <w:ind w:left="3600" w:hanging="360"/>
-      </w:pPr>
-      <w:rPr>
-        <w:rFonts w:ascii="Wingdings" w:hAnsi="Wingdings" w:hint="default"/>
-        <w:sz w:val="20"/>
-      </w:rPr>
-    </w:lvl>
-    <w:lvl w:ilvl="5" w:tentative="1">
-      <w:start w:val="1"/>
-      <w:numFmt w:val="bullet"/>
-      <w:lvlText w:val=""/>
-      <w:lvlJc w:val="left"/>
-      <w:pPr>
-        <w:tabs>
-          <w:tab w:val="num" w:pos="4320"/>
-        </w:tabs>
-        <w:ind w:left="4320" w:hanging="360"/>
-      </w:pPr>
-      <w:rPr>
-        <w:rFonts w:ascii="Wingdings" w:hAnsi="Wingdings" w:hint="default"/>
-        <w:sz w:val="20"/>
-      </w:rPr>
-    </w:lvl>
-    <w:lvl w:ilvl="6" w:tentative="1">
-      <w:start w:val="1"/>
-      <w:numFmt w:val="bullet"/>
-      <w:lvlText w:val=""/>
-      <w:lvlJc w:val="left"/>
-      <w:pPr>
-        <w:tabs>
-          <w:tab w:val="num" w:pos="5040"/>
-        </w:tabs>
-        <w:ind w:left="5040" w:hanging="360"/>
-      </w:pPr>
-      <w:rPr>
-        <w:rFonts w:ascii="Wingdings" w:hAnsi="Wingdings" w:hint="default"/>
-        <w:sz w:val="20"/>
-      </w:rPr>
-    </w:lvl>
-    <w:lvl w:ilvl="7" w:tentative="1">
-      <w:start w:val="1"/>
-      <w:numFmt w:val="bullet"/>
-      <w:lvlText w:val=""/>
-      <w:lvlJc w:val="left"/>
-      <w:pPr>
-        <w:tabs>
-          <w:tab w:val="num" w:pos="5760"/>
-        </w:tabs>
-        <w:ind w:left="5760" w:hanging="360"/>
-      </w:pPr>
-      <w:rPr>
-        <w:rFonts w:ascii="Wingdings" w:hAnsi="Wingdings" w:hint="default"/>
-        <w:sz w:val="20"/>
-      </w:rPr>
-    </w:lvl>
-    <w:lvl w:ilvl="8" w:tentative="1">
-      <w:start w:val="1"/>
-      <w:numFmt w:val="bullet"/>
-      <w:lvlText w:val=""/>
-      <w:lvlJc w:val="left"/>
-      <w:pPr>
-        <w:tabs>
-          <w:tab w:val="num" w:pos="6480"/>
-        </w:tabs>
-        <w:ind w:left="6480" w:hanging="360"/>
-      </w:pPr>
-      <w:rPr>
-        <w:rFonts w:ascii="Wingdings" w:hAnsi="Wingdings" w:hint="default"/>
-        <w:sz w:val="20"/>
-      </w:rPr>
-    </w:lvl>
-  </w:abstractNum>
-  <w:abstractNum w:abstractNumId="3" w15:restartNumberingAfterBreak="0">
-    <w:nsid w:val="0EDA73C4"/>
-    <w:multiLevelType w:val="multilevel"/>
-    <w:tmpl w:val="0B60E02C"/>
-    <w:lvl w:ilvl="0">
-      <w:start w:val="1"/>
-      <w:numFmt w:val="bullet"/>
-      <w:lvlText w:val=""/>
-      <w:lvlJc w:val="left"/>
-      <w:pPr>
-        <w:tabs>
-          <w:tab w:val="num" w:pos="720"/>
-        </w:tabs>
-        <w:ind w:left="720" w:hanging="360"/>
-      </w:pPr>
-      <w:rPr>
-        <w:rFonts w:ascii="Symbol" w:hAnsi="Symbol" w:hint="default"/>
-        <w:sz w:val="20"/>
-      </w:rPr>
-    </w:lvl>
-    <w:lvl w:ilvl="1" w:tentative="1">
-      <w:start w:val="1"/>
-      <w:numFmt w:val="bullet"/>
-      <w:lvlText w:val="o"/>
-      <w:lvlJc w:val="left"/>
-      <w:pPr>
-        <w:tabs>
-          <w:tab w:val="num" w:pos="1440"/>
-        </w:tabs>
-        <w:ind w:left="1440" w:hanging="360"/>
-      </w:pPr>
-      <w:rPr>
-        <w:rFonts w:ascii="Courier New" w:hAnsi="Courier New" w:hint="default"/>
-        <w:sz w:val="20"/>
-      </w:rPr>
-    </w:lvl>
-    <w:lvl w:ilvl="2" w:tentative="1">
-      <w:start w:val="1"/>
-      <w:numFmt w:val="bullet"/>
-      <w:lvlText w:val=""/>
-      <w:lvlJc w:val="left"/>
-      <w:pPr>
-        <w:tabs>
-          <w:tab w:val="num" w:pos="2160"/>
-        </w:tabs>
-        <w:ind w:left="2160" w:hanging="360"/>
-      </w:pPr>
-      <w:rPr>
-        <w:rFonts w:ascii="Wingdings" w:hAnsi="Wingdings" w:hint="default"/>
-        <w:sz w:val="20"/>
-      </w:rPr>
-    </w:lvl>
-    <w:lvl w:ilvl="3" w:tentative="1">
-      <w:start w:val="1"/>
-      <w:numFmt w:val="bullet"/>
-      <w:lvlText w:val=""/>
-      <w:lvlJc w:val="left"/>
-      <w:pPr>
-        <w:tabs>
-          <w:tab w:val="num" w:pos="2880"/>
-        </w:tabs>
-        <w:ind w:left="2880" w:hanging="360"/>
-      </w:pPr>
-      <w:rPr>
-        <w:rFonts w:ascii="Wingdings" w:hAnsi="Wingdings" w:hint="default"/>
-        <w:sz w:val="20"/>
-      </w:rPr>
-    </w:lvl>
-    <w:lvl w:ilvl="4" w:tentative="1">
-      <w:start w:val="1"/>
-      <w:numFmt w:val="bullet"/>
-      <w:lvlText w:val=""/>
-      <w:lvlJc w:val="left"/>
-      <w:pPr>
-        <w:tabs>
-          <w:tab w:val="num" w:pos="3600"/>
-        </w:tabs>
-        <w:ind w:left="3600" w:hanging="360"/>
-      </w:pPr>
-      <w:rPr>
-        <w:rFonts w:ascii="Wingdings" w:hAnsi="Wingdings" w:hint="default"/>
-        <w:sz w:val="20"/>
-      </w:rPr>
-    </w:lvl>
-    <w:lvl w:ilvl="5" w:tentative="1">
-      <w:start w:val="1"/>
-      <w:numFmt w:val="bullet"/>
-      <w:lvlText w:val=""/>
-      <w:lvlJc w:val="left"/>
-      <w:pPr>
-        <w:tabs>
-          <w:tab w:val="num" w:pos="4320"/>
-        </w:tabs>
-        <w:ind w:left="4320" w:hanging="360"/>
-      </w:pPr>
-      <w:rPr>
-        <w:rFonts w:ascii="Wingdings" w:hAnsi="Wingdings" w:hint="default"/>
-        <w:sz w:val="20"/>
-      </w:rPr>
-    </w:lvl>
-    <w:lvl w:ilvl="6" w:tentative="1">
-      <w:start w:val="1"/>
-      <w:numFmt w:val="bullet"/>
-      <w:lvlText w:val=""/>
-      <w:lvlJc w:val="left"/>
-      <w:pPr>
-        <w:tabs>
-          <w:tab w:val="num" w:pos="5040"/>
-        </w:tabs>
-        <w:ind w:left="5040" w:hanging="360"/>
-      </w:pPr>
-      <w:rPr>
-        <w:rFonts w:ascii="Wingdings" w:hAnsi="Wingdings" w:hint="default"/>
-        <w:sz w:val="20"/>
-      </w:rPr>
-    </w:lvl>
-    <w:lvl w:ilvl="7" w:tentative="1">
-      <w:start w:val="1"/>
-      <w:numFmt w:val="bullet"/>
-      <w:lvlText w:val=""/>
-      <w:lvlJc w:val="left"/>
-      <w:pPr>
-        <w:tabs>
-          <w:tab w:val="num" w:pos="5760"/>
-        </w:tabs>
-        <w:ind w:left="5760" w:hanging="360"/>
-      </w:pPr>
-      <w:rPr>
-        <w:rFonts w:ascii="Wingdings" w:hAnsi="Wingdings" w:hint="default"/>
-        <w:sz w:val="20"/>
-      </w:rPr>
-    </w:lvl>
-    <w:lvl w:ilvl="8" w:tentative="1">
-      <w:start w:val="1"/>
-      <w:numFmt w:val="bullet"/>
-      <w:lvlText w:val=""/>
-      <w:lvlJc w:val="left"/>
-      <w:pPr>
-        <w:tabs>
-          <w:tab w:val="num" w:pos="6480"/>
-        </w:tabs>
-        <w:ind w:left="6480" w:hanging="360"/>
-      </w:pPr>
-      <w:rPr>
-        <w:rFonts w:ascii="Wingdings" w:hAnsi="Wingdings" w:hint="default"/>
-        <w:sz w:val="20"/>
-      </w:rPr>
-    </w:lvl>
-  </w:abstractNum>
-  <w:abstractNum w:abstractNumId="4" w15:restartNumberingAfterBreak="0">
     <w:nsid w:val="1B390EC7"/>
     <w:multiLevelType w:val="multilevel"/>
     <w:tmpl w:val="1EC018D6"/>
@@ -3626,454 +3501,454 @@
       </w:rPr>
     </w:lvl>
   </w:abstractNum>
+  <w:abstractNum w:abstractNumId="2" w15:restartNumberingAfterBreak="0">
+    <w:nsid w:val="281D1DA7"/>
+    <w:multiLevelType w:val="multilevel"/>
+    <w:tmpl w:val="78FAB0F2"/>
+    <w:lvl w:ilvl="0">
+      <w:start w:val="1"/>
+      <w:numFmt w:val="bullet"/>
+      <w:lvlText w:val=""/>
+      <w:lvlJc w:val="left"/>
+      <w:pPr>
+        <w:tabs>
+          <w:tab w:val="num" w:pos="720"/>
+        </w:tabs>
+        <w:ind w:left="720" w:hanging="360"/>
+      </w:pPr>
+      <w:rPr>
+        <w:rFonts w:ascii="Symbol" w:hAnsi="Symbol" w:hint="default"/>
+        <w:sz w:val="20"/>
+      </w:rPr>
+    </w:lvl>
+    <w:lvl w:ilvl="1" w:tentative="1">
+      <w:start w:val="1"/>
+      <w:numFmt w:val="bullet"/>
+      <w:lvlText w:val="o"/>
+      <w:lvlJc w:val="left"/>
+      <w:pPr>
+        <w:tabs>
+          <w:tab w:val="num" w:pos="1440"/>
+        </w:tabs>
+        <w:ind w:left="1440" w:hanging="360"/>
+      </w:pPr>
+      <w:rPr>
+        <w:rFonts w:ascii="Courier New" w:hAnsi="Courier New" w:hint="default"/>
+        <w:sz w:val="20"/>
+      </w:rPr>
+    </w:lvl>
+    <w:lvl w:ilvl="2" w:tentative="1">
+      <w:start w:val="1"/>
+      <w:numFmt w:val="bullet"/>
+      <w:lvlText w:val=""/>
+      <w:lvlJc w:val="left"/>
+      <w:pPr>
+        <w:tabs>
+          <w:tab w:val="num" w:pos="2160"/>
+        </w:tabs>
+        <w:ind w:left="2160" w:hanging="360"/>
+      </w:pPr>
+      <w:rPr>
+        <w:rFonts w:ascii="Wingdings" w:hAnsi="Wingdings" w:hint="default"/>
+        <w:sz w:val="20"/>
+      </w:rPr>
+    </w:lvl>
+    <w:lvl w:ilvl="3" w:tentative="1">
+      <w:start w:val="1"/>
+      <w:numFmt w:val="bullet"/>
+      <w:lvlText w:val=""/>
+      <w:lvlJc w:val="left"/>
+      <w:pPr>
+        <w:tabs>
+          <w:tab w:val="num" w:pos="2880"/>
+        </w:tabs>
+        <w:ind w:left="2880" w:hanging="360"/>
+      </w:pPr>
+      <w:rPr>
+        <w:rFonts w:ascii="Wingdings" w:hAnsi="Wingdings" w:hint="default"/>
+        <w:sz w:val="20"/>
+      </w:rPr>
+    </w:lvl>
+    <w:lvl w:ilvl="4" w:tentative="1">
+      <w:start w:val="1"/>
+      <w:numFmt w:val="bullet"/>
+      <w:lvlText w:val=""/>
+      <w:lvlJc w:val="left"/>
+      <w:pPr>
+        <w:tabs>
+          <w:tab w:val="num" w:pos="3600"/>
+        </w:tabs>
+        <w:ind w:left="3600" w:hanging="360"/>
+      </w:pPr>
+      <w:rPr>
+        <w:rFonts w:ascii="Wingdings" w:hAnsi="Wingdings" w:hint="default"/>
+        <w:sz w:val="20"/>
+      </w:rPr>
+    </w:lvl>
+    <w:lvl w:ilvl="5" w:tentative="1">
+      <w:start w:val="1"/>
+      <w:numFmt w:val="bullet"/>
+      <w:lvlText w:val=""/>
+      <w:lvlJc w:val="left"/>
+      <w:pPr>
+        <w:tabs>
+          <w:tab w:val="num" w:pos="4320"/>
+        </w:tabs>
+        <w:ind w:left="4320" w:hanging="360"/>
+      </w:pPr>
+      <w:rPr>
+        <w:rFonts w:ascii="Wingdings" w:hAnsi="Wingdings" w:hint="default"/>
+        <w:sz w:val="20"/>
+      </w:rPr>
+    </w:lvl>
+    <w:lvl w:ilvl="6" w:tentative="1">
+      <w:start w:val="1"/>
+      <w:numFmt w:val="bullet"/>
+      <w:lvlText w:val=""/>
+      <w:lvlJc w:val="left"/>
+      <w:pPr>
+        <w:tabs>
+          <w:tab w:val="num" w:pos="5040"/>
+        </w:tabs>
+        <w:ind w:left="5040" w:hanging="360"/>
+      </w:pPr>
+      <w:rPr>
+        <w:rFonts w:ascii="Wingdings" w:hAnsi="Wingdings" w:hint="default"/>
+        <w:sz w:val="20"/>
+      </w:rPr>
+    </w:lvl>
+    <w:lvl w:ilvl="7" w:tentative="1">
+      <w:start w:val="1"/>
+      <w:numFmt w:val="bullet"/>
+      <w:lvlText w:val=""/>
+      <w:lvlJc w:val="left"/>
+      <w:pPr>
+        <w:tabs>
+          <w:tab w:val="num" w:pos="5760"/>
+        </w:tabs>
+        <w:ind w:left="5760" w:hanging="360"/>
+      </w:pPr>
+      <w:rPr>
+        <w:rFonts w:ascii="Wingdings" w:hAnsi="Wingdings" w:hint="default"/>
+        <w:sz w:val="20"/>
+      </w:rPr>
+    </w:lvl>
+    <w:lvl w:ilvl="8" w:tentative="1">
+      <w:start w:val="1"/>
+      <w:numFmt w:val="bullet"/>
+      <w:lvlText w:val=""/>
+      <w:lvlJc w:val="left"/>
+      <w:pPr>
+        <w:tabs>
+          <w:tab w:val="num" w:pos="6480"/>
+        </w:tabs>
+        <w:ind w:left="6480" w:hanging="360"/>
+      </w:pPr>
+      <w:rPr>
+        <w:rFonts w:ascii="Wingdings" w:hAnsi="Wingdings" w:hint="default"/>
+        <w:sz w:val="20"/>
+      </w:rPr>
+    </w:lvl>
+  </w:abstractNum>
+  <w:abstractNum w:abstractNumId="3" w15:restartNumberingAfterBreak="0">
+    <w:nsid w:val="314F6559"/>
+    <w:multiLevelType w:val="multilevel"/>
+    <w:tmpl w:val="AC18B2AA"/>
+    <w:lvl w:ilvl="0">
+      <w:start w:val="1"/>
+      <w:numFmt w:val="bullet"/>
+      <w:lvlText w:val=""/>
+      <w:lvlJc w:val="left"/>
+      <w:pPr>
+        <w:tabs>
+          <w:tab w:val="num" w:pos="720"/>
+        </w:tabs>
+        <w:ind w:left="720" w:hanging="360"/>
+      </w:pPr>
+      <w:rPr>
+        <w:rFonts w:ascii="Symbol" w:hAnsi="Symbol" w:hint="default"/>
+        <w:sz w:val="20"/>
+      </w:rPr>
+    </w:lvl>
+    <w:lvl w:ilvl="1" w:tentative="1">
+      <w:start w:val="1"/>
+      <w:numFmt w:val="bullet"/>
+      <w:lvlText w:val="o"/>
+      <w:lvlJc w:val="left"/>
+      <w:pPr>
+        <w:tabs>
+          <w:tab w:val="num" w:pos="1440"/>
+        </w:tabs>
+        <w:ind w:left="1440" w:hanging="360"/>
+      </w:pPr>
+      <w:rPr>
+        <w:rFonts w:ascii="Courier New" w:hAnsi="Courier New" w:hint="default"/>
+        <w:sz w:val="20"/>
+      </w:rPr>
+    </w:lvl>
+    <w:lvl w:ilvl="2" w:tentative="1">
+      <w:start w:val="1"/>
+      <w:numFmt w:val="bullet"/>
+      <w:lvlText w:val=""/>
+      <w:lvlJc w:val="left"/>
+      <w:pPr>
+        <w:tabs>
+          <w:tab w:val="num" w:pos="2160"/>
+        </w:tabs>
+        <w:ind w:left="2160" w:hanging="360"/>
+      </w:pPr>
+      <w:rPr>
+        <w:rFonts w:ascii="Wingdings" w:hAnsi="Wingdings" w:hint="default"/>
+        <w:sz w:val="20"/>
+      </w:rPr>
+    </w:lvl>
+    <w:lvl w:ilvl="3" w:tentative="1">
+      <w:start w:val="1"/>
+      <w:numFmt w:val="bullet"/>
+      <w:lvlText w:val=""/>
+      <w:lvlJc w:val="left"/>
+      <w:pPr>
+        <w:tabs>
+          <w:tab w:val="num" w:pos="2880"/>
+        </w:tabs>
+        <w:ind w:left="2880" w:hanging="360"/>
+      </w:pPr>
+      <w:rPr>
+        <w:rFonts w:ascii="Wingdings" w:hAnsi="Wingdings" w:hint="default"/>
+        <w:sz w:val="20"/>
+      </w:rPr>
+    </w:lvl>
+    <w:lvl w:ilvl="4" w:tentative="1">
+      <w:start w:val="1"/>
+      <w:numFmt w:val="bullet"/>
+      <w:lvlText w:val=""/>
+      <w:lvlJc w:val="left"/>
+      <w:pPr>
+        <w:tabs>
+          <w:tab w:val="num" w:pos="3600"/>
+        </w:tabs>
+        <w:ind w:left="3600" w:hanging="360"/>
+      </w:pPr>
+      <w:rPr>
+        <w:rFonts w:ascii="Wingdings" w:hAnsi="Wingdings" w:hint="default"/>
+        <w:sz w:val="20"/>
+      </w:rPr>
+    </w:lvl>
+    <w:lvl w:ilvl="5" w:tentative="1">
+      <w:start w:val="1"/>
+      <w:numFmt w:val="bullet"/>
+      <w:lvlText w:val=""/>
+      <w:lvlJc w:val="left"/>
+      <w:pPr>
+        <w:tabs>
+          <w:tab w:val="num" w:pos="4320"/>
+        </w:tabs>
+        <w:ind w:left="4320" w:hanging="360"/>
+      </w:pPr>
+      <w:rPr>
+        <w:rFonts w:ascii="Wingdings" w:hAnsi="Wingdings" w:hint="default"/>
+        <w:sz w:val="20"/>
+      </w:rPr>
+    </w:lvl>
+    <w:lvl w:ilvl="6" w:tentative="1">
+      <w:start w:val="1"/>
+      <w:numFmt w:val="bullet"/>
+      <w:lvlText w:val=""/>
+      <w:lvlJc w:val="left"/>
+      <w:pPr>
+        <w:tabs>
+          <w:tab w:val="num" w:pos="5040"/>
+        </w:tabs>
+        <w:ind w:left="5040" w:hanging="360"/>
+      </w:pPr>
+      <w:rPr>
+        <w:rFonts w:ascii="Wingdings" w:hAnsi="Wingdings" w:hint="default"/>
+        <w:sz w:val="20"/>
+      </w:rPr>
+    </w:lvl>
+    <w:lvl w:ilvl="7" w:tentative="1">
+      <w:start w:val="1"/>
+      <w:numFmt w:val="bullet"/>
+      <w:lvlText w:val=""/>
+      <w:lvlJc w:val="left"/>
+      <w:pPr>
+        <w:tabs>
+          <w:tab w:val="num" w:pos="5760"/>
+        </w:tabs>
+        <w:ind w:left="5760" w:hanging="360"/>
+      </w:pPr>
+      <w:rPr>
+        <w:rFonts w:ascii="Wingdings" w:hAnsi="Wingdings" w:hint="default"/>
+        <w:sz w:val="20"/>
+      </w:rPr>
+    </w:lvl>
+    <w:lvl w:ilvl="8" w:tentative="1">
+      <w:start w:val="1"/>
+      <w:numFmt w:val="bullet"/>
+      <w:lvlText w:val=""/>
+      <w:lvlJc w:val="left"/>
+      <w:pPr>
+        <w:tabs>
+          <w:tab w:val="num" w:pos="6480"/>
+        </w:tabs>
+        <w:ind w:left="6480" w:hanging="360"/>
+      </w:pPr>
+      <w:rPr>
+        <w:rFonts w:ascii="Wingdings" w:hAnsi="Wingdings" w:hint="default"/>
+        <w:sz w:val="20"/>
+      </w:rPr>
+    </w:lvl>
+  </w:abstractNum>
+  <w:abstractNum w:abstractNumId="4" w15:restartNumberingAfterBreak="0">
+    <w:nsid w:val="396E645A"/>
+    <w:multiLevelType w:val="multilevel"/>
+    <w:tmpl w:val="506A691C"/>
+    <w:lvl w:ilvl="0">
+      <w:start w:val="1"/>
+      <w:numFmt w:val="bullet"/>
+      <w:lvlText w:val=""/>
+      <w:lvlJc w:val="left"/>
+      <w:pPr>
+        <w:tabs>
+          <w:tab w:val="num" w:pos="720"/>
+        </w:tabs>
+        <w:ind w:left="720" w:hanging="360"/>
+      </w:pPr>
+      <w:rPr>
+        <w:rFonts w:ascii="Symbol" w:hAnsi="Symbol" w:hint="default"/>
+        <w:sz w:val="20"/>
+      </w:rPr>
+    </w:lvl>
+    <w:lvl w:ilvl="1" w:tentative="1">
+      <w:start w:val="1"/>
+      <w:numFmt w:val="bullet"/>
+      <w:lvlText w:val="o"/>
+      <w:lvlJc w:val="left"/>
+      <w:pPr>
+        <w:tabs>
+          <w:tab w:val="num" w:pos="1440"/>
+        </w:tabs>
+        <w:ind w:left="1440" w:hanging="360"/>
+      </w:pPr>
+      <w:rPr>
+        <w:rFonts w:ascii="Courier New" w:hAnsi="Courier New" w:hint="default"/>
+        <w:sz w:val="20"/>
+      </w:rPr>
+    </w:lvl>
+    <w:lvl w:ilvl="2" w:tentative="1">
+      <w:start w:val="1"/>
+      <w:numFmt w:val="bullet"/>
+      <w:lvlText w:val=""/>
+      <w:lvlJc w:val="left"/>
+      <w:pPr>
+        <w:tabs>
+          <w:tab w:val="num" w:pos="2160"/>
+        </w:tabs>
+        <w:ind w:left="2160" w:hanging="360"/>
+      </w:pPr>
+      <w:rPr>
+        <w:rFonts w:ascii="Wingdings" w:hAnsi="Wingdings" w:hint="default"/>
+        <w:sz w:val="20"/>
+      </w:rPr>
+    </w:lvl>
+    <w:lvl w:ilvl="3" w:tentative="1">
+      <w:start w:val="1"/>
+      <w:numFmt w:val="bullet"/>
+      <w:lvlText w:val=""/>
+      <w:lvlJc w:val="left"/>
+      <w:pPr>
+        <w:tabs>
+          <w:tab w:val="num" w:pos="2880"/>
+        </w:tabs>
+        <w:ind w:left="2880" w:hanging="360"/>
+      </w:pPr>
+      <w:rPr>
+        <w:rFonts w:ascii="Wingdings" w:hAnsi="Wingdings" w:hint="default"/>
+        <w:sz w:val="20"/>
+      </w:rPr>
+    </w:lvl>
+    <w:lvl w:ilvl="4" w:tentative="1">
+      <w:start w:val="1"/>
+      <w:numFmt w:val="bullet"/>
+      <w:lvlText w:val=""/>
+      <w:lvlJc w:val="left"/>
+      <w:pPr>
+        <w:tabs>
+          <w:tab w:val="num" w:pos="3600"/>
+        </w:tabs>
+        <w:ind w:left="3600" w:hanging="360"/>
+      </w:pPr>
+      <w:rPr>
+        <w:rFonts w:ascii="Wingdings" w:hAnsi="Wingdings" w:hint="default"/>
+        <w:sz w:val="20"/>
+      </w:rPr>
+    </w:lvl>
+    <w:lvl w:ilvl="5" w:tentative="1">
+      <w:start w:val="1"/>
+      <w:numFmt w:val="bullet"/>
+      <w:lvlText w:val=""/>
+      <w:lvlJc w:val="left"/>
+      <w:pPr>
+        <w:tabs>
+          <w:tab w:val="num" w:pos="4320"/>
+        </w:tabs>
+        <w:ind w:left="4320" w:hanging="360"/>
+      </w:pPr>
+      <w:rPr>
+        <w:rFonts w:ascii="Wingdings" w:hAnsi="Wingdings" w:hint="default"/>
+        <w:sz w:val="20"/>
+      </w:rPr>
+    </w:lvl>
+    <w:lvl w:ilvl="6" w:tentative="1">
+      <w:start w:val="1"/>
+      <w:numFmt w:val="bullet"/>
+      <w:lvlText w:val=""/>
+      <w:lvlJc w:val="left"/>
+      <w:pPr>
+        <w:tabs>
+          <w:tab w:val="num" w:pos="5040"/>
+        </w:tabs>
+        <w:ind w:left="5040" w:hanging="360"/>
+      </w:pPr>
+      <w:rPr>
+        <w:rFonts w:ascii="Wingdings" w:hAnsi="Wingdings" w:hint="default"/>
+        <w:sz w:val="20"/>
+      </w:rPr>
+    </w:lvl>
+    <w:lvl w:ilvl="7" w:tentative="1">
+      <w:start w:val="1"/>
+      <w:numFmt w:val="bullet"/>
+      <w:lvlText w:val=""/>
+      <w:lvlJc w:val="left"/>
+      <w:pPr>
+        <w:tabs>
+          <w:tab w:val="num" w:pos="5760"/>
+        </w:tabs>
+        <w:ind w:left="5760" w:hanging="360"/>
+      </w:pPr>
+      <w:rPr>
+        <w:rFonts w:ascii="Wingdings" w:hAnsi="Wingdings" w:hint="default"/>
+        <w:sz w:val="20"/>
+      </w:rPr>
+    </w:lvl>
+    <w:lvl w:ilvl="8" w:tentative="1">
+      <w:start w:val="1"/>
+      <w:numFmt w:val="bullet"/>
+      <w:lvlText w:val=""/>
+      <w:lvlJc w:val="left"/>
+      <w:pPr>
+        <w:tabs>
+          <w:tab w:val="num" w:pos="6480"/>
+        </w:tabs>
+        <w:ind w:left="6480" w:hanging="360"/>
+      </w:pPr>
+      <w:rPr>
+        <w:rFonts w:ascii="Wingdings" w:hAnsi="Wingdings" w:hint="default"/>
+        <w:sz w:val="20"/>
+      </w:rPr>
+    </w:lvl>
+  </w:abstractNum>
   <w:abstractNum w:abstractNumId="5" w15:restartNumberingAfterBreak="0">
-    <w:nsid w:val="2C172BF8"/>
-    <w:multiLevelType w:val="multilevel"/>
-    <w:tmpl w:val="193C90A6"/>
-    <w:lvl w:ilvl="0">
-      <w:start w:val="1"/>
-      <w:numFmt w:val="bullet"/>
-      <w:lvlText w:val=""/>
-      <w:lvlJc w:val="left"/>
-      <w:pPr>
-        <w:tabs>
-          <w:tab w:val="num" w:pos="720"/>
-        </w:tabs>
-        <w:ind w:left="720" w:hanging="360"/>
-      </w:pPr>
-      <w:rPr>
-        <w:rFonts w:ascii="Symbol" w:hAnsi="Symbol" w:hint="default"/>
-        <w:sz w:val="20"/>
-      </w:rPr>
-    </w:lvl>
-    <w:lvl w:ilvl="1" w:tentative="1">
-      <w:start w:val="1"/>
-      <w:numFmt w:val="bullet"/>
-      <w:lvlText w:val="o"/>
-      <w:lvlJc w:val="left"/>
-      <w:pPr>
-        <w:tabs>
-          <w:tab w:val="num" w:pos="1440"/>
-        </w:tabs>
-        <w:ind w:left="1440" w:hanging="360"/>
-      </w:pPr>
-      <w:rPr>
-        <w:rFonts w:ascii="Courier New" w:hAnsi="Courier New" w:hint="default"/>
-        <w:sz w:val="20"/>
-      </w:rPr>
-    </w:lvl>
-    <w:lvl w:ilvl="2" w:tentative="1">
-      <w:start w:val="1"/>
-      <w:numFmt w:val="bullet"/>
-      <w:lvlText w:val=""/>
-      <w:lvlJc w:val="left"/>
-      <w:pPr>
-        <w:tabs>
-          <w:tab w:val="num" w:pos="2160"/>
-        </w:tabs>
-        <w:ind w:left="2160" w:hanging="360"/>
-      </w:pPr>
-      <w:rPr>
-        <w:rFonts w:ascii="Wingdings" w:hAnsi="Wingdings" w:hint="default"/>
-        <w:sz w:val="20"/>
-      </w:rPr>
-    </w:lvl>
-    <w:lvl w:ilvl="3" w:tentative="1">
-      <w:start w:val="1"/>
-      <w:numFmt w:val="bullet"/>
-      <w:lvlText w:val=""/>
-      <w:lvlJc w:val="left"/>
-      <w:pPr>
-        <w:tabs>
-          <w:tab w:val="num" w:pos="2880"/>
-        </w:tabs>
-        <w:ind w:left="2880" w:hanging="360"/>
-      </w:pPr>
-      <w:rPr>
-        <w:rFonts w:ascii="Wingdings" w:hAnsi="Wingdings" w:hint="default"/>
-        <w:sz w:val="20"/>
-      </w:rPr>
-    </w:lvl>
-    <w:lvl w:ilvl="4" w:tentative="1">
-      <w:start w:val="1"/>
-      <w:numFmt w:val="bullet"/>
-      <w:lvlText w:val=""/>
-      <w:lvlJc w:val="left"/>
-      <w:pPr>
-        <w:tabs>
-          <w:tab w:val="num" w:pos="3600"/>
-        </w:tabs>
-        <w:ind w:left="3600" w:hanging="360"/>
-      </w:pPr>
-      <w:rPr>
-        <w:rFonts w:ascii="Wingdings" w:hAnsi="Wingdings" w:hint="default"/>
-        <w:sz w:val="20"/>
-      </w:rPr>
-    </w:lvl>
-    <w:lvl w:ilvl="5" w:tentative="1">
-      <w:start w:val="1"/>
-      <w:numFmt w:val="bullet"/>
-      <w:lvlText w:val=""/>
-      <w:lvlJc w:val="left"/>
-      <w:pPr>
-        <w:tabs>
-          <w:tab w:val="num" w:pos="4320"/>
-        </w:tabs>
-        <w:ind w:left="4320" w:hanging="360"/>
-      </w:pPr>
-      <w:rPr>
-        <w:rFonts w:ascii="Wingdings" w:hAnsi="Wingdings" w:hint="default"/>
-        <w:sz w:val="20"/>
-      </w:rPr>
-    </w:lvl>
-    <w:lvl w:ilvl="6" w:tentative="1">
-      <w:start w:val="1"/>
-      <w:numFmt w:val="bullet"/>
-      <w:lvlText w:val=""/>
-      <w:lvlJc w:val="left"/>
-      <w:pPr>
-        <w:tabs>
-          <w:tab w:val="num" w:pos="5040"/>
-        </w:tabs>
-        <w:ind w:left="5040" w:hanging="360"/>
-      </w:pPr>
-      <w:rPr>
-        <w:rFonts w:ascii="Wingdings" w:hAnsi="Wingdings" w:hint="default"/>
-        <w:sz w:val="20"/>
-      </w:rPr>
-    </w:lvl>
-    <w:lvl w:ilvl="7" w:tentative="1">
-      <w:start w:val="1"/>
-      <w:numFmt w:val="bullet"/>
-      <w:lvlText w:val=""/>
-      <w:lvlJc w:val="left"/>
-      <w:pPr>
-        <w:tabs>
-          <w:tab w:val="num" w:pos="5760"/>
-        </w:tabs>
-        <w:ind w:left="5760" w:hanging="360"/>
-      </w:pPr>
-      <w:rPr>
-        <w:rFonts w:ascii="Wingdings" w:hAnsi="Wingdings" w:hint="default"/>
-        <w:sz w:val="20"/>
-      </w:rPr>
-    </w:lvl>
-    <w:lvl w:ilvl="8" w:tentative="1">
-      <w:start w:val="1"/>
-      <w:numFmt w:val="bullet"/>
-      <w:lvlText w:val=""/>
-      <w:lvlJc w:val="left"/>
-      <w:pPr>
-        <w:tabs>
-          <w:tab w:val="num" w:pos="6480"/>
-        </w:tabs>
-        <w:ind w:left="6480" w:hanging="360"/>
-      </w:pPr>
-      <w:rPr>
-        <w:rFonts w:ascii="Wingdings" w:hAnsi="Wingdings" w:hint="default"/>
-        <w:sz w:val="20"/>
-      </w:rPr>
-    </w:lvl>
-  </w:abstractNum>
-  <w:abstractNum w:abstractNumId="6" w15:restartNumberingAfterBreak="0">
-    <w:nsid w:val="2CC37204"/>
-    <w:multiLevelType w:val="multilevel"/>
-    <w:tmpl w:val="C6369A2C"/>
-    <w:lvl w:ilvl="0">
-      <w:start w:val="1"/>
-      <w:numFmt w:val="bullet"/>
-      <w:lvlText w:val=""/>
-      <w:lvlJc w:val="left"/>
-      <w:pPr>
-        <w:tabs>
-          <w:tab w:val="num" w:pos="720"/>
-        </w:tabs>
-        <w:ind w:left="720" w:hanging="360"/>
-      </w:pPr>
-      <w:rPr>
-        <w:rFonts w:ascii="Symbol" w:hAnsi="Symbol" w:hint="default"/>
-        <w:sz w:val="20"/>
-      </w:rPr>
-    </w:lvl>
-    <w:lvl w:ilvl="1" w:tentative="1">
-      <w:start w:val="1"/>
-      <w:numFmt w:val="bullet"/>
-      <w:lvlText w:val="o"/>
-      <w:lvlJc w:val="left"/>
-      <w:pPr>
-        <w:tabs>
-          <w:tab w:val="num" w:pos="1440"/>
-        </w:tabs>
-        <w:ind w:left="1440" w:hanging="360"/>
-      </w:pPr>
-      <w:rPr>
-        <w:rFonts w:ascii="Courier New" w:hAnsi="Courier New" w:hint="default"/>
-        <w:sz w:val="20"/>
-      </w:rPr>
-    </w:lvl>
-    <w:lvl w:ilvl="2" w:tentative="1">
-      <w:start w:val="1"/>
-      <w:numFmt w:val="bullet"/>
-      <w:lvlText w:val=""/>
-      <w:lvlJc w:val="left"/>
-      <w:pPr>
-        <w:tabs>
-          <w:tab w:val="num" w:pos="2160"/>
-        </w:tabs>
-        <w:ind w:left="2160" w:hanging="360"/>
-      </w:pPr>
-      <w:rPr>
-        <w:rFonts w:ascii="Wingdings" w:hAnsi="Wingdings" w:hint="default"/>
-        <w:sz w:val="20"/>
-      </w:rPr>
-    </w:lvl>
-    <w:lvl w:ilvl="3" w:tentative="1">
-      <w:start w:val="1"/>
-      <w:numFmt w:val="bullet"/>
-      <w:lvlText w:val=""/>
-      <w:lvlJc w:val="left"/>
-      <w:pPr>
-        <w:tabs>
-          <w:tab w:val="num" w:pos="2880"/>
-        </w:tabs>
-        <w:ind w:left="2880" w:hanging="360"/>
-      </w:pPr>
-      <w:rPr>
-        <w:rFonts w:ascii="Wingdings" w:hAnsi="Wingdings" w:hint="default"/>
-        <w:sz w:val="20"/>
-      </w:rPr>
-    </w:lvl>
-    <w:lvl w:ilvl="4" w:tentative="1">
-      <w:start w:val="1"/>
-      <w:numFmt w:val="bullet"/>
-      <w:lvlText w:val=""/>
-      <w:lvlJc w:val="left"/>
-      <w:pPr>
-        <w:tabs>
-          <w:tab w:val="num" w:pos="3600"/>
-        </w:tabs>
-        <w:ind w:left="3600" w:hanging="360"/>
-      </w:pPr>
-      <w:rPr>
-        <w:rFonts w:ascii="Wingdings" w:hAnsi="Wingdings" w:hint="default"/>
-        <w:sz w:val="20"/>
-      </w:rPr>
-    </w:lvl>
-    <w:lvl w:ilvl="5" w:tentative="1">
-      <w:start w:val="1"/>
-      <w:numFmt w:val="bullet"/>
-      <w:lvlText w:val=""/>
-      <w:lvlJc w:val="left"/>
-      <w:pPr>
-        <w:tabs>
-          <w:tab w:val="num" w:pos="4320"/>
-        </w:tabs>
-        <w:ind w:left="4320" w:hanging="360"/>
-      </w:pPr>
-      <w:rPr>
-        <w:rFonts w:ascii="Wingdings" w:hAnsi="Wingdings" w:hint="default"/>
-        <w:sz w:val="20"/>
-      </w:rPr>
-    </w:lvl>
-    <w:lvl w:ilvl="6" w:tentative="1">
-      <w:start w:val="1"/>
-      <w:numFmt w:val="bullet"/>
-      <w:lvlText w:val=""/>
-      <w:lvlJc w:val="left"/>
-      <w:pPr>
-        <w:tabs>
-          <w:tab w:val="num" w:pos="5040"/>
-        </w:tabs>
-        <w:ind w:left="5040" w:hanging="360"/>
-      </w:pPr>
-      <w:rPr>
-        <w:rFonts w:ascii="Wingdings" w:hAnsi="Wingdings" w:hint="default"/>
-        <w:sz w:val="20"/>
-      </w:rPr>
-    </w:lvl>
-    <w:lvl w:ilvl="7" w:tentative="1">
-      <w:start w:val="1"/>
-      <w:numFmt w:val="bullet"/>
-      <w:lvlText w:val=""/>
-      <w:lvlJc w:val="left"/>
-      <w:pPr>
-        <w:tabs>
-          <w:tab w:val="num" w:pos="5760"/>
-        </w:tabs>
-        <w:ind w:left="5760" w:hanging="360"/>
-      </w:pPr>
-      <w:rPr>
-        <w:rFonts w:ascii="Wingdings" w:hAnsi="Wingdings" w:hint="default"/>
-        <w:sz w:val="20"/>
-      </w:rPr>
-    </w:lvl>
-    <w:lvl w:ilvl="8" w:tentative="1">
-      <w:start w:val="1"/>
-      <w:numFmt w:val="bullet"/>
-      <w:lvlText w:val=""/>
-      <w:lvlJc w:val="left"/>
-      <w:pPr>
-        <w:tabs>
-          <w:tab w:val="num" w:pos="6480"/>
-        </w:tabs>
-        <w:ind w:left="6480" w:hanging="360"/>
-      </w:pPr>
-      <w:rPr>
-        <w:rFonts w:ascii="Wingdings" w:hAnsi="Wingdings" w:hint="default"/>
-        <w:sz w:val="20"/>
-      </w:rPr>
-    </w:lvl>
-  </w:abstractNum>
-  <w:abstractNum w:abstractNumId="7" w15:restartNumberingAfterBreak="0">
-    <w:nsid w:val="389C02D2"/>
-    <w:multiLevelType w:val="multilevel"/>
-    <w:tmpl w:val="C8B6976C"/>
-    <w:lvl w:ilvl="0">
-      <w:start w:val="1"/>
-      <w:numFmt w:val="bullet"/>
-      <w:lvlText w:val=""/>
-      <w:lvlJc w:val="left"/>
-      <w:pPr>
-        <w:tabs>
-          <w:tab w:val="num" w:pos="720"/>
-        </w:tabs>
-        <w:ind w:left="720" w:hanging="360"/>
-      </w:pPr>
-      <w:rPr>
-        <w:rFonts w:ascii="Symbol" w:hAnsi="Symbol" w:hint="default"/>
-        <w:sz w:val="20"/>
-      </w:rPr>
-    </w:lvl>
-    <w:lvl w:ilvl="1" w:tentative="1">
-      <w:start w:val="1"/>
-      <w:numFmt w:val="bullet"/>
-      <w:lvlText w:val="o"/>
-      <w:lvlJc w:val="left"/>
-      <w:pPr>
-        <w:tabs>
-          <w:tab w:val="num" w:pos="1440"/>
-        </w:tabs>
-        <w:ind w:left="1440" w:hanging="360"/>
-      </w:pPr>
-      <w:rPr>
-        <w:rFonts w:ascii="Courier New" w:hAnsi="Courier New" w:hint="default"/>
-        <w:sz w:val="20"/>
-      </w:rPr>
-    </w:lvl>
-    <w:lvl w:ilvl="2" w:tentative="1">
-      <w:start w:val="1"/>
-      <w:numFmt w:val="bullet"/>
-      <w:lvlText w:val=""/>
-      <w:lvlJc w:val="left"/>
-      <w:pPr>
-        <w:tabs>
-          <w:tab w:val="num" w:pos="2160"/>
-        </w:tabs>
-        <w:ind w:left="2160" w:hanging="360"/>
-      </w:pPr>
-      <w:rPr>
-        <w:rFonts w:ascii="Wingdings" w:hAnsi="Wingdings" w:hint="default"/>
-        <w:sz w:val="20"/>
-      </w:rPr>
-    </w:lvl>
-    <w:lvl w:ilvl="3" w:tentative="1">
-      <w:start w:val="1"/>
-      <w:numFmt w:val="bullet"/>
-      <w:lvlText w:val=""/>
-      <w:lvlJc w:val="left"/>
-      <w:pPr>
-        <w:tabs>
-          <w:tab w:val="num" w:pos="2880"/>
-        </w:tabs>
-        <w:ind w:left="2880" w:hanging="360"/>
-      </w:pPr>
-      <w:rPr>
-        <w:rFonts w:ascii="Wingdings" w:hAnsi="Wingdings" w:hint="default"/>
-        <w:sz w:val="20"/>
-      </w:rPr>
-    </w:lvl>
-    <w:lvl w:ilvl="4" w:tentative="1">
-      <w:start w:val="1"/>
-      <w:numFmt w:val="bullet"/>
-      <w:lvlText w:val=""/>
-      <w:lvlJc w:val="left"/>
-      <w:pPr>
-        <w:tabs>
-          <w:tab w:val="num" w:pos="3600"/>
-        </w:tabs>
-        <w:ind w:left="3600" w:hanging="360"/>
-      </w:pPr>
-      <w:rPr>
-        <w:rFonts w:ascii="Wingdings" w:hAnsi="Wingdings" w:hint="default"/>
-        <w:sz w:val="20"/>
-      </w:rPr>
-    </w:lvl>
-    <w:lvl w:ilvl="5" w:tentative="1">
-      <w:start w:val="1"/>
-      <w:numFmt w:val="bullet"/>
-      <w:lvlText w:val=""/>
-      <w:lvlJc w:val="left"/>
-      <w:pPr>
-        <w:tabs>
-          <w:tab w:val="num" w:pos="4320"/>
-        </w:tabs>
-        <w:ind w:left="4320" w:hanging="360"/>
-      </w:pPr>
-      <w:rPr>
-        <w:rFonts w:ascii="Wingdings" w:hAnsi="Wingdings" w:hint="default"/>
-        <w:sz w:val="20"/>
-      </w:rPr>
-    </w:lvl>
-    <w:lvl w:ilvl="6" w:tentative="1">
-      <w:start w:val="1"/>
-      <w:numFmt w:val="bullet"/>
-      <w:lvlText w:val=""/>
-      <w:lvlJc w:val="left"/>
-      <w:pPr>
-        <w:tabs>
-          <w:tab w:val="num" w:pos="5040"/>
-        </w:tabs>
-        <w:ind w:left="5040" w:hanging="360"/>
-      </w:pPr>
-      <w:rPr>
-        <w:rFonts w:ascii="Wingdings" w:hAnsi="Wingdings" w:hint="default"/>
-        <w:sz w:val="20"/>
-      </w:rPr>
-    </w:lvl>
-    <w:lvl w:ilvl="7" w:tentative="1">
-      <w:start w:val="1"/>
-      <w:numFmt w:val="bullet"/>
-      <w:lvlText w:val=""/>
-      <w:lvlJc w:val="left"/>
-      <w:pPr>
-        <w:tabs>
-          <w:tab w:val="num" w:pos="5760"/>
-        </w:tabs>
-        <w:ind w:left="5760" w:hanging="360"/>
-      </w:pPr>
-      <w:rPr>
-        <w:rFonts w:ascii="Wingdings" w:hAnsi="Wingdings" w:hint="default"/>
-        <w:sz w:val="20"/>
-      </w:rPr>
-    </w:lvl>
-    <w:lvl w:ilvl="8" w:tentative="1">
-      <w:start w:val="1"/>
-      <w:numFmt w:val="bullet"/>
-      <w:lvlText w:val=""/>
-      <w:lvlJc w:val="left"/>
-      <w:pPr>
-        <w:tabs>
-          <w:tab w:val="num" w:pos="6480"/>
-        </w:tabs>
-        <w:ind w:left="6480" w:hanging="360"/>
-      </w:pPr>
-      <w:rPr>
-        <w:rFonts w:ascii="Wingdings" w:hAnsi="Wingdings" w:hint="default"/>
-        <w:sz w:val="20"/>
-      </w:rPr>
-    </w:lvl>
-  </w:abstractNum>
-  <w:abstractNum w:abstractNumId="8" w15:restartNumberingAfterBreak="0">
     <w:nsid w:val="39F1068C"/>
     <w:multiLevelType w:val="multilevel"/>
     <w:tmpl w:val="90929402"/>
@@ -4222,14 +4097,14 @@
       </w:rPr>
     </w:lvl>
   </w:abstractNum>
-  <w:abstractNum w:abstractNumId="9" w15:restartNumberingAfterBreak="0">
-    <w:nsid w:val="3A231582"/>
+  <w:abstractNum w:abstractNumId="6" w15:restartNumberingAfterBreak="0">
+    <w:nsid w:val="3A092988"/>
     <w:multiLevelType w:val="multilevel"/>
-    <w:tmpl w:val="C0E8F5C8"/>
+    <w:tmpl w:val="F41699EC"/>
     <w:lvl w:ilvl="0">
       <w:start w:val="1"/>
       <w:numFmt w:val="bullet"/>
-      <w:lvlText w:val=""/>
+      <w:lvlText w:val=""/>
       <w:lvlJc w:val="left"/>
       <w:pPr>
         <w:tabs>
@@ -4371,7 +4246,7 @@
       </w:rPr>
     </w:lvl>
   </w:abstractNum>
-  <w:abstractNum w:abstractNumId="10" w15:restartNumberingAfterBreak="0">
+  <w:abstractNum w:abstractNumId="7" w15:restartNumberingAfterBreak="0">
     <w:nsid w:val="400256C9"/>
     <w:multiLevelType w:val="multilevel"/>
     <w:tmpl w:val="3730B9C2"/>
@@ -4520,14 +4395,14 @@
       </w:rPr>
     </w:lvl>
   </w:abstractNum>
-  <w:abstractNum w:abstractNumId="11" w15:restartNumberingAfterBreak="0">
-    <w:nsid w:val="4703074B"/>
+  <w:abstractNum w:abstractNumId="8" w15:restartNumberingAfterBreak="0">
+    <w:nsid w:val="411203A8"/>
     <w:multiLevelType w:val="multilevel"/>
-    <w:tmpl w:val="0206FDE2"/>
+    <w:tmpl w:val="E096709A"/>
     <w:lvl w:ilvl="0">
       <w:start w:val="1"/>
       <w:numFmt w:val="bullet"/>
-      <w:lvlText w:val=""/>
+      <w:lvlText w:val=""/>
       <w:lvlJc w:val="left"/>
       <w:pPr>
         <w:tabs>
@@ -4669,7 +4544,7 @@
       </w:rPr>
     </w:lvl>
   </w:abstractNum>
-  <w:abstractNum w:abstractNumId="12" w15:restartNumberingAfterBreak="0">
+  <w:abstractNum w:abstractNumId="9" w15:restartNumberingAfterBreak="0">
     <w:nsid w:val="4F1F1A13"/>
     <w:multiLevelType w:val="multilevel"/>
     <w:tmpl w:val="28023060"/>
@@ -4818,305 +4693,7 @@
       </w:rPr>
     </w:lvl>
   </w:abstractNum>
-  <w:abstractNum w:abstractNumId="13" w15:restartNumberingAfterBreak="0">
-    <w:nsid w:val="53412151"/>
-    <w:multiLevelType w:val="multilevel"/>
-    <w:tmpl w:val="B2F058D8"/>
-    <w:lvl w:ilvl="0">
-      <w:start w:val="1"/>
-      <w:numFmt w:val="bullet"/>
-      <w:lvlText w:val=""/>
-      <w:lvlJc w:val="left"/>
-      <w:pPr>
-        <w:tabs>
-          <w:tab w:val="num" w:pos="720"/>
-        </w:tabs>
-        <w:ind w:left="720" w:hanging="360"/>
-      </w:pPr>
-      <w:rPr>
-        <w:rFonts w:ascii="Symbol" w:hAnsi="Symbol" w:hint="default"/>
-        <w:sz w:val="20"/>
-      </w:rPr>
-    </w:lvl>
-    <w:lvl w:ilvl="1" w:tentative="1">
-      <w:start w:val="1"/>
-      <w:numFmt w:val="bullet"/>
-      <w:lvlText w:val="o"/>
-      <w:lvlJc w:val="left"/>
-      <w:pPr>
-        <w:tabs>
-          <w:tab w:val="num" w:pos="1440"/>
-        </w:tabs>
-        <w:ind w:left="1440" w:hanging="360"/>
-      </w:pPr>
-      <w:rPr>
-        <w:rFonts w:ascii="Courier New" w:hAnsi="Courier New" w:hint="default"/>
-        <w:sz w:val="20"/>
-      </w:rPr>
-    </w:lvl>
-    <w:lvl w:ilvl="2" w:tentative="1">
-      <w:start w:val="1"/>
-      <w:numFmt w:val="bullet"/>
-      <w:lvlText w:val=""/>
-      <w:lvlJc w:val="left"/>
-      <w:pPr>
-        <w:tabs>
-          <w:tab w:val="num" w:pos="2160"/>
-        </w:tabs>
-        <w:ind w:left="2160" w:hanging="360"/>
-      </w:pPr>
-      <w:rPr>
-        <w:rFonts w:ascii="Wingdings" w:hAnsi="Wingdings" w:hint="default"/>
-        <w:sz w:val="20"/>
-      </w:rPr>
-    </w:lvl>
-    <w:lvl w:ilvl="3" w:tentative="1">
-      <w:start w:val="1"/>
-      <w:numFmt w:val="bullet"/>
-      <w:lvlText w:val=""/>
-      <w:lvlJc w:val="left"/>
-      <w:pPr>
-        <w:tabs>
-          <w:tab w:val="num" w:pos="2880"/>
-        </w:tabs>
-        <w:ind w:left="2880" w:hanging="360"/>
-      </w:pPr>
-      <w:rPr>
-        <w:rFonts w:ascii="Wingdings" w:hAnsi="Wingdings" w:hint="default"/>
-        <w:sz w:val="20"/>
-      </w:rPr>
-    </w:lvl>
-    <w:lvl w:ilvl="4" w:tentative="1">
-      <w:start w:val="1"/>
-      <w:numFmt w:val="bullet"/>
-      <w:lvlText w:val=""/>
-      <w:lvlJc w:val="left"/>
-      <w:pPr>
-        <w:tabs>
-          <w:tab w:val="num" w:pos="3600"/>
-        </w:tabs>
-        <w:ind w:left="3600" w:hanging="360"/>
-      </w:pPr>
-      <w:rPr>
-        <w:rFonts w:ascii="Wingdings" w:hAnsi="Wingdings" w:hint="default"/>
-        <w:sz w:val="20"/>
-      </w:rPr>
-    </w:lvl>
-    <w:lvl w:ilvl="5" w:tentative="1">
-      <w:start w:val="1"/>
-      <w:numFmt w:val="bullet"/>
-      <w:lvlText w:val=""/>
-      <w:lvlJc w:val="left"/>
-      <w:pPr>
-        <w:tabs>
-          <w:tab w:val="num" w:pos="4320"/>
-        </w:tabs>
-        <w:ind w:left="4320" w:hanging="360"/>
-      </w:pPr>
-      <w:rPr>
-        <w:rFonts w:ascii="Wingdings" w:hAnsi="Wingdings" w:hint="default"/>
-        <w:sz w:val="20"/>
-      </w:rPr>
-    </w:lvl>
-    <w:lvl w:ilvl="6" w:tentative="1">
-      <w:start w:val="1"/>
-      <w:numFmt w:val="bullet"/>
-      <w:lvlText w:val=""/>
-      <w:lvlJc w:val="left"/>
-      <w:pPr>
-        <w:tabs>
-          <w:tab w:val="num" w:pos="5040"/>
-        </w:tabs>
-        <w:ind w:left="5040" w:hanging="360"/>
-      </w:pPr>
-      <w:rPr>
-        <w:rFonts w:ascii="Wingdings" w:hAnsi="Wingdings" w:hint="default"/>
-        <w:sz w:val="20"/>
-      </w:rPr>
-    </w:lvl>
-    <w:lvl w:ilvl="7" w:tentative="1">
-      <w:start w:val="1"/>
-      <w:numFmt w:val="bullet"/>
-      <w:lvlText w:val=""/>
-      <w:lvlJc w:val="left"/>
-      <w:pPr>
-        <w:tabs>
-          <w:tab w:val="num" w:pos="5760"/>
-        </w:tabs>
-        <w:ind w:left="5760" w:hanging="360"/>
-      </w:pPr>
-      <w:rPr>
-        <w:rFonts w:ascii="Wingdings" w:hAnsi="Wingdings" w:hint="default"/>
-        <w:sz w:val="20"/>
-      </w:rPr>
-    </w:lvl>
-    <w:lvl w:ilvl="8" w:tentative="1">
-      <w:start w:val="1"/>
-      <w:numFmt w:val="bullet"/>
-      <w:lvlText w:val=""/>
-      <w:lvlJc w:val="left"/>
-      <w:pPr>
-        <w:tabs>
-          <w:tab w:val="num" w:pos="6480"/>
-        </w:tabs>
-        <w:ind w:left="6480" w:hanging="360"/>
-      </w:pPr>
-      <w:rPr>
-        <w:rFonts w:ascii="Wingdings" w:hAnsi="Wingdings" w:hint="default"/>
-        <w:sz w:val="20"/>
-      </w:rPr>
-    </w:lvl>
-  </w:abstractNum>
-  <w:abstractNum w:abstractNumId="14" w15:restartNumberingAfterBreak="0">
-    <w:nsid w:val="55B83873"/>
-    <w:multiLevelType w:val="multilevel"/>
-    <w:tmpl w:val="BBECFDE2"/>
-    <w:lvl w:ilvl="0">
-      <w:start w:val="1"/>
-      <w:numFmt w:val="bullet"/>
-      <w:lvlText w:val=""/>
-      <w:lvlJc w:val="left"/>
-      <w:pPr>
-        <w:tabs>
-          <w:tab w:val="num" w:pos="720"/>
-        </w:tabs>
-        <w:ind w:left="720" w:hanging="360"/>
-      </w:pPr>
-      <w:rPr>
-        <w:rFonts w:ascii="Symbol" w:hAnsi="Symbol" w:hint="default"/>
-        <w:sz w:val="20"/>
-      </w:rPr>
-    </w:lvl>
-    <w:lvl w:ilvl="1" w:tentative="1">
-      <w:start w:val="1"/>
-      <w:numFmt w:val="bullet"/>
-      <w:lvlText w:val="o"/>
-      <w:lvlJc w:val="left"/>
-      <w:pPr>
-        <w:tabs>
-          <w:tab w:val="num" w:pos="1440"/>
-        </w:tabs>
-        <w:ind w:left="1440" w:hanging="360"/>
-      </w:pPr>
-      <w:rPr>
-        <w:rFonts w:ascii="Courier New" w:hAnsi="Courier New" w:hint="default"/>
-        <w:sz w:val="20"/>
-      </w:rPr>
-    </w:lvl>
-    <w:lvl w:ilvl="2" w:tentative="1">
-      <w:start w:val="1"/>
-      <w:numFmt w:val="bullet"/>
-      <w:lvlText w:val=""/>
-      <w:lvlJc w:val="left"/>
-      <w:pPr>
-        <w:tabs>
-          <w:tab w:val="num" w:pos="2160"/>
-        </w:tabs>
-        <w:ind w:left="2160" w:hanging="360"/>
-      </w:pPr>
-      <w:rPr>
-        <w:rFonts w:ascii="Wingdings" w:hAnsi="Wingdings" w:hint="default"/>
-        <w:sz w:val="20"/>
-      </w:rPr>
-    </w:lvl>
-    <w:lvl w:ilvl="3" w:tentative="1">
-      <w:start w:val="1"/>
-      <w:numFmt w:val="bullet"/>
-      <w:lvlText w:val=""/>
-      <w:lvlJc w:val="left"/>
-      <w:pPr>
-        <w:tabs>
-          <w:tab w:val="num" w:pos="2880"/>
-        </w:tabs>
-        <w:ind w:left="2880" w:hanging="360"/>
-      </w:pPr>
-      <w:rPr>
-        <w:rFonts w:ascii="Wingdings" w:hAnsi="Wingdings" w:hint="default"/>
-        <w:sz w:val="20"/>
-      </w:rPr>
-    </w:lvl>
-    <w:lvl w:ilvl="4" w:tentative="1">
-      <w:start w:val="1"/>
-      <w:numFmt w:val="bullet"/>
-      <w:lvlText w:val=""/>
-      <w:lvlJc w:val="left"/>
-      <w:pPr>
-        <w:tabs>
-          <w:tab w:val="num" w:pos="3600"/>
-        </w:tabs>
-        <w:ind w:left="3600" w:hanging="360"/>
-      </w:pPr>
-      <w:rPr>
-        <w:rFonts w:ascii="Wingdings" w:hAnsi="Wingdings" w:hint="default"/>
-        <w:sz w:val="20"/>
-      </w:rPr>
-    </w:lvl>
-    <w:lvl w:ilvl="5" w:tentative="1">
-      <w:start w:val="1"/>
-      <w:numFmt w:val="bullet"/>
-      <w:lvlText w:val=""/>
-      <w:lvlJc w:val="left"/>
-      <w:pPr>
-        <w:tabs>
-          <w:tab w:val="num" w:pos="4320"/>
-        </w:tabs>
-        <w:ind w:left="4320" w:hanging="360"/>
-      </w:pPr>
-      <w:rPr>
-        <w:rFonts w:ascii="Wingdings" w:hAnsi="Wingdings" w:hint="default"/>
-        <w:sz w:val="20"/>
-      </w:rPr>
-    </w:lvl>
-    <w:lvl w:ilvl="6" w:tentative="1">
-      <w:start w:val="1"/>
-      <w:numFmt w:val="bullet"/>
-      <w:lvlText w:val=""/>
-      <w:lvlJc w:val="left"/>
-      <w:pPr>
-        <w:tabs>
-          <w:tab w:val="num" w:pos="5040"/>
-        </w:tabs>
-        <w:ind w:left="5040" w:hanging="360"/>
-      </w:pPr>
-      <w:rPr>
-        <w:rFonts w:ascii="Wingdings" w:hAnsi="Wingdings" w:hint="default"/>
-        <w:sz w:val="20"/>
-      </w:rPr>
-    </w:lvl>
-    <w:lvl w:ilvl="7" w:tentative="1">
-      <w:start w:val="1"/>
-      <w:numFmt w:val="bullet"/>
-      <w:lvlText w:val=""/>
-      <w:lvlJc w:val="left"/>
-      <w:pPr>
-        <w:tabs>
-          <w:tab w:val="num" w:pos="5760"/>
-        </w:tabs>
-        <w:ind w:left="5760" w:hanging="360"/>
-      </w:pPr>
-      <w:rPr>
-        <w:rFonts w:ascii="Wingdings" w:hAnsi="Wingdings" w:hint="default"/>
-        <w:sz w:val="20"/>
-      </w:rPr>
-    </w:lvl>
-    <w:lvl w:ilvl="8" w:tentative="1">
-      <w:start w:val="1"/>
-      <w:numFmt w:val="bullet"/>
-      <w:lvlText w:val=""/>
-      <w:lvlJc w:val="left"/>
-      <w:pPr>
-        <w:tabs>
-          <w:tab w:val="num" w:pos="6480"/>
-        </w:tabs>
-        <w:ind w:left="6480" w:hanging="360"/>
-      </w:pPr>
-      <w:rPr>
-        <w:rFonts w:ascii="Wingdings" w:hAnsi="Wingdings" w:hint="default"/>
-        <w:sz w:val="20"/>
-      </w:rPr>
-    </w:lvl>
-  </w:abstractNum>
-  <w:abstractNum w:abstractNumId="15" w15:restartNumberingAfterBreak="0">
+  <w:abstractNum w:abstractNumId="10" w15:restartNumberingAfterBreak="0">
     <w:nsid w:val="564275CD"/>
     <w:multiLevelType w:val="multilevel"/>
     <w:tmpl w:val="29F4BCC6"/>
@@ -5265,14 +4842,14 @@
       </w:rPr>
     </w:lvl>
   </w:abstractNum>
-  <w:abstractNum w:abstractNumId="16" w15:restartNumberingAfterBreak="0">
-    <w:nsid w:val="59B53D35"/>
+  <w:abstractNum w:abstractNumId="11" w15:restartNumberingAfterBreak="0">
+    <w:nsid w:val="56C80898"/>
     <w:multiLevelType w:val="multilevel"/>
-    <w:tmpl w:val="9E1C47EC"/>
+    <w:tmpl w:val="CB88AFEC"/>
     <w:lvl w:ilvl="0">
       <w:start w:val="1"/>
       <w:numFmt w:val="bullet"/>
-      <w:lvlText w:val=""/>
+      <w:lvlText w:val=""/>
       <w:lvlJc w:val="left"/>
       <w:pPr>
         <w:tabs>
@@ -5414,14 +4991,14 @@
       </w:rPr>
     </w:lvl>
   </w:abstractNum>
-  <w:abstractNum w:abstractNumId="17" w15:restartNumberingAfterBreak="0">
-    <w:nsid w:val="5C43310E"/>
+  <w:abstractNum w:abstractNumId="12" w15:restartNumberingAfterBreak="0">
+    <w:nsid w:val="5A4F533B"/>
     <w:multiLevelType w:val="multilevel"/>
-    <w:tmpl w:val="474EF5DA"/>
+    <w:tmpl w:val="8028F9EE"/>
     <w:lvl w:ilvl="0">
       <w:start w:val="1"/>
       <w:numFmt w:val="bullet"/>
-      <w:lvlText w:val=""/>
+      <w:lvlText w:val=""/>
       <w:lvlJc w:val="left"/>
       <w:pPr>
         <w:tabs>
@@ -5563,10 +5140,10 @@
       </w:rPr>
     </w:lvl>
   </w:abstractNum>
-  <w:abstractNum w:abstractNumId="18" w15:restartNumberingAfterBreak="0">
-    <w:nsid w:val="5EB5106D"/>
+  <w:abstractNum w:abstractNumId="13" w15:restartNumberingAfterBreak="0">
+    <w:nsid w:val="5BA758D1"/>
     <w:multiLevelType w:val="multilevel"/>
-    <w:tmpl w:val="B60808DC"/>
+    <w:tmpl w:val="3524EE2E"/>
     <w:lvl w:ilvl="0">
       <w:start w:val="1"/>
       <w:numFmt w:val="bullet"/>
@@ -5712,7 +5289,7 @@
       </w:rPr>
     </w:lvl>
   </w:abstractNum>
-  <w:abstractNum w:abstractNumId="19" w15:restartNumberingAfterBreak="0">
+  <w:abstractNum w:abstractNumId="14" w15:restartNumberingAfterBreak="0">
     <w:nsid w:val="61152E16"/>
     <w:multiLevelType w:val="multilevel"/>
     <w:tmpl w:val="584A76CE"/>
@@ -5861,10 +5438,755 @@
       </w:rPr>
     </w:lvl>
   </w:abstractNum>
+  <w:abstractNum w:abstractNumId="15" w15:restartNumberingAfterBreak="0">
+    <w:nsid w:val="618A3B8B"/>
+    <w:multiLevelType w:val="multilevel"/>
+    <w:tmpl w:val="1FD484C0"/>
+    <w:lvl w:ilvl="0">
+      <w:start w:val="1"/>
+      <w:numFmt w:val="bullet"/>
+      <w:lvlText w:val=""/>
+      <w:lvlJc w:val="left"/>
+      <w:pPr>
+        <w:tabs>
+          <w:tab w:val="num" w:pos="720"/>
+        </w:tabs>
+        <w:ind w:left="720" w:hanging="360"/>
+      </w:pPr>
+      <w:rPr>
+        <w:rFonts w:ascii="Symbol" w:hAnsi="Symbol" w:hint="default"/>
+        <w:sz w:val="20"/>
+      </w:rPr>
+    </w:lvl>
+    <w:lvl w:ilvl="1" w:tentative="1">
+      <w:start w:val="1"/>
+      <w:numFmt w:val="bullet"/>
+      <w:lvlText w:val="o"/>
+      <w:lvlJc w:val="left"/>
+      <w:pPr>
+        <w:tabs>
+          <w:tab w:val="num" w:pos="1440"/>
+        </w:tabs>
+        <w:ind w:left="1440" w:hanging="360"/>
+      </w:pPr>
+      <w:rPr>
+        <w:rFonts w:ascii="Courier New" w:hAnsi="Courier New" w:hint="default"/>
+        <w:sz w:val="20"/>
+      </w:rPr>
+    </w:lvl>
+    <w:lvl w:ilvl="2" w:tentative="1">
+      <w:start w:val="1"/>
+      <w:numFmt w:val="bullet"/>
+      <w:lvlText w:val=""/>
+      <w:lvlJc w:val="left"/>
+      <w:pPr>
+        <w:tabs>
+          <w:tab w:val="num" w:pos="2160"/>
+        </w:tabs>
+        <w:ind w:left="2160" w:hanging="360"/>
+      </w:pPr>
+      <w:rPr>
+        <w:rFonts w:ascii="Wingdings" w:hAnsi="Wingdings" w:hint="default"/>
+        <w:sz w:val="20"/>
+      </w:rPr>
+    </w:lvl>
+    <w:lvl w:ilvl="3" w:tentative="1">
+      <w:start w:val="1"/>
+      <w:numFmt w:val="bullet"/>
+      <w:lvlText w:val=""/>
+      <w:lvlJc w:val="left"/>
+      <w:pPr>
+        <w:tabs>
+          <w:tab w:val="num" w:pos="2880"/>
+        </w:tabs>
+        <w:ind w:left="2880" w:hanging="360"/>
+      </w:pPr>
+      <w:rPr>
+        <w:rFonts w:ascii="Wingdings" w:hAnsi="Wingdings" w:hint="default"/>
+        <w:sz w:val="20"/>
+      </w:rPr>
+    </w:lvl>
+    <w:lvl w:ilvl="4" w:tentative="1">
+      <w:start w:val="1"/>
+      <w:numFmt w:val="bullet"/>
+      <w:lvlText w:val=""/>
+      <w:lvlJc w:val="left"/>
+      <w:pPr>
+        <w:tabs>
+          <w:tab w:val="num" w:pos="3600"/>
+        </w:tabs>
+        <w:ind w:left="3600" w:hanging="360"/>
+      </w:pPr>
+      <w:rPr>
+        <w:rFonts w:ascii="Wingdings" w:hAnsi="Wingdings" w:hint="default"/>
+        <w:sz w:val="20"/>
+      </w:rPr>
+    </w:lvl>
+    <w:lvl w:ilvl="5" w:tentative="1">
+      <w:start w:val="1"/>
+      <w:numFmt w:val="bullet"/>
+      <w:lvlText w:val=""/>
+      <w:lvlJc w:val="left"/>
+      <w:pPr>
+        <w:tabs>
+          <w:tab w:val="num" w:pos="4320"/>
+        </w:tabs>
+        <w:ind w:left="4320" w:hanging="360"/>
+      </w:pPr>
+      <w:rPr>
+        <w:rFonts w:ascii="Wingdings" w:hAnsi="Wingdings" w:hint="default"/>
+        <w:sz w:val="20"/>
+      </w:rPr>
+    </w:lvl>
+    <w:lvl w:ilvl="6" w:tentative="1">
+      <w:start w:val="1"/>
+      <w:numFmt w:val="bullet"/>
+      <w:lvlText w:val=""/>
+      <w:lvlJc w:val="left"/>
+      <w:pPr>
+        <w:tabs>
+          <w:tab w:val="num" w:pos="5040"/>
+        </w:tabs>
+        <w:ind w:left="5040" w:hanging="360"/>
+      </w:pPr>
+      <w:rPr>
+        <w:rFonts w:ascii="Wingdings" w:hAnsi="Wingdings" w:hint="default"/>
+        <w:sz w:val="20"/>
+      </w:rPr>
+    </w:lvl>
+    <w:lvl w:ilvl="7" w:tentative="1">
+      <w:start w:val="1"/>
+      <w:numFmt w:val="bullet"/>
+      <w:lvlText w:val=""/>
+      <w:lvlJc w:val="left"/>
+      <w:pPr>
+        <w:tabs>
+          <w:tab w:val="num" w:pos="5760"/>
+        </w:tabs>
+        <w:ind w:left="5760" w:hanging="360"/>
+      </w:pPr>
+      <w:rPr>
+        <w:rFonts w:ascii="Wingdings" w:hAnsi="Wingdings" w:hint="default"/>
+        <w:sz w:val="20"/>
+      </w:rPr>
+    </w:lvl>
+    <w:lvl w:ilvl="8" w:tentative="1">
+      <w:start w:val="1"/>
+      <w:numFmt w:val="bullet"/>
+      <w:lvlText w:val=""/>
+      <w:lvlJc w:val="left"/>
+      <w:pPr>
+        <w:tabs>
+          <w:tab w:val="num" w:pos="6480"/>
+        </w:tabs>
+        <w:ind w:left="6480" w:hanging="360"/>
+      </w:pPr>
+      <w:rPr>
+        <w:rFonts w:ascii="Wingdings" w:hAnsi="Wingdings" w:hint="default"/>
+        <w:sz w:val="20"/>
+      </w:rPr>
+    </w:lvl>
+  </w:abstractNum>
+  <w:abstractNum w:abstractNumId="16" w15:restartNumberingAfterBreak="0">
+    <w:nsid w:val="6898610A"/>
+    <w:multiLevelType w:val="multilevel"/>
+    <w:tmpl w:val="1F1CFB58"/>
+    <w:lvl w:ilvl="0">
+      <w:start w:val="1"/>
+      <w:numFmt w:val="bullet"/>
+      <w:lvlText w:val=""/>
+      <w:lvlJc w:val="left"/>
+      <w:pPr>
+        <w:tabs>
+          <w:tab w:val="num" w:pos="720"/>
+        </w:tabs>
+        <w:ind w:left="720" w:hanging="360"/>
+      </w:pPr>
+      <w:rPr>
+        <w:rFonts w:ascii="Symbol" w:hAnsi="Symbol" w:hint="default"/>
+        <w:sz w:val="20"/>
+      </w:rPr>
+    </w:lvl>
+    <w:lvl w:ilvl="1" w:tentative="1">
+      <w:start w:val="1"/>
+      <w:numFmt w:val="bullet"/>
+      <w:lvlText w:val="o"/>
+      <w:lvlJc w:val="left"/>
+      <w:pPr>
+        <w:tabs>
+          <w:tab w:val="num" w:pos="1440"/>
+        </w:tabs>
+        <w:ind w:left="1440" w:hanging="360"/>
+      </w:pPr>
+      <w:rPr>
+        <w:rFonts w:ascii="Courier New" w:hAnsi="Courier New" w:hint="default"/>
+        <w:sz w:val="20"/>
+      </w:rPr>
+    </w:lvl>
+    <w:lvl w:ilvl="2" w:tentative="1">
+      <w:start w:val="1"/>
+      <w:numFmt w:val="bullet"/>
+      <w:lvlText w:val=""/>
+      <w:lvlJc w:val="left"/>
+      <w:pPr>
+        <w:tabs>
+          <w:tab w:val="num" w:pos="2160"/>
+        </w:tabs>
+        <w:ind w:left="2160" w:hanging="360"/>
+      </w:pPr>
+      <w:rPr>
+        <w:rFonts w:ascii="Wingdings" w:hAnsi="Wingdings" w:hint="default"/>
+        <w:sz w:val="20"/>
+      </w:rPr>
+    </w:lvl>
+    <w:lvl w:ilvl="3" w:tentative="1">
+      <w:start w:val="1"/>
+      <w:numFmt w:val="bullet"/>
+      <w:lvlText w:val=""/>
+      <w:lvlJc w:val="left"/>
+      <w:pPr>
+        <w:tabs>
+          <w:tab w:val="num" w:pos="2880"/>
+        </w:tabs>
+        <w:ind w:left="2880" w:hanging="360"/>
+      </w:pPr>
+      <w:rPr>
+        <w:rFonts w:ascii="Wingdings" w:hAnsi="Wingdings" w:hint="default"/>
+        <w:sz w:val="20"/>
+      </w:rPr>
+    </w:lvl>
+    <w:lvl w:ilvl="4" w:tentative="1">
+      <w:start w:val="1"/>
+      <w:numFmt w:val="bullet"/>
+      <w:lvlText w:val=""/>
+      <w:lvlJc w:val="left"/>
+      <w:pPr>
+        <w:tabs>
+          <w:tab w:val="num" w:pos="3600"/>
+        </w:tabs>
+        <w:ind w:left="3600" w:hanging="360"/>
+      </w:pPr>
+      <w:rPr>
+        <w:rFonts w:ascii="Wingdings" w:hAnsi="Wingdings" w:hint="default"/>
+        <w:sz w:val="20"/>
+      </w:rPr>
+    </w:lvl>
+    <w:lvl w:ilvl="5" w:tentative="1">
+      <w:start w:val="1"/>
+      <w:numFmt w:val="bullet"/>
+      <w:lvlText w:val=""/>
+      <w:lvlJc w:val="left"/>
+      <w:pPr>
+        <w:tabs>
+          <w:tab w:val="num" w:pos="4320"/>
+        </w:tabs>
+        <w:ind w:left="4320" w:hanging="360"/>
+      </w:pPr>
+      <w:rPr>
+        <w:rFonts w:ascii="Wingdings" w:hAnsi="Wingdings" w:hint="default"/>
+        <w:sz w:val="20"/>
+      </w:rPr>
+    </w:lvl>
+    <w:lvl w:ilvl="6" w:tentative="1">
+      <w:start w:val="1"/>
+      <w:numFmt w:val="bullet"/>
+      <w:lvlText w:val=""/>
+      <w:lvlJc w:val="left"/>
+      <w:pPr>
+        <w:tabs>
+          <w:tab w:val="num" w:pos="5040"/>
+        </w:tabs>
+        <w:ind w:left="5040" w:hanging="360"/>
+      </w:pPr>
+      <w:rPr>
+        <w:rFonts w:ascii="Wingdings" w:hAnsi="Wingdings" w:hint="default"/>
+        <w:sz w:val="20"/>
+      </w:rPr>
+    </w:lvl>
+    <w:lvl w:ilvl="7" w:tentative="1">
+      <w:start w:val="1"/>
+      <w:numFmt w:val="bullet"/>
+      <w:lvlText w:val=""/>
+      <w:lvlJc w:val="left"/>
+      <w:pPr>
+        <w:tabs>
+          <w:tab w:val="num" w:pos="5760"/>
+        </w:tabs>
+        <w:ind w:left="5760" w:hanging="360"/>
+      </w:pPr>
+      <w:rPr>
+        <w:rFonts w:ascii="Wingdings" w:hAnsi="Wingdings" w:hint="default"/>
+        <w:sz w:val="20"/>
+      </w:rPr>
+    </w:lvl>
+    <w:lvl w:ilvl="8" w:tentative="1">
+      <w:start w:val="1"/>
+      <w:numFmt w:val="bullet"/>
+      <w:lvlText w:val=""/>
+      <w:lvlJc w:val="left"/>
+      <w:pPr>
+        <w:tabs>
+          <w:tab w:val="num" w:pos="6480"/>
+        </w:tabs>
+        <w:ind w:left="6480" w:hanging="360"/>
+      </w:pPr>
+      <w:rPr>
+        <w:rFonts w:ascii="Wingdings" w:hAnsi="Wingdings" w:hint="default"/>
+        <w:sz w:val="20"/>
+      </w:rPr>
+    </w:lvl>
+  </w:abstractNum>
+  <w:abstractNum w:abstractNumId="17" w15:restartNumberingAfterBreak="0">
+    <w:nsid w:val="6AE94881"/>
+    <w:multiLevelType w:val="multilevel"/>
+    <w:tmpl w:val="A7AE452C"/>
+    <w:lvl w:ilvl="0">
+      <w:start w:val="1"/>
+      <w:numFmt w:val="bullet"/>
+      <w:lvlText w:val=""/>
+      <w:lvlJc w:val="left"/>
+      <w:pPr>
+        <w:tabs>
+          <w:tab w:val="num" w:pos="720"/>
+        </w:tabs>
+        <w:ind w:left="720" w:hanging="360"/>
+      </w:pPr>
+      <w:rPr>
+        <w:rFonts w:ascii="Symbol" w:hAnsi="Symbol" w:hint="default"/>
+        <w:sz w:val="20"/>
+      </w:rPr>
+    </w:lvl>
+    <w:lvl w:ilvl="1" w:tentative="1">
+      <w:start w:val="1"/>
+      <w:numFmt w:val="bullet"/>
+      <w:lvlText w:val="o"/>
+      <w:lvlJc w:val="left"/>
+      <w:pPr>
+        <w:tabs>
+          <w:tab w:val="num" w:pos="1440"/>
+        </w:tabs>
+        <w:ind w:left="1440" w:hanging="360"/>
+      </w:pPr>
+      <w:rPr>
+        <w:rFonts w:ascii="Courier New" w:hAnsi="Courier New" w:hint="default"/>
+        <w:sz w:val="20"/>
+      </w:rPr>
+    </w:lvl>
+    <w:lvl w:ilvl="2" w:tentative="1">
+      <w:start w:val="1"/>
+      <w:numFmt w:val="bullet"/>
+      <w:lvlText w:val=""/>
+      <w:lvlJc w:val="left"/>
+      <w:pPr>
+        <w:tabs>
+          <w:tab w:val="num" w:pos="2160"/>
+        </w:tabs>
+        <w:ind w:left="2160" w:hanging="360"/>
+      </w:pPr>
+      <w:rPr>
+        <w:rFonts w:ascii="Wingdings" w:hAnsi="Wingdings" w:hint="default"/>
+        <w:sz w:val="20"/>
+      </w:rPr>
+    </w:lvl>
+    <w:lvl w:ilvl="3" w:tentative="1">
+      <w:start w:val="1"/>
+      <w:numFmt w:val="bullet"/>
+      <w:lvlText w:val=""/>
+      <w:lvlJc w:val="left"/>
+      <w:pPr>
+        <w:tabs>
+          <w:tab w:val="num" w:pos="2880"/>
+        </w:tabs>
+        <w:ind w:left="2880" w:hanging="360"/>
+      </w:pPr>
+      <w:rPr>
+        <w:rFonts w:ascii="Wingdings" w:hAnsi="Wingdings" w:hint="default"/>
+        <w:sz w:val="20"/>
+      </w:rPr>
+    </w:lvl>
+    <w:lvl w:ilvl="4" w:tentative="1">
+      <w:start w:val="1"/>
+      <w:numFmt w:val="bullet"/>
+      <w:lvlText w:val=""/>
+      <w:lvlJc w:val="left"/>
+      <w:pPr>
+        <w:tabs>
+          <w:tab w:val="num" w:pos="3600"/>
+        </w:tabs>
+        <w:ind w:left="3600" w:hanging="360"/>
+      </w:pPr>
+      <w:rPr>
+        <w:rFonts w:ascii="Wingdings" w:hAnsi="Wingdings" w:hint="default"/>
+        <w:sz w:val="20"/>
+      </w:rPr>
+    </w:lvl>
+    <w:lvl w:ilvl="5" w:tentative="1">
+      <w:start w:val="1"/>
+      <w:numFmt w:val="bullet"/>
+      <w:lvlText w:val=""/>
+      <w:lvlJc w:val="left"/>
+      <w:pPr>
+        <w:tabs>
+          <w:tab w:val="num" w:pos="4320"/>
+        </w:tabs>
+        <w:ind w:left="4320" w:hanging="360"/>
+      </w:pPr>
+      <w:rPr>
+        <w:rFonts w:ascii="Wingdings" w:hAnsi="Wingdings" w:hint="default"/>
+        <w:sz w:val="20"/>
+      </w:rPr>
+    </w:lvl>
+    <w:lvl w:ilvl="6" w:tentative="1">
+      <w:start w:val="1"/>
+      <w:numFmt w:val="bullet"/>
+      <w:lvlText w:val=""/>
+      <w:lvlJc w:val="left"/>
+      <w:pPr>
+        <w:tabs>
+          <w:tab w:val="num" w:pos="5040"/>
+        </w:tabs>
+        <w:ind w:left="5040" w:hanging="360"/>
+      </w:pPr>
+      <w:rPr>
+        <w:rFonts w:ascii="Wingdings" w:hAnsi="Wingdings" w:hint="default"/>
+        <w:sz w:val="20"/>
+      </w:rPr>
+    </w:lvl>
+    <w:lvl w:ilvl="7" w:tentative="1">
+      <w:start w:val="1"/>
+      <w:numFmt w:val="bullet"/>
+      <w:lvlText w:val=""/>
+      <w:lvlJc w:val="left"/>
+      <w:pPr>
+        <w:tabs>
+          <w:tab w:val="num" w:pos="5760"/>
+        </w:tabs>
+        <w:ind w:left="5760" w:hanging="360"/>
+      </w:pPr>
+      <w:rPr>
+        <w:rFonts w:ascii="Wingdings" w:hAnsi="Wingdings" w:hint="default"/>
+        <w:sz w:val="20"/>
+      </w:rPr>
+    </w:lvl>
+    <w:lvl w:ilvl="8" w:tentative="1">
+      <w:start w:val="1"/>
+      <w:numFmt w:val="bullet"/>
+      <w:lvlText w:val=""/>
+      <w:lvlJc w:val="left"/>
+      <w:pPr>
+        <w:tabs>
+          <w:tab w:val="num" w:pos="6480"/>
+        </w:tabs>
+        <w:ind w:left="6480" w:hanging="360"/>
+      </w:pPr>
+      <w:rPr>
+        <w:rFonts w:ascii="Wingdings" w:hAnsi="Wingdings" w:hint="default"/>
+        <w:sz w:val="20"/>
+      </w:rPr>
+    </w:lvl>
+  </w:abstractNum>
+  <w:abstractNum w:abstractNumId="18" w15:restartNumberingAfterBreak="0">
+    <w:nsid w:val="6B8A5F83"/>
+    <w:multiLevelType w:val="multilevel"/>
+    <w:tmpl w:val="BF76AB76"/>
+    <w:lvl w:ilvl="0">
+      <w:start w:val="1"/>
+      <w:numFmt w:val="bullet"/>
+      <w:lvlText w:val=""/>
+      <w:lvlJc w:val="left"/>
+      <w:pPr>
+        <w:tabs>
+          <w:tab w:val="num" w:pos="720"/>
+        </w:tabs>
+        <w:ind w:left="720" w:hanging="360"/>
+      </w:pPr>
+      <w:rPr>
+        <w:rFonts w:ascii="Symbol" w:hAnsi="Symbol" w:hint="default"/>
+        <w:sz w:val="20"/>
+      </w:rPr>
+    </w:lvl>
+    <w:lvl w:ilvl="1" w:tentative="1">
+      <w:start w:val="1"/>
+      <w:numFmt w:val="bullet"/>
+      <w:lvlText w:val="o"/>
+      <w:lvlJc w:val="left"/>
+      <w:pPr>
+        <w:tabs>
+          <w:tab w:val="num" w:pos="1440"/>
+        </w:tabs>
+        <w:ind w:left="1440" w:hanging="360"/>
+      </w:pPr>
+      <w:rPr>
+        <w:rFonts w:ascii="Courier New" w:hAnsi="Courier New" w:hint="default"/>
+        <w:sz w:val="20"/>
+      </w:rPr>
+    </w:lvl>
+    <w:lvl w:ilvl="2" w:tentative="1">
+      <w:start w:val="1"/>
+      <w:numFmt w:val="bullet"/>
+      <w:lvlText w:val=""/>
+      <w:lvlJc w:val="left"/>
+      <w:pPr>
+        <w:tabs>
+          <w:tab w:val="num" w:pos="2160"/>
+        </w:tabs>
+        <w:ind w:left="2160" w:hanging="360"/>
+      </w:pPr>
+      <w:rPr>
+        <w:rFonts w:ascii="Wingdings" w:hAnsi="Wingdings" w:hint="default"/>
+        <w:sz w:val="20"/>
+      </w:rPr>
+    </w:lvl>
+    <w:lvl w:ilvl="3" w:tentative="1">
+      <w:start w:val="1"/>
+      <w:numFmt w:val="bullet"/>
+      <w:lvlText w:val=""/>
+      <w:lvlJc w:val="left"/>
+      <w:pPr>
+        <w:tabs>
+          <w:tab w:val="num" w:pos="2880"/>
+        </w:tabs>
+        <w:ind w:left="2880" w:hanging="360"/>
+      </w:pPr>
+      <w:rPr>
+        <w:rFonts w:ascii="Wingdings" w:hAnsi="Wingdings" w:hint="default"/>
+        <w:sz w:val="20"/>
+      </w:rPr>
+    </w:lvl>
+    <w:lvl w:ilvl="4" w:tentative="1">
+      <w:start w:val="1"/>
+      <w:numFmt w:val="bullet"/>
+      <w:lvlText w:val=""/>
+      <w:lvlJc w:val="left"/>
+      <w:pPr>
+        <w:tabs>
+          <w:tab w:val="num" w:pos="3600"/>
+        </w:tabs>
+        <w:ind w:left="3600" w:hanging="360"/>
+      </w:pPr>
+      <w:rPr>
+        <w:rFonts w:ascii="Wingdings" w:hAnsi="Wingdings" w:hint="default"/>
+        <w:sz w:val="20"/>
+      </w:rPr>
+    </w:lvl>
+    <w:lvl w:ilvl="5" w:tentative="1">
+      <w:start w:val="1"/>
+      <w:numFmt w:val="bullet"/>
+      <w:lvlText w:val=""/>
+      <w:lvlJc w:val="left"/>
+      <w:pPr>
+        <w:tabs>
+          <w:tab w:val="num" w:pos="4320"/>
+        </w:tabs>
+        <w:ind w:left="4320" w:hanging="360"/>
+      </w:pPr>
+      <w:rPr>
+        <w:rFonts w:ascii="Wingdings" w:hAnsi="Wingdings" w:hint="default"/>
+        <w:sz w:val="20"/>
+      </w:rPr>
+    </w:lvl>
+    <w:lvl w:ilvl="6" w:tentative="1">
+      <w:start w:val="1"/>
+      <w:numFmt w:val="bullet"/>
+      <w:lvlText w:val=""/>
+      <w:lvlJc w:val="left"/>
+      <w:pPr>
+        <w:tabs>
+          <w:tab w:val="num" w:pos="5040"/>
+        </w:tabs>
+        <w:ind w:left="5040" w:hanging="360"/>
+      </w:pPr>
+      <w:rPr>
+        <w:rFonts w:ascii="Wingdings" w:hAnsi="Wingdings" w:hint="default"/>
+        <w:sz w:val="20"/>
+      </w:rPr>
+    </w:lvl>
+    <w:lvl w:ilvl="7" w:tentative="1">
+      <w:start w:val="1"/>
+      <w:numFmt w:val="bullet"/>
+      <w:lvlText w:val=""/>
+      <w:lvlJc w:val="left"/>
+      <w:pPr>
+        <w:tabs>
+          <w:tab w:val="num" w:pos="5760"/>
+        </w:tabs>
+        <w:ind w:left="5760" w:hanging="360"/>
+      </w:pPr>
+      <w:rPr>
+        <w:rFonts w:ascii="Wingdings" w:hAnsi="Wingdings" w:hint="default"/>
+        <w:sz w:val="20"/>
+      </w:rPr>
+    </w:lvl>
+    <w:lvl w:ilvl="8" w:tentative="1">
+      <w:start w:val="1"/>
+      <w:numFmt w:val="bullet"/>
+      <w:lvlText w:val=""/>
+      <w:lvlJc w:val="left"/>
+      <w:pPr>
+        <w:tabs>
+          <w:tab w:val="num" w:pos="6480"/>
+        </w:tabs>
+        <w:ind w:left="6480" w:hanging="360"/>
+      </w:pPr>
+      <w:rPr>
+        <w:rFonts w:ascii="Wingdings" w:hAnsi="Wingdings" w:hint="default"/>
+        <w:sz w:val="20"/>
+      </w:rPr>
+    </w:lvl>
+  </w:abstractNum>
+  <w:abstractNum w:abstractNumId="19" w15:restartNumberingAfterBreak="0">
+    <w:nsid w:val="75300FE5"/>
+    <w:multiLevelType w:val="multilevel"/>
+    <w:tmpl w:val="09521250"/>
+    <w:lvl w:ilvl="0">
+      <w:start w:val="1"/>
+      <w:numFmt w:val="bullet"/>
+      <w:lvlText w:val=""/>
+      <w:lvlJc w:val="left"/>
+      <w:pPr>
+        <w:tabs>
+          <w:tab w:val="num" w:pos="720"/>
+        </w:tabs>
+        <w:ind w:left="720" w:hanging="360"/>
+      </w:pPr>
+      <w:rPr>
+        <w:rFonts w:ascii="Symbol" w:hAnsi="Symbol" w:hint="default"/>
+        <w:sz w:val="20"/>
+      </w:rPr>
+    </w:lvl>
+    <w:lvl w:ilvl="1" w:tentative="1">
+      <w:start w:val="1"/>
+      <w:numFmt w:val="bullet"/>
+      <w:lvlText w:val="o"/>
+      <w:lvlJc w:val="left"/>
+      <w:pPr>
+        <w:tabs>
+          <w:tab w:val="num" w:pos="1440"/>
+        </w:tabs>
+        <w:ind w:left="1440" w:hanging="360"/>
+      </w:pPr>
+      <w:rPr>
+        <w:rFonts w:ascii="Courier New" w:hAnsi="Courier New" w:hint="default"/>
+        <w:sz w:val="20"/>
+      </w:rPr>
+    </w:lvl>
+    <w:lvl w:ilvl="2" w:tentative="1">
+      <w:start w:val="1"/>
+      <w:numFmt w:val="bullet"/>
+      <w:lvlText w:val=""/>
+      <w:lvlJc w:val="left"/>
+      <w:pPr>
+        <w:tabs>
+          <w:tab w:val="num" w:pos="2160"/>
+        </w:tabs>
+        <w:ind w:left="2160" w:hanging="360"/>
+      </w:pPr>
+      <w:rPr>
+        <w:rFonts w:ascii="Wingdings" w:hAnsi="Wingdings" w:hint="default"/>
+        <w:sz w:val="20"/>
+      </w:rPr>
+    </w:lvl>
+    <w:lvl w:ilvl="3" w:tentative="1">
+      <w:start w:val="1"/>
+      <w:numFmt w:val="bullet"/>
+      <w:lvlText w:val=""/>
+      <w:lvlJc w:val="left"/>
+      <w:pPr>
+        <w:tabs>
+          <w:tab w:val="num" w:pos="2880"/>
+        </w:tabs>
+        <w:ind w:left="2880" w:hanging="360"/>
+      </w:pPr>
+      <w:rPr>
+        <w:rFonts w:ascii="Wingdings" w:hAnsi="Wingdings" w:hint="default"/>
+        <w:sz w:val="20"/>
+      </w:rPr>
+    </w:lvl>
+    <w:lvl w:ilvl="4" w:tentative="1">
+      <w:start w:val="1"/>
+      <w:numFmt w:val="bullet"/>
+      <w:lvlText w:val=""/>
+      <w:lvlJc w:val="left"/>
+      <w:pPr>
+        <w:tabs>
+          <w:tab w:val="num" w:pos="3600"/>
+        </w:tabs>
+        <w:ind w:left="3600" w:hanging="360"/>
+      </w:pPr>
+      <w:rPr>
+        <w:rFonts w:ascii="Wingdings" w:hAnsi="Wingdings" w:hint="default"/>
+        <w:sz w:val="20"/>
+      </w:rPr>
+    </w:lvl>
+    <w:lvl w:ilvl="5" w:tentative="1">
+      <w:start w:val="1"/>
+      <w:numFmt w:val="bullet"/>
+      <w:lvlText w:val=""/>
+      <w:lvlJc w:val="left"/>
+      <w:pPr>
+        <w:tabs>
+          <w:tab w:val="num" w:pos="4320"/>
+        </w:tabs>
+        <w:ind w:left="4320" w:hanging="360"/>
+      </w:pPr>
+      <w:rPr>
+        <w:rFonts w:ascii="Wingdings" w:hAnsi="Wingdings" w:hint="default"/>
+        <w:sz w:val="20"/>
+      </w:rPr>
+    </w:lvl>
+    <w:lvl w:ilvl="6" w:tentative="1">
+      <w:start w:val="1"/>
+      <w:numFmt w:val="bullet"/>
+      <w:lvlText w:val=""/>
+      <w:lvlJc w:val="left"/>
+      <w:pPr>
+        <w:tabs>
+          <w:tab w:val="num" w:pos="5040"/>
+        </w:tabs>
+        <w:ind w:left="5040" w:hanging="360"/>
+      </w:pPr>
+      <w:rPr>
+        <w:rFonts w:ascii="Wingdings" w:hAnsi="Wingdings" w:hint="default"/>
+        <w:sz w:val="20"/>
+      </w:rPr>
+    </w:lvl>
+    <w:lvl w:ilvl="7" w:tentative="1">
+      <w:start w:val="1"/>
+      <w:numFmt w:val="bullet"/>
+      <w:lvlText w:val=""/>
+      <w:lvlJc w:val="left"/>
+      <w:pPr>
+        <w:tabs>
+          <w:tab w:val="num" w:pos="5760"/>
+        </w:tabs>
+        <w:ind w:left="5760" w:hanging="360"/>
+      </w:pPr>
+      <w:rPr>
+        <w:rFonts w:ascii="Wingdings" w:hAnsi="Wingdings" w:hint="default"/>
+        <w:sz w:val="20"/>
+      </w:rPr>
+    </w:lvl>
+    <w:lvl w:ilvl="8" w:tentative="1">
+      <w:start w:val="1"/>
+      <w:numFmt w:val="bullet"/>
+      <w:lvlText w:val=""/>
+      <w:lvlJc w:val="left"/>
+      <w:pPr>
+        <w:tabs>
+          <w:tab w:val="num" w:pos="6480"/>
+        </w:tabs>
+        <w:ind w:left="6480" w:hanging="360"/>
+      </w:pPr>
+      <w:rPr>
+        <w:rFonts w:ascii="Wingdings" w:hAnsi="Wingdings" w:hint="default"/>
+        <w:sz w:val="20"/>
+      </w:rPr>
+    </w:lvl>
+  </w:abstractNum>
   <w:abstractNum w:abstractNumId="20" w15:restartNumberingAfterBreak="0">
-    <w:nsid w:val="700412C2"/>
+    <w:nsid w:val="755179E3"/>
     <w:multiLevelType w:val="multilevel"/>
-    <w:tmpl w:val="B87AC5B8"/>
+    <w:tmpl w:val="7E20326E"/>
     <w:lvl w:ilvl="0">
       <w:start w:val="1"/>
       <w:numFmt w:val="bullet"/>
@@ -6011,9 +6333,9 @@
     </w:lvl>
   </w:abstractNum>
   <w:abstractNum w:abstractNumId="21" w15:restartNumberingAfterBreak="0">
-    <w:nsid w:val="73C937A0"/>
+    <w:nsid w:val="75F86C42"/>
     <w:multiLevelType w:val="multilevel"/>
-    <w:tmpl w:val="44421562"/>
+    <w:tmpl w:val="DA0C9A4A"/>
     <w:lvl w:ilvl="0">
       <w:start w:val="1"/>
       <w:numFmt w:val="bullet"/>
@@ -6160,6 +6482,155 @@
     </w:lvl>
   </w:abstractNum>
   <w:abstractNum w:abstractNumId="22" w15:restartNumberingAfterBreak="0">
+    <w:nsid w:val="78373268"/>
+    <w:multiLevelType w:val="multilevel"/>
+    <w:tmpl w:val="1A742DC2"/>
+    <w:lvl w:ilvl="0">
+      <w:start w:val="1"/>
+      <w:numFmt w:val="bullet"/>
+      <w:lvlText w:val=""/>
+      <w:lvlJc w:val="left"/>
+      <w:pPr>
+        <w:tabs>
+          <w:tab w:val="num" w:pos="720"/>
+        </w:tabs>
+        <w:ind w:left="720" w:hanging="360"/>
+      </w:pPr>
+      <w:rPr>
+        <w:rFonts w:ascii="Symbol" w:hAnsi="Symbol" w:hint="default"/>
+        <w:sz w:val="20"/>
+      </w:rPr>
+    </w:lvl>
+    <w:lvl w:ilvl="1" w:tentative="1">
+      <w:start w:val="1"/>
+      <w:numFmt w:val="bullet"/>
+      <w:lvlText w:val="o"/>
+      <w:lvlJc w:val="left"/>
+      <w:pPr>
+        <w:tabs>
+          <w:tab w:val="num" w:pos="1440"/>
+        </w:tabs>
+        <w:ind w:left="1440" w:hanging="360"/>
+      </w:pPr>
+      <w:rPr>
+        <w:rFonts w:ascii="Courier New" w:hAnsi="Courier New" w:hint="default"/>
+        <w:sz w:val="20"/>
+      </w:rPr>
+    </w:lvl>
+    <w:lvl w:ilvl="2" w:tentative="1">
+      <w:start w:val="1"/>
+      <w:numFmt w:val="bullet"/>
+      <w:lvlText w:val=""/>
+      <w:lvlJc w:val="left"/>
+      <w:pPr>
+        <w:tabs>
+          <w:tab w:val="num" w:pos="2160"/>
+        </w:tabs>
+        <w:ind w:left="2160" w:hanging="360"/>
+      </w:pPr>
+      <w:rPr>
+        <w:rFonts w:ascii="Wingdings" w:hAnsi="Wingdings" w:hint="default"/>
+        <w:sz w:val="20"/>
+      </w:rPr>
+    </w:lvl>
+    <w:lvl w:ilvl="3" w:tentative="1">
+      <w:start w:val="1"/>
+      <w:numFmt w:val="bullet"/>
+      <w:lvlText w:val=""/>
+      <w:lvlJc w:val="left"/>
+      <w:pPr>
+        <w:tabs>
+          <w:tab w:val="num" w:pos="2880"/>
+        </w:tabs>
+        <w:ind w:left="2880" w:hanging="360"/>
+      </w:pPr>
+      <w:rPr>
+        <w:rFonts w:ascii="Wingdings" w:hAnsi="Wingdings" w:hint="default"/>
+        <w:sz w:val="20"/>
+      </w:rPr>
+    </w:lvl>
+    <w:lvl w:ilvl="4" w:tentative="1">
+      <w:start w:val="1"/>
+      <w:numFmt w:val="bullet"/>
+      <w:lvlText w:val=""/>
+      <w:lvlJc w:val="left"/>
+      <w:pPr>
+        <w:tabs>
+          <w:tab w:val="num" w:pos="3600"/>
+        </w:tabs>
+        <w:ind w:left="3600" w:hanging="360"/>
+      </w:pPr>
+      <w:rPr>
+        <w:rFonts w:ascii="Wingdings" w:hAnsi="Wingdings" w:hint="default"/>
+        <w:sz w:val="20"/>
+      </w:rPr>
+    </w:lvl>
+    <w:lvl w:ilvl="5" w:tentative="1">
+      <w:start w:val="1"/>
+      <w:numFmt w:val="bullet"/>
+      <w:lvlText w:val=""/>
+      <w:lvlJc w:val="left"/>
+      <w:pPr>
+        <w:tabs>
+          <w:tab w:val="num" w:pos="4320"/>
+        </w:tabs>
+        <w:ind w:left="4320" w:hanging="360"/>
+      </w:pPr>
+      <w:rPr>
+        <w:rFonts w:ascii="Wingdings" w:hAnsi="Wingdings" w:hint="default"/>
+        <w:sz w:val="20"/>
+      </w:rPr>
+    </w:lvl>
+    <w:lvl w:ilvl="6" w:tentative="1">
+      <w:start w:val="1"/>
+      <w:numFmt w:val="bullet"/>
+      <w:lvlText w:val=""/>
+      <w:lvlJc w:val="left"/>
+      <w:pPr>
+        <w:tabs>
+          <w:tab w:val="num" w:pos="5040"/>
+        </w:tabs>
+        <w:ind w:left="5040" w:hanging="360"/>
+      </w:pPr>
+      <w:rPr>
+        <w:rFonts w:ascii="Wingdings" w:hAnsi="Wingdings" w:hint="default"/>
+        <w:sz w:val="20"/>
+      </w:rPr>
+    </w:lvl>
+    <w:lvl w:ilvl="7" w:tentative="1">
+      <w:start w:val="1"/>
+      <w:numFmt w:val="bullet"/>
+      <w:lvlText w:val=""/>
+      <w:lvlJc w:val="left"/>
+      <w:pPr>
+        <w:tabs>
+          <w:tab w:val="num" w:pos="5760"/>
+        </w:tabs>
+        <w:ind w:left="5760" w:hanging="360"/>
+      </w:pPr>
+      <w:rPr>
+        <w:rFonts w:ascii="Wingdings" w:hAnsi="Wingdings" w:hint="default"/>
+        <w:sz w:val="20"/>
+      </w:rPr>
+    </w:lvl>
+    <w:lvl w:ilvl="8" w:tentative="1">
+      <w:start w:val="1"/>
+      <w:numFmt w:val="bullet"/>
+      <w:lvlText w:val=""/>
+      <w:lvlJc w:val="left"/>
+      <w:pPr>
+        <w:tabs>
+          <w:tab w:val="num" w:pos="6480"/>
+        </w:tabs>
+        <w:ind w:left="6480" w:hanging="360"/>
+      </w:pPr>
+      <w:rPr>
+        <w:rFonts w:ascii="Wingdings" w:hAnsi="Wingdings" w:hint="default"/>
+        <w:sz w:val="20"/>
+      </w:rPr>
+    </w:lvl>
+  </w:abstractNum>
+  <w:abstractNum w:abstractNumId="23" w15:restartNumberingAfterBreak="0">
     <w:nsid w:val="79533133"/>
     <w:multiLevelType w:val="multilevel"/>
     <w:tmpl w:val="3B9C4D06"/>
@@ -6309,74 +6780,78 @@
     </w:lvl>
   </w:abstractNum>
   <w:num w:numId="1">
+    <w:abstractNumId w:val="5"/>
+  </w:num>
+  <w:num w:numId="2">
+    <w:abstractNumId w:val="9"/>
+  </w:num>
+  <w:num w:numId="3">
+    <w:abstractNumId w:val="23"/>
+  </w:num>
+  <w:num w:numId="4">
+    <w:abstractNumId w:val="14"/>
+  </w:num>
+  <w:num w:numId="5">
+    <w:abstractNumId w:val="10"/>
+  </w:num>
+  <w:num w:numId="6">
+    <w:abstractNumId w:val="1"/>
+  </w:num>
+  <w:num w:numId="7">
     <w:abstractNumId w:val="7"/>
   </w:num>
-  <w:num w:numId="2">
+  <w:num w:numId="8">
+    <w:abstractNumId w:val="3"/>
+  </w:num>
+  <w:num w:numId="9">
+    <w:abstractNumId w:val="0"/>
+  </w:num>
+  <w:num w:numId="10">
+    <w:abstractNumId w:val="16"/>
+  </w:num>
+  <w:num w:numId="11">
+    <w:abstractNumId w:val="17"/>
+  </w:num>
+  <w:num w:numId="12">
+    <w:abstractNumId w:val="22"/>
+  </w:num>
+  <w:num w:numId="13">
+    <w:abstractNumId w:val="19"/>
+  </w:num>
+  <w:num w:numId="14">
     <w:abstractNumId w:val="13"/>
   </w:num>
-  <w:num w:numId="3">
-    <w:abstractNumId w:val="16"/>
+  <w:num w:numId="15">
+    <w:abstractNumId w:val="18"/>
   </w:num>
-  <w:num w:numId="4">
+  <w:num w:numId="16">
+    <w:abstractNumId w:val="15"/>
+  </w:num>
+  <w:num w:numId="17">
+    <w:abstractNumId w:val="20"/>
+  </w:num>
+  <w:num w:numId="18">
+    <w:abstractNumId w:val="12"/>
+  </w:num>
+  <w:num w:numId="19">
     <w:abstractNumId w:val="11"/>
   </w:num>
-  <w:num w:numId="5">
-    <w:abstractNumId w:val="17"/>
+  <w:num w:numId="20">
+    <w:abstractNumId w:val="21"/>
   </w:num>
-  <w:num w:numId="6">
+  <w:num w:numId="21">
+    <w:abstractNumId w:val="4"/>
+  </w:num>
+  <w:num w:numId="22">
+    <w:abstractNumId w:val="8"/>
+  </w:num>
+  <w:num w:numId="23">
+    <w:abstractNumId w:val="2"/>
+  </w:num>
+  <w:num w:numId="24">
     <w:abstractNumId w:val="6"/>
   </w:num>
-  <w:num w:numId="7">
-    <w:abstractNumId w:val="2"/>
-  </w:num>
-  <w:num w:numId="8">
-    <w:abstractNumId w:val="5"/>
-  </w:num>
-  <w:num w:numId="9">
-    <w:abstractNumId w:val="8"/>
-  </w:num>
-  <w:num w:numId="10">
-    <w:abstractNumId w:val="12"/>
-  </w:num>
-  <w:num w:numId="11">
-    <w:abstractNumId w:val="22"/>
-  </w:num>
-  <w:num w:numId="12">
-    <w:abstractNumId w:val="19"/>
-  </w:num>
-  <w:num w:numId="13">
-    <w:abstractNumId w:val="20"/>
-  </w:num>
-  <w:num w:numId="14">
-    <w:abstractNumId w:val="18"/>
-  </w:num>
-  <w:num w:numId="15">
-    <w:abstractNumId w:val="1"/>
-  </w:num>
-  <w:num w:numId="16">
-    <w:abstractNumId w:val="21"/>
-  </w:num>
-  <w:num w:numId="17">
-    <w:abstractNumId w:val="0"/>
-  </w:num>
-  <w:num w:numId="18">
-    <w:abstractNumId w:val="3"/>
-  </w:num>
-  <w:num w:numId="19">
-    <w:abstractNumId w:val="9"/>
-  </w:num>
-  <w:num w:numId="20">
-    <w:abstractNumId w:val="15"/>
-  </w:num>
-  <w:num w:numId="21">
-    <w:abstractNumId w:val="14"/>
-  </w:num>
-  <w:num w:numId="22">
-    <w:abstractNumId w:val="4"/>
-  </w:num>
-  <w:num w:numId="23">
-    <w:abstractNumId w:val="10"/>
-  </w:num>
+  <w:numIdMacAtCleanup w:val="24"/>
 </w:numbering>
 </file>
 

--- a/Описание диаграммы.docx
+++ b/Описание диаграммы.docx
@@ -1,6 +1,6 @@
 
 <file path=word/document.xml><?xml version="1.0" encoding="utf-8"?>
-<w:document xmlns:wpc="http://schemas.microsoft.com/office/word/2010/wordprocessingCanvas" xmlns:cx="http://schemas.microsoft.com/office/drawing/2014/chartex" xmlns:cx1="http://schemas.microsoft.com/office/drawing/2015/9/8/chartex" xmlns:mc="http://schemas.openxmlformats.org/markup-compatibility/2006" xmlns:o="urn:schemas-microsoft-com:office:office" xmlns:r="http://schemas.openxmlformats.org/officeDocument/2006/relationships" xmlns:m="http://schemas.openxmlformats.org/officeDocument/2006/math" xmlns:v="urn:schemas-microsoft-com:vml" xmlns:wp14="http://schemas.microsoft.com/office/word/2010/wordprocessingDrawing" xmlns:wp="http://schemas.openxmlformats.org/drawingml/2006/wordprocessingDrawing" xmlns:w10="urn:schemas-microsoft-com:office:word" xmlns:w="http://schemas.openxmlformats.org/wordprocessingml/2006/main" xmlns:w14="http://schemas.microsoft.com/office/word/2010/wordml" xmlns:w15="http://schemas.microsoft.com/office/word/2012/wordml" xmlns:w16se="http://schemas.microsoft.com/office/word/2015/wordml/symex" xmlns:wpg="http://schemas.microsoft.com/office/word/2010/wordprocessingGroup" xmlns:wpi="http://schemas.microsoft.com/office/word/2010/wordprocessingInk" xmlns:wne="http://schemas.microsoft.com/office/word/2006/wordml" xmlns:wps="http://schemas.microsoft.com/office/word/2010/wordprocessingShape" mc:Ignorable="w14 w15 w16se wp14">
+<w:document xmlns:wpc="http://schemas.microsoft.com/office/word/2010/wordprocessingCanvas" xmlns:cx="http://schemas.microsoft.com/office/drawing/2014/chartex" xmlns:cx1="http://schemas.microsoft.com/office/drawing/2015/9/8/chartex" xmlns:cx2="http://schemas.microsoft.com/office/drawing/2015/10/21/chartex" xmlns:cx3="http://schemas.microsoft.com/office/drawing/2016/5/9/chartex" xmlns:cx4="http://schemas.microsoft.com/office/drawing/2016/5/10/chartex" xmlns:cx5="http://schemas.microsoft.com/office/drawing/2016/5/11/chartex" xmlns:cx6="http://schemas.microsoft.com/office/drawing/2016/5/12/chartex" xmlns:cx7="http://schemas.microsoft.com/office/drawing/2016/5/13/chartex" xmlns:cx8="http://schemas.microsoft.com/office/drawing/2016/5/14/chartex" xmlns:mc="http://schemas.openxmlformats.org/markup-compatibility/2006" xmlns:aink="http://schemas.microsoft.com/office/drawing/2016/ink" xmlns:am3d="http://schemas.microsoft.com/office/drawing/2017/model3d" xmlns:o="urn:schemas-microsoft-com:office:office" xmlns:oel="http://schemas.microsoft.com/office/2019/extlst" xmlns:r="http://schemas.openxmlformats.org/officeDocument/2006/relationships" xmlns:m="http://schemas.openxmlformats.org/officeDocument/2006/math" xmlns:v="urn:schemas-microsoft-com:vml" xmlns:wp14="http://schemas.microsoft.com/office/word/2010/wordprocessingDrawing" xmlns:wp="http://schemas.openxmlformats.org/drawingml/2006/wordprocessingDrawing" xmlns:w10="urn:schemas-microsoft-com:office:word" xmlns:w="http://schemas.openxmlformats.org/wordprocessingml/2006/main" xmlns:w14="http://schemas.microsoft.com/office/word/2010/wordml" xmlns:w15="http://schemas.microsoft.com/office/word/2012/wordml" xmlns:w16cex="http://schemas.microsoft.com/office/word/2018/wordml/cex" xmlns:w16cid="http://schemas.microsoft.com/office/word/2016/wordml/cid" xmlns:w16="http://schemas.microsoft.com/office/word/2018/wordml" xmlns:w16du="http://schemas.microsoft.com/office/word/2023/wordml/word16du" xmlns:w16sdtdh="http://schemas.microsoft.com/office/word/2020/wordml/sdtdatahash" xmlns:w16sdtfl="http://schemas.microsoft.com/office/word/2024/wordml/sdtformatlock" xmlns:w16se="http://schemas.microsoft.com/office/word/2015/wordml/symex" xmlns:wpg="http://schemas.microsoft.com/office/word/2010/wordprocessingGroup" xmlns:wpi="http://schemas.microsoft.com/office/word/2010/wordprocessingInk" xmlns:wne="http://schemas.microsoft.com/office/word/2006/wordml" xmlns:wps="http://schemas.microsoft.com/office/word/2010/wordprocessingShape" mc:Ignorable="w14 w15 w16se w16cid w16 w16cex w16sdtdh w16sdtfl w16du wp14">
   <w:body>
     <w:p>
       <w:pPr>
@@ -897,7 +897,7 @@
           <w:lang w:eastAsia="ru-RU"/>
         </w:rPr>
         <w:drawing>
-          <wp:inline distT="0" distB="0" distL="0" distR="0" wp14:anchorId="260FC244" wp14:editId="459C7E9F">
+          <wp:inline distT="0" distB="0" distL="0" distR="0" wp14:anchorId="3D3D8565" wp14:editId="7C334523">
             <wp:extent cx="5527343" cy="3877569"/>
             <wp:effectExtent l="0" t="0" r="0" b="8890"/>
             <wp:docPr id="2" name="Рисунок 2"/>
@@ -1428,8 +1428,6 @@
         </w:rPr>
         <w:t>Внутренние регламенты</w:t>
       </w:r>
-      <w:bookmarkStart w:id="0" w:name="_GoBack"/>
-      <w:bookmarkEnd w:id="0"/>
     </w:p>
     <w:p>
       <w:pPr>
@@ -1558,25 +1556,7 @@
           <w:sz w:val="28"/>
           <w:szCs w:val="28"/>
         </w:rPr>
-        <w:t xml:space="preserve">Декомпозиция в нотации IDEF0 представляет собой процесс последовательного разбиения функции верхнего уровня на более детализированные и управляемые </w:t>
-      </w:r>
-      <w:proofErr w:type="spellStart"/>
-      <w:r>
-        <w:rPr>
-          <w:rFonts w:ascii="Times New Roman" w:hAnsi="Times New Roman" w:cs="Times New Roman"/>
-          <w:sz w:val="28"/>
-          <w:szCs w:val="28"/>
-        </w:rPr>
-        <w:t>подпроцессы</w:t>
-      </w:r>
-      <w:proofErr w:type="spellEnd"/>
-      <w:r>
-        <w:rPr>
-          <w:rFonts w:ascii="Times New Roman" w:hAnsi="Times New Roman" w:cs="Times New Roman"/>
-          <w:sz w:val="28"/>
-          <w:szCs w:val="28"/>
-        </w:rPr>
-        <w:t>. Она позволяет перейти от общего представления системы к более подробному описанию её структуры и логики функционирования.</w:t>
+        <w:t>Декомпозиция в нотации IDEF0 представляет собой процесс последовательного разбиения функции верхнего уровня на более детализированные и управляемые подпроцессы. Она позволяет перейти от общего представления системы к более подробному описанию её структуры и логики функционирования.</w:t>
       </w:r>
     </w:p>
     <w:p>
@@ -1682,25 +1662,7 @@
           <w:sz w:val="28"/>
           <w:szCs w:val="28"/>
         </w:rPr>
-        <w:t xml:space="preserve"> — на одной диаграмме рекомендуется использовать от 3 до 6 </w:t>
-      </w:r>
-      <w:proofErr w:type="spellStart"/>
-      <w:r>
-        <w:rPr>
-          <w:rFonts w:ascii="Times New Roman" w:hAnsi="Times New Roman" w:cs="Times New Roman"/>
-          <w:sz w:val="28"/>
-          <w:szCs w:val="28"/>
-        </w:rPr>
-        <w:t>подпроцессов</w:t>
-      </w:r>
-      <w:proofErr w:type="spellEnd"/>
-      <w:r>
-        <w:rPr>
-          <w:rFonts w:ascii="Times New Roman" w:hAnsi="Times New Roman" w:cs="Times New Roman"/>
-          <w:sz w:val="28"/>
-          <w:szCs w:val="28"/>
-        </w:rPr>
-        <w:t xml:space="preserve"> </w:t>
+        <w:t xml:space="preserve"> — на одной диаграмме рекомендуется использовать от 3 до 6 подпроцессов </w:t>
       </w:r>
     </w:p>
     <w:p>
@@ -1762,25 +1724,7 @@
           <w:sz w:val="28"/>
           <w:szCs w:val="28"/>
         </w:rPr>
-        <w:t xml:space="preserve"> — каждый </w:t>
-      </w:r>
-      <w:proofErr w:type="spellStart"/>
-      <w:r>
-        <w:rPr>
-          <w:rFonts w:ascii="Times New Roman" w:hAnsi="Times New Roman" w:cs="Times New Roman"/>
-          <w:sz w:val="28"/>
-          <w:szCs w:val="28"/>
-        </w:rPr>
-        <w:t>подпроцесс</w:t>
-      </w:r>
-      <w:proofErr w:type="spellEnd"/>
-      <w:r>
-        <w:rPr>
-          <w:rFonts w:ascii="Times New Roman" w:hAnsi="Times New Roman" w:cs="Times New Roman"/>
-          <w:sz w:val="28"/>
-          <w:szCs w:val="28"/>
-        </w:rPr>
-        <w:t xml:space="preserve"> должен выполнять логически завершённую функцию </w:t>
+        <w:t xml:space="preserve"> — каждый подпроцесс должен выполнять логически завершённую функцию </w:t>
       </w:r>
     </w:p>
     <w:p>
@@ -2043,21 +1987,61 @@
           <w:szCs w:val="28"/>
         </w:rPr>
       </w:pPr>
-    </w:p>
-    <w:p>
-      <w:pPr>
-        <w:rPr>
-          <w:rFonts w:ascii="Times New Roman" w:hAnsi="Times New Roman" w:cs="Times New Roman"/>
-          <w:sz w:val="28"/>
-          <w:szCs w:val="28"/>
-        </w:rPr>
-      </w:pPr>
+      <w:r>
+        <w:rPr>
+          <w:rFonts w:ascii="Times New Roman" w:hAnsi="Times New Roman" w:cs="Times New Roman"/>
+          <w:noProof/>
+          <w:sz w:val="28"/>
+          <w:szCs w:val="28"/>
+        </w:rPr>
+        <w:lastRenderedPageBreak/>
+        <w:drawing>
+          <wp:inline distT="0" distB="0" distL="0" distR="0" wp14:anchorId="7A8946B8" wp14:editId="1DB56896">
+            <wp:extent cx="6120765" cy="4773930"/>
+            <wp:effectExtent l="0" t="0" r="0" b="7620"/>
+            <wp:docPr id="649204469" name="Рисунок 1" descr="Изображение выглядит как текст, диаграмма, Параллельный, План&#10;&#10;Содержимое, созданное искусственным интеллектом, может быть неверным."/>
+            <wp:cNvGraphicFramePr>
+              <a:graphicFrameLocks xmlns:a="http://schemas.openxmlformats.org/drawingml/2006/main" noChangeAspect="1"/>
+            </wp:cNvGraphicFramePr>
+            <a:graphic xmlns:a="http://schemas.openxmlformats.org/drawingml/2006/main">
+              <a:graphicData uri="http://schemas.openxmlformats.org/drawingml/2006/picture">
+                <pic:pic xmlns:pic="http://schemas.openxmlformats.org/drawingml/2006/picture">
+                  <pic:nvPicPr>
+                    <pic:cNvPr id="649204469" name="Рисунок 1" descr="Изображение выглядит как текст, диаграмма, Параллельный, План&#10;&#10;Содержимое, созданное искусственным интеллектом, может быть неверным."/>
+                    <pic:cNvPicPr/>
+                  </pic:nvPicPr>
+                  <pic:blipFill>
+                    <a:blip r:embed="rId6">
+                      <a:extLst>
+                        <a:ext uri="{28A0092B-C50C-407E-A947-70E740481C1C}">
+                          <a14:useLocalDpi xmlns:a14="http://schemas.microsoft.com/office/drawing/2010/main" val="0"/>
+                        </a:ext>
+                      </a:extLst>
+                    </a:blip>
+                    <a:stretch>
+                      <a:fillRect/>
+                    </a:stretch>
+                  </pic:blipFill>
+                  <pic:spPr>
+                    <a:xfrm>
+                      <a:off x="0" y="0"/>
+                      <a:ext cx="6120765" cy="4773930"/>
+                    </a:xfrm>
+                    <a:prstGeom prst="rect">
+                      <a:avLst/>
+                    </a:prstGeom>
+                  </pic:spPr>
+                </pic:pic>
+              </a:graphicData>
+            </a:graphic>
+          </wp:inline>
+        </w:drawing>
+      </w:r>
     </w:p>
     <w:p>
       <w:pPr>
         <w:pStyle w:val="a5"/>
         <w:spacing w:before="11"/>
-        <w:ind w:left="1"/>
         <w:jc w:val="center"/>
         <w:rPr>
           <w:spacing w:val="-2"/>
@@ -2184,7 +2168,6 @@
           <w:sz w:val="28"/>
           <w:szCs w:val="28"/>
         </w:rPr>
-        <w:lastRenderedPageBreak/>
         <w:t>Процесс A1 «Приём заявки от работодателя» предназначен для получения и обработки исходной информации о вакансии.</w:t>
       </w:r>
     </w:p>
@@ -2380,6 +2363,7 @@
           <w:sz w:val="28"/>
           <w:szCs w:val="28"/>
         </w:rPr>
+        <w:lastRenderedPageBreak/>
         <w:t>Механизмы:</w:t>
       </w:r>
     </w:p>
@@ -2697,7 +2681,6 @@
           <w:sz w:val="28"/>
           <w:szCs w:val="28"/>
         </w:rPr>
-        <w:lastRenderedPageBreak/>
         <w:t>A3 — Проведение собеседований</w:t>
       </w:r>
     </w:p>
@@ -2875,6 +2858,7 @@
           <w:sz w:val="28"/>
           <w:szCs w:val="28"/>
         </w:rPr>
+        <w:lastRenderedPageBreak/>
         <w:t xml:space="preserve">рекрутер </w:t>
       </w:r>
     </w:p>
@@ -3202,7 +3186,7 @@
 </file>
 
 <file path=word/numbering.xml><?xml version="1.0" encoding="utf-8"?>
-<w:numbering xmlns:wpc="http://schemas.microsoft.com/office/word/2010/wordprocessingCanvas" xmlns:cx="http://schemas.microsoft.com/office/drawing/2014/chartex" xmlns:cx1="http://schemas.microsoft.com/office/drawing/2015/9/8/chartex" xmlns:mc="http://schemas.openxmlformats.org/markup-compatibility/2006" xmlns:o="urn:schemas-microsoft-com:office:office" xmlns:r="http://schemas.openxmlformats.org/officeDocument/2006/relationships" xmlns:m="http://schemas.openxmlformats.org/officeDocument/2006/math" xmlns:v="urn:schemas-microsoft-com:vml" xmlns:wp14="http://schemas.microsoft.com/office/word/2010/wordprocessingDrawing" xmlns:wp="http://schemas.openxmlformats.org/drawingml/2006/wordprocessingDrawing" xmlns:w10="urn:schemas-microsoft-com:office:word" xmlns:w="http://schemas.openxmlformats.org/wordprocessingml/2006/main" xmlns:w14="http://schemas.microsoft.com/office/word/2010/wordml" xmlns:w15="http://schemas.microsoft.com/office/word/2012/wordml" xmlns:w16se="http://schemas.microsoft.com/office/word/2015/wordml/symex" xmlns:wpg="http://schemas.microsoft.com/office/word/2010/wordprocessingGroup" xmlns:wpi="http://schemas.microsoft.com/office/word/2010/wordprocessingInk" xmlns:wne="http://schemas.microsoft.com/office/word/2006/wordml" xmlns:wps="http://schemas.microsoft.com/office/word/2010/wordprocessingShape" mc:Ignorable="w14 w15 w16se wp14">
+<w:numbering xmlns:wpc="http://schemas.microsoft.com/office/word/2010/wordprocessingCanvas" xmlns:cx="http://schemas.microsoft.com/office/drawing/2014/chartex" xmlns:cx1="http://schemas.microsoft.com/office/drawing/2015/9/8/chartex" xmlns:cx2="http://schemas.microsoft.com/office/drawing/2015/10/21/chartex" xmlns:cx3="http://schemas.microsoft.com/office/drawing/2016/5/9/chartex" xmlns:cx4="http://schemas.microsoft.com/office/drawing/2016/5/10/chartex" xmlns:cx5="http://schemas.microsoft.com/office/drawing/2016/5/11/chartex" xmlns:cx6="http://schemas.microsoft.com/office/drawing/2016/5/12/chartex" xmlns:cx7="http://schemas.microsoft.com/office/drawing/2016/5/13/chartex" xmlns:cx8="http://schemas.microsoft.com/office/drawing/2016/5/14/chartex" xmlns:mc="http://schemas.openxmlformats.org/markup-compatibility/2006" xmlns:aink="http://schemas.microsoft.com/office/drawing/2016/ink" xmlns:am3d="http://schemas.microsoft.com/office/drawing/2017/model3d" xmlns:o="urn:schemas-microsoft-com:office:office" xmlns:oel="http://schemas.microsoft.com/office/2019/extlst" xmlns:r="http://schemas.openxmlformats.org/officeDocument/2006/relationships" xmlns:m="http://schemas.openxmlformats.org/officeDocument/2006/math" xmlns:v="urn:schemas-microsoft-com:vml" xmlns:wp14="http://schemas.microsoft.com/office/word/2010/wordprocessingDrawing" xmlns:wp="http://schemas.openxmlformats.org/drawingml/2006/wordprocessingDrawing" xmlns:w10="urn:schemas-microsoft-com:office:word" xmlns:w="http://schemas.openxmlformats.org/wordprocessingml/2006/main" xmlns:w14="http://schemas.microsoft.com/office/word/2010/wordml" xmlns:w15="http://schemas.microsoft.com/office/word/2012/wordml" xmlns:w16cex="http://schemas.microsoft.com/office/word/2018/wordml/cex" xmlns:w16cid="http://schemas.microsoft.com/office/word/2016/wordml/cid" xmlns:w16="http://schemas.microsoft.com/office/word/2018/wordml" xmlns:w16du="http://schemas.microsoft.com/office/word/2023/wordml/word16du" xmlns:w16sdtdh="http://schemas.microsoft.com/office/word/2020/wordml/sdtdatahash" xmlns:w16sdtfl="http://schemas.microsoft.com/office/word/2024/wordml/sdtformatlock" xmlns:w16se="http://schemas.microsoft.com/office/word/2015/wordml/symex" xmlns:wpg="http://schemas.microsoft.com/office/word/2010/wordprocessingGroup" xmlns:wpi="http://schemas.microsoft.com/office/word/2010/wordprocessingInk" xmlns:wne="http://schemas.microsoft.com/office/word/2006/wordml" xmlns:wps="http://schemas.microsoft.com/office/word/2010/wordprocessingShape" mc:Ignorable="w14 w15 w16se w16cid w16 w16cex w16sdtdh w16sdtfl w16du wp14">
   <w:abstractNum w:abstractNumId="0" w15:restartNumberingAfterBreak="0">
     <w:nsid w:val="078D5C87"/>
     <w:multiLevelType w:val="multilevel"/>
@@ -6779,76 +6763,76 @@
       </w:rPr>
     </w:lvl>
   </w:abstractNum>
-  <w:num w:numId="1">
+  <w:num w:numId="1" w16cid:durableId="535508878">
     <w:abstractNumId w:val="5"/>
   </w:num>
-  <w:num w:numId="2">
+  <w:num w:numId="2" w16cid:durableId="211040657">
     <w:abstractNumId w:val="9"/>
   </w:num>
-  <w:num w:numId="3">
+  <w:num w:numId="3" w16cid:durableId="1741950107">
     <w:abstractNumId w:val="23"/>
   </w:num>
-  <w:num w:numId="4">
+  <w:num w:numId="4" w16cid:durableId="703217833">
     <w:abstractNumId w:val="14"/>
   </w:num>
-  <w:num w:numId="5">
+  <w:num w:numId="5" w16cid:durableId="1821195522">
     <w:abstractNumId w:val="10"/>
   </w:num>
-  <w:num w:numId="6">
+  <w:num w:numId="6" w16cid:durableId="1457065150">
     <w:abstractNumId w:val="1"/>
   </w:num>
-  <w:num w:numId="7">
+  <w:num w:numId="7" w16cid:durableId="1691451340">
     <w:abstractNumId w:val="7"/>
   </w:num>
-  <w:num w:numId="8">
+  <w:num w:numId="8" w16cid:durableId="16006218">
     <w:abstractNumId w:val="3"/>
   </w:num>
-  <w:num w:numId="9">
+  <w:num w:numId="9" w16cid:durableId="388261143">
     <w:abstractNumId w:val="0"/>
   </w:num>
-  <w:num w:numId="10">
+  <w:num w:numId="10" w16cid:durableId="1932422392">
     <w:abstractNumId w:val="16"/>
   </w:num>
-  <w:num w:numId="11">
+  <w:num w:numId="11" w16cid:durableId="1855873690">
     <w:abstractNumId w:val="17"/>
   </w:num>
-  <w:num w:numId="12">
+  <w:num w:numId="12" w16cid:durableId="1392995080">
     <w:abstractNumId w:val="22"/>
   </w:num>
-  <w:num w:numId="13">
+  <w:num w:numId="13" w16cid:durableId="1080952555">
     <w:abstractNumId w:val="19"/>
   </w:num>
-  <w:num w:numId="14">
+  <w:num w:numId="14" w16cid:durableId="1788618115">
     <w:abstractNumId w:val="13"/>
   </w:num>
-  <w:num w:numId="15">
+  <w:num w:numId="15" w16cid:durableId="907037153">
     <w:abstractNumId w:val="18"/>
   </w:num>
-  <w:num w:numId="16">
+  <w:num w:numId="16" w16cid:durableId="458425221">
     <w:abstractNumId w:val="15"/>
   </w:num>
-  <w:num w:numId="17">
+  <w:num w:numId="17" w16cid:durableId="1853760633">
     <w:abstractNumId w:val="20"/>
   </w:num>
-  <w:num w:numId="18">
+  <w:num w:numId="18" w16cid:durableId="127358828">
     <w:abstractNumId w:val="12"/>
   </w:num>
-  <w:num w:numId="19">
+  <w:num w:numId="19" w16cid:durableId="1450976719">
     <w:abstractNumId w:val="11"/>
   </w:num>
-  <w:num w:numId="20">
+  <w:num w:numId="20" w16cid:durableId="677924441">
     <w:abstractNumId w:val="21"/>
   </w:num>
-  <w:num w:numId="21">
+  <w:num w:numId="21" w16cid:durableId="1279529150">
     <w:abstractNumId w:val="4"/>
   </w:num>
-  <w:num w:numId="22">
+  <w:num w:numId="22" w16cid:durableId="492841113">
     <w:abstractNumId w:val="8"/>
   </w:num>
-  <w:num w:numId="23">
+  <w:num w:numId="23" w16cid:durableId="1527865841">
     <w:abstractNumId w:val="2"/>
   </w:num>
-  <w:num w:numId="24">
+  <w:num w:numId="24" w16cid:durableId="155418385">
     <w:abstractNumId w:val="6"/>
   </w:num>
   <w:numIdMacAtCleanup w:val="24"/>
@@ -6856,7 +6840,7 @@
 </file>
 
 <file path=word/styles.xml><?xml version="1.0" encoding="utf-8"?>
-<w:styles xmlns:mc="http://schemas.openxmlformats.org/markup-compatibility/2006" xmlns:r="http://schemas.openxmlformats.org/officeDocument/2006/relationships" xmlns:w="http://schemas.openxmlformats.org/wordprocessingml/2006/main" xmlns:w14="http://schemas.microsoft.com/office/word/2010/wordml" xmlns:w15="http://schemas.microsoft.com/office/word/2012/wordml" xmlns:w16se="http://schemas.microsoft.com/office/word/2015/wordml/symex" mc:Ignorable="w14 w15 w16se">
+<w:styles xmlns:mc="http://schemas.openxmlformats.org/markup-compatibility/2006" xmlns:r="http://schemas.openxmlformats.org/officeDocument/2006/relationships" xmlns:w="http://schemas.openxmlformats.org/wordprocessingml/2006/main" xmlns:w14="http://schemas.microsoft.com/office/word/2010/wordml" xmlns:w15="http://schemas.microsoft.com/office/word/2012/wordml" xmlns:w16cex="http://schemas.microsoft.com/office/word/2018/wordml/cex" xmlns:w16cid="http://schemas.microsoft.com/office/word/2016/wordml/cid" xmlns:w16="http://schemas.microsoft.com/office/word/2018/wordml" xmlns:w16du="http://schemas.microsoft.com/office/word/2023/wordml/word16du" xmlns:w16sdtdh="http://schemas.microsoft.com/office/word/2020/wordml/sdtdatahash" xmlns:w16sdtfl="http://schemas.microsoft.com/office/word/2024/wordml/sdtformatlock" xmlns:w16se="http://schemas.microsoft.com/office/word/2015/wordml/symex" mc:Ignorable="w14 w15 w16se w16cid w16 w16cex w16sdtdh w16sdtfl w16du">
   <w:docDefaults>
     <w:rPrDefault>
       <w:rPr>
@@ -6872,7 +6856,7 @@
       </w:pPr>
     </w:pPrDefault>
   </w:docDefaults>
-  <w:latentStyles w:defLockedState="0" w:defUIPriority="99" w:defSemiHidden="0" w:defUnhideWhenUsed="0" w:defQFormat="0" w:count="371">
+  <w:latentStyles w:defLockedState="0" w:defUIPriority="99" w:defSemiHidden="0" w:defUnhideWhenUsed="0" w:defQFormat="0" w:count="376">
     <w:lsdException w:name="Normal" w:uiPriority="0" w:qFormat="1"/>
     <w:lsdException w:name="heading 1" w:uiPriority="9" w:qFormat="1"/>
     <w:lsdException w:name="heading 2" w:semiHidden="1" w:uiPriority="9" w:unhideWhenUsed="1" w:qFormat="1"/>
@@ -7244,6 +7228,11 @@
     <w:lsdException w:name="List Table 5 Dark Accent 6" w:uiPriority="50"/>
     <w:lsdException w:name="List Table 6 Colorful Accent 6" w:uiPriority="51"/>
     <w:lsdException w:name="List Table 7 Colorful Accent 6" w:uiPriority="52"/>
+    <w:lsdException w:name="Mention" w:semiHidden="1" w:unhideWhenUsed="1"/>
+    <w:lsdException w:name="Smart Hyperlink" w:semiHidden="1" w:unhideWhenUsed="1"/>
+    <w:lsdException w:name="Hashtag" w:semiHidden="1" w:unhideWhenUsed="1"/>
+    <w:lsdException w:name="Unresolved Mention" w:semiHidden="1" w:unhideWhenUsed="1"/>
+    <w:lsdException w:name="Smart Link" w:semiHidden="1" w:unhideWhenUsed="1"/>
   </w:latentStyles>
   <w:style w:type="paragraph" w:default="1" w:styleId="a">
     <w:name w:val="Normal"/>
@@ -7320,6 +7309,7 @@
   <w:style w:type="character" w:default="1" w:styleId="a0">
     <w:name w:val="Default Paragraph Font"/>
     <w:uiPriority w:val="1"/>
+    <w:semiHidden/>
     <w:unhideWhenUsed/>
   </w:style>
   <w:style w:type="table" w:default="1" w:styleId="a1">

--- a/Описание диаграммы.docx
+++ b/Описание диаграммы.docx
@@ -1,6 +1,6 @@
 
 <file path=word/document.xml><?xml version="1.0" encoding="utf-8"?>
-<w:document xmlns:wpc="http://schemas.microsoft.com/office/word/2010/wordprocessingCanvas" xmlns:cx="http://schemas.microsoft.com/office/drawing/2014/chartex" xmlns:cx1="http://schemas.microsoft.com/office/drawing/2015/9/8/chartex" xmlns:cx2="http://schemas.microsoft.com/office/drawing/2015/10/21/chartex" xmlns:cx3="http://schemas.microsoft.com/office/drawing/2016/5/9/chartex" xmlns:cx4="http://schemas.microsoft.com/office/drawing/2016/5/10/chartex" xmlns:cx5="http://schemas.microsoft.com/office/drawing/2016/5/11/chartex" xmlns:cx6="http://schemas.microsoft.com/office/drawing/2016/5/12/chartex" xmlns:cx7="http://schemas.microsoft.com/office/drawing/2016/5/13/chartex" xmlns:cx8="http://schemas.microsoft.com/office/drawing/2016/5/14/chartex" xmlns:mc="http://schemas.openxmlformats.org/markup-compatibility/2006" xmlns:aink="http://schemas.microsoft.com/office/drawing/2016/ink" xmlns:am3d="http://schemas.microsoft.com/office/drawing/2017/model3d" xmlns:o="urn:schemas-microsoft-com:office:office" xmlns:oel="http://schemas.microsoft.com/office/2019/extlst" xmlns:r="http://schemas.openxmlformats.org/officeDocument/2006/relationships" xmlns:m="http://schemas.openxmlformats.org/officeDocument/2006/math" xmlns:v="urn:schemas-microsoft-com:vml" xmlns:wp14="http://schemas.microsoft.com/office/word/2010/wordprocessingDrawing" xmlns:wp="http://schemas.openxmlformats.org/drawingml/2006/wordprocessingDrawing" xmlns:w10="urn:schemas-microsoft-com:office:word" xmlns:w="http://schemas.openxmlformats.org/wordprocessingml/2006/main" xmlns:w14="http://schemas.microsoft.com/office/word/2010/wordml" xmlns:w15="http://schemas.microsoft.com/office/word/2012/wordml" xmlns:w16cex="http://schemas.microsoft.com/office/word/2018/wordml/cex" xmlns:w16cid="http://schemas.microsoft.com/office/word/2016/wordml/cid" xmlns:w16="http://schemas.microsoft.com/office/word/2018/wordml" xmlns:w16du="http://schemas.microsoft.com/office/word/2023/wordml/word16du" xmlns:w16sdtdh="http://schemas.microsoft.com/office/word/2020/wordml/sdtdatahash" xmlns:w16sdtfl="http://schemas.microsoft.com/office/word/2024/wordml/sdtformatlock" xmlns:w16se="http://schemas.microsoft.com/office/word/2015/wordml/symex" xmlns:wpg="http://schemas.microsoft.com/office/word/2010/wordprocessingGroup" xmlns:wpi="http://schemas.microsoft.com/office/word/2010/wordprocessingInk" xmlns:wne="http://schemas.microsoft.com/office/word/2006/wordml" xmlns:wps="http://schemas.microsoft.com/office/word/2010/wordprocessingShape" mc:Ignorable="w14 w15 w16se w16cid w16 w16cex w16sdtdh w16sdtfl w16du wp14">
+<w:document xmlns:wpc="http://schemas.microsoft.com/office/word/2010/wordprocessingCanvas" xmlns:cx="http://schemas.microsoft.com/office/drawing/2014/chartex" xmlns:cx1="http://schemas.microsoft.com/office/drawing/2015/9/8/chartex" xmlns:mc="http://schemas.openxmlformats.org/markup-compatibility/2006" xmlns:o="urn:schemas-microsoft-com:office:office" xmlns:r="http://schemas.openxmlformats.org/officeDocument/2006/relationships" xmlns:m="http://schemas.openxmlformats.org/officeDocument/2006/math" xmlns:v="urn:schemas-microsoft-com:vml" xmlns:wp14="http://schemas.microsoft.com/office/word/2010/wordprocessingDrawing" xmlns:wp="http://schemas.openxmlformats.org/drawingml/2006/wordprocessingDrawing" xmlns:w10="urn:schemas-microsoft-com:office:word" xmlns:w="http://schemas.openxmlformats.org/wordprocessingml/2006/main" xmlns:w14="http://schemas.microsoft.com/office/word/2010/wordml" xmlns:w15="http://schemas.microsoft.com/office/word/2012/wordml" xmlns:w16se="http://schemas.microsoft.com/office/word/2015/wordml/symex" xmlns:wpg="http://schemas.microsoft.com/office/word/2010/wordprocessingGroup" xmlns:wpi="http://schemas.microsoft.com/office/word/2010/wordprocessingInk" xmlns:wne="http://schemas.microsoft.com/office/word/2006/wordml" xmlns:wps="http://schemas.microsoft.com/office/word/2010/wordprocessingShape" mc:Ignorable="w14 w15 w16se wp14">
   <w:body>
     <w:p>
       <w:pPr>
@@ -737,6 +737,592 @@
     <w:p>
       <w:pPr>
         <w:pStyle w:val="1"/>
+        <w:jc w:val="center"/>
+        <w:rPr>
+          <w:rFonts w:ascii="Times New Roman" w:hAnsi="Times New Roman" w:cs="Times New Roman"/>
+          <w:b/>
+          <w:color w:val="auto"/>
+          <w:sz w:val="28"/>
+          <w:szCs w:val="28"/>
+        </w:rPr>
+      </w:pPr>
+      <w:r>
+        <w:rPr>
+          <w:rFonts w:ascii="Times New Roman" w:hAnsi="Times New Roman" w:cs="Times New Roman"/>
+          <w:b/>
+          <w:color w:val="auto"/>
+          <w:sz w:val="28"/>
+          <w:szCs w:val="28"/>
+        </w:rPr>
+        <w:lastRenderedPageBreak/>
+        <w:t>ВВЕДЕНИЕ</w:t>
+      </w:r>
+    </w:p>
+    <w:p>
+      <w:pPr>
+        <w:pStyle w:val="a7"/>
+        <w:spacing w:line="360" w:lineRule="auto"/>
+        <w:jc w:val="both"/>
+        <w:rPr>
+          <w:sz w:val="28"/>
+          <w:szCs w:val="28"/>
+        </w:rPr>
+      </w:pPr>
+      <w:r>
+        <w:rPr>
+          <w:sz w:val="28"/>
+          <w:szCs w:val="28"/>
+        </w:rPr>
+        <w:t xml:space="preserve">Современное общество невозможно представить без использования информационных технологий и цифровых сервисов. Практически все сферы деятельности человека активно используют информационные системы для хранения, обработки, передачи и анализа данных. Развитие веб-технологий и автоматизированных систем управления значительно упрощает выполнение различных бизнес-процессов, повышает эффективность работы организаций и снижает временные затраты на обработку информации. Одной из сфер, в которой </w:t>
+      </w:r>
+      <w:proofErr w:type="spellStart"/>
+      <w:r>
+        <w:rPr>
+          <w:sz w:val="28"/>
+          <w:szCs w:val="28"/>
+        </w:rPr>
+        <w:t>цифровизация</w:t>
+      </w:r>
+      <w:proofErr w:type="spellEnd"/>
+      <w:r>
+        <w:rPr>
+          <w:sz w:val="28"/>
+          <w:szCs w:val="28"/>
+        </w:rPr>
+        <w:t xml:space="preserve"> играет важную роль, является сфера подбора персонала и деятельности кадровых агентств.</w:t>
+      </w:r>
+    </w:p>
+    <w:p>
+      <w:pPr>
+        <w:pStyle w:val="a7"/>
+        <w:spacing w:line="360" w:lineRule="auto"/>
+        <w:jc w:val="both"/>
+        <w:rPr>
+          <w:sz w:val="28"/>
+          <w:szCs w:val="28"/>
+        </w:rPr>
+      </w:pPr>
+      <w:r>
+        <w:rPr>
+          <w:sz w:val="28"/>
+          <w:szCs w:val="28"/>
+        </w:rPr>
+        <w:t>Предметной областью данной курсовой работы является автоматизация процессов подбора персонала в кадровом агентстве. В современных условиях компании регулярно сталкиваются с необходимостью поиска квалифицированных сотрудников для замещения вакантных должностей. При этом обработка большого количества резюме, анализ кандидатов, проведение собеседований и взаимодействие между работодателями и соискателями требуют значительных временных и организационных ресурсов.</w:t>
+      </w:r>
+    </w:p>
+    <w:p>
+      <w:pPr>
+        <w:pStyle w:val="a7"/>
+        <w:spacing w:line="360" w:lineRule="auto"/>
+        <w:jc w:val="both"/>
+        <w:rPr>
+          <w:sz w:val="28"/>
+          <w:szCs w:val="28"/>
+        </w:rPr>
+      </w:pPr>
+      <w:r>
+        <w:rPr>
+          <w:sz w:val="28"/>
+          <w:szCs w:val="28"/>
+        </w:rPr>
+        <w:t>На сегодняшний день многие кадровые агентства и HR-специалисты сталкиваются с рядом проблем: длительным поиском подходящих кандидатов, сложностью хранения и обработки большого объёма информации, неудобством взаимодействия между участниками процесса найма, а также риском потери данных о вакансиях и кандидатах. Кроме того, ручная обработка информации увеличивает вероятность возникновения ошибок при регистрации кандидатов, обработке откликов и организации собеседований. Всё это снижает эффективность работы кадрового агентства и увеличивает время закрытия вакансий.</w:t>
+      </w:r>
+    </w:p>
+    <w:p>
+      <w:pPr>
+        <w:pStyle w:val="a7"/>
+        <w:spacing w:line="360" w:lineRule="auto"/>
+        <w:jc w:val="both"/>
+        <w:rPr>
+          <w:sz w:val="28"/>
+          <w:szCs w:val="28"/>
+        </w:rPr>
+      </w:pPr>
+      <w:r>
+        <w:rPr>
+          <w:sz w:val="28"/>
+          <w:szCs w:val="28"/>
+        </w:rPr>
+        <w:t xml:space="preserve">Использование современной информационной системы позволяет автоматизировать основные процессы </w:t>
+      </w:r>
+      <w:proofErr w:type="spellStart"/>
+      <w:r>
+        <w:rPr>
+          <w:sz w:val="28"/>
+          <w:szCs w:val="28"/>
+        </w:rPr>
+        <w:t>рекрутинга</w:t>
+      </w:r>
+      <w:proofErr w:type="spellEnd"/>
+      <w:r>
+        <w:rPr>
+          <w:sz w:val="28"/>
+          <w:szCs w:val="28"/>
+        </w:rPr>
+        <w:t xml:space="preserve">, обеспечить централизованное </w:t>
+      </w:r>
+      <w:r>
+        <w:rPr>
+          <w:sz w:val="28"/>
+          <w:szCs w:val="28"/>
+        </w:rPr>
+        <w:lastRenderedPageBreak/>
+        <w:t>хранение данных, упростить взаимодействие между работодателями, рекрутерами и кандидатами, а также повысить качество и скорость обработки информации. Автоматизация кадровых процессов способствует снижению нагрузки на сотрудников агентства, минимизации ошибок и повышению эффективности подбора персонала.</w:t>
+      </w:r>
+    </w:p>
+    <w:p>
+      <w:pPr>
+        <w:pStyle w:val="a7"/>
+        <w:spacing w:line="360" w:lineRule="auto"/>
+        <w:jc w:val="both"/>
+        <w:rPr>
+          <w:sz w:val="28"/>
+          <w:szCs w:val="28"/>
+        </w:rPr>
+      </w:pPr>
+      <w:r>
+        <w:rPr>
+          <w:sz w:val="28"/>
+          <w:szCs w:val="28"/>
+        </w:rPr>
+        <w:t>Темой курсового проекта является проектирование информационной системы «Кадровое агентство». Разрабатываемый программный продукт представляет собой веб-приложение, предназначенное для автоматизации процессов публикации вакансий, поиска и отбора кандидатов, обработки откликов, проведения собеседований и принятия решений о трудоустройстве.</w:t>
+      </w:r>
+    </w:p>
+    <w:p>
+      <w:pPr>
+        <w:pStyle w:val="a7"/>
+        <w:spacing w:line="360" w:lineRule="auto"/>
+        <w:jc w:val="both"/>
+        <w:rPr>
+          <w:sz w:val="28"/>
+          <w:szCs w:val="28"/>
+        </w:rPr>
+      </w:pPr>
+      <w:r>
+        <w:rPr>
+          <w:sz w:val="28"/>
+          <w:szCs w:val="28"/>
+        </w:rPr>
+        <w:t>Разрабатываемая система ориентирована на несколько категорий пользователей: работодателей, рекрутеров и кандидатов. Работодатели получают возможность размещать вакансии и получать информацию о кандидатах, рекрутеры — управлять процессом подбора персонала и организовывать собеседования, а кандидаты — просматривать вакансии, отправлять отклики и отслеживать статус рассмотрения своих заявок.</w:t>
+      </w:r>
+    </w:p>
+    <w:p>
+      <w:pPr>
+        <w:pStyle w:val="a7"/>
+        <w:spacing w:line="360" w:lineRule="auto"/>
+        <w:jc w:val="both"/>
+        <w:rPr>
+          <w:sz w:val="28"/>
+          <w:szCs w:val="28"/>
+        </w:rPr>
+      </w:pPr>
+      <w:r>
+        <w:rPr>
+          <w:sz w:val="28"/>
+          <w:szCs w:val="28"/>
+        </w:rPr>
+        <w:t>Целью курсовой работы является проектирование информационной системы и базы данных, обеспечивающих эффективную работу кадрового агентства и автоматизацию процессов подбора персонала. В рамках поставленной цели предполагается разработать структуру системы, определить её основные функции и модули, спроектировать базу данных для хранения информации о вакансиях, кандидатах, откликах и собеседованиях, а также разработать пользовательский интерфейс веб-приложения.</w:t>
+      </w:r>
+    </w:p>
+    <w:p>
+      <w:pPr>
+        <w:pStyle w:val="a7"/>
+        <w:spacing w:line="360" w:lineRule="auto"/>
+        <w:jc w:val="both"/>
+        <w:rPr>
+          <w:sz w:val="28"/>
+          <w:szCs w:val="28"/>
+        </w:rPr>
+      </w:pPr>
+      <w:r>
+        <w:rPr>
+          <w:sz w:val="28"/>
+          <w:szCs w:val="28"/>
+        </w:rPr>
+        <w:t>Для достижения поставленной цели в ходе выполнения курсового проекта необходимо решить следующие задачи:</w:t>
+      </w:r>
+    </w:p>
+    <w:p>
+      <w:pPr>
+        <w:numPr>
+          <w:ilvl w:val="0"/>
+          <w:numId w:val="25"/>
+        </w:numPr>
+        <w:spacing w:before="100" w:beforeAutospacing="1" w:after="100" w:afterAutospacing="1" w:line="360" w:lineRule="auto"/>
+        <w:jc w:val="both"/>
+        <w:rPr>
+          <w:rFonts w:ascii="Times New Roman" w:hAnsi="Times New Roman" w:cs="Times New Roman"/>
+          <w:sz w:val="28"/>
+          <w:szCs w:val="28"/>
+        </w:rPr>
+      </w:pPr>
+      <w:r>
+        <w:rPr>
+          <w:rFonts w:ascii="Times New Roman" w:hAnsi="Times New Roman" w:cs="Times New Roman"/>
+          <w:sz w:val="28"/>
+          <w:szCs w:val="28"/>
+        </w:rPr>
+        <w:t>провести анализ предметной области;</w:t>
+      </w:r>
+    </w:p>
+    <w:p>
+      <w:pPr>
+        <w:numPr>
+          <w:ilvl w:val="0"/>
+          <w:numId w:val="25"/>
+        </w:numPr>
+        <w:spacing w:before="100" w:beforeAutospacing="1" w:after="100" w:afterAutospacing="1" w:line="360" w:lineRule="auto"/>
+        <w:jc w:val="both"/>
+        <w:rPr>
+          <w:rFonts w:ascii="Times New Roman" w:hAnsi="Times New Roman" w:cs="Times New Roman"/>
+          <w:sz w:val="28"/>
+          <w:szCs w:val="28"/>
+        </w:rPr>
+      </w:pPr>
+      <w:r>
+        <w:rPr>
+          <w:rFonts w:ascii="Times New Roman" w:hAnsi="Times New Roman" w:cs="Times New Roman"/>
+          <w:sz w:val="28"/>
+          <w:szCs w:val="28"/>
+        </w:rPr>
+        <w:t>выявить основные проблемы и особенности процессов подбора персонала;</w:t>
+      </w:r>
+    </w:p>
+    <w:p>
+      <w:pPr>
+        <w:numPr>
+          <w:ilvl w:val="0"/>
+          <w:numId w:val="25"/>
+        </w:numPr>
+        <w:spacing w:before="100" w:beforeAutospacing="1" w:after="100" w:afterAutospacing="1" w:line="360" w:lineRule="auto"/>
+        <w:jc w:val="both"/>
+        <w:rPr>
+          <w:rFonts w:ascii="Times New Roman" w:hAnsi="Times New Roman" w:cs="Times New Roman"/>
+          <w:sz w:val="28"/>
+          <w:szCs w:val="28"/>
+        </w:rPr>
+      </w:pPr>
+      <w:r>
+        <w:rPr>
+          <w:rFonts w:ascii="Times New Roman" w:hAnsi="Times New Roman" w:cs="Times New Roman"/>
+          <w:sz w:val="28"/>
+          <w:szCs w:val="28"/>
+        </w:rPr>
+        <w:lastRenderedPageBreak/>
+        <w:t>определить требования к разрабатываемой информационной системе;</w:t>
+      </w:r>
+    </w:p>
+    <w:p>
+      <w:pPr>
+        <w:numPr>
+          <w:ilvl w:val="0"/>
+          <w:numId w:val="25"/>
+        </w:numPr>
+        <w:spacing w:before="100" w:beforeAutospacing="1" w:after="100" w:afterAutospacing="1" w:line="360" w:lineRule="auto"/>
+        <w:jc w:val="both"/>
+        <w:rPr>
+          <w:rFonts w:ascii="Times New Roman" w:hAnsi="Times New Roman" w:cs="Times New Roman"/>
+          <w:sz w:val="28"/>
+          <w:szCs w:val="28"/>
+        </w:rPr>
+      </w:pPr>
+      <w:r>
+        <w:rPr>
+          <w:rFonts w:ascii="Times New Roman" w:hAnsi="Times New Roman" w:cs="Times New Roman"/>
+          <w:sz w:val="28"/>
+          <w:szCs w:val="28"/>
+        </w:rPr>
+        <w:t>разработать функциональную модель системы в нотации IDEF0;</w:t>
+      </w:r>
+    </w:p>
+    <w:p>
+      <w:pPr>
+        <w:numPr>
+          <w:ilvl w:val="0"/>
+          <w:numId w:val="25"/>
+        </w:numPr>
+        <w:spacing w:before="100" w:beforeAutospacing="1" w:after="100" w:afterAutospacing="1" w:line="360" w:lineRule="auto"/>
+        <w:jc w:val="both"/>
+        <w:rPr>
+          <w:rFonts w:ascii="Times New Roman" w:hAnsi="Times New Roman" w:cs="Times New Roman"/>
+          <w:sz w:val="28"/>
+          <w:szCs w:val="28"/>
+        </w:rPr>
+      </w:pPr>
+      <w:r>
+        <w:rPr>
+          <w:rFonts w:ascii="Times New Roman" w:hAnsi="Times New Roman" w:cs="Times New Roman"/>
+          <w:sz w:val="28"/>
+          <w:szCs w:val="28"/>
+        </w:rPr>
+        <w:t>разработать диаграммы потоков данных DFD;</w:t>
+      </w:r>
+    </w:p>
+    <w:p>
+      <w:pPr>
+        <w:numPr>
+          <w:ilvl w:val="0"/>
+          <w:numId w:val="25"/>
+        </w:numPr>
+        <w:spacing w:before="100" w:beforeAutospacing="1" w:after="100" w:afterAutospacing="1" w:line="360" w:lineRule="auto"/>
+        <w:jc w:val="both"/>
+        <w:rPr>
+          <w:rFonts w:ascii="Times New Roman" w:hAnsi="Times New Roman" w:cs="Times New Roman"/>
+          <w:sz w:val="28"/>
+          <w:szCs w:val="28"/>
+        </w:rPr>
+      </w:pPr>
+      <w:r>
+        <w:rPr>
+          <w:rFonts w:ascii="Times New Roman" w:hAnsi="Times New Roman" w:cs="Times New Roman"/>
+          <w:sz w:val="28"/>
+          <w:szCs w:val="28"/>
+        </w:rPr>
+        <w:t>определить основные сущности системы и их взаимосвязи;</w:t>
+      </w:r>
+    </w:p>
+    <w:p>
+      <w:pPr>
+        <w:numPr>
+          <w:ilvl w:val="0"/>
+          <w:numId w:val="25"/>
+        </w:numPr>
+        <w:spacing w:before="100" w:beforeAutospacing="1" w:after="100" w:afterAutospacing="1" w:line="360" w:lineRule="auto"/>
+        <w:jc w:val="both"/>
+        <w:rPr>
+          <w:rFonts w:ascii="Times New Roman" w:hAnsi="Times New Roman" w:cs="Times New Roman"/>
+          <w:sz w:val="28"/>
+          <w:szCs w:val="28"/>
+        </w:rPr>
+      </w:pPr>
+      <w:r>
+        <w:rPr>
+          <w:rFonts w:ascii="Times New Roman" w:hAnsi="Times New Roman" w:cs="Times New Roman"/>
+          <w:sz w:val="28"/>
+          <w:szCs w:val="28"/>
+        </w:rPr>
+        <w:t>разработать диаграмму классов;</w:t>
+      </w:r>
+    </w:p>
+    <w:p>
+      <w:pPr>
+        <w:numPr>
+          <w:ilvl w:val="0"/>
+          <w:numId w:val="25"/>
+        </w:numPr>
+        <w:spacing w:before="100" w:beforeAutospacing="1" w:after="100" w:afterAutospacing="1" w:line="360" w:lineRule="auto"/>
+        <w:jc w:val="both"/>
+        <w:rPr>
+          <w:rFonts w:ascii="Times New Roman" w:hAnsi="Times New Roman" w:cs="Times New Roman"/>
+          <w:sz w:val="28"/>
+          <w:szCs w:val="28"/>
+        </w:rPr>
+      </w:pPr>
+      <w:r>
+        <w:rPr>
+          <w:rFonts w:ascii="Times New Roman" w:hAnsi="Times New Roman" w:cs="Times New Roman"/>
+          <w:sz w:val="28"/>
+          <w:szCs w:val="28"/>
+        </w:rPr>
+        <w:t>спроектировать концептуальную, логическую и физическую модели базы данных;</w:t>
+      </w:r>
+    </w:p>
+    <w:p>
+      <w:pPr>
+        <w:numPr>
+          <w:ilvl w:val="0"/>
+          <w:numId w:val="25"/>
+        </w:numPr>
+        <w:spacing w:before="100" w:beforeAutospacing="1" w:after="100" w:afterAutospacing="1" w:line="360" w:lineRule="auto"/>
+        <w:jc w:val="both"/>
+        <w:rPr>
+          <w:rFonts w:ascii="Times New Roman" w:hAnsi="Times New Roman" w:cs="Times New Roman"/>
+          <w:sz w:val="28"/>
+          <w:szCs w:val="28"/>
+        </w:rPr>
+      </w:pPr>
+      <w:r>
+        <w:rPr>
+          <w:rFonts w:ascii="Times New Roman" w:hAnsi="Times New Roman" w:cs="Times New Roman"/>
+          <w:sz w:val="28"/>
+          <w:szCs w:val="28"/>
+        </w:rPr>
+        <w:t>разработать структуру хранения данных и связи между таблицами;</w:t>
+      </w:r>
+    </w:p>
+    <w:p>
+      <w:pPr>
+        <w:numPr>
+          <w:ilvl w:val="0"/>
+          <w:numId w:val="25"/>
+        </w:numPr>
+        <w:spacing w:before="100" w:beforeAutospacing="1" w:after="100" w:afterAutospacing="1" w:line="360" w:lineRule="auto"/>
+        <w:jc w:val="both"/>
+        <w:rPr>
+          <w:rFonts w:ascii="Times New Roman" w:hAnsi="Times New Roman" w:cs="Times New Roman"/>
+          <w:sz w:val="28"/>
+          <w:szCs w:val="28"/>
+        </w:rPr>
+      </w:pPr>
+      <w:r>
+        <w:rPr>
+          <w:rFonts w:ascii="Times New Roman" w:hAnsi="Times New Roman" w:cs="Times New Roman"/>
+          <w:sz w:val="28"/>
+          <w:szCs w:val="28"/>
+        </w:rPr>
+        <w:t>разработать пользовательский интерфейс веб-приложения;</w:t>
+      </w:r>
+    </w:p>
+    <w:p>
+      <w:pPr>
+        <w:numPr>
+          <w:ilvl w:val="0"/>
+          <w:numId w:val="25"/>
+        </w:numPr>
+        <w:spacing w:before="100" w:beforeAutospacing="1" w:after="100" w:afterAutospacing="1" w:line="360" w:lineRule="auto"/>
+        <w:jc w:val="both"/>
+        <w:rPr>
+          <w:rFonts w:ascii="Times New Roman" w:hAnsi="Times New Roman" w:cs="Times New Roman"/>
+          <w:sz w:val="28"/>
+          <w:szCs w:val="28"/>
+        </w:rPr>
+      </w:pPr>
+      <w:r>
+        <w:rPr>
+          <w:rFonts w:ascii="Times New Roman" w:hAnsi="Times New Roman" w:cs="Times New Roman"/>
+          <w:sz w:val="28"/>
+          <w:szCs w:val="28"/>
+        </w:rPr>
+        <w:t>описать основные алгоритмы обработки данных и взаимодействия пользователей с системой.</w:t>
+      </w:r>
+    </w:p>
+    <w:p>
+      <w:pPr>
+        <w:pStyle w:val="a7"/>
+        <w:spacing w:line="360" w:lineRule="auto"/>
+        <w:jc w:val="both"/>
+        <w:rPr>
+          <w:sz w:val="28"/>
+          <w:szCs w:val="28"/>
+        </w:rPr>
+      </w:pPr>
+      <w:r>
+        <w:rPr>
+          <w:sz w:val="28"/>
+          <w:szCs w:val="28"/>
+        </w:rPr>
+        <w:t>Объектом исследования является деятельность кадрового агентства, связанная с процессами поиска и подбора персонала.</w:t>
+      </w:r>
+    </w:p>
+    <w:p>
+      <w:pPr>
+        <w:pStyle w:val="a7"/>
+        <w:spacing w:line="360" w:lineRule="auto"/>
+        <w:jc w:val="both"/>
+        <w:rPr>
+          <w:sz w:val="28"/>
+          <w:szCs w:val="28"/>
+        </w:rPr>
+      </w:pPr>
+      <w:r>
+        <w:rPr>
+          <w:sz w:val="28"/>
+          <w:szCs w:val="28"/>
+        </w:rPr>
+        <w:t xml:space="preserve">Предметом исследования являются методы и средства автоматизации процессов </w:t>
+      </w:r>
+      <w:proofErr w:type="spellStart"/>
+      <w:r>
+        <w:rPr>
+          <w:sz w:val="28"/>
+          <w:szCs w:val="28"/>
+        </w:rPr>
+        <w:t>рекрутинга</w:t>
+      </w:r>
+      <w:proofErr w:type="spellEnd"/>
+      <w:r>
+        <w:rPr>
+          <w:sz w:val="28"/>
+          <w:szCs w:val="28"/>
+        </w:rPr>
+        <w:t xml:space="preserve"> с использованием информационных технологий, веб-приложений и систем управления базами данных.</w:t>
+      </w:r>
+    </w:p>
+    <w:p>
+      <w:pPr>
+        <w:pStyle w:val="a7"/>
+        <w:spacing w:line="360" w:lineRule="auto"/>
+        <w:jc w:val="both"/>
+        <w:rPr>
+          <w:sz w:val="28"/>
+          <w:szCs w:val="28"/>
+        </w:rPr>
+      </w:pPr>
+      <w:r>
+        <w:rPr>
+          <w:sz w:val="28"/>
+          <w:szCs w:val="28"/>
+        </w:rPr>
+        <w:t>Предполагаемым результатом выполнения курсовой работы является проект информационной системы «Кадровое агентство», включающий функциональную модель предметной области, модели базы данных, диаграммы проектирования системы и пользовательский интерфейс веб-приложения. Полученный результат может быть использован как основа для разработки полноценного программного продукта, предназначенного для автоматизации работы кадровых агентств и HR-отделов организаций.</w:t>
+      </w:r>
+    </w:p>
+    <w:p>
+      <w:pPr>
+        <w:pStyle w:val="a7"/>
+        <w:spacing w:line="360" w:lineRule="auto"/>
+        <w:jc w:val="both"/>
+        <w:rPr>
+          <w:sz w:val="28"/>
+          <w:szCs w:val="28"/>
+        </w:rPr>
+      </w:pPr>
+      <w:r>
+        <w:rPr>
+          <w:sz w:val="28"/>
+          <w:szCs w:val="28"/>
+        </w:rPr>
+        <w:t>Практическая значимость работы заключается в возможности повышения эффективности работы кадрового агентства за счёт автоматизации основных процессов подбора персонала, сокращения времени обработки вакансий и откликов, а также улучшения качества взаимодействия между работодателями и кандидатами.</w:t>
+      </w:r>
+    </w:p>
+    <w:p>
+      <w:pPr>
+        <w:pStyle w:val="a7"/>
+        <w:spacing w:line="360" w:lineRule="auto"/>
+        <w:jc w:val="both"/>
+        <w:rPr>
+          <w:sz w:val="28"/>
+          <w:szCs w:val="28"/>
+        </w:rPr>
+      </w:pPr>
+      <w:r>
+        <w:rPr>
+          <w:sz w:val="28"/>
+          <w:szCs w:val="28"/>
+        </w:rPr>
+        <w:lastRenderedPageBreak/>
+        <w:t>В ходе выполнения курсовой работы используются методы системного анализа, структурного и объектно-ориентированного проектирования, а также средства моделирования бизнес-процессов и баз данных. Для разработки моделей используются нотации IDEF0, DFD и UML, позволяющие формализовать структуру и функциональные возможности разрабатываемой информационной системы.</w:t>
+      </w:r>
+    </w:p>
+    <w:p>
+      <w:pPr>
+        <w:rPr>
+          <w:rFonts w:ascii="Times New Roman" w:eastAsia="Times New Roman" w:hAnsi="Times New Roman" w:cs="Times New Roman"/>
+          <w:sz w:val="28"/>
+          <w:szCs w:val="28"/>
+          <w:lang w:eastAsia="ru-RU"/>
+        </w:rPr>
+      </w:pPr>
+      <w:r>
+        <w:rPr>
+          <w:sz w:val="28"/>
+          <w:szCs w:val="28"/>
+        </w:rPr>
+        <w:br w:type="page"/>
+      </w:r>
+    </w:p>
+    <w:p>
+      <w:pPr>
+        <w:pStyle w:val="1"/>
         <w:rPr>
           <w:rFonts w:ascii="Times New Roman" w:hAnsi="Times New Roman" w:cs="Times New Roman"/>
           <w:b/>
@@ -771,6 +1357,43 @@
     </w:p>
     <w:p>
       <w:pPr>
+        <w:pStyle w:val="2"/>
+        <w:rPr>
+          <w:rFonts w:ascii="Times New Roman" w:hAnsi="Times New Roman" w:cs="Times New Roman"/>
+          <w:color w:val="auto"/>
+          <w:sz w:val="28"/>
+        </w:rPr>
+      </w:pPr>
+      <w:r>
+        <w:rPr>
+          <w:rFonts w:ascii="Times New Roman" w:hAnsi="Times New Roman" w:cs="Times New Roman"/>
+          <w:color w:val="auto"/>
+          <w:sz w:val="28"/>
+        </w:rPr>
+        <w:t xml:space="preserve">2.1 Модель предметной области в нотации </w:t>
+      </w:r>
+      <w:r>
+        <w:rPr>
+          <w:rFonts w:ascii="Times New Roman" w:hAnsi="Times New Roman" w:cs="Times New Roman"/>
+          <w:color w:val="auto"/>
+          <w:sz w:val="28"/>
+          <w:lang w:val="en-US"/>
+        </w:rPr>
+        <w:t>IDEF</w:t>
+      </w:r>
+      <w:r>
+        <w:rPr>
+          <w:rFonts w:ascii="Times New Roman" w:hAnsi="Times New Roman" w:cs="Times New Roman"/>
+          <w:color w:val="auto"/>
+          <w:sz w:val="28"/>
+        </w:rPr>
+        <w:t>0</w:t>
+      </w:r>
+    </w:p>
+    <w:p>
+      <w:pPr>
+        <w:spacing w:line="360" w:lineRule="auto"/>
+        <w:jc w:val="both"/>
         <w:rPr>
           <w:rFonts w:ascii="Times New Roman" w:hAnsi="Times New Roman" w:cs="Times New Roman"/>
           <w:sz w:val="28"/>
@@ -785,9 +1408,19 @@
         </w:rPr>
         <w:t>Модель предметной области разработана с использованием нотации IDEF0, предназначенной для функционального моделирования процессов. Данная нотация позволяет представить систему в виде совокупности взаимосвязанных функций, а также определить входные и выходные данные, управляющие воздействия и механизмы выполнения процессов.</w:t>
       </w:r>
-    </w:p>
-    <w:p>
-      <w:pPr>
+      <w:r>
+        <w:rPr>
+          <w:rFonts w:ascii="Times New Roman" w:hAnsi="Times New Roman" w:cs="Times New Roman"/>
+          <w:sz w:val="28"/>
+          <w:szCs w:val="28"/>
+        </w:rPr>
+        <w:t xml:space="preserve"> </w:t>
+      </w:r>
+    </w:p>
+    <w:p>
+      <w:pPr>
+        <w:spacing w:line="360" w:lineRule="auto"/>
+        <w:jc w:val="both"/>
         <w:rPr>
           <w:rFonts w:ascii="Times New Roman" w:hAnsi="Times New Roman" w:cs="Times New Roman"/>
           <w:sz w:val="28"/>
@@ -805,15 +1438,8 @@
     </w:p>
     <w:p>
       <w:pPr>
-        <w:rPr>
-          <w:rFonts w:ascii="Times New Roman" w:hAnsi="Times New Roman" w:cs="Times New Roman"/>
-          <w:sz w:val="28"/>
-          <w:szCs w:val="28"/>
-        </w:rPr>
-      </w:pPr>
-    </w:p>
-    <w:p>
-      <w:pPr>
+        <w:spacing w:line="360" w:lineRule="auto"/>
+        <w:jc w:val="both"/>
         <w:rPr>
           <w:rFonts w:ascii="Times New Roman" w:hAnsi="Times New Roman" w:cs="Times New Roman"/>
           <w:sz w:val="28"/>
@@ -831,6 +1457,8 @@
     </w:p>
     <w:p>
       <w:pPr>
+        <w:spacing w:line="360" w:lineRule="auto"/>
+        <w:jc w:val="both"/>
         <w:rPr>
           <w:rFonts w:ascii="Times New Roman" w:hAnsi="Times New Roman" w:cs="Times New Roman"/>
           <w:sz w:val="28"/>
@@ -848,6 +1476,8 @@
     </w:p>
     <w:p>
       <w:pPr>
+        <w:spacing w:line="360" w:lineRule="auto"/>
+        <w:jc w:val="both"/>
         <w:rPr>
           <w:rFonts w:ascii="Times New Roman" w:hAnsi="Times New Roman" w:cs="Times New Roman"/>
           <w:sz w:val="28"/>
@@ -865,6 +1495,8 @@
     </w:p>
     <w:p>
       <w:pPr>
+        <w:spacing w:line="360" w:lineRule="auto"/>
+        <w:jc w:val="both"/>
         <w:rPr>
           <w:rFonts w:ascii="Times New Roman" w:hAnsi="Times New Roman" w:cs="Times New Roman"/>
           <w:sz w:val="28"/>
@@ -882,6 +1514,8 @@
     </w:p>
     <w:p>
       <w:pPr>
+        <w:spacing w:line="360" w:lineRule="auto"/>
+        <w:jc w:val="center"/>
         <w:rPr>
           <w:rFonts w:ascii="Times New Roman" w:hAnsi="Times New Roman" w:cs="Times New Roman"/>
           <w:sz w:val="28"/>
@@ -896,10 +1530,19 @@
           <w:szCs w:val="28"/>
           <w:lang w:eastAsia="ru-RU"/>
         </w:rPr>
+        <w:lastRenderedPageBreak/>
         <w:drawing>
-          <wp:inline distT="0" distB="0" distL="0" distR="0" wp14:anchorId="3D3D8565" wp14:editId="7C334523">
-            <wp:extent cx="5527343" cy="3877569"/>
-            <wp:effectExtent l="0" t="0" r="0" b="8890"/>
+          <wp:anchor distT="0" distB="0" distL="114300" distR="114300" simplePos="0" relativeHeight="251658240" behindDoc="0" locked="0" layoutInCell="1" allowOverlap="1" wp14:anchorId="61450773" wp14:editId="5537D20D">
+            <wp:simplePos x="0" y="0"/>
+            <wp:positionH relativeFrom="column">
+              <wp:posOffset>577806</wp:posOffset>
+            </wp:positionH>
+            <wp:positionV relativeFrom="paragraph">
+              <wp:posOffset>0</wp:posOffset>
+            </wp:positionV>
+            <wp:extent cx="4905375" cy="2817495"/>
+            <wp:effectExtent l="0" t="0" r="9525" b="1905"/>
+            <wp:wrapTopAndBottom/>
             <wp:docPr id="2" name="Рисунок 2"/>
             <wp:cNvGraphicFramePr>
               <a:graphicFrameLocks xmlns:a="http://schemas.openxmlformats.org/drawingml/2006/main" noChangeAspect="1"/>
@@ -926,7 +1569,7 @@
                   <pic:spPr>
                     <a:xfrm>
                       <a:off x="0" y="0"/>
-                      <a:ext cx="5543706" cy="3889048"/>
+                      <a:ext cx="4905375" cy="2817495"/>
                     </a:xfrm>
                     <a:prstGeom prst="rect">
                       <a:avLst/>
@@ -935,97 +1578,148 @@
                 </pic:pic>
               </a:graphicData>
             </a:graphic>
-          </wp:inline>
+            <wp14:sizeRelH relativeFrom="margin">
+              <wp14:pctWidth>0</wp14:pctWidth>
+            </wp14:sizeRelH>
+            <wp14:sizeRelV relativeFrom="margin">
+              <wp14:pctHeight>0</wp14:pctHeight>
+            </wp14:sizeRelV>
+          </wp:anchor>
         </w:drawing>
       </w:r>
-    </w:p>
-    <w:p>
-      <w:pPr>
-        <w:pStyle w:val="a5"/>
-        <w:ind w:left="1"/>
-        <w:jc w:val="center"/>
-      </w:pPr>
-      <w:r>
+      <w:r>
+        <w:rPr>
+          <w:rFonts w:ascii="Times New Roman" w:hAnsi="Times New Roman" w:cs="Times New Roman"/>
+          <w:sz w:val="28"/>
+          <w:szCs w:val="28"/>
+        </w:rPr>
         <w:t>Рисунок</w:t>
       </w:r>
       <w:r>
         <w:rPr>
+          <w:rFonts w:ascii="Times New Roman" w:hAnsi="Times New Roman" w:cs="Times New Roman"/>
           <w:spacing w:val="-3"/>
+          <w:sz w:val="28"/>
+          <w:szCs w:val="28"/>
         </w:rPr>
         <w:t xml:space="preserve"> </w:t>
       </w:r>
       <w:r>
+        <w:rPr>
+          <w:rFonts w:ascii="Times New Roman" w:hAnsi="Times New Roman" w:cs="Times New Roman"/>
+          <w:sz w:val="28"/>
+          <w:szCs w:val="28"/>
+        </w:rPr>
         <w:t>1</w:t>
       </w:r>
       <w:r>
         <w:rPr>
+          <w:rFonts w:ascii="Times New Roman" w:hAnsi="Times New Roman" w:cs="Times New Roman"/>
           <w:spacing w:val="-1"/>
+          <w:sz w:val="28"/>
+          <w:szCs w:val="28"/>
         </w:rPr>
         <w:t xml:space="preserve"> </w:t>
       </w:r>
       <w:r>
+        <w:rPr>
+          <w:rFonts w:ascii="Times New Roman" w:hAnsi="Times New Roman" w:cs="Times New Roman"/>
+          <w:sz w:val="28"/>
+          <w:szCs w:val="28"/>
+        </w:rPr>
         <w:t>-</w:t>
       </w:r>
       <w:r>
         <w:rPr>
+          <w:rFonts w:ascii="Times New Roman" w:hAnsi="Times New Roman" w:cs="Times New Roman"/>
           <w:spacing w:val="-3"/>
+          <w:sz w:val="28"/>
+          <w:szCs w:val="28"/>
         </w:rPr>
         <w:t xml:space="preserve"> </w:t>
       </w:r>
       <w:r>
+        <w:rPr>
+          <w:rFonts w:ascii="Times New Roman" w:hAnsi="Times New Roman" w:cs="Times New Roman"/>
+          <w:sz w:val="28"/>
+          <w:szCs w:val="28"/>
+        </w:rPr>
         <w:t>Модель</w:t>
       </w:r>
       <w:r>
         <w:rPr>
+          <w:rFonts w:ascii="Times New Roman" w:hAnsi="Times New Roman" w:cs="Times New Roman"/>
           <w:spacing w:val="1"/>
+          <w:sz w:val="28"/>
+          <w:szCs w:val="28"/>
         </w:rPr>
         <w:t xml:space="preserve"> </w:t>
       </w:r>
       <w:r>
+        <w:rPr>
+          <w:rFonts w:ascii="Times New Roman" w:hAnsi="Times New Roman" w:cs="Times New Roman"/>
+          <w:sz w:val="28"/>
+          <w:szCs w:val="28"/>
+        </w:rPr>
         <w:t>ПО</w:t>
       </w:r>
       <w:r>
         <w:rPr>
+          <w:rFonts w:ascii="Times New Roman" w:hAnsi="Times New Roman" w:cs="Times New Roman"/>
           <w:spacing w:val="-3"/>
+          <w:sz w:val="28"/>
+          <w:szCs w:val="28"/>
         </w:rPr>
         <w:t xml:space="preserve"> </w:t>
       </w:r>
       <w:r>
+        <w:rPr>
+          <w:rFonts w:ascii="Times New Roman" w:hAnsi="Times New Roman" w:cs="Times New Roman"/>
+          <w:sz w:val="28"/>
+          <w:szCs w:val="28"/>
+        </w:rPr>
         <w:t>в</w:t>
       </w:r>
       <w:r>
         <w:rPr>
+          <w:rFonts w:ascii="Times New Roman" w:hAnsi="Times New Roman" w:cs="Times New Roman"/>
           <w:spacing w:val="-3"/>
+          <w:sz w:val="28"/>
+          <w:szCs w:val="28"/>
         </w:rPr>
         <w:t xml:space="preserve"> </w:t>
       </w:r>
       <w:r>
+        <w:rPr>
+          <w:rFonts w:ascii="Times New Roman" w:hAnsi="Times New Roman" w:cs="Times New Roman"/>
+          <w:sz w:val="28"/>
+          <w:szCs w:val="28"/>
+        </w:rPr>
         <w:t>нотации</w:t>
       </w:r>
       <w:r>
         <w:rPr>
+          <w:rFonts w:ascii="Times New Roman" w:hAnsi="Times New Roman" w:cs="Times New Roman"/>
           <w:spacing w:val="-1"/>
+          <w:sz w:val="28"/>
+          <w:szCs w:val="28"/>
         </w:rPr>
         <w:t xml:space="preserve"> </w:t>
       </w:r>
       <w:r>
         <w:rPr>
+          <w:rFonts w:ascii="Times New Roman" w:hAnsi="Times New Roman" w:cs="Times New Roman"/>
           <w:spacing w:val="-4"/>
+          <w:sz w:val="28"/>
+          <w:szCs w:val="28"/>
         </w:rPr>
         <w:t>IDEF0</w:t>
       </w:r>
     </w:p>
     <w:p>
       <w:pPr>
-        <w:rPr>
-          <w:rFonts w:ascii="Times New Roman" w:hAnsi="Times New Roman" w:cs="Times New Roman"/>
-          <w:sz w:val="28"/>
-          <w:szCs w:val="28"/>
-        </w:rPr>
-      </w:pPr>
-    </w:p>
-    <w:p>
-      <w:pPr>
+        <w:spacing w:line="360" w:lineRule="auto"/>
+        <w:jc w:val="both"/>
         <w:rPr>
           <w:rFonts w:ascii="Times New Roman" w:hAnsi="Times New Roman" w:cs="Times New Roman"/>
           <w:b/>
@@ -1061,6 +1755,8 @@
           <w:ilvl w:val="0"/>
           <w:numId w:val="1"/>
         </w:numPr>
+        <w:spacing w:line="360" w:lineRule="auto"/>
+        <w:jc w:val="both"/>
         <w:rPr>
           <w:rFonts w:ascii="Times New Roman" w:hAnsi="Times New Roman" w:cs="Times New Roman"/>
           <w:sz w:val="28"/>
@@ -1090,6 +1786,8 @@
           <w:ilvl w:val="0"/>
           <w:numId w:val="1"/>
         </w:numPr>
+        <w:spacing w:line="360" w:lineRule="auto"/>
+        <w:jc w:val="both"/>
         <w:rPr>
           <w:rFonts w:ascii="Times New Roman" w:hAnsi="Times New Roman" w:cs="Times New Roman"/>
           <w:sz w:val="28"/>
@@ -1111,6 +1809,8 @@
           <w:ilvl w:val="0"/>
           <w:numId w:val="1"/>
         </w:numPr>
+        <w:spacing w:line="360" w:lineRule="auto"/>
+        <w:jc w:val="both"/>
         <w:rPr>
           <w:rFonts w:ascii="Times New Roman" w:hAnsi="Times New Roman" w:cs="Times New Roman"/>
           <w:sz w:val="28"/>
@@ -1132,6 +1832,8 @@
           <w:ilvl w:val="0"/>
           <w:numId w:val="1"/>
         </w:numPr>
+        <w:spacing w:line="360" w:lineRule="auto"/>
+        <w:jc w:val="both"/>
         <w:rPr>
           <w:rFonts w:ascii="Times New Roman" w:hAnsi="Times New Roman" w:cs="Times New Roman"/>
           <w:sz w:val="28"/>
@@ -1149,6 +1851,8 @@
     </w:p>
     <w:p>
       <w:pPr>
+        <w:spacing w:line="360" w:lineRule="auto"/>
+        <w:jc w:val="both"/>
         <w:rPr>
           <w:rFonts w:ascii="Times New Roman" w:hAnsi="Times New Roman" w:cs="Times New Roman"/>
           <w:b/>
@@ -1184,6 +1888,8 @@
           <w:ilvl w:val="0"/>
           <w:numId w:val="2"/>
         </w:numPr>
+        <w:spacing w:line="360" w:lineRule="auto"/>
+        <w:jc w:val="both"/>
         <w:rPr>
           <w:rFonts w:ascii="Times New Roman" w:hAnsi="Times New Roman" w:cs="Times New Roman"/>
           <w:sz w:val="28"/>
@@ -1205,6 +1911,8 @@
           <w:ilvl w:val="0"/>
           <w:numId w:val="2"/>
         </w:numPr>
+        <w:spacing w:line="360" w:lineRule="auto"/>
+        <w:jc w:val="both"/>
         <w:rPr>
           <w:rFonts w:ascii="Times New Roman" w:hAnsi="Times New Roman" w:cs="Times New Roman"/>
           <w:sz w:val="28"/>
@@ -1226,6 +1934,8 @@
           <w:ilvl w:val="0"/>
           <w:numId w:val="2"/>
         </w:numPr>
+        <w:spacing w:line="360" w:lineRule="auto"/>
+        <w:jc w:val="both"/>
         <w:rPr>
           <w:rFonts w:ascii="Times New Roman" w:hAnsi="Times New Roman" w:cs="Times New Roman"/>
           <w:sz w:val="28"/>
@@ -1247,6 +1957,8 @@
           <w:ilvl w:val="0"/>
           <w:numId w:val="2"/>
         </w:numPr>
+        <w:spacing w:line="360" w:lineRule="auto"/>
+        <w:jc w:val="both"/>
         <w:rPr>
           <w:rFonts w:ascii="Times New Roman" w:hAnsi="Times New Roman" w:cs="Times New Roman"/>
           <w:sz w:val="28"/>
@@ -1264,6 +1976,8 @@
     </w:p>
     <w:p>
       <w:pPr>
+        <w:spacing w:line="360" w:lineRule="auto"/>
+        <w:jc w:val="both"/>
         <w:rPr>
           <w:rFonts w:ascii="Times New Roman" w:hAnsi="Times New Roman" w:cs="Times New Roman"/>
           <w:b/>
@@ -1309,6 +2023,8 @@
           <w:ilvl w:val="0"/>
           <w:numId w:val="3"/>
         </w:numPr>
+        <w:spacing w:line="360" w:lineRule="auto"/>
+        <w:jc w:val="both"/>
         <w:rPr>
           <w:rFonts w:ascii="Times New Roman" w:hAnsi="Times New Roman" w:cs="Times New Roman"/>
           <w:sz w:val="28"/>
@@ -1338,6 +2054,8 @@
           <w:ilvl w:val="0"/>
           <w:numId w:val="3"/>
         </w:numPr>
+        <w:spacing w:line="360" w:lineRule="auto"/>
+        <w:jc w:val="both"/>
         <w:rPr>
           <w:rFonts w:ascii="Times New Roman" w:hAnsi="Times New Roman" w:cs="Times New Roman"/>
           <w:sz w:val="28"/>
@@ -1385,6 +2103,8 @@
           <w:ilvl w:val="0"/>
           <w:numId w:val="3"/>
         </w:numPr>
+        <w:spacing w:line="360" w:lineRule="auto"/>
+        <w:jc w:val="both"/>
         <w:rPr>
           <w:rFonts w:ascii="Times New Roman" w:hAnsi="Times New Roman" w:cs="Times New Roman"/>
           <w:sz w:val="28"/>
@@ -1414,6 +2134,8 @@
           <w:ilvl w:val="0"/>
           <w:numId w:val="3"/>
         </w:numPr>
+        <w:spacing w:line="360" w:lineRule="auto"/>
+        <w:jc w:val="both"/>
         <w:rPr>
           <w:rFonts w:ascii="Times New Roman" w:hAnsi="Times New Roman" w:cs="Times New Roman"/>
           <w:sz w:val="28"/>
@@ -1431,6 +2153,8 @@
     </w:p>
     <w:p>
       <w:pPr>
+        <w:spacing w:line="360" w:lineRule="auto"/>
+        <w:jc w:val="both"/>
         <w:rPr>
           <w:rFonts w:ascii="Times New Roman" w:hAnsi="Times New Roman" w:cs="Times New Roman"/>
           <w:b/>
@@ -1447,6 +2171,7 @@
           <w:sz w:val="28"/>
           <w:szCs w:val="28"/>
         </w:rPr>
+        <w:lastRenderedPageBreak/>
         <w:t>Механиз</w:t>
       </w:r>
       <w:r>
@@ -1476,6 +2201,8 @@
           <w:ilvl w:val="0"/>
           <w:numId w:val="4"/>
         </w:numPr>
+        <w:spacing w:line="360" w:lineRule="auto"/>
+        <w:jc w:val="both"/>
         <w:rPr>
           <w:rFonts w:ascii="Times New Roman" w:hAnsi="Times New Roman" w:cs="Times New Roman"/>
           <w:sz w:val="28"/>
@@ -1497,6 +2224,8 @@
           <w:ilvl w:val="0"/>
           <w:numId w:val="4"/>
         </w:numPr>
+        <w:spacing w:line="360" w:lineRule="auto"/>
+        <w:jc w:val="both"/>
         <w:rPr>
           <w:rFonts w:ascii="Times New Roman" w:hAnsi="Times New Roman" w:cs="Times New Roman"/>
           <w:sz w:val="28"/>
@@ -1526,6 +2255,8 @@
           <w:ilvl w:val="0"/>
           <w:numId w:val="4"/>
         </w:numPr>
+        <w:spacing w:line="360" w:lineRule="auto"/>
+        <w:jc w:val="both"/>
         <w:rPr>
           <w:rFonts w:ascii="Times New Roman" w:hAnsi="Times New Roman" w:cs="Times New Roman"/>
           <w:sz w:val="28"/>
@@ -1544,6 +2275,8 @@
     </w:p>
     <w:p>
       <w:pPr>
+        <w:spacing w:line="360" w:lineRule="auto"/>
+        <w:jc w:val="both"/>
         <w:rPr>
           <w:rFonts w:ascii="Times New Roman" w:hAnsi="Times New Roman" w:cs="Times New Roman"/>
           <w:sz w:val="28"/>
@@ -1561,6 +2294,8 @@
     </w:p>
     <w:p>
       <w:pPr>
+        <w:spacing w:line="360" w:lineRule="auto"/>
+        <w:jc w:val="both"/>
         <w:rPr>
           <w:rFonts w:ascii="Times New Roman" w:hAnsi="Times New Roman" w:cs="Times New Roman"/>
           <w:sz w:val="28"/>
@@ -1578,15 +2313,19 @@
     </w:p>
     <w:p>
       <w:pPr>
-        <w:rPr>
-          <w:rFonts w:ascii="Times New Roman" w:hAnsi="Times New Roman" w:cs="Times New Roman"/>
-          <w:sz w:val="28"/>
-          <w:szCs w:val="28"/>
-        </w:rPr>
-      </w:pPr>
-    </w:p>
-    <w:p>
-      <w:pPr>
+        <w:spacing w:line="360" w:lineRule="auto"/>
+        <w:jc w:val="both"/>
+        <w:rPr>
+          <w:rFonts w:ascii="Times New Roman" w:hAnsi="Times New Roman" w:cs="Times New Roman"/>
+          <w:sz w:val="28"/>
+          <w:szCs w:val="28"/>
+        </w:rPr>
+      </w:pPr>
+    </w:p>
+    <w:p>
+      <w:pPr>
+        <w:spacing w:line="360" w:lineRule="auto"/>
+        <w:jc w:val="both"/>
         <w:rPr>
           <w:rFonts w:ascii="Times New Roman" w:hAnsi="Times New Roman" w:cs="Times New Roman"/>
           <w:sz w:val="28"/>
@@ -1608,6 +2347,8 @@
           <w:ilvl w:val="0"/>
           <w:numId w:val="5"/>
         </w:numPr>
+        <w:spacing w:line="360" w:lineRule="auto"/>
+        <w:jc w:val="both"/>
         <w:rPr>
           <w:rFonts w:ascii="Times New Roman" w:hAnsi="Times New Roman" w:cs="Times New Roman"/>
           <w:sz w:val="28"/>
@@ -1622,7 +2363,6 @@
           <w:sz w:val="28"/>
           <w:szCs w:val="28"/>
         </w:rPr>
-        <w:lastRenderedPageBreak/>
         <w:t>Иерархичность</w:t>
       </w:r>
       <w:r>
@@ -1640,6 +2380,8 @@
           <w:ilvl w:val="0"/>
           <w:numId w:val="5"/>
         </w:numPr>
+        <w:spacing w:line="360" w:lineRule="auto"/>
+        <w:jc w:val="both"/>
         <w:rPr>
           <w:rFonts w:ascii="Times New Roman" w:hAnsi="Times New Roman" w:cs="Times New Roman"/>
           <w:sz w:val="28"/>
@@ -1671,6 +2413,8 @@
           <w:ilvl w:val="0"/>
           <w:numId w:val="5"/>
         </w:numPr>
+        <w:spacing w:line="360" w:lineRule="auto"/>
+        <w:jc w:val="both"/>
         <w:rPr>
           <w:rFonts w:ascii="Times New Roman" w:hAnsi="Times New Roman" w:cs="Times New Roman"/>
           <w:sz w:val="28"/>
@@ -1702,6 +2446,8 @@
           <w:ilvl w:val="0"/>
           <w:numId w:val="5"/>
         </w:numPr>
+        <w:spacing w:line="360" w:lineRule="auto"/>
+        <w:jc w:val="both"/>
         <w:rPr>
           <w:rFonts w:ascii="Times New Roman" w:hAnsi="Times New Roman" w:cs="Times New Roman"/>
           <w:sz w:val="28"/>
@@ -1730,6 +2476,7 @@
     <w:p>
       <w:pPr>
         <w:spacing w:before="100" w:beforeAutospacing="1" w:after="100" w:afterAutospacing="1" w:line="360" w:lineRule="auto"/>
+        <w:jc w:val="both"/>
         <w:rPr>
           <w:rFonts w:ascii="Times New Roman" w:eastAsia="Times New Roman" w:hAnsi="Times New Roman" w:cs="Times New Roman"/>
           <w:sz w:val="28"/>
@@ -1754,6 +2501,7 @@
           <w:numId w:val="6"/>
         </w:numPr>
         <w:spacing w:before="100" w:beforeAutospacing="1" w:after="100" w:afterAutospacing="1" w:line="360" w:lineRule="auto"/>
+        <w:jc w:val="both"/>
         <w:rPr>
           <w:rFonts w:ascii="Times New Roman" w:eastAsia="Times New Roman" w:hAnsi="Times New Roman" w:cs="Times New Roman"/>
           <w:sz w:val="28"/>
@@ -1778,6 +2526,7 @@
           <w:numId w:val="6"/>
         </w:numPr>
         <w:spacing w:before="100" w:beforeAutospacing="1" w:after="100" w:afterAutospacing="1" w:line="360" w:lineRule="auto"/>
+        <w:jc w:val="both"/>
         <w:rPr>
           <w:rFonts w:ascii="Times New Roman" w:eastAsia="Times New Roman" w:hAnsi="Times New Roman" w:cs="Times New Roman"/>
           <w:sz w:val="28"/>
@@ -1792,6 +2541,7 @@
           <w:szCs w:val="28"/>
           <w:lang w:eastAsia="ru-RU"/>
         </w:rPr>
+        <w:lastRenderedPageBreak/>
         <w:t xml:space="preserve">выявление ключевых этапов и их взаимосвязей </w:t>
       </w:r>
     </w:p>
@@ -1802,6 +2552,7 @@
           <w:numId w:val="6"/>
         </w:numPr>
         <w:spacing w:before="100" w:beforeAutospacing="1" w:after="100" w:afterAutospacing="1" w:line="360" w:lineRule="auto"/>
+        <w:jc w:val="both"/>
         <w:rPr>
           <w:rFonts w:ascii="Times New Roman" w:eastAsia="Times New Roman" w:hAnsi="Times New Roman" w:cs="Times New Roman"/>
           <w:sz w:val="28"/>
@@ -1826,6 +2577,7 @@
           <w:numId w:val="6"/>
         </w:numPr>
         <w:spacing w:before="100" w:beforeAutospacing="1" w:after="100" w:afterAutospacing="1" w:line="360" w:lineRule="auto"/>
+        <w:jc w:val="both"/>
         <w:rPr>
           <w:rFonts w:ascii="Times New Roman" w:eastAsia="Times New Roman" w:hAnsi="Times New Roman" w:cs="Times New Roman"/>
           <w:sz w:val="28"/>
@@ -1846,6 +2598,7 @@
     <w:p>
       <w:pPr>
         <w:spacing w:before="100" w:beforeAutospacing="1" w:after="100" w:afterAutospacing="1" w:line="360" w:lineRule="auto"/>
+        <w:jc w:val="both"/>
         <w:rPr>
           <w:rFonts w:ascii="Times New Roman" w:eastAsia="Times New Roman" w:hAnsi="Times New Roman" w:cs="Times New Roman"/>
           <w:sz w:val="28"/>
@@ -1870,6 +2623,7 @@
           <w:numId w:val="7"/>
         </w:numPr>
         <w:spacing w:before="100" w:beforeAutospacing="1" w:after="100" w:afterAutospacing="1" w:line="360" w:lineRule="auto"/>
+        <w:jc w:val="both"/>
         <w:rPr>
           <w:rFonts w:ascii="Times New Roman" w:eastAsia="Times New Roman" w:hAnsi="Times New Roman" w:cs="Times New Roman"/>
           <w:sz w:val="28"/>
@@ -1894,6 +2648,7 @@
           <w:numId w:val="7"/>
         </w:numPr>
         <w:spacing w:before="100" w:beforeAutospacing="1" w:after="100" w:afterAutospacing="1" w:line="360" w:lineRule="auto"/>
+        <w:jc w:val="both"/>
         <w:rPr>
           <w:rFonts w:ascii="Times New Roman" w:eastAsia="Times New Roman" w:hAnsi="Times New Roman" w:cs="Times New Roman"/>
           <w:sz w:val="28"/>
@@ -1918,6 +2673,7 @@
           <w:numId w:val="7"/>
         </w:numPr>
         <w:spacing w:before="100" w:beforeAutospacing="1" w:after="100" w:afterAutospacing="1" w:line="360" w:lineRule="auto"/>
+        <w:jc w:val="both"/>
         <w:rPr>
           <w:rFonts w:ascii="Times New Roman" w:eastAsia="Times New Roman" w:hAnsi="Times New Roman" w:cs="Times New Roman"/>
           <w:sz w:val="28"/>
@@ -1942,6 +2698,7 @@
           <w:numId w:val="7"/>
         </w:numPr>
         <w:spacing w:before="100" w:beforeAutospacing="1" w:after="100" w:afterAutospacing="1" w:line="360" w:lineRule="auto"/>
+        <w:jc w:val="both"/>
         <w:rPr>
           <w:rFonts w:ascii="Times New Roman" w:eastAsia="Times New Roman" w:hAnsi="Times New Roman" w:cs="Times New Roman"/>
           <w:sz w:val="28"/>
@@ -1962,6 +2719,7 @@
     <w:p>
       <w:pPr>
         <w:spacing w:before="100" w:beforeAutospacing="1" w:after="100" w:afterAutospacing="1" w:line="360" w:lineRule="auto"/>
+        <w:jc w:val="both"/>
         <w:rPr>
           <w:rFonts w:ascii="Times New Roman" w:eastAsia="Times New Roman" w:hAnsi="Times New Roman" w:cs="Times New Roman"/>
           <w:sz w:val="28"/>
@@ -1971,34 +2729,24 @@
       </w:pPr>
       <w:r>
         <w:rPr>
-          <w:rFonts w:ascii="Times New Roman" w:eastAsia="Times New Roman" w:hAnsi="Times New Roman" w:cs="Times New Roman"/>
+          <w:rFonts w:ascii="Times New Roman" w:hAnsi="Times New Roman" w:cs="Times New Roman"/>
+          <w:noProof/>
           <w:sz w:val="28"/>
           <w:szCs w:val="28"/>
           <w:lang w:eastAsia="ru-RU"/>
         </w:rPr>
-        <w:t>Это обеспечивает структурированное представление процесса подбора персонала и упрощает дальнейшую разработку информационной системы.</w:t>
-      </w:r>
-    </w:p>
-    <w:p>
-      <w:pPr>
-        <w:rPr>
-          <w:rFonts w:ascii="Times New Roman" w:hAnsi="Times New Roman" w:cs="Times New Roman"/>
-          <w:sz w:val="28"/>
-          <w:szCs w:val="28"/>
-        </w:rPr>
-      </w:pPr>
-      <w:r>
-        <w:rPr>
-          <w:rFonts w:ascii="Times New Roman" w:hAnsi="Times New Roman" w:cs="Times New Roman"/>
-          <w:noProof/>
-          <w:sz w:val="28"/>
-          <w:szCs w:val="28"/>
-        </w:rPr>
-        <w:lastRenderedPageBreak/>
         <w:drawing>
-          <wp:inline distT="0" distB="0" distL="0" distR="0" wp14:anchorId="7A8946B8" wp14:editId="1DB56896">
-            <wp:extent cx="6120765" cy="4773930"/>
-            <wp:effectExtent l="0" t="0" r="0" b="7620"/>
+          <wp:anchor distT="0" distB="0" distL="114300" distR="114300" simplePos="0" relativeHeight="251660288" behindDoc="0" locked="0" layoutInCell="1" allowOverlap="1" wp14:anchorId="3A144F28" wp14:editId="248E4541">
+            <wp:simplePos x="0" y="0"/>
+            <wp:positionH relativeFrom="column">
+              <wp:posOffset>290889</wp:posOffset>
+            </wp:positionH>
+            <wp:positionV relativeFrom="paragraph">
+              <wp:posOffset>622994</wp:posOffset>
+            </wp:positionV>
+            <wp:extent cx="5643751" cy="4401880"/>
+            <wp:effectExtent l="0" t="0" r="0" b="0"/>
+            <wp:wrapTopAndBottom/>
             <wp:docPr id="649204469" name="Рисунок 1" descr="Изображение выглядит как текст, диаграмма, Параллельный, План&#10;&#10;Содержимое, созданное искусственным интеллектом, может быть неверным."/>
             <wp:cNvGraphicFramePr>
               <a:graphicFrameLocks xmlns:a="http://schemas.openxmlformats.org/drawingml/2006/main" noChangeAspect="1"/>
@@ -2025,7 +2773,2474 @@
                   <pic:spPr>
                     <a:xfrm>
                       <a:off x="0" y="0"/>
-                      <a:ext cx="6120765" cy="4773930"/>
+                      <a:ext cx="5643751" cy="4401880"/>
+                    </a:xfrm>
+                    <a:prstGeom prst="rect">
+                      <a:avLst/>
+                    </a:prstGeom>
+                  </pic:spPr>
+                </pic:pic>
+              </a:graphicData>
+            </a:graphic>
+          </wp:anchor>
+        </w:drawing>
+      </w:r>
+      <w:r>
+        <w:rPr>
+          <w:rFonts w:ascii="Times New Roman" w:eastAsia="Times New Roman" w:hAnsi="Times New Roman" w:cs="Times New Roman"/>
+          <w:sz w:val="28"/>
+          <w:szCs w:val="28"/>
+          <w:lang w:eastAsia="ru-RU"/>
+        </w:rPr>
+        <w:t>Это обеспечивает структурированное представление процесса подбора персонала и упрощает дальнейшую разработку информационной системы.</w:t>
+      </w:r>
+    </w:p>
+    <w:p>
+      <w:pPr>
+        <w:spacing w:line="360" w:lineRule="auto"/>
+        <w:jc w:val="both"/>
+        <w:rPr>
+          <w:rFonts w:ascii="Times New Roman" w:hAnsi="Times New Roman" w:cs="Times New Roman"/>
+          <w:sz w:val="28"/>
+          <w:szCs w:val="28"/>
+        </w:rPr>
+      </w:pPr>
+    </w:p>
+    <w:p>
+      <w:pPr>
+        <w:pStyle w:val="a5"/>
+        <w:spacing w:before="11" w:line="360" w:lineRule="auto"/>
+        <w:jc w:val="center"/>
+        <w:rPr>
+          <w:spacing w:val="-2"/>
+        </w:rPr>
+      </w:pPr>
+      <w:r>
+        <w:t>Рисунок</w:t>
+      </w:r>
+      <w:r>
+        <w:rPr>
+          <w:spacing w:val="-2"/>
+        </w:rPr>
+        <w:t xml:space="preserve"> </w:t>
+      </w:r>
+      <w:r>
+        <w:t>2</w:t>
+      </w:r>
+      <w:r>
+        <w:rPr>
+          <w:spacing w:val="-1"/>
+        </w:rPr>
+        <w:t xml:space="preserve"> </w:t>
+      </w:r>
+      <w:r>
+        <w:t>-</w:t>
+      </w:r>
+      <w:r>
+        <w:rPr>
+          <w:spacing w:val="-3"/>
+        </w:rPr>
+        <w:t xml:space="preserve"> </w:t>
+      </w:r>
+      <w:r>
+        <w:t>Декомпозиция модели</w:t>
+      </w:r>
+      <w:r>
+        <w:rPr>
+          <w:spacing w:val="-1"/>
+        </w:rPr>
+        <w:t xml:space="preserve"> </w:t>
+      </w:r>
+      <w:r>
+        <w:t>ПО</w:t>
+      </w:r>
+      <w:r>
+        <w:rPr>
+          <w:spacing w:val="-2"/>
+        </w:rPr>
+        <w:t xml:space="preserve"> </w:t>
+      </w:r>
+      <w:r>
+        <w:t>в</w:t>
+      </w:r>
+      <w:r>
+        <w:rPr>
+          <w:spacing w:val="-3"/>
+        </w:rPr>
+        <w:t xml:space="preserve"> </w:t>
+      </w:r>
+      <w:r>
+        <w:t xml:space="preserve">нотации </w:t>
+      </w:r>
+      <w:r>
+        <w:rPr>
+          <w:spacing w:val="-2"/>
+        </w:rPr>
+        <w:t>IDEF0</w:t>
+      </w:r>
+    </w:p>
+    <w:p>
+      <w:pPr>
+        <w:spacing w:line="360" w:lineRule="auto"/>
+        <w:jc w:val="both"/>
+        <w:rPr>
+          <w:rFonts w:ascii="Times New Roman" w:hAnsi="Times New Roman" w:cs="Times New Roman"/>
+          <w:sz w:val="28"/>
+          <w:szCs w:val="28"/>
+        </w:rPr>
+      </w:pPr>
+    </w:p>
+    <w:p>
+      <w:pPr>
+        <w:spacing w:line="360" w:lineRule="auto"/>
+        <w:jc w:val="both"/>
+        <w:rPr>
+          <w:rFonts w:ascii="Times New Roman" w:hAnsi="Times New Roman" w:cs="Times New Roman"/>
+          <w:b/>
+          <w:bCs/>
+          <w:sz w:val="28"/>
+          <w:szCs w:val="28"/>
+        </w:rPr>
+      </w:pPr>
+    </w:p>
+    <w:p>
+      <w:pPr>
+        <w:spacing w:line="360" w:lineRule="auto"/>
+        <w:jc w:val="both"/>
+        <w:rPr>
+          <w:rFonts w:ascii="Times New Roman" w:hAnsi="Times New Roman" w:cs="Times New Roman"/>
+          <w:b/>
+          <w:bCs/>
+          <w:sz w:val="28"/>
+          <w:szCs w:val="28"/>
+        </w:rPr>
+      </w:pPr>
+      <w:r>
+        <w:rPr>
+          <w:rFonts w:ascii="Times New Roman" w:hAnsi="Times New Roman" w:cs="Times New Roman"/>
+          <w:b/>
+          <w:bCs/>
+          <w:sz w:val="28"/>
+          <w:szCs w:val="28"/>
+        </w:rPr>
+        <w:t>A1 — Приём заявки от работодателя</w:t>
+      </w:r>
+    </w:p>
+    <w:p>
+      <w:pPr>
+        <w:spacing w:line="360" w:lineRule="auto"/>
+        <w:jc w:val="both"/>
+        <w:rPr>
+          <w:rFonts w:ascii="Times New Roman" w:hAnsi="Times New Roman" w:cs="Times New Roman"/>
+          <w:bCs/>
+          <w:sz w:val="28"/>
+          <w:szCs w:val="28"/>
+        </w:rPr>
+      </w:pPr>
+      <w:r>
+        <w:rPr>
+          <w:rFonts w:ascii="Times New Roman" w:hAnsi="Times New Roman" w:cs="Times New Roman"/>
+          <w:bCs/>
+          <w:sz w:val="28"/>
+          <w:szCs w:val="28"/>
+        </w:rPr>
+        <w:t>Процесс A1 «Приём заявки от работодателя» предназначен для получения и обработки исходной информации о вакансии.</w:t>
+      </w:r>
+    </w:p>
+    <w:p>
+      <w:pPr>
+        <w:spacing w:line="360" w:lineRule="auto"/>
+        <w:jc w:val="both"/>
+        <w:rPr>
+          <w:rFonts w:ascii="Times New Roman" w:hAnsi="Times New Roman" w:cs="Times New Roman"/>
+          <w:bCs/>
+          <w:sz w:val="28"/>
+          <w:szCs w:val="28"/>
+        </w:rPr>
+      </w:pPr>
+      <w:r>
+        <w:rPr>
+          <w:rFonts w:ascii="Times New Roman" w:hAnsi="Times New Roman" w:cs="Times New Roman"/>
+          <w:b/>
+          <w:bCs/>
+          <w:sz w:val="28"/>
+          <w:szCs w:val="28"/>
+        </w:rPr>
+        <w:t>Входные данные:</w:t>
+      </w:r>
+    </w:p>
+    <w:p>
+      <w:pPr>
+        <w:numPr>
+          <w:ilvl w:val="0"/>
+          <w:numId w:val="8"/>
+        </w:numPr>
+        <w:spacing w:line="360" w:lineRule="auto"/>
+        <w:jc w:val="both"/>
+        <w:rPr>
+          <w:rFonts w:ascii="Times New Roman" w:hAnsi="Times New Roman" w:cs="Times New Roman"/>
+          <w:bCs/>
+          <w:sz w:val="28"/>
+          <w:szCs w:val="28"/>
+        </w:rPr>
+      </w:pPr>
+      <w:r>
+        <w:rPr>
+          <w:rFonts w:ascii="Times New Roman" w:hAnsi="Times New Roman" w:cs="Times New Roman"/>
+          <w:bCs/>
+          <w:sz w:val="28"/>
+          <w:szCs w:val="28"/>
+        </w:rPr>
+        <w:t xml:space="preserve">запрос работодателя </w:t>
+      </w:r>
+    </w:p>
+    <w:p>
+      <w:pPr>
+        <w:numPr>
+          <w:ilvl w:val="0"/>
+          <w:numId w:val="8"/>
+        </w:numPr>
+        <w:spacing w:line="360" w:lineRule="auto"/>
+        <w:jc w:val="both"/>
+        <w:rPr>
+          <w:rFonts w:ascii="Times New Roman" w:hAnsi="Times New Roman" w:cs="Times New Roman"/>
+          <w:bCs/>
+          <w:sz w:val="28"/>
+          <w:szCs w:val="28"/>
+        </w:rPr>
+      </w:pPr>
+      <w:r>
+        <w:rPr>
+          <w:rFonts w:ascii="Times New Roman" w:hAnsi="Times New Roman" w:cs="Times New Roman"/>
+          <w:bCs/>
+          <w:sz w:val="28"/>
+          <w:szCs w:val="28"/>
+        </w:rPr>
+        <w:t xml:space="preserve">требования к вакансии </w:t>
+      </w:r>
+    </w:p>
+    <w:p>
+      <w:pPr>
+        <w:numPr>
+          <w:ilvl w:val="0"/>
+          <w:numId w:val="8"/>
+        </w:numPr>
+        <w:spacing w:line="360" w:lineRule="auto"/>
+        <w:jc w:val="both"/>
+        <w:rPr>
+          <w:rFonts w:ascii="Times New Roman" w:hAnsi="Times New Roman" w:cs="Times New Roman"/>
+          <w:bCs/>
+          <w:sz w:val="28"/>
+          <w:szCs w:val="28"/>
+        </w:rPr>
+      </w:pPr>
+      <w:r>
+        <w:rPr>
+          <w:rFonts w:ascii="Times New Roman" w:hAnsi="Times New Roman" w:cs="Times New Roman"/>
+          <w:bCs/>
+          <w:sz w:val="28"/>
+          <w:szCs w:val="28"/>
+        </w:rPr>
+        <w:t xml:space="preserve">резюме кандидатов </w:t>
+      </w:r>
+    </w:p>
+    <w:p>
+      <w:pPr>
+        <w:spacing w:line="360" w:lineRule="auto"/>
+        <w:jc w:val="both"/>
+        <w:rPr>
+          <w:rFonts w:ascii="Times New Roman" w:hAnsi="Times New Roman" w:cs="Times New Roman"/>
+          <w:bCs/>
+          <w:sz w:val="28"/>
+          <w:szCs w:val="28"/>
+        </w:rPr>
+      </w:pPr>
+      <w:r>
+        <w:rPr>
+          <w:rFonts w:ascii="Times New Roman" w:hAnsi="Times New Roman" w:cs="Times New Roman"/>
+          <w:b/>
+          <w:bCs/>
+          <w:sz w:val="28"/>
+          <w:szCs w:val="28"/>
+        </w:rPr>
+        <w:t>Выходные данные:</w:t>
+      </w:r>
+    </w:p>
+    <w:p>
+      <w:pPr>
+        <w:numPr>
+          <w:ilvl w:val="0"/>
+          <w:numId w:val="9"/>
+        </w:numPr>
+        <w:spacing w:line="360" w:lineRule="auto"/>
+        <w:jc w:val="both"/>
+        <w:rPr>
+          <w:rFonts w:ascii="Times New Roman" w:hAnsi="Times New Roman" w:cs="Times New Roman"/>
+          <w:bCs/>
+          <w:sz w:val="28"/>
+          <w:szCs w:val="28"/>
+        </w:rPr>
+      </w:pPr>
+      <w:r>
+        <w:rPr>
+          <w:rFonts w:ascii="Times New Roman" w:hAnsi="Times New Roman" w:cs="Times New Roman"/>
+          <w:bCs/>
+          <w:sz w:val="28"/>
+          <w:szCs w:val="28"/>
+        </w:rPr>
+        <w:t xml:space="preserve">описание вакансии </w:t>
+      </w:r>
+    </w:p>
+    <w:p>
+      <w:pPr>
+        <w:spacing w:line="360" w:lineRule="auto"/>
+        <w:jc w:val="both"/>
+        <w:rPr>
+          <w:rFonts w:ascii="Times New Roman" w:hAnsi="Times New Roman" w:cs="Times New Roman"/>
+          <w:bCs/>
+          <w:sz w:val="28"/>
+          <w:szCs w:val="28"/>
+        </w:rPr>
+      </w:pPr>
+      <w:r>
+        <w:rPr>
+          <w:rFonts w:ascii="Times New Roman" w:hAnsi="Times New Roman" w:cs="Times New Roman"/>
+          <w:b/>
+          <w:bCs/>
+          <w:sz w:val="28"/>
+          <w:szCs w:val="28"/>
+        </w:rPr>
+        <w:t>Управляющие воздействия:</w:t>
+      </w:r>
+    </w:p>
+    <w:p>
+      <w:pPr>
+        <w:numPr>
+          <w:ilvl w:val="0"/>
+          <w:numId w:val="10"/>
+        </w:numPr>
+        <w:spacing w:line="360" w:lineRule="auto"/>
+        <w:jc w:val="both"/>
+        <w:rPr>
+          <w:rFonts w:ascii="Times New Roman" w:hAnsi="Times New Roman" w:cs="Times New Roman"/>
+          <w:bCs/>
+          <w:sz w:val="28"/>
+          <w:szCs w:val="28"/>
+        </w:rPr>
+      </w:pPr>
+      <w:r>
+        <w:rPr>
+          <w:rFonts w:ascii="Times New Roman" w:hAnsi="Times New Roman" w:cs="Times New Roman"/>
+          <w:bCs/>
+          <w:sz w:val="28"/>
+          <w:szCs w:val="28"/>
+        </w:rPr>
+        <w:t xml:space="preserve">Трудовой кодекс РФ </w:t>
+      </w:r>
+    </w:p>
+    <w:p>
+      <w:pPr>
+        <w:spacing w:line="360" w:lineRule="auto"/>
+        <w:jc w:val="both"/>
+        <w:rPr>
+          <w:rFonts w:ascii="Times New Roman" w:hAnsi="Times New Roman" w:cs="Times New Roman"/>
+          <w:bCs/>
+          <w:sz w:val="28"/>
+          <w:szCs w:val="28"/>
+        </w:rPr>
+      </w:pPr>
+      <w:r>
+        <w:rPr>
+          <w:rFonts w:ascii="Times New Roman" w:hAnsi="Times New Roman" w:cs="Times New Roman"/>
+          <w:b/>
+          <w:bCs/>
+          <w:sz w:val="28"/>
+          <w:szCs w:val="28"/>
+        </w:rPr>
+        <w:t>Механизмы:</w:t>
+      </w:r>
+    </w:p>
+    <w:p>
+      <w:pPr>
+        <w:numPr>
+          <w:ilvl w:val="0"/>
+          <w:numId w:val="11"/>
+        </w:numPr>
+        <w:spacing w:line="360" w:lineRule="auto"/>
+        <w:jc w:val="both"/>
+        <w:rPr>
+          <w:rFonts w:ascii="Times New Roman" w:hAnsi="Times New Roman" w:cs="Times New Roman"/>
+          <w:bCs/>
+          <w:sz w:val="28"/>
+          <w:szCs w:val="28"/>
+        </w:rPr>
+      </w:pPr>
+      <w:r>
+        <w:rPr>
+          <w:rFonts w:ascii="Times New Roman" w:hAnsi="Times New Roman" w:cs="Times New Roman"/>
+          <w:bCs/>
+          <w:sz w:val="28"/>
+          <w:szCs w:val="28"/>
+        </w:rPr>
+        <w:t xml:space="preserve">рекрутер </w:t>
+      </w:r>
+    </w:p>
+    <w:p>
+      <w:pPr>
+        <w:spacing w:line="360" w:lineRule="auto"/>
+        <w:jc w:val="both"/>
+        <w:rPr>
+          <w:rFonts w:ascii="Times New Roman" w:hAnsi="Times New Roman" w:cs="Times New Roman"/>
+          <w:bCs/>
+          <w:sz w:val="28"/>
+          <w:szCs w:val="28"/>
+        </w:rPr>
+      </w:pPr>
+      <w:r>
+        <w:rPr>
+          <w:rFonts w:ascii="Times New Roman" w:hAnsi="Times New Roman" w:cs="Times New Roman"/>
+          <w:bCs/>
+          <w:sz w:val="28"/>
+          <w:szCs w:val="28"/>
+        </w:rPr>
+        <w:t>В рамках процесса осуществляется анализ требований работодателя и формирование описания вакансии для дальнейшего поиска кандидатов.</w:t>
+      </w:r>
+    </w:p>
+    <w:p>
+      <w:pPr>
+        <w:spacing w:line="360" w:lineRule="auto"/>
+        <w:jc w:val="both"/>
+        <w:rPr>
+          <w:rFonts w:ascii="Times New Roman" w:hAnsi="Times New Roman" w:cs="Times New Roman"/>
+          <w:sz w:val="28"/>
+          <w:szCs w:val="28"/>
+        </w:rPr>
+      </w:pPr>
+    </w:p>
+    <w:p>
+      <w:pPr>
+        <w:spacing w:line="360" w:lineRule="auto"/>
+        <w:jc w:val="both"/>
+        <w:rPr>
+          <w:rFonts w:ascii="Times New Roman" w:hAnsi="Times New Roman" w:cs="Times New Roman"/>
+          <w:b/>
+          <w:bCs/>
+          <w:sz w:val="28"/>
+          <w:szCs w:val="28"/>
+        </w:rPr>
+      </w:pPr>
+      <w:r>
+        <w:rPr>
+          <w:rFonts w:ascii="Times New Roman" w:hAnsi="Times New Roman" w:cs="Times New Roman"/>
+          <w:b/>
+          <w:bCs/>
+          <w:sz w:val="28"/>
+          <w:szCs w:val="28"/>
+        </w:rPr>
+        <w:t>A2 — Поиск кандидатов</w:t>
+      </w:r>
+    </w:p>
+    <w:p>
+      <w:pPr>
+        <w:spacing w:line="360" w:lineRule="auto"/>
+        <w:jc w:val="both"/>
+        <w:rPr>
+          <w:rFonts w:ascii="Times New Roman" w:hAnsi="Times New Roman" w:cs="Times New Roman"/>
+          <w:sz w:val="28"/>
+          <w:szCs w:val="28"/>
+        </w:rPr>
+      </w:pPr>
+      <w:r>
+        <w:rPr>
+          <w:rFonts w:ascii="Times New Roman" w:hAnsi="Times New Roman" w:cs="Times New Roman"/>
+          <w:sz w:val="28"/>
+          <w:szCs w:val="28"/>
+        </w:rPr>
+        <w:t>Процесс A2 «Поиск кандидатов» включает подбор кандидатов на основе сформированной вакансии.</w:t>
+      </w:r>
+    </w:p>
+    <w:p>
+      <w:pPr>
+        <w:spacing w:line="360" w:lineRule="auto"/>
+        <w:jc w:val="both"/>
+        <w:rPr>
+          <w:rFonts w:ascii="Times New Roman" w:hAnsi="Times New Roman" w:cs="Times New Roman"/>
+          <w:sz w:val="28"/>
+          <w:szCs w:val="28"/>
+        </w:rPr>
+      </w:pPr>
+      <w:r>
+        <w:rPr>
+          <w:rFonts w:ascii="Times New Roman" w:hAnsi="Times New Roman" w:cs="Times New Roman"/>
+          <w:b/>
+          <w:bCs/>
+          <w:sz w:val="28"/>
+          <w:szCs w:val="28"/>
+        </w:rPr>
+        <w:t>Входные данные:</w:t>
+      </w:r>
+    </w:p>
+    <w:p>
+      <w:pPr>
+        <w:numPr>
+          <w:ilvl w:val="0"/>
+          <w:numId w:val="12"/>
+        </w:numPr>
+        <w:spacing w:line="360" w:lineRule="auto"/>
+        <w:jc w:val="both"/>
+        <w:rPr>
+          <w:rFonts w:ascii="Times New Roman" w:hAnsi="Times New Roman" w:cs="Times New Roman"/>
+          <w:sz w:val="28"/>
+          <w:szCs w:val="28"/>
+        </w:rPr>
+      </w:pPr>
+      <w:r>
+        <w:rPr>
+          <w:rFonts w:ascii="Times New Roman" w:hAnsi="Times New Roman" w:cs="Times New Roman"/>
+          <w:sz w:val="28"/>
+          <w:szCs w:val="28"/>
+        </w:rPr>
+        <w:t xml:space="preserve">описание вакансии </w:t>
+      </w:r>
+    </w:p>
+    <w:p>
+      <w:pPr>
+        <w:spacing w:line="360" w:lineRule="auto"/>
+        <w:jc w:val="both"/>
+        <w:rPr>
+          <w:rFonts w:ascii="Times New Roman" w:hAnsi="Times New Roman" w:cs="Times New Roman"/>
+          <w:sz w:val="28"/>
+          <w:szCs w:val="28"/>
+        </w:rPr>
+      </w:pPr>
+      <w:r>
+        <w:rPr>
+          <w:rFonts w:ascii="Times New Roman" w:hAnsi="Times New Roman" w:cs="Times New Roman"/>
+          <w:b/>
+          <w:bCs/>
+          <w:sz w:val="28"/>
+          <w:szCs w:val="28"/>
+        </w:rPr>
+        <w:lastRenderedPageBreak/>
+        <w:t>Выходные данные:</w:t>
+      </w:r>
+    </w:p>
+    <w:p>
+      <w:pPr>
+        <w:numPr>
+          <w:ilvl w:val="0"/>
+          <w:numId w:val="13"/>
+        </w:numPr>
+        <w:spacing w:line="360" w:lineRule="auto"/>
+        <w:jc w:val="both"/>
+        <w:rPr>
+          <w:rFonts w:ascii="Times New Roman" w:hAnsi="Times New Roman" w:cs="Times New Roman"/>
+          <w:sz w:val="28"/>
+          <w:szCs w:val="28"/>
+        </w:rPr>
+      </w:pPr>
+      <w:r>
+        <w:rPr>
+          <w:rFonts w:ascii="Times New Roman" w:hAnsi="Times New Roman" w:cs="Times New Roman"/>
+          <w:sz w:val="28"/>
+          <w:szCs w:val="28"/>
+        </w:rPr>
+        <w:t xml:space="preserve">отобранные кандидаты </w:t>
+      </w:r>
+    </w:p>
+    <w:p>
+      <w:pPr>
+        <w:spacing w:line="360" w:lineRule="auto"/>
+        <w:jc w:val="both"/>
+        <w:rPr>
+          <w:rFonts w:ascii="Times New Roman" w:hAnsi="Times New Roman" w:cs="Times New Roman"/>
+          <w:sz w:val="28"/>
+          <w:szCs w:val="28"/>
+        </w:rPr>
+      </w:pPr>
+      <w:r>
+        <w:rPr>
+          <w:rFonts w:ascii="Times New Roman" w:hAnsi="Times New Roman" w:cs="Times New Roman"/>
+          <w:b/>
+          <w:bCs/>
+          <w:sz w:val="28"/>
+          <w:szCs w:val="28"/>
+        </w:rPr>
+        <w:t>Управляющие воздействия:</w:t>
+      </w:r>
+    </w:p>
+    <w:p>
+      <w:pPr>
+        <w:numPr>
+          <w:ilvl w:val="0"/>
+          <w:numId w:val="14"/>
+        </w:numPr>
+        <w:spacing w:line="360" w:lineRule="auto"/>
+        <w:jc w:val="both"/>
+        <w:rPr>
+          <w:rFonts w:ascii="Times New Roman" w:hAnsi="Times New Roman" w:cs="Times New Roman"/>
+          <w:sz w:val="28"/>
+          <w:szCs w:val="28"/>
+        </w:rPr>
+      </w:pPr>
+      <w:r>
+        <w:rPr>
+          <w:rFonts w:ascii="Times New Roman" w:hAnsi="Times New Roman" w:cs="Times New Roman"/>
+          <w:sz w:val="28"/>
+          <w:szCs w:val="28"/>
+        </w:rPr>
+        <w:t xml:space="preserve">Федеральный закон №152-ФЗ «О персональных данных» </w:t>
+      </w:r>
+    </w:p>
+    <w:p>
+      <w:pPr>
+        <w:spacing w:line="360" w:lineRule="auto"/>
+        <w:jc w:val="both"/>
+        <w:rPr>
+          <w:rFonts w:ascii="Times New Roman" w:hAnsi="Times New Roman" w:cs="Times New Roman"/>
+          <w:sz w:val="28"/>
+          <w:szCs w:val="28"/>
+        </w:rPr>
+      </w:pPr>
+      <w:r>
+        <w:rPr>
+          <w:rFonts w:ascii="Times New Roman" w:hAnsi="Times New Roman" w:cs="Times New Roman"/>
+          <w:b/>
+          <w:bCs/>
+          <w:sz w:val="28"/>
+          <w:szCs w:val="28"/>
+        </w:rPr>
+        <w:t>Механизмы:</w:t>
+      </w:r>
+    </w:p>
+    <w:p>
+      <w:pPr>
+        <w:numPr>
+          <w:ilvl w:val="0"/>
+          <w:numId w:val="15"/>
+        </w:numPr>
+        <w:spacing w:line="360" w:lineRule="auto"/>
+        <w:jc w:val="both"/>
+        <w:rPr>
+          <w:rFonts w:ascii="Times New Roman" w:hAnsi="Times New Roman" w:cs="Times New Roman"/>
+          <w:sz w:val="28"/>
+          <w:szCs w:val="28"/>
+        </w:rPr>
+      </w:pPr>
+      <w:r>
+        <w:rPr>
+          <w:rFonts w:ascii="Times New Roman" w:hAnsi="Times New Roman" w:cs="Times New Roman"/>
+          <w:sz w:val="28"/>
+          <w:szCs w:val="28"/>
+        </w:rPr>
+        <w:t xml:space="preserve">рекрутер </w:t>
+      </w:r>
+    </w:p>
+    <w:p>
+      <w:pPr>
+        <w:numPr>
+          <w:ilvl w:val="0"/>
+          <w:numId w:val="16"/>
+        </w:numPr>
+        <w:spacing w:line="360" w:lineRule="auto"/>
+        <w:jc w:val="both"/>
+        <w:rPr>
+          <w:rFonts w:ascii="Times New Roman" w:hAnsi="Times New Roman" w:cs="Times New Roman"/>
+          <w:sz w:val="28"/>
+          <w:szCs w:val="28"/>
+        </w:rPr>
+      </w:pPr>
+      <w:r>
+        <w:rPr>
+          <w:rFonts w:ascii="Times New Roman" w:hAnsi="Times New Roman" w:cs="Times New Roman"/>
+          <w:sz w:val="28"/>
+          <w:szCs w:val="28"/>
+        </w:rPr>
+        <w:t xml:space="preserve">средства связи (телефон, электронная почта) </w:t>
+      </w:r>
+    </w:p>
+    <w:p>
+      <w:pPr>
+        <w:spacing w:line="360" w:lineRule="auto"/>
+        <w:jc w:val="both"/>
+        <w:rPr>
+          <w:rFonts w:ascii="Times New Roman" w:hAnsi="Times New Roman" w:cs="Times New Roman"/>
+          <w:sz w:val="28"/>
+          <w:szCs w:val="28"/>
+        </w:rPr>
+      </w:pPr>
+      <w:r>
+        <w:rPr>
+          <w:rFonts w:ascii="Times New Roman" w:hAnsi="Times New Roman" w:cs="Times New Roman"/>
+          <w:sz w:val="28"/>
+          <w:szCs w:val="28"/>
+        </w:rPr>
+        <w:t>В процессе осуществляется поиск кандидатов, анализ их соответствия требованиям и формирование списка подходящих кандидатов.</w:t>
+      </w:r>
+    </w:p>
+    <w:p>
+      <w:pPr>
+        <w:spacing w:line="360" w:lineRule="auto"/>
+        <w:jc w:val="both"/>
+        <w:rPr>
+          <w:rFonts w:ascii="Times New Roman" w:hAnsi="Times New Roman" w:cs="Times New Roman"/>
+          <w:sz w:val="28"/>
+          <w:szCs w:val="28"/>
+        </w:rPr>
+      </w:pPr>
+    </w:p>
+    <w:p>
+      <w:pPr>
+        <w:spacing w:line="360" w:lineRule="auto"/>
+        <w:jc w:val="both"/>
+        <w:rPr>
+          <w:rFonts w:ascii="Times New Roman" w:hAnsi="Times New Roman" w:cs="Times New Roman"/>
+          <w:b/>
+          <w:bCs/>
+          <w:sz w:val="28"/>
+          <w:szCs w:val="28"/>
+        </w:rPr>
+      </w:pPr>
+      <w:r>
+        <w:rPr>
+          <w:rFonts w:ascii="Times New Roman" w:hAnsi="Times New Roman" w:cs="Times New Roman"/>
+          <w:b/>
+          <w:bCs/>
+          <w:sz w:val="28"/>
+          <w:szCs w:val="28"/>
+        </w:rPr>
+        <w:t>A3 — Проведение собеседований</w:t>
+      </w:r>
+    </w:p>
+    <w:p>
+      <w:pPr>
+        <w:spacing w:line="360" w:lineRule="auto"/>
+        <w:jc w:val="both"/>
+        <w:rPr>
+          <w:rFonts w:ascii="Times New Roman" w:hAnsi="Times New Roman" w:cs="Times New Roman"/>
+          <w:sz w:val="28"/>
+          <w:szCs w:val="28"/>
+        </w:rPr>
+      </w:pPr>
+      <w:r>
+        <w:rPr>
+          <w:rFonts w:ascii="Times New Roman" w:hAnsi="Times New Roman" w:cs="Times New Roman"/>
+          <w:sz w:val="28"/>
+          <w:szCs w:val="28"/>
+        </w:rPr>
+        <w:t>Процесс A3 «Проведение собеседований» предназначен для оценки кандидатов.</w:t>
+      </w:r>
+    </w:p>
+    <w:p>
+      <w:pPr>
+        <w:spacing w:line="360" w:lineRule="auto"/>
+        <w:jc w:val="both"/>
+        <w:rPr>
+          <w:rFonts w:ascii="Times New Roman" w:hAnsi="Times New Roman" w:cs="Times New Roman"/>
+          <w:sz w:val="28"/>
+          <w:szCs w:val="28"/>
+        </w:rPr>
+      </w:pPr>
+      <w:r>
+        <w:rPr>
+          <w:rFonts w:ascii="Times New Roman" w:hAnsi="Times New Roman" w:cs="Times New Roman"/>
+          <w:b/>
+          <w:bCs/>
+          <w:sz w:val="28"/>
+          <w:szCs w:val="28"/>
+        </w:rPr>
+        <w:t>Входные данные:</w:t>
+      </w:r>
+    </w:p>
+    <w:p>
+      <w:pPr>
+        <w:numPr>
+          <w:ilvl w:val="0"/>
+          <w:numId w:val="24"/>
+        </w:numPr>
+        <w:spacing w:line="360" w:lineRule="auto"/>
+        <w:jc w:val="both"/>
+        <w:rPr>
+          <w:rFonts w:ascii="Times New Roman" w:hAnsi="Times New Roman" w:cs="Times New Roman"/>
+          <w:sz w:val="28"/>
+          <w:szCs w:val="28"/>
+        </w:rPr>
+      </w:pPr>
+      <w:r>
+        <w:rPr>
+          <w:rFonts w:ascii="Times New Roman" w:hAnsi="Times New Roman" w:cs="Times New Roman"/>
+          <w:sz w:val="28"/>
+          <w:szCs w:val="28"/>
+        </w:rPr>
+        <w:t xml:space="preserve">отобранные кандидаты </w:t>
+      </w:r>
+    </w:p>
+    <w:p>
+      <w:pPr>
+        <w:spacing w:line="360" w:lineRule="auto"/>
+        <w:jc w:val="both"/>
+        <w:rPr>
+          <w:rFonts w:ascii="Times New Roman" w:hAnsi="Times New Roman" w:cs="Times New Roman"/>
+          <w:sz w:val="28"/>
+          <w:szCs w:val="28"/>
+        </w:rPr>
+      </w:pPr>
+      <w:r>
+        <w:rPr>
+          <w:rFonts w:ascii="Times New Roman" w:hAnsi="Times New Roman" w:cs="Times New Roman"/>
+          <w:b/>
+          <w:bCs/>
+          <w:sz w:val="28"/>
+          <w:szCs w:val="28"/>
+        </w:rPr>
+        <w:t>Выходные данные:</w:t>
+      </w:r>
+    </w:p>
+    <w:p>
+      <w:pPr>
+        <w:numPr>
+          <w:ilvl w:val="0"/>
+          <w:numId w:val="23"/>
+        </w:numPr>
+        <w:spacing w:line="360" w:lineRule="auto"/>
+        <w:jc w:val="both"/>
+        <w:rPr>
+          <w:rFonts w:ascii="Times New Roman" w:hAnsi="Times New Roman" w:cs="Times New Roman"/>
+          <w:sz w:val="28"/>
+          <w:szCs w:val="28"/>
+        </w:rPr>
+      </w:pPr>
+      <w:r>
+        <w:rPr>
+          <w:rFonts w:ascii="Times New Roman" w:hAnsi="Times New Roman" w:cs="Times New Roman"/>
+          <w:sz w:val="28"/>
+          <w:szCs w:val="28"/>
+        </w:rPr>
+        <w:t xml:space="preserve">оцениваемые кандидаты </w:t>
+      </w:r>
+    </w:p>
+    <w:p>
+      <w:pPr>
+        <w:spacing w:line="360" w:lineRule="auto"/>
+        <w:jc w:val="both"/>
+        <w:rPr>
+          <w:rFonts w:ascii="Times New Roman" w:hAnsi="Times New Roman" w:cs="Times New Roman"/>
+          <w:sz w:val="28"/>
+          <w:szCs w:val="28"/>
+        </w:rPr>
+      </w:pPr>
+      <w:r>
+        <w:rPr>
+          <w:rFonts w:ascii="Times New Roman" w:hAnsi="Times New Roman" w:cs="Times New Roman"/>
+          <w:b/>
+          <w:bCs/>
+          <w:sz w:val="28"/>
+          <w:szCs w:val="28"/>
+        </w:rPr>
+        <w:t>Управляющие воздействия:</w:t>
+      </w:r>
+    </w:p>
+    <w:p>
+      <w:pPr>
+        <w:numPr>
+          <w:ilvl w:val="0"/>
+          <w:numId w:val="22"/>
+        </w:numPr>
+        <w:spacing w:line="360" w:lineRule="auto"/>
+        <w:jc w:val="both"/>
+        <w:rPr>
+          <w:rFonts w:ascii="Times New Roman" w:hAnsi="Times New Roman" w:cs="Times New Roman"/>
+          <w:sz w:val="28"/>
+          <w:szCs w:val="28"/>
+        </w:rPr>
+      </w:pPr>
+      <w:r>
+        <w:rPr>
+          <w:rFonts w:ascii="Times New Roman" w:hAnsi="Times New Roman" w:cs="Times New Roman"/>
+          <w:sz w:val="28"/>
+          <w:szCs w:val="28"/>
+        </w:rPr>
+        <w:t xml:space="preserve">регламент проведения собеседований </w:t>
+      </w:r>
+    </w:p>
+    <w:p>
+      <w:pPr>
+        <w:spacing w:line="360" w:lineRule="auto"/>
+        <w:jc w:val="both"/>
+        <w:rPr>
+          <w:rFonts w:ascii="Times New Roman" w:hAnsi="Times New Roman" w:cs="Times New Roman"/>
+          <w:sz w:val="28"/>
+          <w:szCs w:val="28"/>
+        </w:rPr>
+      </w:pPr>
+      <w:r>
+        <w:rPr>
+          <w:rFonts w:ascii="Times New Roman" w:hAnsi="Times New Roman" w:cs="Times New Roman"/>
+          <w:b/>
+          <w:bCs/>
+          <w:sz w:val="28"/>
+          <w:szCs w:val="28"/>
+        </w:rPr>
+        <w:t>Механизмы:</w:t>
+      </w:r>
+    </w:p>
+    <w:p>
+      <w:pPr>
+        <w:numPr>
+          <w:ilvl w:val="0"/>
+          <w:numId w:val="21"/>
+        </w:numPr>
+        <w:spacing w:line="360" w:lineRule="auto"/>
+        <w:jc w:val="both"/>
+        <w:rPr>
+          <w:rFonts w:ascii="Times New Roman" w:hAnsi="Times New Roman" w:cs="Times New Roman"/>
+          <w:sz w:val="28"/>
+          <w:szCs w:val="28"/>
+        </w:rPr>
+      </w:pPr>
+      <w:r>
+        <w:rPr>
+          <w:rFonts w:ascii="Times New Roman" w:hAnsi="Times New Roman" w:cs="Times New Roman"/>
+          <w:sz w:val="28"/>
+          <w:szCs w:val="28"/>
+        </w:rPr>
+        <w:t xml:space="preserve">рекрутер </w:t>
+      </w:r>
+    </w:p>
+    <w:p>
+      <w:pPr>
+        <w:numPr>
+          <w:ilvl w:val="0"/>
+          <w:numId w:val="21"/>
+        </w:numPr>
+        <w:spacing w:line="360" w:lineRule="auto"/>
+        <w:jc w:val="both"/>
+        <w:rPr>
+          <w:rFonts w:ascii="Times New Roman" w:hAnsi="Times New Roman" w:cs="Times New Roman"/>
+          <w:sz w:val="28"/>
+          <w:szCs w:val="28"/>
+        </w:rPr>
+      </w:pPr>
+      <w:r>
+        <w:rPr>
+          <w:rFonts w:ascii="Times New Roman" w:hAnsi="Times New Roman" w:cs="Times New Roman"/>
+          <w:sz w:val="28"/>
+          <w:szCs w:val="28"/>
+        </w:rPr>
+        <w:t xml:space="preserve">офис </w:t>
+      </w:r>
+    </w:p>
+    <w:p>
+      <w:pPr>
+        <w:spacing w:line="360" w:lineRule="auto"/>
+        <w:jc w:val="both"/>
+        <w:rPr>
+          <w:rFonts w:ascii="Times New Roman" w:hAnsi="Times New Roman" w:cs="Times New Roman"/>
+          <w:sz w:val="28"/>
+          <w:szCs w:val="28"/>
+        </w:rPr>
+      </w:pPr>
+      <w:r>
+        <w:rPr>
+          <w:rFonts w:ascii="Times New Roman" w:hAnsi="Times New Roman" w:cs="Times New Roman"/>
+          <w:sz w:val="28"/>
+          <w:szCs w:val="28"/>
+        </w:rPr>
+        <w:t>В рамках процесса проводятся собеседования и осуществляется оценка кандидатов.</w:t>
+      </w:r>
+    </w:p>
+    <w:p>
+      <w:pPr>
+        <w:spacing w:line="360" w:lineRule="auto"/>
+        <w:jc w:val="both"/>
+        <w:rPr>
+          <w:rFonts w:ascii="Times New Roman" w:hAnsi="Times New Roman" w:cs="Times New Roman"/>
+          <w:sz w:val="28"/>
+          <w:szCs w:val="28"/>
+        </w:rPr>
+      </w:pPr>
+    </w:p>
+    <w:p>
+      <w:pPr>
+        <w:spacing w:line="360" w:lineRule="auto"/>
+        <w:jc w:val="both"/>
+        <w:rPr>
+          <w:rFonts w:ascii="Times New Roman" w:hAnsi="Times New Roman" w:cs="Times New Roman"/>
+          <w:b/>
+          <w:bCs/>
+          <w:sz w:val="28"/>
+          <w:szCs w:val="28"/>
+        </w:rPr>
+      </w:pPr>
+      <w:r>
+        <w:rPr>
+          <w:rFonts w:ascii="Times New Roman" w:hAnsi="Times New Roman" w:cs="Times New Roman"/>
+          <w:b/>
+          <w:bCs/>
+          <w:sz w:val="28"/>
+          <w:szCs w:val="28"/>
+        </w:rPr>
+        <w:t>A4 — Принятие решения и закрытие вакансии</w:t>
+      </w:r>
+    </w:p>
+    <w:p>
+      <w:pPr>
+        <w:spacing w:line="360" w:lineRule="auto"/>
+        <w:jc w:val="both"/>
+        <w:rPr>
+          <w:rFonts w:ascii="Times New Roman" w:hAnsi="Times New Roman" w:cs="Times New Roman"/>
+          <w:sz w:val="28"/>
+          <w:szCs w:val="28"/>
+        </w:rPr>
+      </w:pPr>
+      <w:r>
+        <w:rPr>
+          <w:rFonts w:ascii="Times New Roman" w:hAnsi="Times New Roman" w:cs="Times New Roman"/>
+          <w:sz w:val="28"/>
+          <w:szCs w:val="28"/>
+        </w:rPr>
+        <w:t>Процесс A4 «Принятие решения и закрытие вакансии» завершает процесс подбора персонала.</w:t>
+      </w:r>
+    </w:p>
+    <w:p>
+      <w:pPr>
+        <w:spacing w:line="360" w:lineRule="auto"/>
+        <w:jc w:val="both"/>
+        <w:rPr>
+          <w:rFonts w:ascii="Times New Roman" w:hAnsi="Times New Roman" w:cs="Times New Roman"/>
+          <w:sz w:val="28"/>
+          <w:szCs w:val="28"/>
+        </w:rPr>
+      </w:pPr>
+      <w:r>
+        <w:rPr>
+          <w:rFonts w:ascii="Times New Roman" w:hAnsi="Times New Roman" w:cs="Times New Roman"/>
+          <w:b/>
+          <w:bCs/>
+          <w:sz w:val="28"/>
+          <w:szCs w:val="28"/>
+        </w:rPr>
+        <w:t>Входные данные:</w:t>
+      </w:r>
+    </w:p>
+    <w:p>
+      <w:pPr>
+        <w:numPr>
+          <w:ilvl w:val="0"/>
+          <w:numId w:val="18"/>
+        </w:numPr>
+        <w:spacing w:line="360" w:lineRule="auto"/>
+        <w:jc w:val="both"/>
+        <w:rPr>
+          <w:rFonts w:ascii="Times New Roman" w:hAnsi="Times New Roman" w:cs="Times New Roman"/>
+          <w:sz w:val="28"/>
+          <w:szCs w:val="28"/>
+        </w:rPr>
+      </w:pPr>
+      <w:r>
+        <w:rPr>
+          <w:rFonts w:ascii="Times New Roman" w:hAnsi="Times New Roman" w:cs="Times New Roman"/>
+          <w:sz w:val="28"/>
+          <w:szCs w:val="28"/>
+        </w:rPr>
+        <w:t xml:space="preserve">оцениваемые кандидаты </w:t>
+      </w:r>
+    </w:p>
+    <w:p>
+      <w:pPr>
+        <w:spacing w:line="360" w:lineRule="auto"/>
+        <w:jc w:val="both"/>
+        <w:rPr>
+          <w:rFonts w:ascii="Times New Roman" w:hAnsi="Times New Roman" w:cs="Times New Roman"/>
+          <w:sz w:val="28"/>
+          <w:szCs w:val="28"/>
+        </w:rPr>
+      </w:pPr>
+      <w:r>
+        <w:rPr>
+          <w:rFonts w:ascii="Times New Roman" w:hAnsi="Times New Roman" w:cs="Times New Roman"/>
+          <w:b/>
+          <w:bCs/>
+          <w:sz w:val="28"/>
+          <w:szCs w:val="28"/>
+        </w:rPr>
+        <w:t>Выходные данные:</w:t>
+      </w:r>
+    </w:p>
+    <w:p>
+      <w:pPr>
+        <w:numPr>
+          <w:ilvl w:val="0"/>
+          <w:numId w:val="17"/>
+        </w:numPr>
+        <w:spacing w:line="360" w:lineRule="auto"/>
+        <w:jc w:val="both"/>
+        <w:rPr>
+          <w:rFonts w:ascii="Times New Roman" w:hAnsi="Times New Roman" w:cs="Times New Roman"/>
+          <w:sz w:val="28"/>
+          <w:szCs w:val="28"/>
+        </w:rPr>
+      </w:pPr>
+      <w:r>
+        <w:rPr>
+          <w:rFonts w:ascii="Times New Roman" w:hAnsi="Times New Roman" w:cs="Times New Roman"/>
+          <w:sz w:val="28"/>
+          <w:szCs w:val="28"/>
+        </w:rPr>
+        <w:t xml:space="preserve">подобранные кандидаты </w:t>
+      </w:r>
+    </w:p>
+    <w:p>
+      <w:pPr>
+        <w:numPr>
+          <w:ilvl w:val="0"/>
+          <w:numId w:val="17"/>
+        </w:numPr>
+        <w:spacing w:line="360" w:lineRule="auto"/>
+        <w:jc w:val="both"/>
+        <w:rPr>
+          <w:rFonts w:ascii="Times New Roman" w:hAnsi="Times New Roman" w:cs="Times New Roman"/>
+          <w:sz w:val="28"/>
+          <w:szCs w:val="28"/>
+        </w:rPr>
+      </w:pPr>
+      <w:r>
+        <w:rPr>
+          <w:rFonts w:ascii="Times New Roman" w:hAnsi="Times New Roman" w:cs="Times New Roman"/>
+          <w:sz w:val="28"/>
+          <w:szCs w:val="28"/>
+        </w:rPr>
+        <w:t xml:space="preserve">закрытие вакансии </w:t>
+      </w:r>
+    </w:p>
+    <w:p>
+      <w:pPr>
+        <w:numPr>
+          <w:ilvl w:val="0"/>
+          <w:numId w:val="17"/>
+        </w:numPr>
+        <w:spacing w:line="360" w:lineRule="auto"/>
+        <w:jc w:val="both"/>
+        <w:rPr>
+          <w:rFonts w:ascii="Times New Roman" w:hAnsi="Times New Roman" w:cs="Times New Roman"/>
+          <w:sz w:val="28"/>
+          <w:szCs w:val="28"/>
+        </w:rPr>
+      </w:pPr>
+      <w:r>
+        <w:rPr>
+          <w:rFonts w:ascii="Times New Roman" w:hAnsi="Times New Roman" w:cs="Times New Roman"/>
+          <w:sz w:val="28"/>
+          <w:szCs w:val="28"/>
+        </w:rPr>
+        <w:t xml:space="preserve">отчёт о подборе </w:t>
+      </w:r>
+    </w:p>
+    <w:p>
+      <w:pPr>
+        <w:spacing w:line="360" w:lineRule="auto"/>
+        <w:jc w:val="both"/>
+        <w:rPr>
+          <w:rFonts w:ascii="Times New Roman" w:hAnsi="Times New Roman" w:cs="Times New Roman"/>
+          <w:sz w:val="28"/>
+          <w:szCs w:val="28"/>
+        </w:rPr>
+      </w:pPr>
+      <w:r>
+        <w:rPr>
+          <w:rFonts w:ascii="Times New Roman" w:hAnsi="Times New Roman" w:cs="Times New Roman"/>
+          <w:b/>
+          <w:bCs/>
+          <w:sz w:val="28"/>
+          <w:szCs w:val="28"/>
+        </w:rPr>
+        <w:t>Управляющие воздействия:</w:t>
+      </w:r>
+    </w:p>
+    <w:p>
+      <w:pPr>
+        <w:numPr>
+          <w:ilvl w:val="0"/>
+          <w:numId w:val="19"/>
+        </w:numPr>
+        <w:spacing w:line="360" w:lineRule="auto"/>
+        <w:jc w:val="both"/>
+        <w:rPr>
+          <w:rFonts w:ascii="Times New Roman" w:hAnsi="Times New Roman" w:cs="Times New Roman"/>
+          <w:sz w:val="28"/>
+          <w:szCs w:val="28"/>
+        </w:rPr>
+      </w:pPr>
+      <w:r>
+        <w:rPr>
+          <w:rFonts w:ascii="Times New Roman" w:hAnsi="Times New Roman" w:cs="Times New Roman"/>
+          <w:sz w:val="28"/>
+          <w:szCs w:val="28"/>
+        </w:rPr>
+        <w:t xml:space="preserve">договор с работодателем </w:t>
+      </w:r>
+    </w:p>
+    <w:p>
+      <w:pPr>
+        <w:spacing w:line="360" w:lineRule="auto"/>
+        <w:jc w:val="both"/>
+        <w:rPr>
+          <w:rFonts w:ascii="Times New Roman" w:hAnsi="Times New Roman" w:cs="Times New Roman"/>
+          <w:sz w:val="28"/>
+          <w:szCs w:val="28"/>
+        </w:rPr>
+      </w:pPr>
+      <w:r>
+        <w:rPr>
+          <w:rFonts w:ascii="Times New Roman" w:hAnsi="Times New Roman" w:cs="Times New Roman"/>
+          <w:b/>
+          <w:bCs/>
+          <w:sz w:val="28"/>
+          <w:szCs w:val="28"/>
+        </w:rPr>
+        <w:t>Механизмы:</w:t>
+      </w:r>
+    </w:p>
+    <w:p>
+      <w:pPr>
+        <w:numPr>
+          <w:ilvl w:val="0"/>
+          <w:numId w:val="20"/>
+        </w:numPr>
+        <w:spacing w:line="360" w:lineRule="auto"/>
+        <w:jc w:val="both"/>
+        <w:rPr>
+          <w:rFonts w:ascii="Times New Roman" w:hAnsi="Times New Roman" w:cs="Times New Roman"/>
+          <w:sz w:val="28"/>
+          <w:szCs w:val="28"/>
+        </w:rPr>
+      </w:pPr>
+      <w:r>
+        <w:rPr>
+          <w:rFonts w:ascii="Times New Roman" w:hAnsi="Times New Roman" w:cs="Times New Roman"/>
+          <w:sz w:val="28"/>
+          <w:szCs w:val="28"/>
+        </w:rPr>
+        <w:t xml:space="preserve">работодатель </w:t>
+      </w:r>
+    </w:p>
+    <w:p>
+      <w:pPr>
+        <w:spacing w:line="360" w:lineRule="auto"/>
+        <w:jc w:val="both"/>
+        <w:rPr>
+          <w:rFonts w:ascii="Times New Roman" w:hAnsi="Times New Roman" w:cs="Times New Roman"/>
+          <w:sz w:val="28"/>
+          <w:szCs w:val="28"/>
+        </w:rPr>
+      </w:pPr>
+      <w:r>
+        <w:rPr>
+          <w:rFonts w:ascii="Times New Roman" w:hAnsi="Times New Roman" w:cs="Times New Roman"/>
+          <w:sz w:val="28"/>
+          <w:szCs w:val="28"/>
+        </w:rPr>
+        <w:t>В результате выполнения процесса принимается окончательное решение о найме кандидата и осуществляется закрытие вакансии.</w:t>
+      </w:r>
+    </w:p>
+    <w:p>
+      <w:pPr>
+        <w:spacing w:line="360" w:lineRule="auto"/>
+        <w:jc w:val="both"/>
+        <w:rPr>
+          <w:rFonts w:ascii="Times New Roman" w:hAnsi="Times New Roman" w:cs="Times New Roman"/>
+          <w:sz w:val="28"/>
+          <w:szCs w:val="28"/>
+        </w:rPr>
+      </w:pPr>
+    </w:p>
+    <w:p>
+      <w:pPr>
+        <w:pStyle w:val="2"/>
+        <w:rPr>
+          <w:rFonts w:ascii="Times New Roman" w:hAnsi="Times New Roman" w:cs="Times New Roman"/>
+          <w:color w:val="auto"/>
+          <w:sz w:val="28"/>
+        </w:rPr>
+      </w:pPr>
+      <w:r>
+        <w:rPr>
+          <w:rFonts w:ascii="Times New Roman" w:hAnsi="Times New Roman" w:cs="Times New Roman"/>
+          <w:color w:val="auto"/>
+          <w:sz w:val="28"/>
+        </w:rPr>
+        <w:t>2.2</w:t>
+      </w:r>
+      <w:r>
+        <w:rPr>
+          <w:rFonts w:ascii="Times New Roman" w:hAnsi="Times New Roman" w:cs="Times New Roman"/>
+          <w:color w:val="auto"/>
+          <w:sz w:val="28"/>
+        </w:rPr>
+        <w:t xml:space="preserve"> Модель предметной области в нотации </w:t>
+      </w:r>
+      <w:r>
+        <w:rPr>
+          <w:rFonts w:ascii="Times New Roman" w:hAnsi="Times New Roman" w:cs="Times New Roman"/>
+          <w:color w:val="auto"/>
+          <w:sz w:val="28"/>
+          <w:lang w:val="en-US"/>
+        </w:rPr>
+        <w:t>DFD</w:t>
+      </w:r>
+    </w:p>
+    <w:p>
+      <w:pPr>
+        <w:spacing w:before="100" w:beforeAutospacing="1" w:after="100" w:afterAutospacing="1" w:line="360" w:lineRule="auto"/>
+        <w:jc w:val="both"/>
+        <w:rPr>
+          <w:rFonts w:ascii="Times New Roman" w:eastAsia="Times New Roman" w:hAnsi="Times New Roman" w:cs="Times New Roman"/>
+          <w:sz w:val="28"/>
+          <w:szCs w:val="28"/>
+          <w:lang w:eastAsia="ru-RU"/>
+        </w:rPr>
+      </w:pPr>
+      <w:r>
+        <w:rPr>
+          <w:rFonts w:ascii="Times New Roman" w:eastAsia="Times New Roman" w:hAnsi="Times New Roman" w:cs="Times New Roman"/>
+          <w:sz w:val="28"/>
+          <w:szCs w:val="28"/>
+          <w:lang w:eastAsia="ru-RU"/>
+        </w:rPr>
+        <w:t>DFD (</w:t>
+      </w:r>
+      <w:proofErr w:type="spellStart"/>
+      <w:r>
+        <w:rPr>
+          <w:rFonts w:ascii="Times New Roman" w:eastAsia="Times New Roman" w:hAnsi="Times New Roman" w:cs="Times New Roman"/>
+          <w:sz w:val="28"/>
+          <w:szCs w:val="28"/>
+          <w:lang w:eastAsia="ru-RU"/>
+        </w:rPr>
+        <w:t>Data</w:t>
+      </w:r>
+      <w:proofErr w:type="spellEnd"/>
+      <w:r>
+        <w:rPr>
+          <w:rFonts w:ascii="Times New Roman" w:eastAsia="Times New Roman" w:hAnsi="Times New Roman" w:cs="Times New Roman"/>
+          <w:sz w:val="28"/>
+          <w:szCs w:val="28"/>
+          <w:lang w:eastAsia="ru-RU"/>
+        </w:rPr>
+        <w:t xml:space="preserve"> </w:t>
+      </w:r>
+      <w:proofErr w:type="spellStart"/>
+      <w:r>
+        <w:rPr>
+          <w:rFonts w:ascii="Times New Roman" w:eastAsia="Times New Roman" w:hAnsi="Times New Roman" w:cs="Times New Roman"/>
+          <w:sz w:val="28"/>
+          <w:szCs w:val="28"/>
+          <w:lang w:eastAsia="ru-RU"/>
+        </w:rPr>
+        <w:t>Flow</w:t>
+      </w:r>
+      <w:proofErr w:type="spellEnd"/>
+      <w:r>
+        <w:rPr>
+          <w:rFonts w:ascii="Times New Roman" w:eastAsia="Times New Roman" w:hAnsi="Times New Roman" w:cs="Times New Roman"/>
+          <w:sz w:val="28"/>
+          <w:szCs w:val="28"/>
+          <w:lang w:eastAsia="ru-RU"/>
+        </w:rPr>
+        <w:t xml:space="preserve"> </w:t>
+      </w:r>
+      <w:proofErr w:type="spellStart"/>
+      <w:r>
+        <w:rPr>
+          <w:rFonts w:ascii="Times New Roman" w:eastAsia="Times New Roman" w:hAnsi="Times New Roman" w:cs="Times New Roman"/>
+          <w:sz w:val="28"/>
+          <w:szCs w:val="28"/>
+          <w:lang w:eastAsia="ru-RU"/>
+        </w:rPr>
+        <w:t>Diagram</w:t>
+      </w:r>
+      <w:proofErr w:type="spellEnd"/>
+      <w:r>
+        <w:rPr>
+          <w:rFonts w:ascii="Times New Roman" w:eastAsia="Times New Roman" w:hAnsi="Times New Roman" w:cs="Times New Roman"/>
+          <w:sz w:val="28"/>
+          <w:szCs w:val="28"/>
+          <w:lang w:eastAsia="ru-RU"/>
+        </w:rPr>
+        <w:t>) — это диаграмма потоков данных, предназначенная для графического представления процессов обработки информации в информационной системе. Данная нотация используется для описания потоков данных между процессами, внешними сущностями и хранилищами данных.</w:t>
+      </w:r>
+    </w:p>
+    <w:p>
+      <w:pPr>
+        <w:spacing w:before="100" w:beforeAutospacing="1" w:after="100" w:afterAutospacing="1" w:line="360" w:lineRule="auto"/>
+        <w:jc w:val="both"/>
+        <w:rPr>
+          <w:rFonts w:ascii="Times New Roman" w:eastAsia="Times New Roman" w:hAnsi="Times New Roman" w:cs="Times New Roman"/>
+          <w:sz w:val="28"/>
+          <w:szCs w:val="28"/>
+          <w:lang w:eastAsia="ru-RU"/>
+        </w:rPr>
+      </w:pPr>
+      <w:r>
+        <w:rPr>
+          <w:rFonts w:ascii="Times New Roman" w:eastAsia="Times New Roman" w:hAnsi="Times New Roman" w:cs="Times New Roman"/>
+          <w:sz w:val="28"/>
+          <w:szCs w:val="28"/>
+          <w:lang w:eastAsia="ru-RU"/>
+        </w:rPr>
+        <w:t xml:space="preserve">Основной целью построения DFD-диаграмм является моделирование движения информации внутри системы и определение логики обработки данных. </w:t>
+      </w:r>
+      <w:r>
+        <w:rPr>
+          <w:rFonts w:ascii="Times New Roman" w:eastAsia="Times New Roman" w:hAnsi="Times New Roman" w:cs="Times New Roman"/>
+          <w:sz w:val="28"/>
+          <w:szCs w:val="28"/>
+          <w:lang w:eastAsia="ru-RU"/>
+        </w:rPr>
+        <w:lastRenderedPageBreak/>
+        <w:t>Использование DFD позволяет формализовать процессы функционирования информационной системы без привязки к конкретным программным средствам реализации.</w:t>
+      </w:r>
+    </w:p>
+    <w:p>
+      <w:pPr>
+        <w:spacing w:before="100" w:beforeAutospacing="1" w:after="100" w:afterAutospacing="1" w:line="360" w:lineRule="auto"/>
+        <w:jc w:val="both"/>
+        <w:rPr>
+          <w:rFonts w:ascii="Times New Roman" w:eastAsia="Times New Roman" w:hAnsi="Times New Roman" w:cs="Times New Roman"/>
+          <w:sz w:val="28"/>
+          <w:szCs w:val="28"/>
+          <w:lang w:eastAsia="ru-RU"/>
+        </w:rPr>
+      </w:pPr>
+      <w:r>
+        <w:rPr>
+          <w:rFonts w:ascii="Times New Roman" w:eastAsia="Times New Roman" w:hAnsi="Times New Roman" w:cs="Times New Roman"/>
+          <w:sz w:val="28"/>
+          <w:szCs w:val="28"/>
+          <w:lang w:eastAsia="ru-RU"/>
+        </w:rPr>
+        <w:t>Применение DFD-диаграмм в рамках проектирования информационной системы кадрового агентства позволяет:</w:t>
+      </w:r>
+    </w:p>
+    <w:p>
+      <w:pPr>
+        <w:numPr>
+          <w:ilvl w:val="0"/>
+          <w:numId w:val="28"/>
+        </w:numPr>
+        <w:spacing w:before="100" w:beforeAutospacing="1" w:after="100" w:afterAutospacing="1" w:line="360" w:lineRule="auto"/>
+        <w:jc w:val="both"/>
+        <w:rPr>
+          <w:rFonts w:ascii="Times New Roman" w:eastAsia="Times New Roman" w:hAnsi="Times New Roman" w:cs="Times New Roman"/>
+          <w:sz w:val="28"/>
+          <w:szCs w:val="28"/>
+          <w:lang w:eastAsia="ru-RU"/>
+        </w:rPr>
+      </w:pPr>
+      <w:r>
+        <w:rPr>
+          <w:rFonts w:ascii="Times New Roman" w:eastAsia="Times New Roman" w:hAnsi="Times New Roman" w:cs="Times New Roman"/>
+          <w:sz w:val="28"/>
+          <w:szCs w:val="28"/>
+          <w:lang w:eastAsia="ru-RU"/>
+        </w:rPr>
+        <w:t xml:space="preserve">определить основные процессы обработки данных; </w:t>
+      </w:r>
+    </w:p>
+    <w:p>
+      <w:pPr>
+        <w:numPr>
+          <w:ilvl w:val="0"/>
+          <w:numId w:val="28"/>
+        </w:numPr>
+        <w:spacing w:before="100" w:beforeAutospacing="1" w:after="100" w:afterAutospacing="1" w:line="360" w:lineRule="auto"/>
+        <w:jc w:val="both"/>
+        <w:rPr>
+          <w:rFonts w:ascii="Times New Roman" w:eastAsia="Times New Roman" w:hAnsi="Times New Roman" w:cs="Times New Roman"/>
+          <w:sz w:val="28"/>
+          <w:szCs w:val="28"/>
+          <w:lang w:eastAsia="ru-RU"/>
+        </w:rPr>
+      </w:pPr>
+      <w:r>
+        <w:rPr>
+          <w:rFonts w:ascii="Times New Roman" w:eastAsia="Times New Roman" w:hAnsi="Times New Roman" w:cs="Times New Roman"/>
+          <w:sz w:val="28"/>
+          <w:szCs w:val="28"/>
+          <w:lang w:eastAsia="ru-RU"/>
+        </w:rPr>
+        <w:t xml:space="preserve">выявить входные и выходные информационные потоки; </w:t>
+      </w:r>
+    </w:p>
+    <w:p>
+      <w:pPr>
+        <w:numPr>
+          <w:ilvl w:val="0"/>
+          <w:numId w:val="28"/>
+        </w:numPr>
+        <w:spacing w:before="100" w:beforeAutospacing="1" w:after="100" w:afterAutospacing="1" w:line="360" w:lineRule="auto"/>
+        <w:jc w:val="both"/>
+        <w:rPr>
+          <w:rFonts w:ascii="Times New Roman" w:eastAsia="Times New Roman" w:hAnsi="Times New Roman" w:cs="Times New Roman"/>
+          <w:sz w:val="28"/>
+          <w:szCs w:val="28"/>
+          <w:lang w:eastAsia="ru-RU"/>
+        </w:rPr>
+      </w:pPr>
+      <w:r>
+        <w:rPr>
+          <w:rFonts w:ascii="Times New Roman" w:eastAsia="Times New Roman" w:hAnsi="Times New Roman" w:cs="Times New Roman"/>
+          <w:sz w:val="28"/>
+          <w:szCs w:val="28"/>
+          <w:lang w:eastAsia="ru-RU"/>
+        </w:rPr>
+        <w:t xml:space="preserve">определить используемые хранилища данных; </w:t>
+      </w:r>
+    </w:p>
+    <w:p>
+      <w:pPr>
+        <w:numPr>
+          <w:ilvl w:val="0"/>
+          <w:numId w:val="28"/>
+        </w:numPr>
+        <w:spacing w:before="100" w:beforeAutospacing="1" w:after="100" w:afterAutospacing="1" w:line="360" w:lineRule="auto"/>
+        <w:jc w:val="both"/>
+        <w:rPr>
+          <w:rFonts w:ascii="Times New Roman" w:eastAsia="Times New Roman" w:hAnsi="Times New Roman" w:cs="Times New Roman"/>
+          <w:sz w:val="28"/>
+          <w:szCs w:val="28"/>
+          <w:lang w:eastAsia="ru-RU"/>
+        </w:rPr>
+      </w:pPr>
+      <w:r>
+        <w:rPr>
+          <w:rFonts w:ascii="Times New Roman" w:eastAsia="Times New Roman" w:hAnsi="Times New Roman" w:cs="Times New Roman"/>
+          <w:sz w:val="28"/>
+          <w:szCs w:val="28"/>
+          <w:lang w:eastAsia="ru-RU"/>
+        </w:rPr>
+        <w:t xml:space="preserve">описать взаимодействие пользователей с системой; </w:t>
+      </w:r>
+    </w:p>
+    <w:p>
+      <w:pPr>
+        <w:numPr>
+          <w:ilvl w:val="0"/>
+          <w:numId w:val="28"/>
+        </w:numPr>
+        <w:spacing w:before="100" w:beforeAutospacing="1" w:after="100" w:afterAutospacing="1" w:line="360" w:lineRule="auto"/>
+        <w:jc w:val="both"/>
+        <w:rPr>
+          <w:rFonts w:ascii="Times New Roman" w:eastAsia="Times New Roman" w:hAnsi="Times New Roman" w:cs="Times New Roman"/>
+          <w:sz w:val="28"/>
+          <w:szCs w:val="28"/>
+          <w:lang w:eastAsia="ru-RU"/>
+        </w:rPr>
+      </w:pPr>
+      <w:r>
+        <w:rPr>
+          <w:rFonts w:ascii="Times New Roman" w:eastAsia="Times New Roman" w:hAnsi="Times New Roman" w:cs="Times New Roman"/>
+          <w:sz w:val="28"/>
+          <w:szCs w:val="28"/>
+          <w:lang w:eastAsia="ru-RU"/>
+        </w:rPr>
+        <w:t>подготовить основу для дальнейшего проектирования базы данных и программной архитектуры</w:t>
+      </w:r>
+    </w:p>
+    <w:p>
+      <w:pPr>
+        <w:jc w:val="both"/>
+        <w:rPr>
+          <w:rFonts w:ascii="Times New Roman" w:hAnsi="Times New Roman" w:cs="Times New Roman"/>
+          <w:sz w:val="28"/>
+          <w:szCs w:val="28"/>
+        </w:rPr>
+      </w:pPr>
+      <w:r>
+        <w:rPr>
+          <w:rFonts w:ascii="Times New Roman" w:hAnsi="Times New Roman" w:cs="Times New Roman"/>
+          <w:sz w:val="28"/>
+          <w:szCs w:val="28"/>
+        </w:rPr>
+        <w:t>При построении DFD-диаграмм используютс</w:t>
+      </w:r>
+      <w:r>
+        <w:rPr>
+          <w:rFonts w:ascii="Times New Roman" w:hAnsi="Times New Roman" w:cs="Times New Roman"/>
+          <w:sz w:val="28"/>
+          <w:szCs w:val="28"/>
+        </w:rPr>
+        <w:t>я следующие основные компоненты</w:t>
+      </w:r>
+      <w:r>
+        <w:rPr>
+          <w:rFonts w:ascii="Times New Roman" w:hAnsi="Times New Roman" w:cs="Times New Roman"/>
+          <w:sz w:val="28"/>
+          <w:szCs w:val="28"/>
+        </w:rPr>
+        <w:t>:</w:t>
+      </w:r>
+    </w:p>
+    <w:p>
+      <w:pPr>
+        <w:pStyle w:val="a8"/>
+        <w:numPr>
+          <w:ilvl w:val="0"/>
+          <w:numId w:val="29"/>
+        </w:numPr>
+        <w:spacing w:line="360" w:lineRule="auto"/>
+        <w:jc w:val="both"/>
+        <w:rPr>
+          <w:rFonts w:ascii="Times New Roman" w:hAnsi="Times New Roman" w:cs="Times New Roman"/>
+          <w:b/>
+          <w:sz w:val="28"/>
+          <w:szCs w:val="28"/>
+        </w:rPr>
+      </w:pPr>
+      <w:r>
+        <w:rPr>
+          <w:rFonts w:ascii="Times New Roman" w:hAnsi="Times New Roman" w:cs="Times New Roman"/>
+          <w:sz w:val="28"/>
+          <w:szCs w:val="28"/>
+        </w:rPr>
+        <w:t>Процесс представляет собой действие или функцию, выполняемую системой над входными данными с целью получения выходной информации.</w:t>
+      </w:r>
+      <w:r>
+        <w:rPr>
+          <w:rFonts w:ascii="Times New Roman" w:hAnsi="Times New Roman" w:cs="Times New Roman"/>
+          <w:sz w:val="28"/>
+          <w:szCs w:val="28"/>
+        </w:rPr>
+        <w:t xml:space="preserve"> </w:t>
+      </w:r>
+      <w:r>
+        <w:rPr>
+          <w:rFonts w:ascii="Times New Roman" w:hAnsi="Times New Roman" w:cs="Times New Roman"/>
+          <w:sz w:val="28"/>
+          <w:szCs w:val="28"/>
+        </w:rPr>
+        <w:t>На диаграмме процесс изображается в виде прямоугольника со скруглёнными углами.</w:t>
+      </w:r>
+    </w:p>
+    <w:p>
+      <w:pPr>
+        <w:pStyle w:val="a7"/>
+        <w:numPr>
+          <w:ilvl w:val="0"/>
+          <w:numId w:val="29"/>
+        </w:numPr>
+        <w:spacing w:line="360" w:lineRule="auto"/>
+        <w:jc w:val="both"/>
+        <w:rPr>
+          <w:sz w:val="28"/>
+          <w:szCs w:val="28"/>
+        </w:rPr>
+      </w:pPr>
+      <w:r>
+        <w:rPr>
+          <w:sz w:val="28"/>
+          <w:szCs w:val="28"/>
+        </w:rPr>
+        <w:t>Поток данных отображает передачу информации между компонентами системы.</w:t>
+      </w:r>
+      <w:r>
+        <w:rPr>
+          <w:sz w:val="28"/>
+          <w:szCs w:val="28"/>
+        </w:rPr>
+        <w:t xml:space="preserve"> </w:t>
+      </w:r>
+      <w:r>
+        <w:rPr>
+          <w:sz w:val="28"/>
+          <w:szCs w:val="28"/>
+        </w:rPr>
+        <w:t>На диаграмме поток данных изображается в виде направленной стрелки с подписью, характеризующей передаваемые данные.</w:t>
+      </w:r>
+    </w:p>
+    <w:p>
+      <w:pPr>
+        <w:pStyle w:val="a7"/>
+        <w:numPr>
+          <w:ilvl w:val="0"/>
+          <w:numId w:val="29"/>
+        </w:numPr>
+        <w:spacing w:line="360" w:lineRule="auto"/>
+        <w:jc w:val="both"/>
+        <w:rPr>
+          <w:sz w:val="28"/>
+          <w:szCs w:val="28"/>
+        </w:rPr>
+      </w:pPr>
+      <w:r>
+        <w:rPr>
+          <w:sz w:val="28"/>
+          <w:szCs w:val="28"/>
+        </w:rPr>
+        <w:t>Хранилище данных предназначено для хранения информации, используемой в процессе функционирования системы.</w:t>
+      </w:r>
+      <w:r>
+        <w:rPr>
+          <w:sz w:val="28"/>
+          <w:szCs w:val="28"/>
+        </w:rPr>
+        <w:t xml:space="preserve"> </w:t>
+      </w:r>
+      <w:r>
+        <w:rPr>
+          <w:sz w:val="28"/>
+          <w:szCs w:val="28"/>
+        </w:rPr>
+        <w:t>На диаграмме хранилище данных изображается в виде открытого прямоугольника.</w:t>
+      </w:r>
+    </w:p>
+    <w:p>
+      <w:pPr>
+        <w:pStyle w:val="a7"/>
+        <w:numPr>
+          <w:ilvl w:val="0"/>
+          <w:numId w:val="29"/>
+        </w:numPr>
+        <w:spacing w:line="360" w:lineRule="auto"/>
+        <w:jc w:val="both"/>
+        <w:rPr>
+          <w:sz w:val="28"/>
+          <w:szCs w:val="28"/>
+        </w:rPr>
+      </w:pPr>
+      <w:r>
+        <w:rPr>
+          <w:sz w:val="28"/>
+          <w:szCs w:val="28"/>
+        </w:rPr>
+        <w:t>Внешняя сущность представляет объект, взаимодействующий с системой, но не входящий в её состав.</w:t>
+      </w:r>
+      <w:r>
+        <w:rPr>
+          <w:sz w:val="28"/>
+          <w:szCs w:val="28"/>
+        </w:rPr>
+        <w:t xml:space="preserve"> </w:t>
+      </w:r>
+      <w:r>
+        <w:rPr>
+          <w:sz w:val="28"/>
+          <w:szCs w:val="28"/>
+        </w:rPr>
+        <w:t>На диаграмме внешняя сущность изображается в виде прямоугольника.</w:t>
+      </w:r>
+    </w:p>
+    <w:p>
+      <w:pPr>
+        <w:pStyle w:val="a5"/>
+        <w:spacing w:before="11" w:line="360" w:lineRule="auto"/>
+        <w:jc w:val="center"/>
+        <w:rPr>
+          <w:spacing w:val="-2"/>
+        </w:rPr>
+      </w:pPr>
+      <w:r>
+        <w:rPr>
+          <w:b/>
+          <w:noProof/>
+          <w:lang w:eastAsia="ru-RU"/>
+        </w:rPr>
+        <w:lastRenderedPageBreak/>
+        <w:drawing>
+          <wp:anchor distT="0" distB="0" distL="114300" distR="114300" simplePos="0" relativeHeight="251659264" behindDoc="0" locked="0" layoutInCell="1" allowOverlap="1" wp14:anchorId="39863754" wp14:editId="5F1F0096">
+            <wp:simplePos x="0" y="0"/>
+            <wp:positionH relativeFrom="column">
+              <wp:posOffset>9333</wp:posOffset>
+            </wp:positionH>
+            <wp:positionV relativeFrom="paragraph">
+              <wp:posOffset>0</wp:posOffset>
+            </wp:positionV>
+            <wp:extent cx="5676900" cy="4483100"/>
+            <wp:effectExtent l="0" t="0" r="0" b="0"/>
+            <wp:wrapTopAndBottom/>
+            <wp:docPr id="1" name="Рисунок 1"/>
+            <wp:cNvGraphicFramePr>
+              <a:graphicFrameLocks xmlns:a="http://schemas.openxmlformats.org/drawingml/2006/main" noChangeAspect="1"/>
+            </wp:cNvGraphicFramePr>
+            <a:graphic xmlns:a="http://schemas.openxmlformats.org/drawingml/2006/main">
+              <a:graphicData uri="http://schemas.openxmlformats.org/drawingml/2006/picture">
+                <pic:pic xmlns:pic="http://schemas.openxmlformats.org/drawingml/2006/picture">
+                  <pic:nvPicPr>
+                    <pic:cNvPr id="1" name="DFD (2)-DFD Level 0.drawio.png"/>
+                    <pic:cNvPicPr/>
+                  </pic:nvPicPr>
+                  <pic:blipFill>
+                    <a:blip r:embed="rId7" cstate="print">
+                      <a:extLst>
+                        <a:ext uri="{28A0092B-C50C-407E-A947-70E740481C1C}">
+                          <a14:useLocalDpi xmlns:a14="http://schemas.microsoft.com/office/drawing/2010/main" val="0"/>
+                        </a:ext>
+                      </a:extLst>
+                    </a:blip>
+                    <a:stretch>
+                      <a:fillRect/>
+                    </a:stretch>
+                  </pic:blipFill>
+                  <pic:spPr>
+                    <a:xfrm>
+                      <a:off x="0" y="0"/>
+                      <a:ext cx="5676900" cy="4483100"/>
+                    </a:xfrm>
+                    <a:prstGeom prst="rect">
+                      <a:avLst/>
+                    </a:prstGeom>
+                  </pic:spPr>
+                </pic:pic>
+              </a:graphicData>
+            </a:graphic>
+            <wp14:sizeRelH relativeFrom="margin">
+              <wp14:pctWidth>0</wp14:pctWidth>
+            </wp14:sizeRelH>
+            <wp14:sizeRelV relativeFrom="margin">
+              <wp14:pctHeight>0</wp14:pctHeight>
+            </wp14:sizeRelV>
+          </wp:anchor>
+        </w:drawing>
+      </w:r>
+      <w:r>
+        <w:t>Рисунок</w:t>
+      </w:r>
+      <w:r>
+        <w:rPr>
+          <w:spacing w:val="-2"/>
+        </w:rPr>
+        <w:t xml:space="preserve"> </w:t>
+      </w:r>
+      <w:r>
+        <w:t>3</w:t>
+      </w:r>
+      <w:r>
+        <w:rPr>
+          <w:spacing w:val="-1"/>
+        </w:rPr>
+        <w:t xml:space="preserve"> </w:t>
+      </w:r>
+      <w:r>
+        <w:t>-</w:t>
+      </w:r>
+      <w:r>
+        <w:rPr>
+          <w:spacing w:val="-3"/>
+        </w:rPr>
+        <w:t xml:space="preserve"> М</w:t>
+      </w:r>
+      <w:r>
+        <w:t>одель</w:t>
+      </w:r>
+      <w:r>
+        <w:rPr>
+          <w:spacing w:val="-1"/>
+        </w:rPr>
+        <w:t xml:space="preserve"> </w:t>
+      </w:r>
+      <w:r>
+        <w:t>ПО</w:t>
+      </w:r>
+      <w:r>
+        <w:rPr>
+          <w:spacing w:val="-2"/>
+        </w:rPr>
+        <w:t xml:space="preserve"> </w:t>
+      </w:r>
+      <w:r>
+        <w:t>в</w:t>
+      </w:r>
+      <w:r>
+        <w:rPr>
+          <w:spacing w:val="-3"/>
+        </w:rPr>
+        <w:t xml:space="preserve"> </w:t>
+      </w:r>
+      <w:r>
+        <w:t xml:space="preserve">нотации </w:t>
+      </w:r>
+      <w:r>
+        <w:rPr>
+          <w:spacing w:val="-2"/>
+          <w:lang w:val="en-US"/>
+        </w:rPr>
+        <w:t>DFD</w:t>
+      </w:r>
+    </w:p>
+    <w:p>
+      <w:pPr>
+        <w:spacing w:before="100" w:beforeAutospacing="1" w:after="100" w:afterAutospacing="1" w:line="360" w:lineRule="auto"/>
+        <w:jc w:val="both"/>
+        <w:rPr>
+          <w:rFonts w:ascii="Times New Roman" w:eastAsia="Times New Roman" w:hAnsi="Times New Roman" w:cs="Times New Roman"/>
+          <w:sz w:val="28"/>
+          <w:szCs w:val="24"/>
+          <w:lang w:eastAsia="ru-RU"/>
+        </w:rPr>
+      </w:pPr>
+      <w:r>
+        <w:rPr>
+          <w:rFonts w:ascii="Times New Roman" w:eastAsia="Times New Roman" w:hAnsi="Times New Roman" w:cs="Times New Roman"/>
+          <w:sz w:val="28"/>
+          <w:szCs w:val="24"/>
+          <w:lang w:eastAsia="ru-RU"/>
+        </w:rPr>
+        <w:t>Главным процессом диаграммы является процесс «Система подбора персонала», обеспечивающий автоматизацию взаимодействия между кандидатами и работодателями в процессе подбора персонала.</w:t>
+      </w:r>
+    </w:p>
+    <w:p>
+      <w:pPr>
+        <w:spacing w:before="100" w:beforeAutospacing="1" w:after="100" w:afterAutospacing="1" w:line="360" w:lineRule="auto"/>
+        <w:jc w:val="both"/>
+        <w:rPr>
+          <w:rFonts w:ascii="Times New Roman" w:eastAsia="Times New Roman" w:hAnsi="Times New Roman" w:cs="Times New Roman"/>
+          <w:sz w:val="28"/>
+          <w:szCs w:val="24"/>
+          <w:lang w:eastAsia="ru-RU"/>
+        </w:rPr>
+      </w:pPr>
+      <w:r>
+        <w:rPr>
+          <w:rFonts w:ascii="Times New Roman" w:eastAsia="Times New Roman" w:hAnsi="Times New Roman" w:cs="Times New Roman"/>
+          <w:sz w:val="28"/>
+          <w:szCs w:val="24"/>
+          <w:lang w:eastAsia="ru-RU"/>
+        </w:rPr>
+        <w:t>В качестве внешних сущностей в системе выступают:</w:t>
+      </w:r>
+    </w:p>
+    <w:p>
+      <w:pPr>
+        <w:numPr>
+          <w:ilvl w:val="0"/>
+          <w:numId w:val="32"/>
+        </w:numPr>
+        <w:spacing w:before="100" w:beforeAutospacing="1" w:after="100" w:afterAutospacing="1" w:line="360" w:lineRule="auto"/>
+        <w:jc w:val="both"/>
+        <w:rPr>
+          <w:rFonts w:ascii="Times New Roman" w:eastAsia="Times New Roman" w:hAnsi="Times New Roman" w:cs="Times New Roman"/>
+          <w:sz w:val="28"/>
+          <w:szCs w:val="24"/>
+          <w:lang w:eastAsia="ru-RU"/>
+        </w:rPr>
+      </w:pPr>
+      <w:r>
+        <w:rPr>
+          <w:rFonts w:ascii="Times New Roman" w:eastAsia="Times New Roman" w:hAnsi="Times New Roman" w:cs="Times New Roman"/>
+          <w:sz w:val="28"/>
+          <w:szCs w:val="24"/>
+          <w:lang w:eastAsia="ru-RU"/>
+        </w:rPr>
+        <w:t xml:space="preserve">кандидат; </w:t>
+      </w:r>
+    </w:p>
+    <w:p>
+      <w:pPr>
+        <w:numPr>
+          <w:ilvl w:val="0"/>
+          <w:numId w:val="32"/>
+        </w:numPr>
+        <w:spacing w:before="100" w:beforeAutospacing="1" w:after="100" w:afterAutospacing="1" w:line="360" w:lineRule="auto"/>
+        <w:jc w:val="both"/>
+        <w:rPr>
+          <w:rFonts w:ascii="Times New Roman" w:eastAsia="Times New Roman" w:hAnsi="Times New Roman" w:cs="Times New Roman"/>
+          <w:sz w:val="28"/>
+          <w:szCs w:val="24"/>
+          <w:lang w:eastAsia="ru-RU"/>
+        </w:rPr>
+      </w:pPr>
+      <w:r>
+        <w:rPr>
+          <w:rFonts w:ascii="Times New Roman" w:eastAsia="Times New Roman" w:hAnsi="Times New Roman" w:cs="Times New Roman"/>
+          <w:sz w:val="28"/>
+          <w:szCs w:val="24"/>
+          <w:lang w:eastAsia="ru-RU"/>
+        </w:rPr>
+        <w:t xml:space="preserve">работодатель. </w:t>
+      </w:r>
+    </w:p>
+    <w:p>
+      <w:pPr>
+        <w:spacing w:before="100" w:beforeAutospacing="1" w:after="100" w:afterAutospacing="1" w:line="360" w:lineRule="auto"/>
+        <w:jc w:val="both"/>
+        <w:rPr>
+          <w:rFonts w:ascii="Times New Roman" w:eastAsia="Times New Roman" w:hAnsi="Times New Roman" w:cs="Times New Roman"/>
+          <w:sz w:val="28"/>
+          <w:szCs w:val="24"/>
+          <w:lang w:eastAsia="ru-RU"/>
+        </w:rPr>
+      </w:pPr>
+      <w:r>
+        <w:rPr>
+          <w:rFonts w:ascii="Times New Roman" w:eastAsia="Times New Roman" w:hAnsi="Times New Roman" w:cs="Times New Roman"/>
+          <w:sz w:val="28"/>
+          <w:szCs w:val="24"/>
+          <w:lang w:eastAsia="ru-RU"/>
+        </w:rPr>
+        <w:t>Кандидат передаёт системе данные о себе и отклик на вакансию. В ответ система предоставляет информацию о доступных вакансиях и приглашение на собеседование.</w:t>
+      </w:r>
+    </w:p>
+    <w:p>
+      <w:pPr>
+        <w:spacing w:before="100" w:beforeAutospacing="1" w:after="100" w:afterAutospacing="1" w:line="360" w:lineRule="auto"/>
+        <w:jc w:val="both"/>
+        <w:rPr>
+          <w:rFonts w:ascii="Times New Roman" w:eastAsia="Times New Roman" w:hAnsi="Times New Roman" w:cs="Times New Roman"/>
+          <w:sz w:val="28"/>
+          <w:szCs w:val="24"/>
+          <w:lang w:eastAsia="ru-RU"/>
+        </w:rPr>
+      </w:pPr>
+      <w:r>
+        <w:rPr>
+          <w:rFonts w:ascii="Times New Roman" w:eastAsia="Times New Roman" w:hAnsi="Times New Roman" w:cs="Times New Roman"/>
+          <w:sz w:val="28"/>
+          <w:szCs w:val="24"/>
+          <w:lang w:eastAsia="ru-RU"/>
+        </w:rPr>
+        <w:lastRenderedPageBreak/>
+        <w:t>Работодатель передаёт системе данные о вакансии. В результате обработки информации система формирует список кандидатов и результат подбора персонала.</w:t>
+      </w:r>
+    </w:p>
+    <w:p>
+      <w:pPr>
+        <w:spacing w:before="100" w:beforeAutospacing="1" w:after="100" w:afterAutospacing="1" w:line="360" w:lineRule="auto"/>
+        <w:jc w:val="both"/>
+        <w:rPr>
+          <w:rFonts w:ascii="Times New Roman" w:eastAsia="Times New Roman" w:hAnsi="Times New Roman" w:cs="Times New Roman"/>
+          <w:sz w:val="28"/>
+          <w:szCs w:val="24"/>
+          <w:lang w:eastAsia="ru-RU"/>
+        </w:rPr>
+      </w:pPr>
+      <w:r>
+        <w:rPr>
+          <w:rFonts w:ascii="Times New Roman" w:eastAsia="Times New Roman" w:hAnsi="Times New Roman" w:cs="Times New Roman"/>
+          <w:sz w:val="28"/>
+          <w:szCs w:val="24"/>
+          <w:lang w:eastAsia="ru-RU"/>
+        </w:rPr>
+        <w:t>Основные потоки данных DFD-диаграммы уровня 0 представлены ниже:</w:t>
+      </w:r>
+    </w:p>
+    <w:p>
+      <w:pPr>
+        <w:numPr>
+          <w:ilvl w:val="0"/>
+          <w:numId w:val="33"/>
+        </w:numPr>
+        <w:spacing w:before="100" w:beforeAutospacing="1" w:after="100" w:afterAutospacing="1" w:line="360" w:lineRule="auto"/>
+        <w:jc w:val="both"/>
+        <w:rPr>
+          <w:rFonts w:ascii="Times New Roman" w:eastAsia="Times New Roman" w:hAnsi="Times New Roman" w:cs="Times New Roman"/>
+          <w:sz w:val="28"/>
+          <w:szCs w:val="24"/>
+          <w:lang w:eastAsia="ru-RU"/>
+        </w:rPr>
+      </w:pPr>
+      <w:r>
+        <w:rPr>
+          <w:rFonts w:ascii="Times New Roman" w:eastAsia="Times New Roman" w:hAnsi="Times New Roman" w:cs="Times New Roman"/>
+          <w:sz w:val="28"/>
+          <w:szCs w:val="24"/>
+          <w:lang w:eastAsia="ru-RU"/>
+        </w:rPr>
+        <w:t xml:space="preserve">«Данные о кандидате» — информация о кандидате, передаваемая в систему; </w:t>
+      </w:r>
+    </w:p>
+    <w:p>
+      <w:pPr>
+        <w:numPr>
+          <w:ilvl w:val="0"/>
+          <w:numId w:val="33"/>
+        </w:numPr>
+        <w:spacing w:before="100" w:beforeAutospacing="1" w:after="100" w:afterAutospacing="1" w:line="360" w:lineRule="auto"/>
+        <w:jc w:val="both"/>
+        <w:rPr>
+          <w:rFonts w:ascii="Times New Roman" w:eastAsia="Times New Roman" w:hAnsi="Times New Roman" w:cs="Times New Roman"/>
+          <w:sz w:val="28"/>
+          <w:szCs w:val="24"/>
+          <w:lang w:eastAsia="ru-RU"/>
+        </w:rPr>
+      </w:pPr>
+      <w:r>
+        <w:rPr>
+          <w:rFonts w:ascii="Times New Roman" w:eastAsia="Times New Roman" w:hAnsi="Times New Roman" w:cs="Times New Roman"/>
+          <w:sz w:val="28"/>
+          <w:szCs w:val="24"/>
+          <w:lang w:eastAsia="ru-RU"/>
+        </w:rPr>
+        <w:t xml:space="preserve">«Информация о вакансии» — сведения о доступных вакансиях, предоставляемые кандидату; </w:t>
+      </w:r>
+    </w:p>
+    <w:p>
+      <w:pPr>
+        <w:numPr>
+          <w:ilvl w:val="0"/>
+          <w:numId w:val="33"/>
+        </w:numPr>
+        <w:spacing w:before="100" w:beforeAutospacing="1" w:after="100" w:afterAutospacing="1" w:line="360" w:lineRule="auto"/>
+        <w:jc w:val="both"/>
+        <w:rPr>
+          <w:rFonts w:ascii="Times New Roman" w:eastAsia="Times New Roman" w:hAnsi="Times New Roman" w:cs="Times New Roman"/>
+          <w:sz w:val="28"/>
+          <w:szCs w:val="24"/>
+          <w:lang w:eastAsia="ru-RU"/>
+        </w:rPr>
+      </w:pPr>
+      <w:r>
+        <w:rPr>
+          <w:rFonts w:ascii="Times New Roman" w:eastAsia="Times New Roman" w:hAnsi="Times New Roman" w:cs="Times New Roman"/>
+          <w:sz w:val="28"/>
+          <w:szCs w:val="24"/>
+          <w:lang w:eastAsia="ru-RU"/>
+        </w:rPr>
+        <w:t xml:space="preserve">«Отклик на вакансию» — данные о подаче заявки кандидатом; </w:t>
+      </w:r>
+    </w:p>
+    <w:p>
+      <w:pPr>
+        <w:numPr>
+          <w:ilvl w:val="0"/>
+          <w:numId w:val="33"/>
+        </w:numPr>
+        <w:spacing w:before="100" w:beforeAutospacing="1" w:after="100" w:afterAutospacing="1" w:line="360" w:lineRule="auto"/>
+        <w:jc w:val="both"/>
+        <w:rPr>
+          <w:rFonts w:ascii="Times New Roman" w:eastAsia="Times New Roman" w:hAnsi="Times New Roman" w:cs="Times New Roman"/>
+          <w:sz w:val="28"/>
+          <w:szCs w:val="24"/>
+          <w:lang w:eastAsia="ru-RU"/>
+        </w:rPr>
+      </w:pPr>
+      <w:r>
+        <w:rPr>
+          <w:rFonts w:ascii="Times New Roman" w:eastAsia="Times New Roman" w:hAnsi="Times New Roman" w:cs="Times New Roman"/>
+          <w:sz w:val="28"/>
+          <w:szCs w:val="24"/>
+          <w:lang w:eastAsia="ru-RU"/>
+        </w:rPr>
+        <w:t xml:space="preserve">«Приглашение на интервью» — информация о назначении собеседования; </w:t>
+      </w:r>
+    </w:p>
+    <w:p>
+      <w:pPr>
+        <w:numPr>
+          <w:ilvl w:val="0"/>
+          <w:numId w:val="33"/>
+        </w:numPr>
+        <w:spacing w:before="100" w:beforeAutospacing="1" w:after="100" w:afterAutospacing="1" w:line="360" w:lineRule="auto"/>
+        <w:jc w:val="both"/>
+        <w:rPr>
+          <w:rFonts w:ascii="Times New Roman" w:eastAsia="Times New Roman" w:hAnsi="Times New Roman" w:cs="Times New Roman"/>
+          <w:sz w:val="28"/>
+          <w:szCs w:val="24"/>
+          <w:lang w:eastAsia="ru-RU"/>
+        </w:rPr>
+      </w:pPr>
+      <w:r>
+        <w:rPr>
+          <w:rFonts w:ascii="Times New Roman" w:eastAsia="Times New Roman" w:hAnsi="Times New Roman" w:cs="Times New Roman"/>
+          <w:sz w:val="28"/>
+          <w:szCs w:val="24"/>
+          <w:lang w:eastAsia="ru-RU"/>
+        </w:rPr>
+        <w:t xml:space="preserve">«Данные о вакансии» — сведения о вакансии, передаваемые работодателем; </w:t>
+      </w:r>
+    </w:p>
+    <w:p>
+      <w:pPr>
+        <w:numPr>
+          <w:ilvl w:val="0"/>
+          <w:numId w:val="33"/>
+        </w:numPr>
+        <w:spacing w:before="100" w:beforeAutospacing="1" w:after="100" w:afterAutospacing="1" w:line="360" w:lineRule="auto"/>
+        <w:jc w:val="both"/>
+        <w:rPr>
+          <w:rFonts w:ascii="Times New Roman" w:eastAsia="Times New Roman" w:hAnsi="Times New Roman" w:cs="Times New Roman"/>
+          <w:sz w:val="28"/>
+          <w:szCs w:val="24"/>
+          <w:lang w:eastAsia="ru-RU"/>
+        </w:rPr>
+      </w:pPr>
+      <w:r>
+        <w:rPr>
+          <w:rFonts w:ascii="Times New Roman" w:eastAsia="Times New Roman" w:hAnsi="Times New Roman" w:cs="Times New Roman"/>
+          <w:sz w:val="28"/>
+          <w:szCs w:val="24"/>
+          <w:lang w:eastAsia="ru-RU"/>
+        </w:rPr>
+        <w:t xml:space="preserve">«Список кандидатов» — перечень отобранных кандидатов; </w:t>
+      </w:r>
+    </w:p>
+    <w:p>
+      <w:pPr>
+        <w:numPr>
+          <w:ilvl w:val="0"/>
+          <w:numId w:val="33"/>
+        </w:numPr>
+        <w:spacing w:before="100" w:beforeAutospacing="1" w:after="100" w:afterAutospacing="1" w:line="360" w:lineRule="auto"/>
+        <w:jc w:val="both"/>
+        <w:rPr>
+          <w:rFonts w:ascii="Times New Roman" w:eastAsia="Times New Roman" w:hAnsi="Times New Roman" w:cs="Times New Roman"/>
+          <w:sz w:val="28"/>
+          <w:szCs w:val="24"/>
+          <w:lang w:eastAsia="ru-RU"/>
+        </w:rPr>
+      </w:pPr>
+      <w:r>
+        <w:rPr>
+          <w:rFonts w:ascii="Times New Roman" w:eastAsia="Times New Roman" w:hAnsi="Times New Roman" w:cs="Times New Roman"/>
+          <w:sz w:val="28"/>
+          <w:szCs w:val="24"/>
+          <w:lang w:eastAsia="ru-RU"/>
+        </w:rPr>
+        <w:t xml:space="preserve">«Результат подбора» — итоговая информация о подборе персонала. </w:t>
+      </w:r>
+    </w:p>
+    <w:p>
+      <w:pPr>
+        <w:spacing w:before="100" w:beforeAutospacing="1" w:after="100" w:afterAutospacing="1" w:line="360" w:lineRule="auto"/>
+        <w:jc w:val="both"/>
+        <w:rPr>
+          <w:rFonts w:ascii="Times New Roman" w:hAnsi="Times New Roman" w:cs="Times New Roman"/>
+          <w:sz w:val="28"/>
+        </w:rPr>
+      </w:pPr>
+      <w:r>
+        <w:rPr>
+          <w:rFonts w:ascii="Times New Roman" w:hAnsi="Times New Roman" w:cs="Times New Roman"/>
+          <w:sz w:val="28"/>
+        </w:rPr>
+        <w:t xml:space="preserve">Декомпозиция в нотации DFD представляет собой процесс детализации основного процесса системы на несколько взаимосвязанных </w:t>
+      </w:r>
+      <w:proofErr w:type="spellStart"/>
+      <w:r>
+        <w:rPr>
+          <w:rFonts w:ascii="Times New Roman" w:hAnsi="Times New Roman" w:cs="Times New Roman"/>
+          <w:sz w:val="28"/>
+        </w:rPr>
+        <w:t>подпроцессов</w:t>
+      </w:r>
+      <w:proofErr w:type="spellEnd"/>
+      <w:r>
+        <w:rPr>
+          <w:rFonts w:ascii="Times New Roman" w:hAnsi="Times New Roman" w:cs="Times New Roman"/>
+          <w:sz w:val="28"/>
+        </w:rPr>
+        <w:t>. Основной целью декомпозиции является более подробное описание логики функционирования информационной системы и отображение внутренних потоков данных между процессами и хранилищами данных.</w:t>
+      </w:r>
+    </w:p>
+    <w:p>
+      <w:pPr>
+        <w:spacing w:before="100" w:beforeAutospacing="1" w:after="100" w:afterAutospacing="1" w:line="360" w:lineRule="auto"/>
+        <w:jc w:val="both"/>
+        <w:rPr>
+          <w:rFonts w:ascii="Times New Roman" w:eastAsia="Times New Roman" w:hAnsi="Times New Roman" w:cs="Times New Roman"/>
+          <w:sz w:val="28"/>
+          <w:szCs w:val="24"/>
+          <w:lang w:eastAsia="ru-RU"/>
+        </w:rPr>
+      </w:pPr>
+      <w:r>
+        <w:rPr>
+          <w:rFonts w:ascii="Times New Roman" w:eastAsia="Times New Roman" w:hAnsi="Times New Roman" w:cs="Times New Roman"/>
+          <w:sz w:val="28"/>
+          <w:szCs w:val="24"/>
+          <w:lang w:eastAsia="ru-RU"/>
+        </w:rPr>
+        <w:t>Использование декомпозиции позволяет:</w:t>
+      </w:r>
+    </w:p>
+    <w:p>
+      <w:pPr>
+        <w:numPr>
+          <w:ilvl w:val="0"/>
+          <w:numId w:val="34"/>
+        </w:numPr>
+        <w:spacing w:before="100" w:beforeAutospacing="1" w:after="100" w:afterAutospacing="1" w:line="360" w:lineRule="auto"/>
+        <w:jc w:val="both"/>
+        <w:rPr>
+          <w:rFonts w:ascii="Times New Roman" w:eastAsia="Times New Roman" w:hAnsi="Times New Roman" w:cs="Times New Roman"/>
+          <w:sz w:val="28"/>
+          <w:szCs w:val="24"/>
+          <w:lang w:eastAsia="ru-RU"/>
+        </w:rPr>
+      </w:pPr>
+      <w:r>
+        <w:rPr>
+          <w:rFonts w:ascii="Times New Roman" w:eastAsia="Times New Roman" w:hAnsi="Times New Roman" w:cs="Times New Roman"/>
+          <w:sz w:val="28"/>
+          <w:szCs w:val="24"/>
+          <w:lang w:eastAsia="ru-RU"/>
+        </w:rPr>
+        <w:t xml:space="preserve">определить структуру обработки данных внутри системы; </w:t>
+      </w:r>
+    </w:p>
+    <w:p>
+      <w:pPr>
+        <w:numPr>
+          <w:ilvl w:val="0"/>
+          <w:numId w:val="34"/>
+        </w:numPr>
+        <w:spacing w:before="100" w:beforeAutospacing="1" w:after="100" w:afterAutospacing="1" w:line="360" w:lineRule="auto"/>
+        <w:jc w:val="both"/>
+        <w:rPr>
+          <w:rFonts w:ascii="Times New Roman" w:eastAsia="Times New Roman" w:hAnsi="Times New Roman" w:cs="Times New Roman"/>
+          <w:sz w:val="28"/>
+          <w:szCs w:val="24"/>
+          <w:lang w:eastAsia="ru-RU"/>
+        </w:rPr>
+      </w:pPr>
+      <w:r>
+        <w:rPr>
+          <w:rFonts w:ascii="Times New Roman" w:eastAsia="Times New Roman" w:hAnsi="Times New Roman" w:cs="Times New Roman"/>
+          <w:sz w:val="28"/>
+          <w:szCs w:val="24"/>
+          <w:lang w:eastAsia="ru-RU"/>
+        </w:rPr>
+        <w:t xml:space="preserve">выделить основные функциональные процессы; </w:t>
+      </w:r>
+    </w:p>
+    <w:p>
+      <w:pPr>
+        <w:numPr>
+          <w:ilvl w:val="0"/>
+          <w:numId w:val="34"/>
+        </w:numPr>
+        <w:spacing w:before="100" w:beforeAutospacing="1" w:after="100" w:afterAutospacing="1" w:line="360" w:lineRule="auto"/>
+        <w:jc w:val="both"/>
+        <w:rPr>
+          <w:rFonts w:ascii="Times New Roman" w:eastAsia="Times New Roman" w:hAnsi="Times New Roman" w:cs="Times New Roman"/>
+          <w:sz w:val="28"/>
+          <w:szCs w:val="24"/>
+          <w:lang w:eastAsia="ru-RU"/>
+        </w:rPr>
+      </w:pPr>
+      <w:r>
+        <w:rPr>
+          <w:rFonts w:ascii="Times New Roman" w:eastAsia="Times New Roman" w:hAnsi="Times New Roman" w:cs="Times New Roman"/>
+          <w:sz w:val="28"/>
+          <w:szCs w:val="24"/>
+          <w:lang w:eastAsia="ru-RU"/>
+        </w:rPr>
+        <w:t xml:space="preserve">описать взаимодействие между процессами; </w:t>
+      </w:r>
+    </w:p>
+    <w:p>
+      <w:pPr>
+        <w:numPr>
+          <w:ilvl w:val="0"/>
+          <w:numId w:val="34"/>
+        </w:numPr>
+        <w:spacing w:before="100" w:beforeAutospacing="1" w:after="100" w:afterAutospacing="1" w:line="360" w:lineRule="auto"/>
+        <w:jc w:val="both"/>
+        <w:rPr>
+          <w:rFonts w:ascii="Times New Roman" w:eastAsia="Times New Roman" w:hAnsi="Times New Roman" w:cs="Times New Roman"/>
+          <w:sz w:val="28"/>
+          <w:szCs w:val="24"/>
+          <w:lang w:eastAsia="ru-RU"/>
+        </w:rPr>
+      </w:pPr>
+      <w:r>
+        <w:rPr>
+          <w:rFonts w:ascii="Times New Roman" w:eastAsia="Times New Roman" w:hAnsi="Times New Roman" w:cs="Times New Roman"/>
+          <w:sz w:val="28"/>
+          <w:szCs w:val="24"/>
+          <w:lang w:eastAsia="ru-RU"/>
+        </w:rPr>
+        <w:t xml:space="preserve">определить используемые хранилища данных; </w:t>
+      </w:r>
+    </w:p>
+    <w:p>
+      <w:pPr>
+        <w:numPr>
+          <w:ilvl w:val="0"/>
+          <w:numId w:val="34"/>
+        </w:numPr>
+        <w:spacing w:before="100" w:beforeAutospacing="1" w:after="100" w:afterAutospacing="1" w:line="360" w:lineRule="auto"/>
+        <w:jc w:val="both"/>
+        <w:rPr>
+          <w:rFonts w:ascii="Times New Roman" w:eastAsia="Times New Roman" w:hAnsi="Times New Roman" w:cs="Times New Roman"/>
+          <w:sz w:val="28"/>
+          <w:szCs w:val="24"/>
+          <w:lang w:eastAsia="ru-RU"/>
+        </w:rPr>
+      </w:pPr>
+      <w:r>
+        <w:rPr>
+          <w:rFonts w:ascii="Times New Roman" w:eastAsia="Times New Roman" w:hAnsi="Times New Roman" w:cs="Times New Roman"/>
+          <w:sz w:val="28"/>
+          <w:szCs w:val="24"/>
+          <w:lang w:eastAsia="ru-RU"/>
+        </w:rPr>
+        <w:t>упростить анализ и проектирование информационной системы.</w:t>
+      </w:r>
+    </w:p>
+    <w:p>
+      <w:pPr>
+        <w:spacing w:before="100" w:beforeAutospacing="1" w:after="100" w:afterAutospacing="1" w:line="360" w:lineRule="auto"/>
+        <w:jc w:val="both"/>
+        <w:rPr>
+          <w:rFonts w:ascii="Times New Roman" w:eastAsia="Times New Roman" w:hAnsi="Times New Roman" w:cs="Times New Roman"/>
+          <w:sz w:val="32"/>
+          <w:szCs w:val="24"/>
+          <w:lang w:eastAsia="ru-RU"/>
+        </w:rPr>
+      </w:pPr>
+    </w:p>
+    <w:p>
+      <w:pPr>
+        <w:jc w:val="both"/>
+        <w:rPr>
+          <w:rFonts w:ascii="Times New Roman" w:hAnsi="Times New Roman" w:cs="Times New Roman"/>
+          <w:b/>
+          <w:sz w:val="28"/>
+          <w:szCs w:val="28"/>
+          <w:lang w:val="en-US"/>
+        </w:rPr>
+      </w:pPr>
+      <w:r>
+        <w:rPr>
+          <w:rFonts w:ascii="Times New Roman" w:hAnsi="Times New Roman" w:cs="Times New Roman"/>
+          <w:b/>
+          <w:noProof/>
+          <w:sz w:val="28"/>
+          <w:szCs w:val="28"/>
+          <w:lang w:eastAsia="ru-RU"/>
+        </w:rPr>
+        <w:lastRenderedPageBreak/>
+        <w:drawing>
+          <wp:inline distT="0" distB="0" distL="0" distR="0" wp14:anchorId="52C1D50F" wp14:editId="6100F8D0">
+            <wp:extent cx="6120765" cy="4667250"/>
+            <wp:effectExtent l="0" t="0" r="0" b="0"/>
+            <wp:docPr id="4" name="Рисунок 4"/>
+            <wp:cNvGraphicFramePr>
+              <a:graphicFrameLocks xmlns:a="http://schemas.openxmlformats.org/drawingml/2006/main" noChangeAspect="1"/>
+            </wp:cNvGraphicFramePr>
+            <a:graphic xmlns:a="http://schemas.openxmlformats.org/drawingml/2006/main">
+              <a:graphicData uri="http://schemas.openxmlformats.org/drawingml/2006/picture">
+                <pic:pic xmlns:pic="http://schemas.openxmlformats.org/drawingml/2006/picture">
+                  <pic:nvPicPr>
+                    <pic:cNvPr id="4" name="DFD (2)-DFD Level 1.drawio.png"/>
+                    <pic:cNvPicPr/>
+                  </pic:nvPicPr>
+                  <pic:blipFill>
+                    <a:blip r:embed="rId8">
+                      <a:extLst>
+                        <a:ext uri="{28A0092B-C50C-407E-A947-70E740481C1C}">
+                          <a14:useLocalDpi xmlns:a14="http://schemas.microsoft.com/office/drawing/2010/main" val="0"/>
+                        </a:ext>
+                      </a:extLst>
+                    </a:blip>
+                    <a:stretch>
+                      <a:fillRect/>
+                    </a:stretch>
+                  </pic:blipFill>
+                  <pic:spPr>
+                    <a:xfrm>
+                      <a:off x="0" y="0"/>
+                      <a:ext cx="6120765" cy="4667250"/>
                     </a:xfrm>
                     <a:prstGeom prst="rect">
                       <a:avLst/>
@@ -2040,1138 +5255,323 @@
     </w:p>
     <w:p>
       <w:pPr>
-        <w:pStyle w:val="a5"/>
-        <w:spacing w:before="11"/>
         <w:jc w:val="center"/>
         <w:rPr>
-          <w:spacing w:val="-2"/>
-        </w:rPr>
-      </w:pPr>
-      <w:r>
-        <w:t>Рисунок</w:t>
-      </w:r>
-      <w:r>
-        <w:rPr>
-          <w:spacing w:val="-2"/>
-        </w:rPr>
-        <w:t xml:space="preserve"> </w:t>
-      </w:r>
-      <w:r>
-        <w:t>2</w:t>
-      </w:r>
-      <w:r>
-        <w:rPr>
-          <w:spacing w:val="-1"/>
-        </w:rPr>
-        <w:t xml:space="preserve"> </w:t>
-      </w:r>
-      <w:r>
-        <w:t>-</w:t>
-      </w:r>
-      <w:r>
-        <w:rPr>
-          <w:spacing w:val="-3"/>
-        </w:rPr>
-        <w:t xml:space="preserve"> </w:t>
-      </w:r>
-      <w:r>
-        <w:t>Декомпозиция модели</w:t>
-      </w:r>
-      <w:r>
-        <w:rPr>
-          <w:spacing w:val="-1"/>
-        </w:rPr>
-        <w:t xml:space="preserve"> </w:t>
-      </w:r>
-      <w:r>
-        <w:t>ПО</w:t>
-      </w:r>
-      <w:r>
-        <w:rPr>
-          <w:spacing w:val="-2"/>
-        </w:rPr>
-        <w:t xml:space="preserve"> </w:t>
-      </w:r>
-      <w:r>
-        <w:t>в</w:t>
-      </w:r>
-      <w:r>
-        <w:rPr>
-          <w:spacing w:val="-3"/>
-        </w:rPr>
-        <w:t xml:space="preserve"> </w:t>
-      </w:r>
-      <w:r>
-        <w:t xml:space="preserve">нотации </w:t>
-      </w:r>
-      <w:r>
-        <w:rPr>
-          <w:spacing w:val="-2"/>
-        </w:rPr>
-        <w:t>IDEF0</w:t>
-      </w:r>
-    </w:p>
-    <w:p>
-      <w:pPr>
-        <w:rPr>
-          <w:rFonts w:ascii="Times New Roman" w:hAnsi="Times New Roman" w:cs="Times New Roman"/>
-          <w:sz w:val="28"/>
-          <w:szCs w:val="28"/>
-        </w:rPr>
-      </w:pPr>
-    </w:p>
-    <w:p>
-      <w:pPr>
-        <w:rPr>
-          <w:rFonts w:ascii="Times New Roman" w:hAnsi="Times New Roman" w:cs="Times New Roman"/>
-          <w:b/>
-          <w:bCs/>
-          <w:sz w:val="28"/>
-          <w:szCs w:val="28"/>
-        </w:rPr>
-      </w:pPr>
-    </w:p>
-    <w:p>
-      <w:pPr>
-        <w:rPr>
-          <w:rFonts w:ascii="Times New Roman" w:hAnsi="Times New Roman" w:cs="Times New Roman"/>
-          <w:b/>
-          <w:bCs/>
-          <w:sz w:val="28"/>
-          <w:szCs w:val="28"/>
-        </w:rPr>
-      </w:pPr>
-      <w:r>
-        <w:rPr>
-          <w:rFonts w:ascii="Times New Roman" w:hAnsi="Times New Roman" w:cs="Times New Roman"/>
-          <w:b/>
-          <w:bCs/>
-          <w:sz w:val="28"/>
-          <w:szCs w:val="28"/>
-        </w:rPr>
-        <w:t>A1 — Приём заявки от работодателя</w:t>
-      </w:r>
-    </w:p>
-    <w:p>
-      <w:pPr>
-        <w:rPr>
-          <w:rFonts w:ascii="Times New Roman" w:hAnsi="Times New Roman" w:cs="Times New Roman"/>
-          <w:bCs/>
-          <w:sz w:val="28"/>
-          <w:szCs w:val="28"/>
-        </w:rPr>
-      </w:pPr>
-      <w:r>
-        <w:rPr>
-          <w:rFonts w:ascii="Times New Roman" w:hAnsi="Times New Roman" w:cs="Times New Roman"/>
-          <w:bCs/>
-          <w:sz w:val="28"/>
-          <w:szCs w:val="28"/>
-        </w:rPr>
-        <w:t>Процесс A1 «Приём заявки от работодателя» предназначен для получения и обработки исходной информации о вакансии.</w:t>
-      </w:r>
-    </w:p>
-    <w:p>
-      <w:pPr>
-        <w:rPr>
-          <w:rFonts w:ascii="Times New Roman" w:hAnsi="Times New Roman" w:cs="Times New Roman"/>
-          <w:bCs/>
-          <w:sz w:val="28"/>
-          <w:szCs w:val="28"/>
-        </w:rPr>
-      </w:pPr>
-      <w:r>
-        <w:rPr>
-          <w:rFonts w:ascii="Times New Roman" w:hAnsi="Times New Roman" w:cs="Times New Roman"/>
-          <w:b/>
-          <w:bCs/>
-          <w:sz w:val="28"/>
-          <w:szCs w:val="28"/>
-        </w:rPr>
-        <w:t>Входные данные:</w:t>
+          <w:rFonts w:ascii="Times New Roman" w:hAnsi="Times New Roman" w:cs="Times New Roman"/>
+          <w:sz w:val="28"/>
+          <w:szCs w:val="28"/>
+          <w:lang w:val="en-US"/>
+        </w:rPr>
+      </w:pPr>
+      <w:r>
+        <w:rPr>
+          <w:rFonts w:ascii="Times New Roman" w:hAnsi="Times New Roman" w:cs="Times New Roman"/>
+          <w:sz w:val="28"/>
+          <w:szCs w:val="28"/>
+        </w:rPr>
+        <w:t xml:space="preserve">Рисунок 4 – Декомпозиция модели ПО в нотации </w:t>
+      </w:r>
+      <w:r>
+        <w:rPr>
+          <w:rFonts w:ascii="Times New Roman" w:hAnsi="Times New Roman" w:cs="Times New Roman"/>
+          <w:sz w:val="28"/>
+          <w:szCs w:val="28"/>
+          <w:lang w:val="en-US"/>
+        </w:rPr>
+        <w:t>DFD</w:t>
+      </w:r>
+    </w:p>
+    <w:p>
+      <w:pPr>
+        <w:spacing w:before="100" w:beforeAutospacing="1" w:after="100" w:afterAutospacing="1" w:line="360" w:lineRule="auto"/>
+        <w:rPr>
+          <w:rFonts w:ascii="Times New Roman" w:eastAsia="Times New Roman" w:hAnsi="Times New Roman" w:cs="Times New Roman"/>
+          <w:sz w:val="28"/>
+          <w:szCs w:val="24"/>
+          <w:lang w:eastAsia="ru-RU"/>
+        </w:rPr>
+      </w:pPr>
+      <w:r>
+        <w:rPr>
+          <w:rFonts w:ascii="Times New Roman" w:eastAsia="Times New Roman" w:hAnsi="Times New Roman" w:cs="Times New Roman"/>
+          <w:sz w:val="28"/>
+          <w:szCs w:val="24"/>
+          <w:lang w:eastAsia="ru-RU"/>
+        </w:rPr>
+        <w:t>На диаграмме</w:t>
+      </w:r>
+      <w:r>
+        <w:rPr>
+          <w:rFonts w:ascii="Times New Roman" w:eastAsia="Times New Roman" w:hAnsi="Times New Roman" w:cs="Times New Roman"/>
+          <w:sz w:val="28"/>
+          <w:szCs w:val="24"/>
+          <w:lang w:eastAsia="ru-RU"/>
+        </w:rPr>
+        <w:t xml:space="preserve"> выделены следующие основные процессы:</w:t>
       </w:r>
     </w:p>
     <w:p>
       <w:pPr>
         <w:numPr>
           <w:ilvl w:val="0"/>
-          <w:numId w:val="8"/>
+          <w:numId w:val="37"/>
         </w:numPr>
-        <w:rPr>
-          <w:rFonts w:ascii="Times New Roman" w:hAnsi="Times New Roman" w:cs="Times New Roman"/>
-          <w:bCs/>
-          <w:sz w:val="28"/>
-          <w:szCs w:val="28"/>
-        </w:rPr>
-      </w:pPr>
-      <w:r>
-        <w:rPr>
-          <w:rFonts w:ascii="Times New Roman" w:hAnsi="Times New Roman" w:cs="Times New Roman"/>
-          <w:bCs/>
-          <w:sz w:val="28"/>
-          <w:szCs w:val="28"/>
-        </w:rPr>
-        <w:t xml:space="preserve">запрос работодателя </w:t>
+        <w:spacing w:before="100" w:beforeAutospacing="1" w:after="100" w:afterAutospacing="1" w:line="360" w:lineRule="auto"/>
+        <w:rPr>
+          <w:rFonts w:ascii="Times New Roman" w:eastAsia="Times New Roman" w:hAnsi="Times New Roman" w:cs="Times New Roman"/>
+          <w:sz w:val="28"/>
+          <w:szCs w:val="24"/>
+          <w:lang w:eastAsia="ru-RU"/>
+        </w:rPr>
+      </w:pPr>
+      <w:r>
+        <w:rPr>
+          <w:rFonts w:ascii="Times New Roman" w:eastAsia="Times New Roman" w:hAnsi="Times New Roman" w:cs="Times New Roman"/>
+          <w:sz w:val="28"/>
+          <w:szCs w:val="24"/>
+          <w:lang w:eastAsia="ru-RU"/>
+        </w:rPr>
+        <w:t xml:space="preserve">поиск и управление кандидатами; </w:t>
       </w:r>
     </w:p>
     <w:p>
       <w:pPr>
         <w:numPr>
           <w:ilvl w:val="0"/>
-          <w:numId w:val="8"/>
+          <w:numId w:val="37"/>
         </w:numPr>
-        <w:rPr>
-          <w:rFonts w:ascii="Times New Roman" w:hAnsi="Times New Roman" w:cs="Times New Roman"/>
-          <w:bCs/>
-          <w:sz w:val="28"/>
-          <w:szCs w:val="28"/>
-        </w:rPr>
-      </w:pPr>
-      <w:r>
-        <w:rPr>
-          <w:rFonts w:ascii="Times New Roman" w:hAnsi="Times New Roman" w:cs="Times New Roman"/>
-          <w:bCs/>
-          <w:sz w:val="28"/>
-          <w:szCs w:val="28"/>
-        </w:rPr>
-        <w:t xml:space="preserve">требования к вакансии </w:t>
+        <w:spacing w:before="100" w:beforeAutospacing="1" w:after="100" w:afterAutospacing="1" w:line="360" w:lineRule="auto"/>
+        <w:rPr>
+          <w:rFonts w:ascii="Times New Roman" w:eastAsia="Times New Roman" w:hAnsi="Times New Roman" w:cs="Times New Roman"/>
+          <w:sz w:val="28"/>
+          <w:szCs w:val="24"/>
+          <w:lang w:eastAsia="ru-RU"/>
+        </w:rPr>
+      </w:pPr>
+      <w:r>
+        <w:rPr>
+          <w:rFonts w:ascii="Times New Roman" w:eastAsia="Times New Roman" w:hAnsi="Times New Roman" w:cs="Times New Roman"/>
+          <w:sz w:val="28"/>
+          <w:szCs w:val="24"/>
+          <w:lang w:eastAsia="ru-RU"/>
+        </w:rPr>
+        <w:t xml:space="preserve">управление вакансиями; </w:t>
       </w:r>
     </w:p>
     <w:p>
       <w:pPr>
         <w:numPr>
           <w:ilvl w:val="0"/>
-          <w:numId w:val="8"/>
+          <w:numId w:val="37"/>
         </w:numPr>
-        <w:rPr>
-          <w:rFonts w:ascii="Times New Roman" w:hAnsi="Times New Roman" w:cs="Times New Roman"/>
-          <w:bCs/>
-          <w:sz w:val="28"/>
-          <w:szCs w:val="28"/>
-        </w:rPr>
-      </w:pPr>
-      <w:r>
-        <w:rPr>
-          <w:rFonts w:ascii="Times New Roman" w:hAnsi="Times New Roman" w:cs="Times New Roman"/>
-          <w:bCs/>
-          <w:sz w:val="28"/>
-          <w:szCs w:val="28"/>
-        </w:rPr>
-        <w:t xml:space="preserve">резюме кандидатов </w:t>
-      </w:r>
-    </w:p>
-    <w:p>
-      <w:pPr>
-        <w:rPr>
-          <w:rFonts w:ascii="Times New Roman" w:hAnsi="Times New Roman" w:cs="Times New Roman"/>
-          <w:bCs/>
-          <w:sz w:val="28"/>
-          <w:szCs w:val="28"/>
-        </w:rPr>
-      </w:pPr>
-      <w:r>
-        <w:rPr>
-          <w:rFonts w:ascii="Times New Roman" w:hAnsi="Times New Roman" w:cs="Times New Roman"/>
-          <w:b/>
-          <w:bCs/>
-          <w:sz w:val="28"/>
-          <w:szCs w:val="28"/>
-        </w:rPr>
-        <w:t>Выходные данные:</w:t>
+        <w:spacing w:before="100" w:beforeAutospacing="1" w:after="100" w:afterAutospacing="1" w:line="360" w:lineRule="auto"/>
+        <w:rPr>
+          <w:rFonts w:ascii="Times New Roman" w:eastAsia="Times New Roman" w:hAnsi="Times New Roman" w:cs="Times New Roman"/>
+          <w:sz w:val="28"/>
+          <w:szCs w:val="24"/>
+          <w:lang w:eastAsia="ru-RU"/>
+        </w:rPr>
+      </w:pPr>
+      <w:r>
+        <w:rPr>
+          <w:rFonts w:ascii="Times New Roman" w:eastAsia="Times New Roman" w:hAnsi="Times New Roman" w:cs="Times New Roman"/>
+          <w:sz w:val="28"/>
+          <w:szCs w:val="24"/>
+          <w:lang w:eastAsia="ru-RU"/>
+        </w:rPr>
+        <w:t xml:space="preserve">обработка откликов; </w:t>
       </w:r>
     </w:p>
     <w:p>
       <w:pPr>
         <w:numPr>
           <w:ilvl w:val="0"/>
-          <w:numId w:val="9"/>
+          <w:numId w:val="37"/>
         </w:numPr>
-        <w:rPr>
-          <w:rFonts w:ascii="Times New Roman" w:hAnsi="Times New Roman" w:cs="Times New Roman"/>
-          <w:bCs/>
-          <w:sz w:val="28"/>
-          <w:szCs w:val="28"/>
-        </w:rPr>
-      </w:pPr>
-      <w:r>
-        <w:rPr>
-          <w:rFonts w:ascii="Times New Roman" w:hAnsi="Times New Roman" w:cs="Times New Roman"/>
-          <w:bCs/>
-          <w:sz w:val="28"/>
-          <w:szCs w:val="28"/>
-        </w:rPr>
-        <w:t xml:space="preserve">описание вакансии </w:t>
-      </w:r>
-    </w:p>
-    <w:p>
-      <w:pPr>
-        <w:rPr>
-          <w:rFonts w:ascii="Times New Roman" w:hAnsi="Times New Roman" w:cs="Times New Roman"/>
-          <w:bCs/>
-          <w:sz w:val="28"/>
-          <w:szCs w:val="28"/>
-        </w:rPr>
-      </w:pPr>
-      <w:r>
-        <w:rPr>
-          <w:rFonts w:ascii="Times New Roman" w:hAnsi="Times New Roman" w:cs="Times New Roman"/>
-          <w:b/>
-          <w:bCs/>
-          <w:sz w:val="28"/>
-          <w:szCs w:val="28"/>
-        </w:rPr>
-        <w:t>Управляющие воздействия:</w:t>
+        <w:spacing w:before="100" w:beforeAutospacing="1" w:after="100" w:afterAutospacing="1" w:line="360" w:lineRule="auto"/>
+        <w:rPr>
+          <w:rFonts w:ascii="Times New Roman" w:eastAsia="Times New Roman" w:hAnsi="Times New Roman" w:cs="Times New Roman"/>
+          <w:sz w:val="28"/>
+          <w:szCs w:val="24"/>
+          <w:lang w:eastAsia="ru-RU"/>
+        </w:rPr>
+      </w:pPr>
+      <w:r>
+        <w:rPr>
+          <w:rFonts w:ascii="Times New Roman" w:eastAsia="Times New Roman" w:hAnsi="Times New Roman" w:cs="Times New Roman"/>
+          <w:sz w:val="28"/>
+          <w:szCs w:val="24"/>
+          <w:lang w:eastAsia="ru-RU"/>
+        </w:rPr>
+        <w:t xml:space="preserve">проведение собеседований. </w:t>
+      </w:r>
+      <w:bookmarkStart w:id="0" w:name="_GoBack"/>
+      <w:bookmarkEnd w:id="0"/>
+    </w:p>
+    <w:p>
+      <w:pPr>
+        <w:spacing w:before="100" w:beforeAutospacing="1" w:after="100" w:afterAutospacing="1" w:line="360" w:lineRule="auto"/>
+        <w:rPr>
+          <w:rFonts w:ascii="Times New Roman" w:eastAsia="Times New Roman" w:hAnsi="Times New Roman" w:cs="Times New Roman"/>
+          <w:sz w:val="28"/>
+          <w:szCs w:val="24"/>
+          <w:lang w:eastAsia="ru-RU"/>
+        </w:rPr>
+      </w:pPr>
+      <w:r>
+        <w:rPr>
+          <w:rFonts w:ascii="Times New Roman" w:eastAsia="Times New Roman" w:hAnsi="Times New Roman" w:cs="Times New Roman"/>
+          <w:sz w:val="28"/>
+          <w:szCs w:val="24"/>
+          <w:lang w:eastAsia="ru-RU"/>
+        </w:rPr>
+        <w:t>Также в диаграмме используются следующие хранилища данных:</w:t>
       </w:r>
     </w:p>
     <w:p>
       <w:pPr>
         <w:numPr>
           <w:ilvl w:val="0"/>
-          <w:numId w:val="10"/>
+          <w:numId w:val="38"/>
         </w:numPr>
-        <w:rPr>
-          <w:rFonts w:ascii="Times New Roman" w:hAnsi="Times New Roman" w:cs="Times New Roman"/>
-          <w:bCs/>
-          <w:sz w:val="28"/>
-          <w:szCs w:val="28"/>
-        </w:rPr>
-      </w:pPr>
-      <w:r>
-        <w:rPr>
-          <w:rFonts w:ascii="Times New Roman" w:hAnsi="Times New Roman" w:cs="Times New Roman"/>
-          <w:bCs/>
-          <w:sz w:val="28"/>
-          <w:szCs w:val="28"/>
-        </w:rPr>
-        <w:t xml:space="preserve">Трудовой кодекс РФ </w:t>
-      </w:r>
-    </w:p>
-    <w:p>
-      <w:pPr>
-        <w:rPr>
-          <w:rFonts w:ascii="Times New Roman" w:hAnsi="Times New Roman" w:cs="Times New Roman"/>
-          <w:bCs/>
-          <w:sz w:val="28"/>
-          <w:szCs w:val="28"/>
-        </w:rPr>
-      </w:pPr>
-      <w:r>
-        <w:rPr>
-          <w:rFonts w:ascii="Times New Roman" w:hAnsi="Times New Roman" w:cs="Times New Roman"/>
-          <w:b/>
-          <w:bCs/>
-          <w:sz w:val="28"/>
-          <w:szCs w:val="28"/>
-        </w:rPr>
-        <w:lastRenderedPageBreak/>
-        <w:t>Механизмы:</w:t>
+        <w:spacing w:before="100" w:beforeAutospacing="1" w:after="100" w:afterAutospacing="1" w:line="360" w:lineRule="auto"/>
+        <w:rPr>
+          <w:rFonts w:ascii="Times New Roman" w:eastAsia="Times New Roman" w:hAnsi="Times New Roman" w:cs="Times New Roman"/>
+          <w:sz w:val="28"/>
+          <w:szCs w:val="24"/>
+          <w:lang w:eastAsia="ru-RU"/>
+        </w:rPr>
+      </w:pPr>
+      <w:r>
+        <w:rPr>
+          <w:rFonts w:ascii="Times New Roman" w:eastAsia="Times New Roman" w:hAnsi="Times New Roman" w:cs="Times New Roman"/>
+          <w:sz w:val="28"/>
+          <w:szCs w:val="24"/>
+          <w:lang w:eastAsia="ru-RU"/>
+        </w:rPr>
+        <w:t xml:space="preserve">база кандидатов; </w:t>
       </w:r>
     </w:p>
     <w:p>
       <w:pPr>
         <w:numPr>
           <w:ilvl w:val="0"/>
-          <w:numId w:val="11"/>
+          <w:numId w:val="38"/>
         </w:numPr>
-        <w:rPr>
-          <w:rFonts w:ascii="Times New Roman" w:hAnsi="Times New Roman" w:cs="Times New Roman"/>
-          <w:bCs/>
-          <w:sz w:val="28"/>
-          <w:szCs w:val="28"/>
-        </w:rPr>
-      </w:pPr>
-      <w:r>
-        <w:rPr>
-          <w:rFonts w:ascii="Times New Roman" w:hAnsi="Times New Roman" w:cs="Times New Roman"/>
-          <w:bCs/>
-          <w:sz w:val="28"/>
-          <w:szCs w:val="28"/>
-        </w:rPr>
-        <w:t xml:space="preserve">рекрутер </w:t>
-      </w:r>
-    </w:p>
-    <w:p>
-      <w:pPr>
-        <w:rPr>
-          <w:rFonts w:ascii="Times New Roman" w:hAnsi="Times New Roman" w:cs="Times New Roman"/>
-          <w:bCs/>
-          <w:sz w:val="28"/>
-          <w:szCs w:val="28"/>
-        </w:rPr>
-      </w:pPr>
-      <w:r>
-        <w:rPr>
-          <w:rFonts w:ascii="Times New Roman" w:hAnsi="Times New Roman" w:cs="Times New Roman"/>
-          <w:bCs/>
-          <w:sz w:val="28"/>
-          <w:szCs w:val="28"/>
-        </w:rPr>
-        <w:t>В рамках процесса осуществляется анализ требований работодателя и формирование описания вакансии для дальнейшего поиска кандидатов.</w:t>
-      </w:r>
-    </w:p>
-    <w:p>
-      <w:pPr>
-        <w:rPr>
-          <w:rFonts w:ascii="Times New Roman" w:hAnsi="Times New Roman" w:cs="Times New Roman"/>
-          <w:sz w:val="28"/>
-          <w:szCs w:val="28"/>
-        </w:rPr>
-      </w:pPr>
-    </w:p>
-    <w:p>
-      <w:pPr>
-        <w:rPr>
-          <w:rFonts w:ascii="Times New Roman" w:hAnsi="Times New Roman" w:cs="Times New Roman"/>
-          <w:b/>
-          <w:bCs/>
-          <w:sz w:val="28"/>
-          <w:szCs w:val="28"/>
-        </w:rPr>
-      </w:pPr>
-      <w:r>
-        <w:rPr>
-          <w:rFonts w:ascii="Times New Roman" w:hAnsi="Times New Roman" w:cs="Times New Roman"/>
-          <w:b/>
-          <w:bCs/>
-          <w:sz w:val="28"/>
-          <w:szCs w:val="28"/>
-        </w:rPr>
-        <w:t>A2 — Поиск кандидатов</w:t>
-      </w:r>
-    </w:p>
-    <w:p>
-      <w:pPr>
-        <w:rPr>
-          <w:rFonts w:ascii="Times New Roman" w:hAnsi="Times New Roman" w:cs="Times New Roman"/>
-          <w:sz w:val="28"/>
-          <w:szCs w:val="28"/>
-        </w:rPr>
-      </w:pPr>
-      <w:r>
-        <w:rPr>
-          <w:rFonts w:ascii="Times New Roman" w:hAnsi="Times New Roman" w:cs="Times New Roman"/>
-          <w:sz w:val="28"/>
-          <w:szCs w:val="28"/>
-        </w:rPr>
-        <w:t>Процесс A2 «Поиск кандидатов» включает подбор кандидатов на основе сформированной вакансии.</w:t>
-      </w:r>
-    </w:p>
-    <w:p>
-      <w:pPr>
-        <w:rPr>
-          <w:rFonts w:ascii="Times New Roman" w:hAnsi="Times New Roman" w:cs="Times New Roman"/>
-          <w:sz w:val="28"/>
-          <w:szCs w:val="28"/>
-        </w:rPr>
-      </w:pPr>
-      <w:r>
-        <w:rPr>
-          <w:rFonts w:ascii="Times New Roman" w:hAnsi="Times New Roman" w:cs="Times New Roman"/>
-          <w:b/>
-          <w:bCs/>
-          <w:sz w:val="28"/>
-          <w:szCs w:val="28"/>
-        </w:rPr>
-        <w:t>Входные данные:</w:t>
+        <w:spacing w:before="100" w:beforeAutospacing="1" w:after="100" w:afterAutospacing="1" w:line="360" w:lineRule="auto"/>
+        <w:rPr>
+          <w:rFonts w:ascii="Times New Roman" w:eastAsia="Times New Roman" w:hAnsi="Times New Roman" w:cs="Times New Roman"/>
+          <w:sz w:val="28"/>
+          <w:szCs w:val="24"/>
+          <w:lang w:eastAsia="ru-RU"/>
+        </w:rPr>
+      </w:pPr>
+      <w:r>
+        <w:rPr>
+          <w:rFonts w:ascii="Times New Roman" w:eastAsia="Times New Roman" w:hAnsi="Times New Roman" w:cs="Times New Roman"/>
+          <w:sz w:val="28"/>
+          <w:szCs w:val="24"/>
+          <w:lang w:eastAsia="ru-RU"/>
+        </w:rPr>
+        <w:t xml:space="preserve">база откликов; </w:t>
       </w:r>
     </w:p>
     <w:p>
       <w:pPr>
         <w:numPr>
           <w:ilvl w:val="0"/>
-          <w:numId w:val="12"/>
+          <w:numId w:val="38"/>
         </w:numPr>
-        <w:rPr>
-          <w:rFonts w:ascii="Times New Roman" w:hAnsi="Times New Roman" w:cs="Times New Roman"/>
-          <w:sz w:val="28"/>
-          <w:szCs w:val="28"/>
-        </w:rPr>
-      </w:pPr>
-      <w:r>
-        <w:rPr>
-          <w:rFonts w:ascii="Times New Roman" w:hAnsi="Times New Roman" w:cs="Times New Roman"/>
-          <w:sz w:val="28"/>
-          <w:szCs w:val="28"/>
-        </w:rPr>
-        <w:t xml:space="preserve">описание вакансии </w:t>
-      </w:r>
-    </w:p>
-    <w:p>
-      <w:pPr>
-        <w:rPr>
-          <w:rFonts w:ascii="Times New Roman" w:hAnsi="Times New Roman" w:cs="Times New Roman"/>
-          <w:sz w:val="28"/>
-          <w:szCs w:val="28"/>
-        </w:rPr>
-      </w:pPr>
-      <w:r>
-        <w:rPr>
-          <w:rFonts w:ascii="Times New Roman" w:hAnsi="Times New Roman" w:cs="Times New Roman"/>
-          <w:b/>
-          <w:bCs/>
-          <w:sz w:val="28"/>
-          <w:szCs w:val="28"/>
-        </w:rPr>
-        <w:t>Выходные данные:</w:t>
+        <w:spacing w:before="100" w:beforeAutospacing="1" w:after="100" w:afterAutospacing="1" w:line="360" w:lineRule="auto"/>
+        <w:rPr>
+          <w:rFonts w:ascii="Times New Roman" w:eastAsia="Times New Roman" w:hAnsi="Times New Roman" w:cs="Times New Roman"/>
+          <w:sz w:val="28"/>
+          <w:szCs w:val="24"/>
+          <w:lang w:eastAsia="ru-RU"/>
+        </w:rPr>
+      </w:pPr>
+      <w:r>
+        <w:rPr>
+          <w:rFonts w:ascii="Times New Roman" w:eastAsia="Times New Roman" w:hAnsi="Times New Roman" w:cs="Times New Roman"/>
+          <w:sz w:val="28"/>
+          <w:szCs w:val="24"/>
+          <w:lang w:eastAsia="ru-RU"/>
+        </w:rPr>
+        <w:t xml:space="preserve">база вакансий; </w:t>
       </w:r>
     </w:p>
     <w:p>
       <w:pPr>
         <w:numPr>
           <w:ilvl w:val="0"/>
-          <w:numId w:val="13"/>
+          <w:numId w:val="38"/>
         </w:numPr>
-        <w:rPr>
-          <w:rFonts w:ascii="Times New Roman" w:hAnsi="Times New Roman" w:cs="Times New Roman"/>
-          <w:sz w:val="28"/>
-          <w:szCs w:val="28"/>
-        </w:rPr>
-      </w:pPr>
-      <w:r>
-        <w:rPr>
-          <w:rFonts w:ascii="Times New Roman" w:hAnsi="Times New Roman" w:cs="Times New Roman"/>
-          <w:sz w:val="28"/>
-          <w:szCs w:val="28"/>
-        </w:rPr>
-        <w:t xml:space="preserve">отобранные кандидаты </w:t>
-      </w:r>
-    </w:p>
-    <w:p>
-      <w:pPr>
-        <w:rPr>
-          <w:rFonts w:ascii="Times New Roman" w:hAnsi="Times New Roman" w:cs="Times New Roman"/>
-          <w:sz w:val="28"/>
-          <w:szCs w:val="28"/>
-        </w:rPr>
-      </w:pPr>
-      <w:r>
-        <w:rPr>
-          <w:rFonts w:ascii="Times New Roman" w:hAnsi="Times New Roman" w:cs="Times New Roman"/>
-          <w:b/>
+        <w:spacing w:before="100" w:beforeAutospacing="1" w:after="100" w:afterAutospacing="1" w:line="360" w:lineRule="auto"/>
+        <w:rPr>
+          <w:rFonts w:ascii="Times New Roman" w:eastAsia="Times New Roman" w:hAnsi="Times New Roman" w:cs="Times New Roman"/>
+          <w:sz w:val="28"/>
+          <w:szCs w:val="24"/>
+          <w:lang w:eastAsia="ru-RU"/>
+        </w:rPr>
+      </w:pPr>
+      <w:r>
+        <w:rPr>
+          <w:rFonts w:ascii="Times New Roman" w:eastAsia="Times New Roman" w:hAnsi="Times New Roman" w:cs="Times New Roman"/>
+          <w:sz w:val="28"/>
+          <w:szCs w:val="24"/>
+          <w:lang w:eastAsia="ru-RU"/>
+        </w:rPr>
+        <w:t>результаты собеседования.</w:t>
+      </w:r>
+    </w:p>
+    <w:p>
+      <w:pPr>
+        <w:spacing w:before="100" w:beforeAutospacing="1" w:after="100" w:afterAutospacing="1" w:line="360" w:lineRule="auto"/>
+        <w:ind w:left="720"/>
+        <w:rPr>
+          <w:rFonts w:ascii="Times New Roman" w:eastAsia="Times New Roman" w:hAnsi="Times New Roman" w:cs="Times New Roman"/>
+          <w:sz w:val="28"/>
+          <w:szCs w:val="24"/>
+          <w:lang w:eastAsia="ru-RU"/>
+        </w:rPr>
+      </w:pPr>
+    </w:p>
+    <w:p>
+      <w:pPr>
+        <w:pStyle w:val="2"/>
+        <w:rPr>
+          <w:rFonts w:ascii="Times New Roman" w:hAnsi="Times New Roman" w:cs="Times New Roman"/>
           <w:bCs/>
-          <w:sz w:val="28"/>
-          <w:szCs w:val="28"/>
-        </w:rPr>
-        <w:t>Управляющие воздействия:</w:t>
-      </w:r>
-    </w:p>
-    <w:p>
-      <w:pPr>
-        <w:numPr>
-          <w:ilvl w:val="0"/>
-          <w:numId w:val="14"/>
-        </w:numPr>
-        <w:rPr>
-          <w:rFonts w:ascii="Times New Roman" w:hAnsi="Times New Roman" w:cs="Times New Roman"/>
-          <w:sz w:val="28"/>
-          <w:szCs w:val="28"/>
-        </w:rPr>
-      </w:pPr>
-      <w:r>
-        <w:rPr>
-          <w:rFonts w:ascii="Times New Roman" w:hAnsi="Times New Roman" w:cs="Times New Roman"/>
-          <w:sz w:val="28"/>
-          <w:szCs w:val="28"/>
-        </w:rPr>
-        <w:t xml:space="preserve">Федеральный закон №152-ФЗ «О персональных данных» </w:t>
-      </w:r>
-    </w:p>
-    <w:p>
-      <w:pPr>
-        <w:rPr>
-          <w:rFonts w:ascii="Times New Roman" w:hAnsi="Times New Roman" w:cs="Times New Roman"/>
-          <w:sz w:val="28"/>
-          <w:szCs w:val="28"/>
-        </w:rPr>
-      </w:pPr>
-      <w:r>
-        <w:rPr>
-          <w:rFonts w:ascii="Times New Roman" w:hAnsi="Times New Roman" w:cs="Times New Roman"/>
-          <w:b/>
+          <w:color w:val="auto"/>
+          <w:sz w:val="28"/>
+          <w:szCs w:val="28"/>
+        </w:rPr>
+      </w:pPr>
+      <w:r>
+        <w:rPr>
+          <w:rFonts w:ascii="Times New Roman" w:eastAsia="Times New Roman" w:hAnsi="Times New Roman" w:cs="Times New Roman"/>
+          <w:color w:val="auto"/>
+          <w:sz w:val="28"/>
+          <w:lang w:val="en-US" w:eastAsia="ru-RU"/>
+        </w:rPr>
+        <w:lastRenderedPageBreak/>
+        <w:t xml:space="preserve">2.3 </w:t>
+      </w:r>
+      <w:r>
+        <w:rPr>
+          <w:rFonts w:ascii="Times New Roman" w:hAnsi="Times New Roman" w:cs="Times New Roman"/>
           <w:bCs/>
-          <w:sz w:val="28"/>
-          <w:szCs w:val="28"/>
-        </w:rPr>
-        <w:t>Механизмы:</w:t>
-      </w:r>
-    </w:p>
-    <w:p>
-      <w:pPr>
-        <w:numPr>
-          <w:ilvl w:val="0"/>
-          <w:numId w:val="15"/>
-        </w:numPr>
-        <w:rPr>
-          <w:rFonts w:ascii="Times New Roman" w:hAnsi="Times New Roman" w:cs="Times New Roman"/>
-          <w:sz w:val="28"/>
-          <w:szCs w:val="28"/>
-        </w:rPr>
-      </w:pPr>
-      <w:r>
-        <w:rPr>
-          <w:rFonts w:ascii="Times New Roman" w:hAnsi="Times New Roman" w:cs="Times New Roman"/>
-          <w:sz w:val="28"/>
-          <w:szCs w:val="28"/>
-        </w:rPr>
-        <w:t xml:space="preserve">рекрутер </w:t>
-      </w:r>
-    </w:p>
-    <w:p>
-      <w:pPr>
-        <w:numPr>
-          <w:ilvl w:val="0"/>
-          <w:numId w:val="16"/>
-        </w:numPr>
-        <w:rPr>
-          <w:rFonts w:ascii="Times New Roman" w:hAnsi="Times New Roman" w:cs="Times New Roman"/>
-          <w:sz w:val="28"/>
-          <w:szCs w:val="28"/>
-        </w:rPr>
-      </w:pPr>
-      <w:r>
-        <w:rPr>
-          <w:rFonts w:ascii="Times New Roman" w:hAnsi="Times New Roman" w:cs="Times New Roman"/>
-          <w:sz w:val="28"/>
-          <w:szCs w:val="28"/>
-        </w:rPr>
-        <w:t xml:space="preserve">средства связи (телефон, электронная почта) </w:t>
-      </w:r>
-    </w:p>
-    <w:p>
-      <w:pPr>
-        <w:rPr>
-          <w:rFonts w:ascii="Times New Roman" w:hAnsi="Times New Roman" w:cs="Times New Roman"/>
-          <w:sz w:val="28"/>
-          <w:szCs w:val="28"/>
-        </w:rPr>
-      </w:pPr>
-      <w:r>
-        <w:rPr>
-          <w:rFonts w:ascii="Times New Roman" w:hAnsi="Times New Roman" w:cs="Times New Roman"/>
-          <w:sz w:val="28"/>
-          <w:szCs w:val="28"/>
-        </w:rPr>
-        <w:t>В процессе осуществляется поиск кандидатов, анализ их соответствия требованиям и формирование списка подходящих кандидатов.</w:t>
-      </w:r>
-    </w:p>
-    <w:p>
-      <w:pPr>
-        <w:rPr>
-          <w:rFonts w:ascii="Times New Roman" w:hAnsi="Times New Roman" w:cs="Times New Roman"/>
-          <w:sz w:val="28"/>
-          <w:szCs w:val="28"/>
-        </w:rPr>
-      </w:pPr>
-    </w:p>
-    <w:p>
-      <w:pPr>
-        <w:rPr>
-          <w:rFonts w:ascii="Times New Roman" w:hAnsi="Times New Roman" w:cs="Times New Roman"/>
-          <w:b/>
-          <w:bCs/>
-          <w:sz w:val="28"/>
-          <w:szCs w:val="28"/>
-        </w:rPr>
-      </w:pPr>
-      <w:r>
-        <w:rPr>
-          <w:rFonts w:ascii="Times New Roman" w:hAnsi="Times New Roman" w:cs="Times New Roman"/>
-          <w:b/>
-          <w:bCs/>
-          <w:sz w:val="28"/>
-          <w:szCs w:val="28"/>
-        </w:rPr>
-        <w:t>A3 — Проведение собеседований</w:t>
-      </w:r>
-    </w:p>
-    <w:p>
-      <w:pPr>
-        <w:rPr>
-          <w:rFonts w:ascii="Times New Roman" w:hAnsi="Times New Roman" w:cs="Times New Roman"/>
-          <w:sz w:val="28"/>
-          <w:szCs w:val="28"/>
-        </w:rPr>
-      </w:pPr>
-      <w:r>
-        <w:rPr>
-          <w:rFonts w:ascii="Times New Roman" w:hAnsi="Times New Roman" w:cs="Times New Roman"/>
-          <w:sz w:val="28"/>
-          <w:szCs w:val="28"/>
-        </w:rPr>
-        <w:t>Процесс A3 «Проведение собеседований» предназначен для оценки кандидатов.</w:t>
-      </w:r>
-    </w:p>
-    <w:p>
-      <w:pPr>
-        <w:rPr>
-          <w:rFonts w:ascii="Times New Roman" w:hAnsi="Times New Roman" w:cs="Times New Roman"/>
-          <w:sz w:val="28"/>
-          <w:szCs w:val="28"/>
-        </w:rPr>
-      </w:pPr>
-      <w:r>
-        <w:rPr>
-          <w:rFonts w:ascii="Times New Roman" w:hAnsi="Times New Roman" w:cs="Times New Roman"/>
-          <w:b/>
-          <w:bCs/>
-          <w:sz w:val="28"/>
-          <w:szCs w:val="28"/>
-        </w:rPr>
-        <w:t>Входные данные:</w:t>
-      </w:r>
-    </w:p>
-    <w:p>
-      <w:pPr>
-        <w:numPr>
-          <w:ilvl w:val="0"/>
-          <w:numId w:val="24"/>
-        </w:numPr>
-        <w:rPr>
-          <w:rFonts w:ascii="Times New Roman" w:hAnsi="Times New Roman" w:cs="Times New Roman"/>
-          <w:sz w:val="28"/>
-          <w:szCs w:val="28"/>
-        </w:rPr>
-      </w:pPr>
-      <w:r>
-        <w:rPr>
-          <w:rFonts w:ascii="Times New Roman" w:hAnsi="Times New Roman" w:cs="Times New Roman"/>
-          <w:sz w:val="28"/>
-          <w:szCs w:val="28"/>
-        </w:rPr>
-        <w:t xml:space="preserve">отобранные кандидаты </w:t>
-      </w:r>
-    </w:p>
-    <w:p>
-      <w:pPr>
-        <w:rPr>
-          <w:rFonts w:ascii="Times New Roman" w:hAnsi="Times New Roman" w:cs="Times New Roman"/>
-          <w:sz w:val="28"/>
-          <w:szCs w:val="28"/>
-        </w:rPr>
-      </w:pPr>
-      <w:r>
-        <w:rPr>
-          <w:rFonts w:ascii="Times New Roman" w:hAnsi="Times New Roman" w:cs="Times New Roman"/>
-          <w:b/>
-          <w:bCs/>
-          <w:sz w:val="28"/>
-          <w:szCs w:val="28"/>
-        </w:rPr>
-        <w:t>Выходные данные:</w:t>
-      </w:r>
-    </w:p>
-    <w:p>
-      <w:pPr>
-        <w:numPr>
-          <w:ilvl w:val="0"/>
-          <w:numId w:val="23"/>
-        </w:numPr>
-        <w:rPr>
-          <w:rFonts w:ascii="Times New Roman" w:hAnsi="Times New Roman" w:cs="Times New Roman"/>
-          <w:sz w:val="28"/>
-          <w:szCs w:val="28"/>
-        </w:rPr>
-      </w:pPr>
-      <w:r>
-        <w:rPr>
-          <w:rFonts w:ascii="Times New Roman" w:hAnsi="Times New Roman" w:cs="Times New Roman"/>
-          <w:sz w:val="28"/>
-          <w:szCs w:val="28"/>
-        </w:rPr>
-        <w:t xml:space="preserve">оцениваемые кандидаты </w:t>
-      </w:r>
-    </w:p>
-    <w:p>
-      <w:pPr>
-        <w:rPr>
-          <w:rFonts w:ascii="Times New Roman" w:hAnsi="Times New Roman" w:cs="Times New Roman"/>
-          <w:sz w:val="28"/>
-          <w:szCs w:val="28"/>
-        </w:rPr>
-      </w:pPr>
-      <w:r>
-        <w:rPr>
-          <w:rFonts w:ascii="Times New Roman" w:hAnsi="Times New Roman" w:cs="Times New Roman"/>
-          <w:b/>
-          <w:bCs/>
-          <w:sz w:val="28"/>
-          <w:szCs w:val="28"/>
-        </w:rPr>
-        <w:t>Управляющие воздействия:</w:t>
-      </w:r>
-    </w:p>
-    <w:p>
-      <w:pPr>
-        <w:numPr>
-          <w:ilvl w:val="0"/>
-          <w:numId w:val="22"/>
-        </w:numPr>
-        <w:rPr>
-          <w:rFonts w:ascii="Times New Roman" w:hAnsi="Times New Roman" w:cs="Times New Roman"/>
-          <w:sz w:val="28"/>
-          <w:szCs w:val="28"/>
-        </w:rPr>
-      </w:pPr>
-      <w:r>
-        <w:rPr>
-          <w:rFonts w:ascii="Times New Roman" w:hAnsi="Times New Roman" w:cs="Times New Roman"/>
-          <w:sz w:val="28"/>
-          <w:szCs w:val="28"/>
-        </w:rPr>
-        <w:t xml:space="preserve">регламент проведения собеседований </w:t>
-      </w:r>
-    </w:p>
-    <w:p>
-      <w:pPr>
-        <w:rPr>
-          <w:rFonts w:ascii="Times New Roman" w:hAnsi="Times New Roman" w:cs="Times New Roman"/>
-          <w:sz w:val="28"/>
-          <w:szCs w:val="28"/>
-        </w:rPr>
-      </w:pPr>
-      <w:r>
-        <w:rPr>
-          <w:rFonts w:ascii="Times New Roman" w:hAnsi="Times New Roman" w:cs="Times New Roman"/>
-          <w:b/>
-          <w:bCs/>
-          <w:sz w:val="28"/>
-          <w:szCs w:val="28"/>
-        </w:rPr>
-        <w:t>Механизмы:</w:t>
-      </w:r>
-    </w:p>
-    <w:p>
-      <w:pPr>
-        <w:numPr>
-          <w:ilvl w:val="0"/>
-          <w:numId w:val="21"/>
-        </w:numPr>
-        <w:rPr>
-          <w:rFonts w:ascii="Times New Roman" w:hAnsi="Times New Roman" w:cs="Times New Roman"/>
-          <w:sz w:val="28"/>
-          <w:szCs w:val="28"/>
-        </w:rPr>
-      </w:pPr>
-      <w:r>
-        <w:rPr>
-          <w:rFonts w:ascii="Times New Roman" w:hAnsi="Times New Roman" w:cs="Times New Roman"/>
-          <w:sz w:val="28"/>
-          <w:szCs w:val="28"/>
-        </w:rPr>
-        <w:lastRenderedPageBreak/>
-        <w:t xml:space="preserve">рекрутер </w:t>
-      </w:r>
-    </w:p>
-    <w:p>
-      <w:pPr>
-        <w:numPr>
-          <w:ilvl w:val="0"/>
-          <w:numId w:val="21"/>
-        </w:numPr>
-        <w:rPr>
-          <w:rFonts w:ascii="Times New Roman" w:hAnsi="Times New Roman" w:cs="Times New Roman"/>
-          <w:sz w:val="28"/>
-          <w:szCs w:val="28"/>
-        </w:rPr>
-      </w:pPr>
-      <w:r>
-        <w:rPr>
-          <w:rFonts w:ascii="Times New Roman" w:hAnsi="Times New Roman" w:cs="Times New Roman"/>
-          <w:sz w:val="28"/>
-          <w:szCs w:val="28"/>
-        </w:rPr>
-        <w:t xml:space="preserve">офис </w:t>
-      </w:r>
-    </w:p>
-    <w:p>
-      <w:pPr>
-        <w:rPr>
-          <w:rFonts w:ascii="Times New Roman" w:hAnsi="Times New Roman" w:cs="Times New Roman"/>
-          <w:sz w:val="28"/>
-          <w:szCs w:val="28"/>
-        </w:rPr>
-      </w:pPr>
-      <w:r>
-        <w:rPr>
-          <w:rFonts w:ascii="Times New Roman" w:hAnsi="Times New Roman" w:cs="Times New Roman"/>
-          <w:sz w:val="28"/>
-          <w:szCs w:val="28"/>
-        </w:rPr>
-        <w:t>В рамках процесса проводятся собеседования и осуществляется оценка кандидатов.</w:t>
-      </w:r>
-    </w:p>
-    <w:p>
-      <w:pPr>
-        <w:rPr>
-          <w:rFonts w:ascii="Times New Roman" w:hAnsi="Times New Roman" w:cs="Times New Roman"/>
-          <w:sz w:val="28"/>
-          <w:szCs w:val="28"/>
-        </w:rPr>
-      </w:pPr>
-    </w:p>
-    <w:p>
-      <w:pPr>
-        <w:rPr>
-          <w:rFonts w:ascii="Times New Roman" w:hAnsi="Times New Roman" w:cs="Times New Roman"/>
-          <w:b/>
-          <w:bCs/>
-          <w:sz w:val="28"/>
-          <w:szCs w:val="28"/>
-        </w:rPr>
-      </w:pPr>
-      <w:r>
-        <w:rPr>
-          <w:rFonts w:ascii="Times New Roman" w:hAnsi="Times New Roman" w:cs="Times New Roman"/>
-          <w:b/>
-          <w:bCs/>
-          <w:sz w:val="28"/>
-          <w:szCs w:val="28"/>
-        </w:rPr>
-        <w:t>A4 — Принятие решения и закрытие вакансии</w:t>
-      </w:r>
-    </w:p>
-    <w:p>
-      <w:pPr>
-        <w:rPr>
-          <w:rFonts w:ascii="Times New Roman" w:hAnsi="Times New Roman" w:cs="Times New Roman"/>
-          <w:sz w:val="28"/>
-          <w:szCs w:val="28"/>
-        </w:rPr>
-      </w:pPr>
-      <w:r>
-        <w:rPr>
-          <w:rFonts w:ascii="Times New Roman" w:hAnsi="Times New Roman" w:cs="Times New Roman"/>
-          <w:sz w:val="28"/>
-          <w:szCs w:val="28"/>
-        </w:rPr>
-        <w:t>Процесс A4 «Принятие решения и закрытие вакансии» завершает процесс подбора персонала.</w:t>
-      </w:r>
-    </w:p>
-    <w:p>
-      <w:pPr>
-        <w:rPr>
-          <w:rFonts w:ascii="Times New Roman" w:hAnsi="Times New Roman" w:cs="Times New Roman"/>
-          <w:sz w:val="28"/>
-          <w:szCs w:val="28"/>
-        </w:rPr>
-      </w:pPr>
-      <w:r>
-        <w:rPr>
-          <w:rFonts w:ascii="Times New Roman" w:hAnsi="Times New Roman" w:cs="Times New Roman"/>
-          <w:b/>
-          <w:bCs/>
-          <w:sz w:val="28"/>
-          <w:szCs w:val="28"/>
-        </w:rPr>
-        <w:t>Входные данные:</w:t>
-      </w:r>
-    </w:p>
-    <w:p>
-      <w:pPr>
-        <w:numPr>
-          <w:ilvl w:val="0"/>
-          <w:numId w:val="18"/>
-        </w:numPr>
-        <w:rPr>
-          <w:rFonts w:ascii="Times New Roman" w:hAnsi="Times New Roman" w:cs="Times New Roman"/>
-          <w:sz w:val="28"/>
-          <w:szCs w:val="28"/>
-        </w:rPr>
-      </w:pPr>
-      <w:r>
-        <w:rPr>
-          <w:rFonts w:ascii="Times New Roman" w:hAnsi="Times New Roman" w:cs="Times New Roman"/>
-          <w:sz w:val="28"/>
-          <w:szCs w:val="28"/>
-        </w:rPr>
-        <w:t xml:space="preserve">оцениваемые кандидаты </w:t>
-      </w:r>
-    </w:p>
-    <w:p>
-      <w:pPr>
-        <w:rPr>
-          <w:rFonts w:ascii="Times New Roman" w:hAnsi="Times New Roman" w:cs="Times New Roman"/>
-          <w:sz w:val="28"/>
-          <w:szCs w:val="28"/>
-        </w:rPr>
-      </w:pPr>
-      <w:r>
-        <w:rPr>
-          <w:rFonts w:ascii="Times New Roman" w:hAnsi="Times New Roman" w:cs="Times New Roman"/>
-          <w:b/>
-          <w:bCs/>
-          <w:sz w:val="28"/>
-          <w:szCs w:val="28"/>
-        </w:rPr>
-        <w:t>Выходные данные:</w:t>
-      </w:r>
-    </w:p>
-    <w:p>
-      <w:pPr>
-        <w:numPr>
-          <w:ilvl w:val="0"/>
-          <w:numId w:val="17"/>
-        </w:numPr>
-        <w:rPr>
-          <w:rFonts w:ascii="Times New Roman" w:hAnsi="Times New Roman" w:cs="Times New Roman"/>
-          <w:sz w:val="28"/>
-          <w:szCs w:val="28"/>
-        </w:rPr>
-      </w:pPr>
-      <w:r>
-        <w:rPr>
-          <w:rFonts w:ascii="Times New Roman" w:hAnsi="Times New Roman" w:cs="Times New Roman"/>
-          <w:sz w:val="28"/>
-          <w:szCs w:val="28"/>
-        </w:rPr>
-        <w:t xml:space="preserve">подобранные кандидаты </w:t>
-      </w:r>
-    </w:p>
-    <w:p>
-      <w:pPr>
-        <w:numPr>
-          <w:ilvl w:val="0"/>
-          <w:numId w:val="17"/>
-        </w:numPr>
-        <w:rPr>
-          <w:rFonts w:ascii="Times New Roman" w:hAnsi="Times New Roman" w:cs="Times New Roman"/>
-          <w:sz w:val="28"/>
-          <w:szCs w:val="28"/>
-        </w:rPr>
-      </w:pPr>
-      <w:r>
-        <w:rPr>
-          <w:rFonts w:ascii="Times New Roman" w:hAnsi="Times New Roman" w:cs="Times New Roman"/>
-          <w:sz w:val="28"/>
-          <w:szCs w:val="28"/>
-        </w:rPr>
-        <w:t xml:space="preserve">закрытие вакансии </w:t>
-      </w:r>
-    </w:p>
-    <w:p>
-      <w:pPr>
-        <w:numPr>
-          <w:ilvl w:val="0"/>
-          <w:numId w:val="17"/>
-        </w:numPr>
-        <w:rPr>
-          <w:rFonts w:ascii="Times New Roman" w:hAnsi="Times New Roman" w:cs="Times New Roman"/>
-          <w:sz w:val="28"/>
-          <w:szCs w:val="28"/>
-        </w:rPr>
-      </w:pPr>
-      <w:r>
-        <w:rPr>
-          <w:rFonts w:ascii="Times New Roman" w:hAnsi="Times New Roman" w:cs="Times New Roman"/>
-          <w:sz w:val="28"/>
-          <w:szCs w:val="28"/>
-        </w:rPr>
-        <w:t xml:space="preserve">отчёт о подборе </w:t>
-      </w:r>
-    </w:p>
-    <w:p>
-      <w:pPr>
-        <w:rPr>
-          <w:rFonts w:ascii="Times New Roman" w:hAnsi="Times New Roman" w:cs="Times New Roman"/>
-          <w:sz w:val="28"/>
-          <w:szCs w:val="28"/>
-        </w:rPr>
-      </w:pPr>
-      <w:r>
-        <w:rPr>
-          <w:rFonts w:ascii="Times New Roman" w:hAnsi="Times New Roman" w:cs="Times New Roman"/>
-          <w:b/>
-          <w:bCs/>
-          <w:sz w:val="28"/>
-          <w:szCs w:val="28"/>
-        </w:rPr>
-        <w:t>Управляющие воздействия:</w:t>
-      </w:r>
-    </w:p>
-    <w:p>
-      <w:pPr>
-        <w:numPr>
-          <w:ilvl w:val="0"/>
-          <w:numId w:val="19"/>
-        </w:numPr>
-        <w:rPr>
-          <w:rFonts w:ascii="Times New Roman" w:hAnsi="Times New Roman" w:cs="Times New Roman"/>
-          <w:sz w:val="28"/>
-          <w:szCs w:val="28"/>
-        </w:rPr>
-      </w:pPr>
-      <w:r>
-        <w:rPr>
-          <w:rFonts w:ascii="Times New Roman" w:hAnsi="Times New Roman" w:cs="Times New Roman"/>
-          <w:sz w:val="28"/>
-          <w:szCs w:val="28"/>
-        </w:rPr>
-        <w:t xml:space="preserve">договор с работодателем </w:t>
-      </w:r>
-    </w:p>
-    <w:p>
-      <w:pPr>
-        <w:rPr>
-          <w:rFonts w:ascii="Times New Roman" w:hAnsi="Times New Roman" w:cs="Times New Roman"/>
-          <w:sz w:val="28"/>
-          <w:szCs w:val="28"/>
-        </w:rPr>
-      </w:pPr>
-      <w:r>
-        <w:rPr>
-          <w:rFonts w:ascii="Times New Roman" w:hAnsi="Times New Roman" w:cs="Times New Roman"/>
-          <w:b/>
-          <w:bCs/>
-          <w:sz w:val="28"/>
-          <w:szCs w:val="28"/>
-        </w:rPr>
-        <w:t>Механизмы:</w:t>
-      </w:r>
-    </w:p>
-    <w:p>
-      <w:pPr>
-        <w:numPr>
-          <w:ilvl w:val="0"/>
-          <w:numId w:val="20"/>
-        </w:numPr>
-        <w:rPr>
-          <w:rFonts w:ascii="Times New Roman" w:hAnsi="Times New Roman" w:cs="Times New Roman"/>
-          <w:sz w:val="28"/>
-          <w:szCs w:val="28"/>
-        </w:rPr>
-      </w:pPr>
-      <w:r>
-        <w:rPr>
-          <w:rFonts w:ascii="Times New Roman" w:hAnsi="Times New Roman" w:cs="Times New Roman"/>
-          <w:sz w:val="28"/>
-          <w:szCs w:val="28"/>
-        </w:rPr>
-        <w:t xml:space="preserve">работодатель </w:t>
-      </w:r>
-    </w:p>
-    <w:p>
-      <w:pPr>
-        <w:rPr>
-          <w:rFonts w:ascii="Times New Roman" w:hAnsi="Times New Roman" w:cs="Times New Roman"/>
-          <w:sz w:val="28"/>
-          <w:szCs w:val="28"/>
-        </w:rPr>
-      </w:pPr>
-      <w:r>
-        <w:rPr>
-          <w:rFonts w:ascii="Times New Roman" w:hAnsi="Times New Roman" w:cs="Times New Roman"/>
-          <w:sz w:val="28"/>
-          <w:szCs w:val="28"/>
-        </w:rPr>
-        <w:t>В результате выполнения процесса принимается окончательное решение о найме кандидата и осуществляется закрытие вакансии.</w:t>
-      </w:r>
-    </w:p>
-    <w:p>
-      <w:pPr>
-        <w:rPr>
-          <w:rFonts w:ascii="Times New Roman" w:hAnsi="Times New Roman" w:cs="Times New Roman"/>
-          <w:sz w:val="28"/>
-          <w:szCs w:val="28"/>
+          <w:color w:val="auto"/>
+          <w:sz w:val="28"/>
+          <w:szCs w:val="28"/>
+        </w:rPr>
+        <w:t>Функциональные задачи пользователей системы</w:t>
+      </w:r>
+    </w:p>
+    <w:p>
+      <w:pPr>
+        <w:rPr>
+          <w:lang w:eastAsia="ru-RU"/>
         </w:rPr>
       </w:pPr>
     </w:p>
@@ -3186,7 +5586,7 @@
 </file>
 
 <file path=word/numbering.xml><?xml version="1.0" encoding="utf-8"?>
-<w:numbering xmlns:wpc="http://schemas.microsoft.com/office/word/2010/wordprocessingCanvas" xmlns:cx="http://schemas.microsoft.com/office/drawing/2014/chartex" xmlns:cx1="http://schemas.microsoft.com/office/drawing/2015/9/8/chartex" xmlns:cx2="http://schemas.microsoft.com/office/drawing/2015/10/21/chartex" xmlns:cx3="http://schemas.microsoft.com/office/drawing/2016/5/9/chartex" xmlns:cx4="http://schemas.microsoft.com/office/drawing/2016/5/10/chartex" xmlns:cx5="http://schemas.microsoft.com/office/drawing/2016/5/11/chartex" xmlns:cx6="http://schemas.microsoft.com/office/drawing/2016/5/12/chartex" xmlns:cx7="http://schemas.microsoft.com/office/drawing/2016/5/13/chartex" xmlns:cx8="http://schemas.microsoft.com/office/drawing/2016/5/14/chartex" xmlns:mc="http://schemas.openxmlformats.org/markup-compatibility/2006" xmlns:aink="http://schemas.microsoft.com/office/drawing/2016/ink" xmlns:am3d="http://schemas.microsoft.com/office/drawing/2017/model3d" xmlns:o="urn:schemas-microsoft-com:office:office" xmlns:oel="http://schemas.microsoft.com/office/2019/extlst" xmlns:r="http://schemas.openxmlformats.org/officeDocument/2006/relationships" xmlns:m="http://schemas.openxmlformats.org/officeDocument/2006/math" xmlns:v="urn:schemas-microsoft-com:vml" xmlns:wp14="http://schemas.microsoft.com/office/word/2010/wordprocessingDrawing" xmlns:wp="http://schemas.openxmlformats.org/drawingml/2006/wordprocessingDrawing" xmlns:w10="urn:schemas-microsoft-com:office:word" xmlns:w="http://schemas.openxmlformats.org/wordprocessingml/2006/main" xmlns:w14="http://schemas.microsoft.com/office/word/2010/wordml" xmlns:w15="http://schemas.microsoft.com/office/word/2012/wordml" xmlns:w16cex="http://schemas.microsoft.com/office/word/2018/wordml/cex" xmlns:w16cid="http://schemas.microsoft.com/office/word/2016/wordml/cid" xmlns:w16="http://schemas.microsoft.com/office/word/2018/wordml" xmlns:w16du="http://schemas.microsoft.com/office/word/2023/wordml/word16du" xmlns:w16sdtdh="http://schemas.microsoft.com/office/word/2020/wordml/sdtdatahash" xmlns:w16sdtfl="http://schemas.microsoft.com/office/word/2024/wordml/sdtformatlock" xmlns:w16se="http://schemas.microsoft.com/office/word/2015/wordml/symex" xmlns:wpg="http://schemas.microsoft.com/office/word/2010/wordprocessingGroup" xmlns:wpi="http://schemas.microsoft.com/office/word/2010/wordprocessingInk" xmlns:wne="http://schemas.microsoft.com/office/word/2006/wordml" xmlns:wps="http://schemas.microsoft.com/office/word/2010/wordprocessingShape" mc:Ignorable="w14 w15 w16se w16cid w16 w16cex w16sdtdh w16sdtfl w16du wp14">
+<w:numbering xmlns:wpc="http://schemas.microsoft.com/office/word/2010/wordprocessingCanvas" xmlns:cx="http://schemas.microsoft.com/office/drawing/2014/chartex" xmlns:cx1="http://schemas.microsoft.com/office/drawing/2015/9/8/chartex" xmlns:mc="http://schemas.openxmlformats.org/markup-compatibility/2006" xmlns:o="urn:schemas-microsoft-com:office:office" xmlns:r="http://schemas.openxmlformats.org/officeDocument/2006/relationships" xmlns:m="http://schemas.openxmlformats.org/officeDocument/2006/math" xmlns:v="urn:schemas-microsoft-com:vml" xmlns:wp14="http://schemas.microsoft.com/office/word/2010/wordprocessingDrawing" xmlns:wp="http://schemas.openxmlformats.org/drawingml/2006/wordprocessingDrawing" xmlns:w10="urn:schemas-microsoft-com:office:word" xmlns:w="http://schemas.openxmlformats.org/wordprocessingml/2006/main" xmlns:w14="http://schemas.microsoft.com/office/word/2010/wordml" xmlns:w15="http://schemas.microsoft.com/office/word/2012/wordml" xmlns:w16se="http://schemas.microsoft.com/office/word/2015/wordml/symex" xmlns:wpg="http://schemas.microsoft.com/office/word/2010/wordprocessingGroup" xmlns:wpi="http://schemas.microsoft.com/office/word/2010/wordprocessingInk" xmlns:wne="http://schemas.microsoft.com/office/word/2006/wordml" xmlns:wps="http://schemas.microsoft.com/office/word/2010/wordprocessingShape" mc:Ignorable="w14 w15 w16se wp14">
   <w:abstractNum w:abstractNumId="0" w15:restartNumberingAfterBreak="0">
     <w:nsid w:val="078D5C87"/>
     <w:multiLevelType w:val="multilevel"/>
@@ -3486,6 +5886,766 @@
     </w:lvl>
   </w:abstractNum>
   <w:abstractNum w:abstractNumId="2" w15:restartNumberingAfterBreak="0">
+    <w:nsid w:val="1E832E57"/>
+    <w:multiLevelType w:val="multilevel"/>
+    <w:tmpl w:val="05169CEA"/>
+    <w:lvl w:ilvl="0">
+      <w:start w:val="1"/>
+      <w:numFmt w:val="bullet"/>
+      <w:lvlText w:val=""/>
+      <w:lvlJc w:val="left"/>
+      <w:pPr>
+        <w:tabs>
+          <w:tab w:val="num" w:pos="720"/>
+        </w:tabs>
+        <w:ind w:left="720" w:hanging="360"/>
+      </w:pPr>
+      <w:rPr>
+        <w:rFonts w:ascii="Symbol" w:hAnsi="Symbol" w:hint="default"/>
+        <w:b w:val="0"/>
+        <w:bCs w:val="0"/>
+        <w:i w:val="0"/>
+        <w:iCs w:val="0"/>
+        <w:spacing w:val="0"/>
+        <w:w w:val="102"/>
+        <w:sz w:val="28"/>
+        <w:szCs w:val="28"/>
+        <w:lang w:val="ru-RU" w:eastAsia="en-US" w:bidi="ar-SA"/>
+      </w:rPr>
+    </w:lvl>
+    <w:lvl w:ilvl="1" w:tentative="1">
+      <w:start w:val="1"/>
+      <w:numFmt w:val="bullet"/>
+      <w:lvlText w:val="o"/>
+      <w:lvlJc w:val="left"/>
+      <w:pPr>
+        <w:tabs>
+          <w:tab w:val="num" w:pos="1440"/>
+        </w:tabs>
+        <w:ind w:left="1440" w:hanging="360"/>
+      </w:pPr>
+      <w:rPr>
+        <w:rFonts w:ascii="Courier New" w:hAnsi="Courier New" w:hint="default"/>
+        <w:sz w:val="20"/>
+      </w:rPr>
+    </w:lvl>
+    <w:lvl w:ilvl="2" w:tentative="1">
+      <w:start w:val="1"/>
+      <w:numFmt w:val="bullet"/>
+      <w:lvlText w:val=""/>
+      <w:lvlJc w:val="left"/>
+      <w:pPr>
+        <w:tabs>
+          <w:tab w:val="num" w:pos="2160"/>
+        </w:tabs>
+        <w:ind w:left="2160" w:hanging="360"/>
+      </w:pPr>
+      <w:rPr>
+        <w:rFonts w:ascii="Wingdings" w:hAnsi="Wingdings" w:hint="default"/>
+        <w:sz w:val="20"/>
+      </w:rPr>
+    </w:lvl>
+    <w:lvl w:ilvl="3" w:tentative="1">
+      <w:start w:val="1"/>
+      <w:numFmt w:val="bullet"/>
+      <w:lvlText w:val=""/>
+      <w:lvlJc w:val="left"/>
+      <w:pPr>
+        <w:tabs>
+          <w:tab w:val="num" w:pos="2880"/>
+        </w:tabs>
+        <w:ind w:left="2880" w:hanging="360"/>
+      </w:pPr>
+      <w:rPr>
+        <w:rFonts w:ascii="Wingdings" w:hAnsi="Wingdings" w:hint="default"/>
+        <w:sz w:val="20"/>
+      </w:rPr>
+    </w:lvl>
+    <w:lvl w:ilvl="4" w:tentative="1">
+      <w:start w:val="1"/>
+      <w:numFmt w:val="bullet"/>
+      <w:lvlText w:val=""/>
+      <w:lvlJc w:val="left"/>
+      <w:pPr>
+        <w:tabs>
+          <w:tab w:val="num" w:pos="3600"/>
+        </w:tabs>
+        <w:ind w:left="3600" w:hanging="360"/>
+      </w:pPr>
+      <w:rPr>
+        <w:rFonts w:ascii="Wingdings" w:hAnsi="Wingdings" w:hint="default"/>
+        <w:sz w:val="20"/>
+      </w:rPr>
+    </w:lvl>
+    <w:lvl w:ilvl="5" w:tentative="1">
+      <w:start w:val="1"/>
+      <w:numFmt w:val="bullet"/>
+      <w:lvlText w:val=""/>
+      <w:lvlJc w:val="left"/>
+      <w:pPr>
+        <w:tabs>
+          <w:tab w:val="num" w:pos="4320"/>
+        </w:tabs>
+        <w:ind w:left="4320" w:hanging="360"/>
+      </w:pPr>
+      <w:rPr>
+        <w:rFonts w:ascii="Wingdings" w:hAnsi="Wingdings" w:hint="default"/>
+        <w:sz w:val="20"/>
+      </w:rPr>
+    </w:lvl>
+    <w:lvl w:ilvl="6" w:tentative="1">
+      <w:start w:val="1"/>
+      <w:numFmt w:val="bullet"/>
+      <w:lvlText w:val=""/>
+      <w:lvlJc w:val="left"/>
+      <w:pPr>
+        <w:tabs>
+          <w:tab w:val="num" w:pos="5040"/>
+        </w:tabs>
+        <w:ind w:left="5040" w:hanging="360"/>
+      </w:pPr>
+      <w:rPr>
+        <w:rFonts w:ascii="Wingdings" w:hAnsi="Wingdings" w:hint="default"/>
+        <w:sz w:val="20"/>
+      </w:rPr>
+    </w:lvl>
+    <w:lvl w:ilvl="7" w:tentative="1">
+      <w:start w:val="1"/>
+      <w:numFmt w:val="bullet"/>
+      <w:lvlText w:val=""/>
+      <w:lvlJc w:val="left"/>
+      <w:pPr>
+        <w:tabs>
+          <w:tab w:val="num" w:pos="5760"/>
+        </w:tabs>
+        <w:ind w:left="5760" w:hanging="360"/>
+      </w:pPr>
+      <w:rPr>
+        <w:rFonts w:ascii="Wingdings" w:hAnsi="Wingdings" w:hint="default"/>
+        <w:sz w:val="20"/>
+      </w:rPr>
+    </w:lvl>
+    <w:lvl w:ilvl="8" w:tentative="1">
+      <w:start w:val="1"/>
+      <w:numFmt w:val="bullet"/>
+      <w:lvlText w:val=""/>
+      <w:lvlJc w:val="left"/>
+      <w:pPr>
+        <w:tabs>
+          <w:tab w:val="num" w:pos="6480"/>
+        </w:tabs>
+        <w:ind w:left="6480" w:hanging="360"/>
+      </w:pPr>
+      <w:rPr>
+        <w:rFonts w:ascii="Wingdings" w:hAnsi="Wingdings" w:hint="default"/>
+        <w:sz w:val="20"/>
+      </w:rPr>
+    </w:lvl>
+  </w:abstractNum>
+  <w:abstractNum w:abstractNumId="3" w15:restartNumberingAfterBreak="0">
+    <w:nsid w:val="1F5D673F"/>
+    <w:multiLevelType w:val="multilevel"/>
+    <w:tmpl w:val="3B440778"/>
+    <w:lvl w:ilvl="0">
+      <w:start w:val="1"/>
+      <w:numFmt w:val="bullet"/>
+      <w:lvlText w:val=""/>
+      <w:lvlJc w:val="left"/>
+      <w:pPr>
+        <w:tabs>
+          <w:tab w:val="num" w:pos="720"/>
+        </w:tabs>
+        <w:ind w:left="720" w:hanging="360"/>
+      </w:pPr>
+      <w:rPr>
+        <w:rFonts w:ascii="Symbol" w:hAnsi="Symbol" w:hint="default"/>
+        <w:sz w:val="20"/>
+      </w:rPr>
+    </w:lvl>
+    <w:lvl w:ilvl="1" w:tentative="1">
+      <w:start w:val="1"/>
+      <w:numFmt w:val="bullet"/>
+      <w:lvlText w:val="o"/>
+      <w:lvlJc w:val="left"/>
+      <w:pPr>
+        <w:tabs>
+          <w:tab w:val="num" w:pos="1440"/>
+        </w:tabs>
+        <w:ind w:left="1440" w:hanging="360"/>
+      </w:pPr>
+      <w:rPr>
+        <w:rFonts w:ascii="Courier New" w:hAnsi="Courier New" w:hint="default"/>
+        <w:sz w:val="20"/>
+      </w:rPr>
+    </w:lvl>
+    <w:lvl w:ilvl="2" w:tentative="1">
+      <w:start w:val="1"/>
+      <w:numFmt w:val="bullet"/>
+      <w:lvlText w:val=""/>
+      <w:lvlJc w:val="left"/>
+      <w:pPr>
+        <w:tabs>
+          <w:tab w:val="num" w:pos="2160"/>
+        </w:tabs>
+        <w:ind w:left="2160" w:hanging="360"/>
+      </w:pPr>
+      <w:rPr>
+        <w:rFonts w:ascii="Wingdings" w:hAnsi="Wingdings" w:hint="default"/>
+        <w:sz w:val="20"/>
+      </w:rPr>
+    </w:lvl>
+    <w:lvl w:ilvl="3" w:tentative="1">
+      <w:start w:val="1"/>
+      <w:numFmt w:val="bullet"/>
+      <w:lvlText w:val=""/>
+      <w:lvlJc w:val="left"/>
+      <w:pPr>
+        <w:tabs>
+          <w:tab w:val="num" w:pos="2880"/>
+        </w:tabs>
+        <w:ind w:left="2880" w:hanging="360"/>
+      </w:pPr>
+      <w:rPr>
+        <w:rFonts w:ascii="Wingdings" w:hAnsi="Wingdings" w:hint="default"/>
+        <w:sz w:val="20"/>
+      </w:rPr>
+    </w:lvl>
+    <w:lvl w:ilvl="4" w:tentative="1">
+      <w:start w:val="1"/>
+      <w:numFmt w:val="bullet"/>
+      <w:lvlText w:val=""/>
+      <w:lvlJc w:val="left"/>
+      <w:pPr>
+        <w:tabs>
+          <w:tab w:val="num" w:pos="3600"/>
+        </w:tabs>
+        <w:ind w:left="3600" w:hanging="360"/>
+      </w:pPr>
+      <w:rPr>
+        <w:rFonts w:ascii="Wingdings" w:hAnsi="Wingdings" w:hint="default"/>
+        <w:sz w:val="20"/>
+      </w:rPr>
+    </w:lvl>
+    <w:lvl w:ilvl="5" w:tentative="1">
+      <w:start w:val="1"/>
+      <w:numFmt w:val="bullet"/>
+      <w:lvlText w:val=""/>
+      <w:lvlJc w:val="left"/>
+      <w:pPr>
+        <w:tabs>
+          <w:tab w:val="num" w:pos="4320"/>
+        </w:tabs>
+        <w:ind w:left="4320" w:hanging="360"/>
+      </w:pPr>
+      <w:rPr>
+        <w:rFonts w:ascii="Wingdings" w:hAnsi="Wingdings" w:hint="default"/>
+        <w:sz w:val="20"/>
+      </w:rPr>
+    </w:lvl>
+    <w:lvl w:ilvl="6" w:tentative="1">
+      <w:start w:val="1"/>
+      <w:numFmt w:val="bullet"/>
+      <w:lvlText w:val=""/>
+      <w:lvlJc w:val="left"/>
+      <w:pPr>
+        <w:tabs>
+          <w:tab w:val="num" w:pos="5040"/>
+        </w:tabs>
+        <w:ind w:left="5040" w:hanging="360"/>
+      </w:pPr>
+      <w:rPr>
+        <w:rFonts w:ascii="Wingdings" w:hAnsi="Wingdings" w:hint="default"/>
+        <w:sz w:val="20"/>
+      </w:rPr>
+    </w:lvl>
+    <w:lvl w:ilvl="7" w:tentative="1">
+      <w:start w:val="1"/>
+      <w:numFmt w:val="bullet"/>
+      <w:lvlText w:val=""/>
+      <w:lvlJc w:val="left"/>
+      <w:pPr>
+        <w:tabs>
+          <w:tab w:val="num" w:pos="5760"/>
+        </w:tabs>
+        <w:ind w:left="5760" w:hanging="360"/>
+      </w:pPr>
+      <w:rPr>
+        <w:rFonts w:ascii="Wingdings" w:hAnsi="Wingdings" w:hint="default"/>
+        <w:sz w:val="20"/>
+      </w:rPr>
+    </w:lvl>
+    <w:lvl w:ilvl="8" w:tentative="1">
+      <w:start w:val="1"/>
+      <w:numFmt w:val="bullet"/>
+      <w:lvlText w:val=""/>
+      <w:lvlJc w:val="left"/>
+      <w:pPr>
+        <w:tabs>
+          <w:tab w:val="num" w:pos="6480"/>
+        </w:tabs>
+        <w:ind w:left="6480" w:hanging="360"/>
+      </w:pPr>
+      <w:rPr>
+        <w:rFonts w:ascii="Wingdings" w:hAnsi="Wingdings" w:hint="default"/>
+        <w:sz w:val="20"/>
+      </w:rPr>
+    </w:lvl>
+  </w:abstractNum>
+  <w:abstractNum w:abstractNumId="4" w15:restartNumberingAfterBreak="0">
+    <w:nsid w:val="20ED6D38"/>
+    <w:multiLevelType w:val="multilevel"/>
+    <w:tmpl w:val="8500C6C0"/>
+    <w:lvl w:ilvl="0">
+      <w:start w:val="1"/>
+      <w:numFmt w:val="bullet"/>
+      <w:lvlText w:val=""/>
+      <w:lvlJc w:val="left"/>
+      <w:pPr>
+        <w:tabs>
+          <w:tab w:val="num" w:pos="720"/>
+        </w:tabs>
+        <w:ind w:left="720" w:hanging="360"/>
+      </w:pPr>
+      <w:rPr>
+        <w:rFonts w:ascii="Symbol" w:hAnsi="Symbol" w:hint="default"/>
+        <w:sz w:val="20"/>
+      </w:rPr>
+    </w:lvl>
+    <w:lvl w:ilvl="1" w:tentative="1">
+      <w:start w:val="1"/>
+      <w:numFmt w:val="bullet"/>
+      <w:lvlText w:val="o"/>
+      <w:lvlJc w:val="left"/>
+      <w:pPr>
+        <w:tabs>
+          <w:tab w:val="num" w:pos="1440"/>
+        </w:tabs>
+        <w:ind w:left="1440" w:hanging="360"/>
+      </w:pPr>
+      <w:rPr>
+        <w:rFonts w:ascii="Courier New" w:hAnsi="Courier New" w:hint="default"/>
+        <w:sz w:val="20"/>
+      </w:rPr>
+    </w:lvl>
+    <w:lvl w:ilvl="2" w:tentative="1">
+      <w:start w:val="1"/>
+      <w:numFmt w:val="bullet"/>
+      <w:lvlText w:val=""/>
+      <w:lvlJc w:val="left"/>
+      <w:pPr>
+        <w:tabs>
+          <w:tab w:val="num" w:pos="2160"/>
+        </w:tabs>
+        <w:ind w:left="2160" w:hanging="360"/>
+      </w:pPr>
+      <w:rPr>
+        <w:rFonts w:ascii="Wingdings" w:hAnsi="Wingdings" w:hint="default"/>
+        <w:sz w:val="20"/>
+      </w:rPr>
+    </w:lvl>
+    <w:lvl w:ilvl="3" w:tentative="1">
+      <w:start w:val="1"/>
+      <w:numFmt w:val="bullet"/>
+      <w:lvlText w:val=""/>
+      <w:lvlJc w:val="left"/>
+      <w:pPr>
+        <w:tabs>
+          <w:tab w:val="num" w:pos="2880"/>
+        </w:tabs>
+        <w:ind w:left="2880" w:hanging="360"/>
+      </w:pPr>
+      <w:rPr>
+        <w:rFonts w:ascii="Wingdings" w:hAnsi="Wingdings" w:hint="default"/>
+        <w:sz w:val="20"/>
+      </w:rPr>
+    </w:lvl>
+    <w:lvl w:ilvl="4" w:tentative="1">
+      <w:start w:val="1"/>
+      <w:numFmt w:val="bullet"/>
+      <w:lvlText w:val=""/>
+      <w:lvlJc w:val="left"/>
+      <w:pPr>
+        <w:tabs>
+          <w:tab w:val="num" w:pos="3600"/>
+        </w:tabs>
+        <w:ind w:left="3600" w:hanging="360"/>
+      </w:pPr>
+      <w:rPr>
+        <w:rFonts w:ascii="Wingdings" w:hAnsi="Wingdings" w:hint="default"/>
+        <w:sz w:val="20"/>
+      </w:rPr>
+    </w:lvl>
+    <w:lvl w:ilvl="5" w:tentative="1">
+      <w:start w:val="1"/>
+      <w:numFmt w:val="bullet"/>
+      <w:lvlText w:val=""/>
+      <w:lvlJc w:val="left"/>
+      <w:pPr>
+        <w:tabs>
+          <w:tab w:val="num" w:pos="4320"/>
+        </w:tabs>
+        <w:ind w:left="4320" w:hanging="360"/>
+      </w:pPr>
+      <w:rPr>
+        <w:rFonts w:ascii="Wingdings" w:hAnsi="Wingdings" w:hint="default"/>
+        <w:sz w:val="20"/>
+      </w:rPr>
+    </w:lvl>
+    <w:lvl w:ilvl="6" w:tentative="1">
+      <w:start w:val="1"/>
+      <w:numFmt w:val="bullet"/>
+      <w:lvlText w:val=""/>
+      <w:lvlJc w:val="left"/>
+      <w:pPr>
+        <w:tabs>
+          <w:tab w:val="num" w:pos="5040"/>
+        </w:tabs>
+        <w:ind w:left="5040" w:hanging="360"/>
+      </w:pPr>
+      <w:rPr>
+        <w:rFonts w:ascii="Wingdings" w:hAnsi="Wingdings" w:hint="default"/>
+        <w:sz w:val="20"/>
+      </w:rPr>
+    </w:lvl>
+    <w:lvl w:ilvl="7" w:tentative="1">
+      <w:start w:val="1"/>
+      <w:numFmt w:val="bullet"/>
+      <w:lvlText w:val=""/>
+      <w:lvlJc w:val="left"/>
+      <w:pPr>
+        <w:tabs>
+          <w:tab w:val="num" w:pos="5760"/>
+        </w:tabs>
+        <w:ind w:left="5760" w:hanging="360"/>
+      </w:pPr>
+      <w:rPr>
+        <w:rFonts w:ascii="Wingdings" w:hAnsi="Wingdings" w:hint="default"/>
+        <w:sz w:val="20"/>
+      </w:rPr>
+    </w:lvl>
+    <w:lvl w:ilvl="8" w:tentative="1">
+      <w:start w:val="1"/>
+      <w:numFmt w:val="bullet"/>
+      <w:lvlText w:val=""/>
+      <w:lvlJc w:val="left"/>
+      <w:pPr>
+        <w:tabs>
+          <w:tab w:val="num" w:pos="6480"/>
+        </w:tabs>
+        <w:ind w:left="6480" w:hanging="360"/>
+      </w:pPr>
+      <w:rPr>
+        <w:rFonts w:ascii="Wingdings" w:hAnsi="Wingdings" w:hint="default"/>
+        <w:sz w:val="20"/>
+      </w:rPr>
+    </w:lvl>
+  </w:abstractNum>
+  <w:abstractNum w:abstractNumId="5" w15:restartNumberingAfterBreak="0">
+    <w:nsid w:val="21AE5B6C"/>
+    <w:multiLevelType w:val="multilevel"/>
+    <w:tmpl w:val="2B4090EE"/>
+    <w:lvl w:ilvl="0">
+      <w:start w:val="1"/>
+      <w:numFmt w:val="bullet"/>
+      <w:lvlText w:val=""/>
+      <w:lvlJc w:val="left"/>
+      <w:pPr>
+        <w:tabs>
+          <w:tab w:val="num" w:pos="720"/>
+        </w:tabs>
+        <w:ind w:left="720" w:hanging="360"/>
+      </w:pPr>
+      <w:rPr>
+        <w:rFonts w:ascii="Symbol" w:hAnsi="Symbol" w:hint="default"/>
+        <w:sz w:val="20"/>
+      </w:rPr>
+    </w:lvl>
+    <w:lvl w:ilvl="1" w:tentative="1">
+      <w:start w:val="1"/>
+      <w:numFmt w:val="bullet"/>
+      <w:lvlText w:val="o"/>
+      <w:lvlJc w:val="left"/>
+      <w:pPr>
+        <w:tabs>
+          <w:tab w:val="num" w:pos="1440"/>
+        </w:tabs>
+        <w:ind w:left="1440" w:hanging="360"/>
+      </w:pPr>
+      <w:rPr>
+        <w:rFonts w:ascii="Courier New" w:hAnsi="Courier New" w:hint="default"/>
+        <w:sz w:val="20"/>
+      </w:rPr>
+    </w:lvl>
+    <w:lvl w:ilvl="2" w:tentative="1">
+      <w:start w:val="1"/>
+      <w:numFmt w:val="bullet"/>
+      <w:lvlText w:val=""/>
+      <w:lvlJc w:val="left"/>
+      <w:pPr>
+        <w:tabs>
+          <w:tab w:val="num" w:pos="2160"/>
+        </w:tabs>
+        <w:ind w:left="2160" w:hanging="360"/>
+      </w:pPr>
+      <w:rPr>
+        <w:rFonts w:ascii="Wingdings" w:hAnsi="Wingdings" w:hint="default"/>
+        <w:sz w:val="20"/>
+      </w:rPr>
+    </w:lvl>
+    <w:lvl w:ilvl="3" w:tentative="1">
+      <w:start w:val="1"/>
+      <w:numFmt w:val="bullet"/>
+      <w:lvlText w:val=""/>
+      <w:lvlJc w:val="left"/>
+      <w:pPr>
+        <w:tabs>
+          <w:tab w:val="num" w:pos="2880"/>
+        </w:tabs>
+        <w:ind w:left="2880" w:hanging="360"/>
+      </w:pPr>
+      <w:rPr>
+        <w:rFonts w:ascii="Wingdings" w:hAnsi="Wingdings" w:hint="default"/>
+        <w:sz w:val="20"/>
+      </w:rPr>
+    </w:lvl>
+    <w:lvl w:ilvl="4" w:tentative="1">
+      <w:start w:val="1"/>
+      <w:numFmt w:val="bullet"/>
+      <w:lvlText w:val=""/>
+      <w:lvlJc w:val="left"/>
+      <w:pPr>
+        <w:tabs>
+          <w:tab w:val="num" w:pos="3600"/>
+        </w:tabs>
+        <w:ind w:left="3600" w:hanging="360"/>
+      </w:pPr>
+      <w:rPr>
+        <w:rFonts w:ascii="Wingdings" w:hAnsi="Wingdings" w:hint="default"/>
+        <w:sz w:val="20"/>
+      </w:rPr>
+    </w:lvl>
+    <w:lvl w:ilvl="5" w:tentative="1">
+      <w:start w:val="1"/>
+      <w:numFmt w:val="bullet"/>
+      <w:lvlText w:val=""/>
+      <w:lvlJc w:val="left"/>
+      <w:pPr>
+        <w:tabs>
+          <w:tab w:val="num" w:pos="4320"/>
+        </w:tabs>
+        <w:ind w:left="4320" w:hanging="360"/>
+      </w:pPr>
+      <w:rPr>
+        <w:rFonts w:ascii="Wingdings" w:hAnsi="Wingdings" w:hint="default"/>
+        <w:sz w:val="20"/>
+      </w:rPr>
+    </w:lvl>
+    <w:lvl w:ilvl="6" w:tentative="1">
+      <w:start w:val="1"/>
+      <w:numFmt w:val="bullet"/>
+      <w:lvlText w:val=""/>
+      <w:lvlJc w:val="left"/>
+      <w:pPr>
+        <w:tabs>
+          <w:tab w:val="num" w:pos="5040"/>
+        </w:tabs>
+        <w:ind w:left="5040" w:hanging="360"/>
+      </w:pPr>
+      <w:rPr>
+        <w:rFonts w:ascii="Wingdings" w:hAnsi="Wingdings" w:hint="default"/>
+        <w:sz w:val="20"/>
+      </w:rPr>
+    </w:lvl>
+    <w:lvl w:ilvl="7" w:tentative="1">
+      <w:start w:val="1"/>
+      <w:numFmt w:val="bullet"/>
+      <w:lvlText w:val=""/>
+      <w:lvlJc w:val="left"/>
+      <w:pPr>
+        <w:tabs>
+          <w:tab w:val="num" w:pos="5760"/>
+        </w:tabs>
+        <w:ind w:left="5760" w:hanging="360"/>
+      </w:pPr>
+      <w:rPr>
+        <w:rFonts w:ascii="Wingdings" w:hAnsi="Wingdings" w:hint="default"/>
+        <w:sz w:val="20"/>
+      </w:rPr>
+    </w:lvl>
+    <w:lvl w:ilvl="8" w:tentative="1">
+      <w:start w:val="1"/>
+      <w:numFmt w:val="bullet"/>
+      <w:lvlText w:val=""/>
+      <w:lvlJc w:val="left"/>
+      <w:pPr>
+        <w:tabs>
+          <w:tab w:val="num" w:pos="6480"/>
+        </w:tabs>
+        <w:ind w:left="6480" w:hanging="360"/>
+      </w:pPr>
+      <w:rPr>
+        <w:rFonts w:ascii="Wingdings" w:hAnsi="Wingdings" w:hint="default"/>
+        <w:sz w:val="20"/>
+      </w:rPr>
+    </w:lvl>
+  </w:abstractNum>
+  <w:abstractNum w:abstractNumId="6" w15:restartNumberingAfterBreak="0">
+    <w:nsid w:val="26066497"/>
+    <w:multiLevelType w:val="multilevel"/>
+    <w:tmpl w:val="789A11D8"/>
+    <w:lvl w:ilvl="0">
+      <w:numFmt w:val="bullet"/>
+      <w:lvlText w:val="-"/>
+      <w:lvlJc w:val="left"/>
+      <w:pPr>
+        <w:tabs>
+          <w:tab w:val="num" w:pos="720"/>
+        </w:tabs>
+        <w:ind w:left="720" w:hanging="360"/>
+      </w:pPr>
+      <w:rPr>
+        <w:rFonts w:ascii="Arial MT" w:eastAsia="Arial MT" w:hAnsi="Arial MT" w:cs="Arial MT" w:hint="default"/>
+        <w:b w:val="0"/>
+        <w:bCs w:val="0"/>
+        <w:i w:val="0"/>
+        <w:iCs w:val="0"/>
+        <w:spacing w:val="0"/>
+        <w:w w:val="102"/>
+        <w:sz w:val="28"/>
+        <w:szCs w:val="28"/>
+        <w:lang w:val="ru-RU" w:eastAsia="en-US" w:bidi="ar-SA"/>
+      </w:rPr>
+    </w:lvl>
+    <w:lvl w:ilvl="1" w:tentative="1">
+      <w:start w:val="1"/>
+      <w:numFmt w:val="bullet"/>
+      <w:lvlText w:val="o"/>
+      <w:lvlJc w:val="left"/>
+      <w:pPr>
+        <w:tabs>
+          <w:tab w:val="num" w:pos="1440"/>
+        </w:tabs>
+        <w:ind w:left="1440" w:hanging="360"/>
+      </w:pPr>
+      <w:rPr>
+        <w:rFonts w:ascii="Courier New" w:hAnsi="Courier New" w:hint="default"/>
+        <w:sz w:val="20"/>
+      </w:rPr>
+    </w:lvl>
+    <w:lvl w:ilvl="2" w:tentative="1">
+      <w:start w:val="1"/>
+      <w:numFmt w:val="bullet"/>
+      <w:lvlText w:val=""/>
+      <w:lvlJc w:val="left"/>
+      <w:pPr>
+        <w:tabs>
+          <w:tab w:val="num" w:pos="2160"/>
+        </w:tabs>
+        <w:ind w:left="2160" w:hanging="360"/>
+      </w:pPr>
+      <w:rPr>
+        <w:rFonts w:ascii="Wingdings" w:hAnsi="Wingdings" w:hint="default"/>
+        <w:sz w:val="20"/>
+      </w:rPr>
+    </w:lvl>
+    <w:lvl w:ilvl="3" w:tentative="1">
+      <w:start w:val="1"/>
+      <w:numFmt w:val="bullet"/>
+      <w:lvlText w:val=""/>
+      <w:lvlJc w:val="left"/>
+      <w:pPr>
+        <w:tabs>
+          <w:tab w:val="num" w:pos="2880"/>
+        </w:tabs>
+        <w:ind w:left="2880" w:hanging="360"/>
+      </w:pPr>
+      <w:rPr>
+        <w:rFonts w:ascii="Wingdings" w:hAnsi="Wingdings" w:hint="default"/>
+        <w:sz w:val="20"/>
+      </w:rPr>
+    </w:lvl>
+    <w:lvl w:ilvl="4" w:tentative="1">
+      <w:start w:val="1"/>
+      <w:numFmt w:val="bullet"/>
+      <w:lvlText w:val=""/>
+      <w:lvlJc w:val="left"/>
+      <w:pPr>
+        <w:tabs>
+          <w:tab w:val="num" w:pos="3600"/>
+        </w:tabs>
+        <w:ind w:left="3600" w:hanging="360"/>
+      </w:pPr>
+      <w:rPr>
+        <w:rFonts w:ascii="Wingdings" w:hAnsi="Wingdings" w:hint="default"/>
+        <w:sz w:val="20"/>
+      </w:rPr>
+    </w:lvl>
+    <w:lvl w:ilvl="5" w:tentative="1">
+      <w:start w:val="1"/>
+      <w:numFmt w:val="bullet"/>
+      <w:lvlText w:val=""/>
+      <w:lvlJc w:val="left"/>
+      <w:pPr>
+        <w:tabs>
+          <w:tab w:val="num" w:pos="4320"/>
+        </w:tabs>
+        <w:ind w:left="4320" w:hanging="360"/>
+      </w:pPr>
+      <w:rPr>
+        <w:rFonts w:ascii="Wingdings" w:hAnsi="Wingdings" w:hint="default"/>
+        <w:sz w:val="20"/>
+      </w:rPr>
+    </w:lvl>
+    <w:lvl w:ilvl="6" w:tentative="1">
+      <w:start w:val="1"/>
+      <w:numFmt w:val="bullet"/>
+      <w:lvlText w:val=""/>
+      <w:lvlJc w:val="left"/>
+      <w:pPr>
+        <w:tabs>
+          <w:tab w:val="num" w:pos="5040"/>
+        </w:tabs>
+        <w:ind w:left="5040" w:hanging="360"/>
+      </w:pPr>
+      <w:rPr>
+        <w:rFonts w:ascii="Wingdings" w:hAnsi="Wingdings" w:hint="default"/>
+        <w:sz w:val="20"/>
+      </w:rPr>
+    </w:lvl>
+    <w:lvl w:ilvl="7" w:tentative="1">
+      <w:start w:val="1"/>
+      <w:numFmt w:val="bullet"/>
+      <w:lvlText w:val=""/>
+      <w:lvlJc w:val="left"/>
+      <w:pPr>
+        <w:tabs>
+          <w:tab w:val="num" w:pos="5760"/>
+        </w:tabs>
+        <w:ind w:left="5760" w:hanging="360"/>
+      </w:pPr>
+      <w:rPr>
+        <w:rFonts w:ascii="Wingdings" w:hAnsi="Wingdings" w:hint="default"/>
+        <w:sz w:val="20"/>
+      </w:rPr>
+    </w:lvl>
+    <w:lvl w:ilvl="8" w:tentative="1">
+      <w:start w:val="1"/>
+      <w:numFmt w:val="bullet"/>
+      <w:lvlText w:val=""/>
+      <w:lvlJc w:val="left"/>
+      <w:pPr>
+        <w:tabs>
+          <w:tab w:val="num" w:pos="6480"/>
+        </w:tabs>
+        <w:ind w:left="6480" w:hanging="360"/>
+      </w:pPr>
+      <w:rPr>
+        <w:rFonts w:ascii="Wingdings" w:hAnsi="Wingdings" w:hint="default"/>
+        <w:sz w:val="20"/>
+      </w:rPr>
+    </w:lvl>
+  </w:abstractNum>
+  <w:abstractNum w:abstractNumId="7" w15:restartNumberingAfterBreak="0">
     <w:nsid w:val="281D1DA7"/>
     <w:multiLevelType w:val="multilevel"/>
     <w:tmpl w:val="78FAB0F2"/>
@@ -3634,7 +6794,96 @@
       </w:rPr>
     </w:lvl>
   </w:abstractNum>
-  <w:abstractNum w:abstractNumId="3" w15:restartNumberingAfterBreak="0">
+  <w:abstractNum w:abstractNumId="8" w15:restartNumberingAfterBreak="0">
+    <w:nsid w:val="2BAE7920"/>
+    <w:multiLevelType w:val="hybridMultilevel"/>
+    <w:tmpl w:val="69BCB4DE"/>
+    <w:lvl w:ilvl="0" w:tplc="4FC83A2A">
+      <w:start w:val="1"/>
+      <w:numFmt w:val="decimal"/>
+      <w:lvlText w:val="%1."/>
+      <w:lvlJc w:val="left"/>
+      <w:pPr>
+        <w:ind w:left="720" w:hanging="360"/>
+      </w:pPr>
+      <w:rPr>
+        <w:b w:val="0"/>
+      </w:rPr>
+    </w:lvl>
+    <w:lvl w:ilvl="1" w:tplc="04190019" w:tentative="1">
+      <w:start w:val="1"/>
+      <w:numFmt w:val="lowerLetter"/>
+      <w:lvlText w:val="%2."/>
+      <w:lvlJc w:val="left"/>
+      <w:pPr>
+        <w:ind w:left="1440" w:hanging="360"/>
+      </w:pPr>
+    </w:lvl>
+    <w:lvl w:ilvl="2" w:tplc="0419001B" w:tentative="1">
+      <w:start w:val="1"/>
+      <w:numFmt w:val="lowerRoman"/>
+      <w:lvlText w:val="%3."/>
+      <w:lvlJc w:val="right"/>
+      <w:pPr>
+        <w:ind w:left="2160" w:hanging="180"/>
+      </w:pPr>
+    </w:lvl>
+    <w:lvl w:ilvl="3" w:tplc="0419000F" w:tentative="1">
+      <w:start w:val="1"/>
+      <w:numFmt w:val="decimal"/>
+      <w:lvlText w:val="%4."/>
+      <w:lvlJc w:val="left"/>
+      <w:pPr>
+        <w:ind w:left="2880" w:hanging="360"/>
+      </w:pPr>
+    </w:lvl>
+    <w:lvl w:ilvl="4" w:tplc="04190019" w:tentative="1">
+      <w:start w:val="1"/>
+      <w:numFmt w:val="lowerLetter"/>
+      <w:lvlText w:val="%5."/>
+      <w:lvlJc w:val="left"/>
+      <w:pPr>
+        <w:ind w:left="3600" w:hanging="360"/>
+      </w:pPr>
+    </w:lvl>
+    <w:lvl w:ilvl="5" w:tplc="0419001B" w:tentative="1">
+      <w:start w:val="1"/>
+      <w:numFmt w:val="lowerRoman"/>
+      <w:lvlText w:val="%6."/>
+      <w:lvlJc w:val="right"/>
+      <w:pPr>
+        <w:ind w:left="4320" w:hanging="180"/>
+      </w:pPr>
+    </w:lvl>
+    <w:lvl w:ilvl="6" w:tplc="0419000F" w:tentative="1">
+      <w:start w:val="1"/>
+      <w:numFmt w:val="decimal"/>
+      <w:lvlText w:val="%7."/>
+      <w:lvlJc w:val="left"/>
+      <w:pPr>
+        <w:ind w:left="5040" w:hanging="360"/>
+      </w:pPr>
+    </w:lvl>
+    <w:lvl w:ilvl="7" w:tplc="04190019" w:tentative="1">
+      <w:start w:val="1"/>
+      <w:numFmt w:val="lowerLetter"/>
+      <w:lvlText w:val="%8."/>
+      <w:lvlJc w:val="left"/>
+      <w:pPr>
+        <w:ind w:left="5760" w:hanging="360"/>
+      </w:pPr>
+    </w:lvl>
+    <w:lvl w:ilvl="8" w:tplc="0419001B" w:tentative="1">
+      <w:start w:val="1"/>
+      <w:numFmt w:val="lowerRoman"/>
+      <w:lvlText w:val="%9."/>
+      <w:lvlJc w:val="right"/>
+      <w:pPr>
+        <w:ind w:left="6480" w:hanging="180"/>
+      </w:pPr>
+    </w:lvl>
+  </w:abstractNum>
+  <w:abstractNum w:abstractNumId="9" w15:restartNumberingAfterBreak="0">
     <w:nsid w:val="314F6559"/>
     <w:multiLevelType w:val="multilevel"/>
     <w:tmpl w:val="AC18B2AA"/>
@@ -3783,7 +7032,269 @@
       </w:rPr>
     </w:lvl>
   </w:abstractNum>
-  <w:abstractNum w:abstractNumId="4" w15:restartNumberingAfterBreak="0">
+  <w:abstractNum w:abstractNumId="10" w15:restartNumberingAfterBreak="0">
+    <w:nsid w:val="34D63B39"/>
+    <w:multiLevelType w:val="multilevel"/>
+    <w:tmpl w:val="4D92399E"/>
+    <w:lvl w:ilvl="0">
+      <w:start w:val="1"/>
+      <w:numFmt w:val="decimal"/>
+      <w:lvlText w:val="%1."/>
+      <w:lvlJc w:val="left"/>
+      <w:pPr>
+        <w:tabs>
+          <w:tab w:val="num" w:pos="720"/>
+        </w:tabs>
+        <w:ind w:left="720" w:hanging="360"/>
+      </w:pPr>
+      <w:rPr>
+        <w:rFonts w:hint="default"/>
+        <w:sz w:val="20"/>
+      </w:rPr>
+    </w:lvl>
+    <w:lvl w:ilvl="1" w:tentative="1">
+      <w:start w:val="1"/>
+      <w:numFmt w:val="bullet"/>
+      <w:lvlText w:val="o"/>
+      <w:lvlJc w:val="left"/>
+      <w:pPr>
+        <w:tabs>
+          <w:tab w:val="num" w:pos="1440"/>
+        </w:tabs>
+        <w:ind w:left="1440" w:hanging="360"/>
+      </w:pPr>
+      <w:rPr>
+        <w:rFonts w:ascii="Courier New" w:hAnsi="Courier New" w:hint="default"/>
+        <w:sz w:val="20"/>
+      </w:rPr>
+    </w:lvl>
+    <w:lvl w:ilvl="2" w:tentative="1">
+      <w:start w:val="1"/>
+      <w:numFmt w:val="bullet"/>
+      <w:lvlText w:val=""/>
+      <w:lvlJc w:val="left"/>
+      <w:pPr>
+        <w:tabs>
+          <w:tab w:val="num" w:pos="2160"/>
+        </w:tabs>
+        <w:ind w:left="2160" w:hanging="360"/>
+      </w:pPr>
+      <w:rPr>
+        <w:rFonts w:ascii="Wingdings" w:hAnsi="Wingdings" w:hint="default"/>
+        <w:sz w:val="20"/>
+      </w:rPr>
+    </w:lvl>
+    <w:lvl w:ilvl="3" w:tentative="1">
+      <w:start w:val="1"/>
+      <w:numFmt w:val="bullet"/>
+      <w:lvlText w:val=""/>
+      <w:lvlJc w:val="left"/>
+      <w:pPr>
+        <w:tabs>
+          <w:tab w:val="num" w:pos="2880"/>
+        </w:tabs>
+        <w:ind w:left="2880" w:hanging="360"/>
+      </w:pPr>
+      <w:rPr>
+        <w:rFonts w:ascii="Wingdings" w:hAnsi="Wingdings" w:hint="default"/>
+        <w:sz w:val="20"/>
+      </w:rPr>
+    </w:lvl>
+    <w:lvl w:ilvl="4" w:tentative="1">
+      <w:start w:val="1"/>
+      <w:numFmt w:val="bullet"/>
+      <w:lvlText w:val=""/>
+      <w:lvlJc w:val="left"/>
+      <w:pPr>
+        <w:tabs>
+          <w:tab w:val="num" w:pos="3600"/>
+        </w:tabs>
+        <w:ind w:left="3600" w:hanging="360"/>
+      </w:pPr>
+      <w:rPr>
+        <w:rFonts w:ascii="Wingdings" w:hAnsi="Wingdings" w:hint="default"/>
+        <w:sz w:val="20"/>
+      </w:rPr>
+    </w:lvl>
+    <w:lvl w:ilvl="5" w:tentative="1">
+      <w:start w:val="1"/>
+      <w:numFmt w:val="bullet"/>
+      <w:lvlText w:val=""/>
+      <w:lvlJc w:val="left"/>
+      <w:pPr>
+        <w:tabs>
+          <w:tab w:val="num" w:pos="4320"/>
+        </w:tabs>
+        <w:ind w:left="4320" w:hanging="360"/>
+      </w:pPr>
+      <w:rPr>
+        <w:rFonts w:ascii="Wingdings" w:hAnsi="Wingdings" w:hint="default"/>
+        <w:sz w:val="20"/>
+      </w:rPr>
+    </w:lvl>
+    <w:lvl w:ilvl="6" w:tentative="1">
+      <w:start w:val="1"/>
+      <w:numFmt w:val="bullet"/>
+      <w:lvlText w:val=""/>
+      <w:lvlJc w:val="left"/>
+      <w:pPr>
+        <w:tabs>
+          <w:tab w:val="num" w:pos="5040"/>
+        </w:tabs>
+        <w:ind w:left="5040" w:hanging="360"/>
+      </w:pPr>
+      <w:rPr>
+        <w:rFonts w:ascii="Wingdings" w:hAnsi="Wingdings" w:hint="default"/>
+        <w:sz w:val="20"/>
+      </w:rPr>
+    </w:lvl>
+    <w:lvl w:ilvl="7" w:tentative="1">
+      <w:start w:val="1"/>
+      <w:numFmt w:val="bullet"/>
+      <w:lvlText w:val=""/>
+      <w:lvlJc w:val="left"/>
+      <w:pPr>
+        <w:tabs>
+          <w:tab w:val="num" w:pos="5760"/>
+        </w:tabs>
+        <w:ind w:left="5760" w:hanging="360"/>
+      </w:pPr>
+      <w:rPr>
+        <w:rFonts w:ascii="Wingdings" w:hAnsi="Wingdings" w:hint="default"/>
+        <w:sz w:val="20"/>
+      </w:rPr>
+    </w:lvl>
+    <w:lvl w:ilvl="8" w:tentative="1">
+      <w:start w:val="1"/>
+      <w:numFmt w:val="bullet"/>
+      <w:lvlText w:val=""/>
+      <w:lvlJc w:val="left"/>
+      <w:pPr>
+        <w:tabs>
+          <w:tab w:val="num" w:pos="6480"/>
+        </w:tabs>
+        <w:ind w:left="6480" w:hanging="360"/>
+      </w:pPr>
+      <w:rPr>
+        <w:rFonts w:ascii="Wingdings" w:hAnsi="Wingdings" w:hint="default"/>
+        <w:sz w:val="20"/>
+      </w:rPr>
+    </w:lvl>
+  </w:abstractNum>
+  <w:abstractNum w:abstractNumId="11" w15:restartNumberingAfterBreak="0">
+    <w:nsid w:val="3741014A"/>
+    <w:multiLevelType w:val="multilevel"/>
+    <w:tmpl w:val="41F60110"/>
+    <w:lvl w:ilvl="0">
+      <w:start w:val="1"/>
+      <w:numFmt w:val="decimal"/>
+      <w:lvlText w:val="%1."/>
+      <w:lvlJc w:val="left"/>
+      <w:pPr>
+        <w:tabs>
+          <w:tab w:val="num" w:pos="720"/>
+        </w:tabs>
+        <w:ind w:left="720" w:hanging="360"/>
+      </w:pPr>
+    </w:lvl>
+    <w:lvl w:ilvl="1" w:tentative="1">
+      <w:start w:val="1"/>
+      <w:numFmt w:val="decimal"/>
+      <w:lvlText w:val="%2."/>
+      <w:lvlJc w:val="left"/>
+      <w:pPr>
+        <w:tabs>
+          <w:tab w:val="num" w:pos="1440"/>
+        </w:tabs>
+        <w:ind w:left="1440" w:hanging="360"/>
+      </w:pPr>
+    </w:lvl>
+    <w:lvl w:ilvl="2" w:tentative="1">
+      <w:start w:val="1"/>
+      <w:numFmt w:val="decimal"/>
+      <w:lvlText w:val="%3."/>
+      <w:lvlJc w:val="left"/>
+      <w:pPr>
+        <w:tabs>
+          <w:tab w:val="num" w:pos="2160"/>
+        </w:tabs>
+        <w:ind w:left="2160" w:hanging="360"/>
+      </w:pPr>
+    </w:lvl>
+    <w:lvl w:ilvl="3" w:tentative="1">
+      <w:start w:val="1"/>
+      <w:numFmt w:val="decimal"/>
+      <w:lvlText w:val="%4."/>
+      <w:lvlJc w:val="left"/>
+      <w:pPr>
+        <w:tabs>
+          <w:tab w:val="num" w:pos="2880"/>
+        </w:tabs>
+        <w:ind w:left="2880" w:hanging="360"/>
+      </w:pPr>
+    </w:lvl>
+    <w:lvl w:ilvl="4" w:tentative="1">
+      <w:start w:val="1"/>
+      <w:numFmt w:val="decimal"/>
+      <w:lvlText w:val="%5."/>
+      <w:lvlJc w:val="left"/>
+      <w:pPr>
+        <w:tabs>
+          <w:tab w:val="num" w:pos="3600"/>
+        </w:tabs>
+        <w:ind w:left="3600" w:hanging="360"/>
+      </w:pPr>
+    </w:lvl>
+    <w:lvl w:ilvl="5" w:tentative="1">
+      <w:start w:val="1"/>
+      <w:numFmt w:val="decimal"/>
+      <w:lvlText w:val="%6."/>
+      <w:lvlJc w:val="left"/>
+      <w:pPr>
+        <w:tabs>
+          <w:tab w:val="num" w:pos="4320"/>
+        </w:tabs>
+        <w:ind w:left="4320" w:hanging="360"/>
+      </w:pPr>
+    </w:lvl>
+    <w:lvl w:ilvl="6" w:tentative="1">
+      <w:start w:val="1"/>
+      <w:numFmt w:val="decimal"/>
+      <w:lvlText w:val="%7."/>
+      <w:lvlJc w:val="left"/>
+      <w:pPr>
+        <w:tabs>
+          <w:tab w:val="num" w:pos="5040"/>
+        </w:tabs>
+        <w:ind w:left="5040" w:hanging="360"/>
+      </w:pPr>
+    </w:lvl>
+    <w:lvl w:ilvl="7" w:tentative="1">
+      <w:start w:val="1"/>
+      <w:numFmt w:val="decimal"/>
+      <w:lvlText w:val="%8."/>
+      <w:lvlJc w:val="left"/>
+      <w:pPr>
+        <w:tabs>
+          <w:tab w:val="num" w:pos="5760"/>
+        </w:tabs>
+        <w:ind w:left="5760" w:hanging="360"/>
+      </w:pPr>
+    </w:lvl>
+    <w:lvl w:ilvl="8" w:tentative="1">
+      <w:start w:val="1"/>
+      <w:numFmt w:val="decimal"/>
+      <w:lvlText w:val="%9."/>
+      <w:lvlJc w:val="left"/>
+      <w:pPr>
+        <w:tabs>
+          <w:tab w:val="num" w:pos="6480"/>
+        </w:tabs>
+        <w:ind w:left="6480" w:hanging="360"/>
+      </w:pPr>
+    </w:lvl>
+  </w:abstractNum>
+  <w:abstractNum w:abstractNumId="12" w15:restartNumberingAfterBreak="0">
     <w:nsid w:val="396E645A"/>
     <w:multiLevelType w:val="multilevel"/>
     <w:tmpl w:val="506A691C"/>
@@ -3932,7 +7443,7 @@
       </w:rPr>
     </w:lvl>
   </w:abstractNum>
-  <w:abstractNum w:abstractNumId="5" w15:restartNumberingAfterBreak="0">
+  <w:abstractNum w:abstractNumId="13" w15:restartNumberingAfterBreak="0">
     <w:nsid w:val="39F1068C"/>
     <w:multiLevelType w:val="multilevel"/>
     <w:tmpl w:val="90929402"/>
@@ -4081,7 +7592,7 @@
       </w:rPr>
     </w:lvl>
   </w:abstractNum>
-  <w:abstractNum w:abstractNumId="6" w15:restartNumberingAfterBreak="0">
+  <w:abstractNum w:abstractNumId="14" w15:restartNumberingAfterBreak="0">
     <w:nsid w:val="3A092988"/>
     <w:multiLevelType w:val="multilevel"/>
     <w:tmpl w:val="F41699EC"/>
@@ -4230,7 +7741,156 @@
       </w:rPr>
     </w:lvl>
   </w:abstractNum>
-  <w:abstractNum w:abstractNumId="7" w15:restartNumberingAfterBreak="0">
+  <w:abstractNum w:abstractNumId="15" w15:restartNumberingAfterBreak="0">
+    <w:nsid w:val="3D3A08DA"/>
+    <w:multiLevelType w:val="multilevel"/>
+    <w:tmpl w:val="752C9674"/>
+    <w:lvl w:ilvl="0">
+      <w:start w:val="1"/>
+      <w:numFmt w:val="bullet"/>
+      <w:lvlText w:val=""/>
+      <w:lvlJc w:val="left"/>
+      <w:pPr>
+        <w:tabs>
+          <w:tab w:val="num" w:pos="720"/>
+        </w:tabs>
+        <w:ind w:left="720" w:hanging="360"/>
+      </w:pPr>
+      <w:rPr>
+        <w:rFonts w:ascii="Symbol" w:hAnsi="Symbol" w:hint="default"/>
+        <w:sz w:val="20"/>
+      </w:rPr>
+    </w:lvl>
+    <w:lvl w:ilvl="1" w:tentative="1">
+      <w:start w:val="1"/>
+      <w:numFmt w:val="bullet"/>
+      <w:lvlText w:val="o"/>
+      <w:lvlJc w:val="left"/>
+      <w:pPr>
+        <w:tabs>
+          <w:tab w:val="num" w:pos="1440"/>
+        </w:tabs>
+        <w:ind w:left="1440" w:hanging="360"/>
+      </w:pPr>
+      <w:rPr>
+        <w:rFonts w:ascii="Courier New" w:hAnsi="Courier New" w:hint="default"/>
+        <w:sz w:val="20"/>
+      </w:rPr>
+    </w:lvl>
+    <w:lvl w:ilvl="2" w:tentative="1">
+      <w:start w:val="1"/>
+      <w:numFmt w:val="bullet"/>
+      <w:lvlText w:val=""/>
+      <w:lvlJc w:val="left"/>
+      <w:pPr>
+        <w:tabs>
+          <w:tab w:val="num" w:pos="2160"/>
+        </w:tabs>
+        <w:ind w:left="2160" w:hanging="360"/>
+      </w:pPr>
+      <w:rPr>
+        <w:rFonts w:ascii="Wingdings" w:hAnsi="Wingdings" w:hint="default"/>
+        <w:sz w:val="20"/>
+      </w:rPr>
+    </w:lvl>
+    <w:lvl w:ilvl="3" w:tentative="1">
+      <w:start w:val="1"/>
+      <w:numFmt w:val="bullet"/>
+      <w:lvlText w:val=""/>
+      <w:lvlJc w:val="left"/>
+      <w:pPr>
+        <w:tabs>
+          <w:tab w:val="num" w:pos="2880"/>
+        </w:tabs>
+        <w:ind w:left="2880" w:hanging="360"/>
+      </w:pPr>
+      <w:rPr>
+        <w:rFonts w:ascii="Wingdings" w:hAnsi="Wingdings" w:hint="default"/>
+        <w:sz w:val="20"/>
+      </w:rPr>
+    </w:lvl>
+    <w:lvl w:ilvl="4" w:tentative="1">
+      <w:start w:val="1"/>
+      <w:numFmt w:val="bullet"/>
+      <w:lvlText w:val=""/>
+      <w:lvlJc w:val="left"/>
+      <w:pPr>
+        <w:tabs>
+          <w:tab w:val="num" w:pos="3600"/>
+        </w:tabs>
+        <w:ind w:left="3600" w:hanging="360"/>
+      </w:pPr>
+      <w:rPr>
+        <w:rFonts w:ascii="Wingdings" w:hAnsi="Wingdings" w:hint="default"/>
+        <w:sz w:val="20"/>
+      </w:rPr>
+    </w:lvl>
+    <w:lvl w:ilvl="5" w:tentative="1">
+      <w:start w:val="1"/>
+      <w:numFmt w:val="bullet"/>
+      <w:lvlText w:val=""/>
+      <w:lvlJc w:val="left"/>
+      <w:pPr>
+        <w:tabs>
+          <w:tab w:val="num" w:pos="4320"/>
+        </w:tabs>
+        <w:ind w:left="4320" w:hanging="360"/>
+      </w:pPr>
+      <w:rPr>
+        <w:rFonts w:ascii="Wingdings" w:hAnsi="Wingdings" w:hint="default"/>
+        <w:sz w:val="20"/>
+      </w:rPr>
+    </w:lvl>
+    <w:lvl w:ilvl="6" w:tentative="1">
+      <w:start w:val="1"/>
+      <w:numFmt w:val="bullet"/>
+      <w:lvlText w:val=""/>
+      <w:lvlJc w:val="left"/>
+      <w:pPr>
+        <w:tabs>
+          <w:tab w:val="num" w:pos="5040"/>
+        </w:tabs>
+        <w:ind w:left="5040" w:hanging="360"/>
+      </w:pPr>
+      <w:rPr>
+        <w:rFonts w:ascii="Wingdings" w:hAnsi="Wingdings" w:hint="default"/>
+        <w:sz w:val="20"/>
+      </w:rPr>
+    </w:lvl>
+    <w:lvl w:ilvl="7" w:tentative="1">
+      <w:start w:val="1"/>
+      <w:numFmt w:val="bullet"/>
+      <w:lvlText w:val=""/>
+      <w:lvlJc w:val="left"/>
+      <w:pPr>
+        <w:tabs>
+          <w:tab w:val="num" w:pos="5760"/>
+        </w:tabs>
+        <w:ind w:left="5760" w:hanging="360"/>
+      </w:pPr>
+      <w:rPr>
+        <w:rFonts w:ascii="Wingdings" w:hAnsi="Wingdings" w:hint="default"/>
+        <w:sz w:val="20"/>
+      </w:rPr>
+    </w:lvl>
+    <w:lvl w:ilvl="8" w:tentative="1">
+      <w:start w:val="1"/>
+      <w:numFmt w:val="bullet"/>
+      <w:lvlText w:val=""/>
+      <w:lvlJc w:val="left"/>
+      <w:pPr>
+        <w:tabs>
+          <w:tab w:val="num" w:pos="6480"/>
+        </w:tabs>
+        <w:ind w:left="6480" w:hanging="360"/>
+      </w:pPr>
+      <w:rPr>
+        <w:rFonts w:ascii="Wingdings" w:hAnsi="Wingdings" w:hint="default"/>
+        <w:sz w:val="20"/>
+      </w:rPr>
+    </w:lvl>
+  </w:abstractNum>
+  <w:abstractNum w:abstractNumId="16" w15:restartNumberingAfterBreak="0">
     <w:nsid w:val="400256C9"/>
     <w:multiLevelType w:val="multilevel"/>
     <w:tmpl w:val="3730B9C2"/>
@@ -4379,7 +8039,7 @@
       </w:rPr>
     </w:lvl>
   </w:abstractNum>
-  <w:abstractNum w:abstractNumId="8" w15:restartNumberingAfterBreak="0">
+  <w:abstractNum w:abstractNumId="17" w15:restartNumberingAfterBreak="0">
     <w:nsid w:val="411203A8"/>
     <w:multiLevelType w:val="multilevel"/>
     <w:tmpl w:val="E096709A"/>
@@ -4528,7 +8188,305 @@
       </w:rPr>
     </w:lvl>
   </w:abstractNum>
-  <w:abstractNum w:abstractNumId="9" w15:restartNumberingAfterBreak="0">
+  <w:abstractNum w:abstractNumId="18" w15:restartNumberingAfterBreak="0">
+    <w:nsid w:val="425C0759"/>
+    <w:multiLevelType w:val="multilevel"/>
+    <w:tmpl w:val="14208D40"/>
+    <w:lvl w:ilvl="0">
+      <w:start w:val="1"/>
+      <w:numFmt w:val="bullet"/>
+      <w:lvlText w:val=""/>
+      <w:lvlJc w:val="left"/>
+      <w:pPr>
+        <w:tabs>
+          <w:tab w:val="num" w:pos="720"/>
+        </w:tabs>
+        <w:ind w:left="720" w:hanging="360"/>
+      </w:pPr>
+      <w:rPr>
+        <w:rFonts w:ascii="Symbol" w:hAnsi="Symbol" w:hint="default"/>
+        <w:sz w:val="20"/>
+      </w:rPr>
+    </w:lvl>
+    <w:lvl w:ilvl="1" w:tentative="1">
+      <w:start w:val="1"/>
+      <w:numFmt w:val="bullet"/>
+      <w:lvlText w:val="o"/>
+      <w:lvlJc w:val="left"/>
+      <w:pPr>
+        <w:tabs>
+          <w:tab w:val="num" w:pos="1440"/>
+        </w:tabs>
+        <w:ind w:left="1440" w:hanging="360"/>
+      </w:pPr>
+      <w:rPr>
+        <w:rFonts w:ascii="Courier New" w:hAnsi="Courier New" w:hint="default"/>
+        <w:sz w:val="20"/>
+      </w:rPr>
+    </w:lvl>
+    <w:lvl w:ilvl="2" w:tentative="1">
+      <w:start w:val="1"/>
+      <w:numFmt w:val="bullet"/>
+      <w:lvlText w:val=""/>
+      <w:lvlJc w:val="left"/>
+      <w:pPr>
+        <w:tabs>
+          <w:tab w:val="num" w:pos="2160"/>
+        </w:tabs>
+        <w:ind w:left="2160" w:hanging="360"/>
+      </w:pPr>
+      <w:rPr>
+        <w:rFonts w:ascii="Wingdings" w:hAnsi="Wingdings" w:hint="default"/>
+        <w:sz w:val="20"/>
+      </w:rPr>
+    </w:lvl>
+    <w:lvl w:ilvl="3" w:tentative="1">
+      <w:start w:val="1"/>
+      <w:numFmt w:val="bullet"/>
+      <w:lvlText w:val=""/>
+      <w:lvlJc w:val="left"/>
+      <w:pPr>
+        <w:tabs>
+          <w:tab w:val="num" w:pos="2880"/>
+        </w:tabs>
+        <w:ind w:left="2880" w:hanging="360"/>
+      </w:pPr>
+      <w:rPr>
+        <w:rFonts w:ascii="Wingdings" w:hAnsi="Wingdings" w:hint="default"/>
+        <w:sz w:val="20"/>
+      </w:rPr>
+    </w:lvl>
+    <w:lvl w:ilvl="4" w:tentative="1">
+      <w:start w:val="1"/>
+      <w:numFmt w:val="bullet"/>
+      <w:lvlText w:val=""/>
+      <w:lvlJc w:val="left"/>
+      <w:pPr>
+        <w:tabs>
+          <w:tab w:val="num" w:pos="3600"/>
+        </w:tabs>
+        <w:ind w:left="3600" w:hanging="360"/>
+      </w:pPr>
+      <w:rPr>
+        <w:rFonts w:ascii="Wingdings" w:hAnsi="Wingdings" w:hint="default"/>
+        <w:sz w:val="20"/>
+      </w:rPr>
+    </w:lvl>
+    <w:lvl w:ilvl="5" w:tentative="1">
+      <w:start w:val="1"/>
+      <w:numFmt w:val="bullet"/>
+      <w:lvlText w:val=""/>
+      <w:lvlJc w:val="left"/>
+      <w:pPr>
+        <w:tabs>
+          <w:tab w:val="num" w:pos="4320"/>
+        </w:tabs>
+        <w:ind w:left="4320" w:hanging="360"/>
+      </w:pPr>
+      <w:rPr>
+        <w:rFonts w:ascii="Wingdings" w:hAnsi="Wingdings" w:hint="default"/>
+        <w:sz w:val="20"/>
+      </w:rPr>
+    </w:lvl>
+    <w:lvl w:ilvl="6" w:tentative="1">
+      <w:start w:val="1"/>
+      <w:numFmt w:val="bullet"/>
+      <w:lvlText w:val=""/>
+      <w:lvlJc w:val="left"/>
+      <w:pPr>
+        <w:tabs>
+          <w:tab w:val="num" w:pos="5040"/>
+        </w:tabs>
+        <w:ind w:left="5040" w:hanging="360"/>
+      </w:pPr>
+      <w:rPr>
+        <w:rFonts w:ascii="Wingdings" w:hAnsi="Wingdings" w:hint="default"/>
+        <w:sz w:val="20"/>
+      </w:rPr>
+    </w:lvl>
+    <w:lvl w:ilvl="7" w:tentative="1">
+      <w:start w:val="1"/>
+      <w:numFmt w:val="bullet"/>
+      <w:lvlText w:val=""/>
+      <w:lvlJc w:val="left"/>
+      <w:pPr>
+        <w:tabs>
+          <w:tab w:val="num" w:pos="5760"/>
+        </w:tabs>
+        <w:ind w:left="5760" w:hanging="360"/>
+      </w:pPr>
+      <w:rPr>
+        <w:rFonts w:ascii="Wingdings" w:hAnsi="Wingdings" w:hint="default"/>
+        <w:sz w:val="20"/>
+      </w:rPr>
+    </w:lvl>
+    <w:lvl w:ilvl="8" w:tentative="1">
+      <w:start w:val="1"/>
+      <w:numFmt w:val="bullet"/>
+      <w:lvlText w:val=""/>
+      <w:lvlJc w:val="left"/>
+      <w:pPr>
+        <w:tabs>
+          <w:tab w:val="num" w:pos="6480"/>
+        </w:tabs>
+        <w:ind w:left="6480" w:hanging="360"/>
+      </w:pPr>
+      <w:rPr>
+        <w:rFonts w:ascii="Wingdings" w:hAnsi="Wingdings" w:hint="default"/>
+        <w:sz w:val="20"/>
+      </w:rPr>
+    </w:lvl>
+  </w:abstractNum>
+  <w:abstractNum w:abstractNumId="19" w15:restartNumberingAfterBreak="0">
+    <w:nsid w:val="483B51C9"/>
+    <w:multiLevelType w:val="multilevel"/>
+    <w:tmpl w:val="C1B4D0A0"/>
+    <w:lvl w:ilvl="0">
+      <w:start w:val="1"/>
+      <w:numFmt w:val="bullet"/>
+      <w:lvlText w:val=""/>
+      <w:lvlJc w:val="left"/>
+      <w:pPr>
+        <w:tabs>
+          <w:tab w:val="num" w:pos="720"/>
+        </w:tabs>
+        <w:ind w:left="720" w:hanging="360"/>
+      </w:pPr>
+      <w:rPr>
+        <w:rFonts w:ascii="Symbol" w:hAnsi="Symbol" w:hint="default"/>
+        <w:sz w:val="20"/>
+      </w:rPr>
+    </w:lvl>
+    <w:lvl w:ilvl="1" w:tentative="1">
+      <w:start w:val="1"/>
+      <w:numFmt w:val="bullet"/>
+      <w:lvlText w:val="o"/>
+      <w:lvlJc w:val="left"/>
+      <w:pPr>
+        <w:tabs>
+          <w:tab w:val="num" w:pos="1440"/>
+        </w:tabs>
+        <w:ind w:left="1440" w:hanging="360"/>
+      </w:pPr>
+      <w:rPr>
+        <w:rFonts w:ascii="Courier New" w:hAnsi="Courier New" w:hint="default"/>
+        <w:sz w:val="20"/>
+      </w:rPr>
+    </w:lvl>
+    <w:lvl w:ilvl="2" w:tentative="1">
+      <w:start w:val="1"/>
+      <w:numFmt w:val="bullet"/>
+      <w:lvlText w:val=""/>
+      <w:lvlJc w:val="left"/>
+      <w:pPr>
+        <w:tabs>
+          <w:tab w:val="num" w:pos="2160"/>
+        </w:tabs>
+        <w:ind w:left="2160" w:hanging="360"/>
+      </w:pPr>
+      <w:rPr>
+        <w:rFonts w:ascii="Wingdings" w:hAnsi="Wingdings" w:hint="default"/>
+        <w:sz w:val="20"/>
+      </w:rPr>
+    </w:lvl>
+    <w:lvl w:ilvl="3" w:tentative="1">
+      <w:start w:val="1"/>
+      <w:numFmt w:val="bullet"/>
+      <w:lvlText w:val=""/>
+      <w:lvlJc w:val="left"/>
+      <w:pPr>
+        <w:tabs>
+          <w:tab w:val="num" w:pos="2880"/>
+        </w:tabs>
+        <w:ind w:left="2880" w:hanging="360"/>
+      </w:pPr>
+      <w:rPr>
+        <w:rFonts w:ascii="Wingdings" w:hAnsi="Wingdings" w:hint="default"/>
+        <w:sz w:val="20"/>
+      </w:rPr>
+    </w:lvl>
+    <w:lvl w:ilvl="4" w:tentative="1">
+      <w:start w:val="1"/>
+      <w:numFmt w:val="bullet"/>
+      <w:lvlText w:val=""/>
+      <w:lvlJc w:val="left"/>
+      <w:pPr>
+        <w:tabs>
+          <w:tab w:val="num" w:pos="3600"/>
+        </w:tabs>
+        <w:ind w:left="3600" w:hanging="360"/>
+      </w:pPr>
+      <w:rPr>
+        <w:rFonts w:ascii="Wingdings" w:hAnsi="Wingdings" w:hint="default"/>
+        <w:sz w:val="20"/>
+      </w:rPr>
+    </w:lvl>
+    <w:lvl w:ilvl="5" w:tentative="1">
+      <w:start w:val="1"/>
+      <w:numFmt w:val="bullet"/>
+      <w:lvlText w:val=""/>
+      <w:lvlJc w:val="left"/>
+      <w:pPr>
+        <w:tabs>
+          <w:tab w:val="num" w:pos="4320"/>
+        </w:tabs>
+        <w:ind w:left="4320" w:hanging="360"/>
+      </w:pPr>
+      <w:rPr>
+        <w:rFonts w:ascii="Wingdings" w:hAnsi="Wingdings" w:hint="default"/>
+        <w:sz w:val="20"/>
+      </w:rPr>
+    </w:lvl>
+    <w:lvl w:ilvl="6" w:tentative="1">
+      <w:start w:val="1"/>
+      <w:numFmt w:val="bullet"/>
+      <w:lvlText w:val=""/>
+      <w:lvlJc w:val="left"/>
+      <w:pPr>
+        <w:tabs>
+          <w:tab w:val="num" w:pos="5040"/>
+        </w:tabs>
+        <w:ind w:left="5040" w:hanging="360"/>
+      </w:pPr>
+      <w:rPr>
+        <w:rFonts w:ascii="Wingdings" w:hAnsi="Wingdings" w:hint="default"/>
+        <w:sz w:val="20"/>
+      </w:rPr>
+    </w:lvl>
+    <w:lvl w:ilvl="7" w:tentative="1">
+      <w:start w:val="1"/>
+      <w:numFmt w:val="bullet"/>
+      <w:lvlText w:val=""/>
+      <w:lvlJc w:val="left"/>
+      <w:pPr>
+        <w:tabs>
+          <w:tab w:val="num" w:pos="5760"/>
+        </w:tabs>
+        <w:ind w:left="5760" w:hanging="360"/>
+      </w:pPr>
+      <w:rPr>
+        <w:rFonts w:ascii="Wingdings" w:hAnsi="Wingdings" w:hint="default"/>
+        <w:sz w:val="20"/>
+      </w:rPr>
+    </w:lvl>
+    <w:lvl w:ilvl="8" w:tentative="1">
+      <w:start w:val="1"/>
+      <w:numFmt w:val="bullet"/>
+      <w:lvlText w:val=""/>
+      <w:lvlJc w:val="left"/>
+      <w:pPr>
+        <w:tabs>
+          <w:tab w:val="num" w:pos="6480"/>
+        </w:tabs>
+        <w:ind w:left="6480" w:hanging="360"/>
+      </w:pPr>
+      <w:rPr>
+        <w:rFonts w:ascii="Wingdings" w:hAnsi="Wingdings" w:hint="default"/>
+        <w:sz w:val="20"/>
+      </w:rPr>
+    </w:lvl>
+  </w:abstractNum>
+  <w:abstractNum w:abstractNumId="20" w15:restartNumberingAfterBreak="0">
     <w:nsid w:val="4F1F1A13"/>
     <w:multiLevelType w:val="multilevel"/>
     <w:tmpl w:val="28023060"/>
@@ -4677,7 +8635,7 @@
       </w:rPr>
     </w:lvl>
   </w:abstractNum>
-  <w:abstractNum w:abstractNumId="10" w15:restartNumberingAfterBreak="0">
+  <w:abstractNum w:abstractNumId="21" w15:restartNumberingAfterBreak="0">
     <w:nsid w:val="564275CD"/>
     <w:multiLevelType w:val="multilevel"/>
     <w:tmpl w:val="29F4BCC6"/>
@@ -4826,7 +8784,7 @@
       </w:rPr>
     </w:lvl>
   </w:abstractNum>
-  <w:abstractNum w:abstractNumId="11" w15:restartNumberingAfterBreak="0">
+  <w:abstractNum w:abstractNumId="22" w15:restartNumberingAfterBreak="0">
     <w:nsid w:val="56C80898"/>
     <w:multiLevelType w:val="multilevel"/>
     <w:tmpl w:val="CB88AFEC"/>
@@ -4975,7 +8933,7 @@
       </w:rPr>
     </w:lvl>
   </w:abstractNum>
-  <w:abstractNum w:abstractNumId="12" w15:restartNumberingAfterBreak="0">
+  <w:abstractNum w:abstractNumId="23" w15:restartNumberingAfterBreak="0">
     <w:nsid w:val="5A4F533B"/>
     <w:multiLevelType w:val="multilevel"/>
     <w:tmpl w:val="8028F9EE"/>
@@ -5124,7 +9082,156 @@
       </w:rPr>
     </w:lvl>
   </w:abstractNum>
-  <w:abstractNum w:abstractNumId="13" w15:restartNumberingAfterBreak="0">
+  <w:abstractNum w:abstractNumId="24" w15:restartNumberingAfterBreak="0">
+    <w:nsid w:val="5B0054CD"/>
+    <w:multiLevelType w:val="multilevel"/>
+    <w:tmpl w:val="0128B5EA"/>
+    <w:lvl w:ilvl="0">
+      <w:start w:val="1"/>
+      <w:numFmt w:val="bullet"/>
+      <w:lvlText w:val=""/>
+      <w:lvlJc w:val="left"/>
+      <w:pPr>
+        <w:tabs>
+          <w:tab w:val="num" w:pos="720"/>
+        </w:tabs>
+        <w:ind w:left="720" w:hanging="360"/>
+      </w:pPr>
+      <w:rPr>
+        <w:rFonts w:ascii="Symbol" w:hAnsi="Symbol" w:hint="default"/>
+        <w:sz w:val="20"/>
+      </w:rPr>
+    </w:lvl>
+    <w:lvl w:ilvl="1" w:tentative="1">
+      <w:start w:val="1"/>
+      <w:numFmt w:val="bullet"/>
+      <w:lvlText w:val="o"/>
+      <w:lvlJc w:val="left"/>
+      <w:pPr>
+        <w:tabs>
+          <w:tab w:val="num" w:pos="1440"/>
+        </w:tabs>
+        <w:ind w:left="1440" w:hanging="360"/>
+      </w:pPr>
+      <w:rPr>
+        <w:rFonts w:ascii="Courier New" w:hAnsi="Courier New" w:hint="default"/>
+        <w:sz w:val="20"/>
+      </w:rPr>
+    </w:lvl>
+    <w:lvl w:ilvl="2" w:tentative="1">
+      <w:start w:val="1"/>
+      <w:numFmt w:val="bullet"/>
+      <w:lvlText w:val=""/>
+      <w:lvlJc w:val="left"/>
+      <w:pPr>
+        <w:tabs>
+          <w:tab w:val="num" w:pos="2160"/>
+        </w:tabs>
+        <w:ind w:left="2160" w:hanging="360"/>
+      </w:pPr>
+      <w:rPr>
+        <w:rFonts w:ascii="Wingdings" w:hAnsi="Wingdings" w:hint="default"/>
+        <w:sz w:val="20"/>
+      </w:rPr>
+    </w:lvl>
+    <w:lvl w:ilvl="3" w:tentative="1">
+      <w:start w:val="1"/>
+      <w:numFmt w:val="bullet"/>
+      <w:lvlText w:val=""/>
+      <w:lvlJc w:val="left"/>
+      <w:pPr>
+        <w:tabs>
+          <w:tab w:val="num" w:pos="2880"/>
+        </w:tabs>
+        <w:ind w:left="2880" w:hanging="360"/>
+      </w:pPr>
+      <w:rPr>
+        <w:rFonts w:ascii="Wingdings" w:hAnsi="Wingdings" w:hint="default"/>
+        <w:sz w:val="20"/>
+      </w:rPr>
+    </w:lvl>
+    <w:lvl w:ilvl="4" w:tentative="1">
+      <w:start w:val="1"/>
+      <w:numFmt w:val="bullet"/>
+      <w:lvlText w:val=""/>
+      <w:lvlJc w:val="left"/>
+      <w:pPr>
+        <w:tabs>
+          <w:tab w:val="num" w:pos="3600"/>
+        </w:tabs>
+        <w:ind w:left="3600" w:hanging="360"/>
+      </w:pPr>
+      <w:rPr>
+        <w:rFonts w:ascii="Wingdings" w:hAnsi="Wingdings" w:hint="default"/>
+        <w:sz w:val="20"/>
+      </w:rPr>
+    </w:lvl>
+    <w:lvl w:ilvl="5" w:tentative="1">
+      <w:start w:val="1"/>
+      <w:numFmt w:val="bullet"/>
+      <w:lvlText w:val=""/>
+      <w:lvlJc w:val="left"/>
+      <w:pPr>
+        <w:tabs>
+          <w:tab w:val="num" w:pos="4320"/>
+        </w:tabs>
+        <w:ind w:left="4320" w:hanging="360"/>
+      </w:pPr>
+      <w:rPr>
+        <w:rFonts w:ascii="Wingdings" w:hAnsi="Wingdings" w:hint="default"/>
+        <w:sz w:val="20"/>
+      </w:rPr>
+    </w:lvl>
+    <w:lvl w:ilvl="6" w:tentative="1">
+      <w:start w:val="1"/>
+      <w:numFmt w:val="bullet"/>
+      <w:lvlText w:val=""/>
+      <w:lvlJc w:val="left"/>
+      <w:pPr>
+        <w:tabs>
+          <w:tab w:val="num" w:pos="5040"/>
+        </w:tabs>
+        <w:ind w:left="5040" w:hanging="360"/>
+      </w:pPr>
+      <w:rPr>
+        <w:rFonts w:ascii="Wingdings" w:hAnsi="Wingdings" w:hint="default"/>
+        <w:sz w:val="20"/>
+      </w:rPr>
+    </w:lvl>
+    <w:lvl w:ilvl="7" w:tentative="1">
+      <w:start w:val="1"/>
+      <w:numFmt w:val="bullet"/>
+      <w:lvlText w:val=""/>
+      <w:lvlJc w:val="left"/>
+      <w:pPr>
+        <w:tabs>
+          <w:tab w:val="num" w:pos="5760"/>
+        </w:tabs>
+        <w:ind w:left="5760" w:hanging="360"/>
+      </w:pPr>
+      <w:rPr>
+        <w:rFonts w:ascii="Wingdings" w:hAnsi="Wingdings" w:hint="default"/>
+        <w:sz w:val="20"/>
+      </w:rPr>
+    </w:lvl>
+    <w:lvl w:ilvl="8" w:tentative="1">
+      <w:start w:val="1"/>
+      <w:numFmt w:val="bullet"/>
+      <w:lvlText w:val=""/>
+      <w:lvlJc w:val="left"/>
+      <w:pPr>
+        <w:tabs>
+          <w:tab w:val="num" w:pos="6480"/>
+        </w:tabs>
+        <w:ind w:left="6480" w:hanging="360"/>
+      </w:pPr>
+      <w:rPr>
+        <w:rFonts w:ascii="Wingdings" w:hAnsi="Wingdings" w:hint="default"/>
+        <w:sz w:val="20"/>
+      </w:rPr>
+    </w:lvl>
+  </w:abstractNum>
+  <w:abstractNum w:abstractNumId="25" w15:restartNumberingAfterBreak="0">
     <w:nsid w:val="5BA758D1"/>
     <w:multiLevelType w:val="multilevel"/>
     <w:tmpl w:val="3524EE2E"/>
@@ -5273,7 +9380,156 @@
       </w:rPr>
     </w:lvl>
   </w:abstractNum>
-  <w:abstractNum w:abstractNumId="14" w15:restartNumberingAfterBreak="0">
+  <w:abstractNum w:abstractNumId="26" w15:restartNumberingAfterBreak="0">
+    <w:nsid w:val="60B256A6"/>
+    <w:multiLevelType w:val="multilevel"/>
+    <w:tmpl w:val="EE9C58DE"/>
+    <w:lvl w:ilvl="0">
+      <w:start w:val="1"/>
+      <w:numFmt w:val="bullet"/>
+      <w:lvlText w:val=""/>
+      <w:lvlJc w:val="left"/>
+      <w:pPr>
+        <w:tabs>
+          <w:tab w:val="num" w:pos="720"/>
+        </w:tabs>
+        <w:ind w:left="720" w:hanging="360"/>
+      </w:pPr>
+      <w:rPr>
+        <w:rFonts w:ascii="Symbol" w:hAnsi="Symbol" w:hint="default"/>
+        <w:sz w:val="20"/>
+      </w:rPr>
+    </w:lvl>
+    <w:lvl w:ilvl="1" w:tentative="1">
+      <w:start w:val="1"/>
+      <w:numFmt w:val="bullet"/>
+      <w:lvlText w:val="o"/>
+      <w:lvlJc w:val="left"/>
+      <w:pPr>
+        <w:tabs>
+          <w:tab w:val="num" w:pos="1440"/>
+        </w:tabs>
+        <w:ind w:left="1440" w:hanging="360"/>
+      </w:pPr>
+      <w:rPr>
+        <w:rFonts w:ascii="Courier New" w:hAnsi="Courier New" w:hint="default"/>
+        <w:sz w:val="20"/>
+      </w:rPr>
+    </w:lvl>
+    <w:lvl w:ilvl="2" w:tentative="1">
+      <w:start w:val="1"/>
+      <w:numFmt w:val="bullet"/>
+      <w:lvlText w:val=""/>
+      <w:lvlJc w:val="left"/>
+      <w:pPr>
+        <w:tabs>
+          <w:tab w:val="num" w:pos="2160"/>
+        </w:tabs>
+        <w:ind w:left="2160" w:hanging="360"/>
+      </w:pPr>
+      <w:rPr>
+        <w:rFonts w:ascii="Wingdings" w:hAnsi="Wingdings" w:hint="default"/>
+        <w:sz w:val="20"/>
+      </w:rPr>
+    </w:lvl>
+    <w:lvl w:ilvl="3" w:tentative="1">
+      <w:start w:val="1"/>
+      <w:numFmt w:val="bullet"/>
+      <w:lvlText w:val=""/>
+      <w:lvlJc w:val="left"/>
+      <w:pPr>
+        <w:tabs>
+          <w:tab w:val="num" w:pos="2880"/>
+        </w:tabs>
+        <w:ind w:left="2880" w:hanging="360"/>
+      </w:pPr>
+      <w:rPr>
+        <w:rFonts w:ascii="Wingdings" w:hAnsi="Wingdings" w:hint="default"/>
+        <w:sz w:val="20"/>
+      </w:rPr>
+    </w:lvl>
+    <w:lvl w:ilvl="4" w:tentative="1">
+      <w:start w:val="1"/>
+      <w:numFmt w:val="bullet"/>
+      <w:lvlText w:val=""/>
+      <w:lvlJc w:val="left"/>
+      <w:pPr>
+        <w:tabs>
+          <w:tab w:val="num" w:pos="3600"/>
+        </w:tabs>
+        <w:ind w:left="3600" w:hanging="360"/>
+      </w:pPr>
+      <w:rPr>
+        <w:rFonts w:ascii="Wingdings" w:hAnsi="Wingdings" w:hint="default"/>
+        <w:sz w:val="20"/>
+      </w:rPr>
+    </w:lvl>
+    <w:lvl w:ilvl="5" w:tentative="1">
+      <w:start w:val="1"/>
+      <w:numFmt w:val="bullet"/>
+      <w:lvlText w:val=""/>
+      <w:lvlJc w:val="left"/>
+      <w:pPr>
+        <w:tabs>
+          <w:tab w:val="num" w:pos="4320"/>
+        </w:tabs>
+        <w:ind w:left="4320" w:hanging="360"/>
+      </w:pPr>
+      <w:rPr>
+        <w:rFonts w:ascii="Wingdings" w:hAnsi="Wingdings" w:hint="default"/>
+        <w:sz w:val="20"/>
+      </w:rPr>
+    </w:lvl>
+    <w:lvl w:ilvl="6" w:tentative="1">
+      <w:start w:val="1"/>
+      <w:numFmt w:val="bullet"/>
+      <w:lvlText w:val=""/>
+      <w:lvlJc w:val="left"/>
+      <w:pPr>
+        <w:tabs>
+          <w:tab w:val="num" w:pos="5040"/>
+        </w:tabs>
+        <w:ind w:left="5040" w:hanging="360"/>
+      </w:pPr>
+      <w:rPr>
+        <w:rFonts w:ascii="Wingdings" w:hAnsi="Wingdings" w:hint="default"/>
+        <w:sz w:val="20"/>
+      </w:rPr>
+    </w:lvl>
+    <w:lvl w:ilvl="7" w:tentative="1">
+      <w:start w:val="1"/>
+      <w:numFmt w:val="bullet"/>
+      <w:lvlText w:val=""/>
+      <w:lvlJc w:val="left"/>
+      <w:pPr>
+        <w:tabs>
+          <w:tab w:val="num" w:pos="5760"/>
+        </w:tabs>
+        <w:ind w:left="5760" w:hanging="360"/>
+      </w:pPr>
+      <w:rPr>
+        <w:rFonts w:ascii="Wingdings" w:hAnsi="Wingdings" w:hint="default"/>
+        <w:sz w:val="20"/>
+      </w:rPr>
+    </w:lvl>
+    <w:lvl w:ilvl="8" w:tentative="1">
+      <w:start w:val="1"/>
+      <w:numFmt w:val="bullet"/>
+      <w:lvlText w:val=""/>
+      <w:lvlJc w:val="left"/>
+      <w:pPr>
+        <w:tabs>
+          <w:tab w:val="num" w:pos="6480"/>
+        </w:tabs>
+        <w:ind w:left="6480" w:hanging="360"/>
+      </w:pPr>
+      <w:rPr>
+        <w:rFonts w:ascii="Wingdings" w:hAnsi="Wingdings" w:hint="default"/>
+        <w:sz w:val="20"/>
+      </w:rPr>
+    </w:lvl>
+  </w:abstractNum>
+  <w:abstractNum w:abstractNumId="27" w15:restartNumberingAfterBreak="0">
     <w:nsid w:val="61152E16"/>
     <w:multiLevelType w:val="multilevel"/>
     <w:tmpl w:val="584A76CE"/>
@@ -5422,7 +9678,7 @@
       </w:rPr>
     </w:lvl>
   </w:abstractNum>
-  <w:abstractNum w:abstractNumId="15" w15:restartNumberingAfterBreak="0">
+  <w:abstractNum w:abstractNumId="28" w15:restartNumberingAfterBreak="0">
     <w:nsid w:val="618A3B8B"/>
     <w:multiLevelType w:val="multilevel"/>
     <w:tmpl w:val="1FD484C0"/>
@@ -5571,7 +9827,7 @@
       </w:rPr>
     </w:lvl>
   </w:abstractNum>
-  <w:abstractNum w:abstractNumId="16" w15:restartNumberingAfterBreak="0">
+  <w:abstractNum w:abstractNumId="29" w15:restartNumberingAfterBreak="0">
     <w:nsid w:val="6898610A"/>
     <w:multiLevelType w:val="multilevel"/>
     <w:tmpl w:val="1F1CFB58"/>
@@ -5720,7 +9976,7 @@
       </w:rPr>
     </w:lvl>
   </w:abstractNum>
-  <w:abstractNum w:abstractNumId="17" w15:restartNumberingAfterBreak="0">
+  <w:abstractNum w:abstractNumId="30" w15:restartNumberingAfterBreak="0">
     <w:nsid w:val="6AE94881"/>
     <w:multiLevelType w:val="multilevel"/>
     <w:tmpl w:val="A7AE452C"/>
@@ -5869,7 +10125,7 @@
       </w:rPr>
     </w:lvl>
   </w:abstractNum>
-  <w:abstractNum w:abstractNumId="18" w15:restartNumberingAfterBreak="0">
+  <w:abstractNum w:abstractNumId="31" w15:restartNumberingAfterBreak="0">
     <w:nsid w:val="6B8A5F83"/>
     <w:multiLevelType w:val="multilevel"/>
     <w:tmpl w:val="BF76AB76"/>
@@ -6018,7 +10274,7 @@
       </w:rPr>
     </w:lvl>
   </w:abstractNum>
-  <w:abstractNum w:abstractNumId="19" w15:restartNumberingAfterBreak="0">
+  <w:abstractNum w:abstractNumId="32" w15:restartNumberingAfterBreak="0">
     <w:nsid w:val="75300FE5"/>
     <w:multiLevelType w:val="multilevel"/>
     <w:tmpl w:val="09521250"/>
@@ -6167,7 +10423,7 @@
       </w:rPr>
     </w:lvl>
   </w:abstractNum>
-  <w:abstractNum w:abstractNumId="20" w15:restartNumberingAfterBreak="0">
+  <w:abstractNum w:abstractNumId="33" w15:restartNumberingAfterBreak="0">
     <w:nsid w:val="755179E3"/>
     <w:multiLevelType w:val="multilevel"/>
     <w:tmpl w:val="7E20326E"/>
@@ -6316,7 +10572,7 @@
       </w:rPr>
     </w:lvl>
   </w:abstractNum>
-  <w:abstractNum w:abstractNumId="21" w15:restartNumberingAfterBreak="0">
+  <w:abstractNum w:abstractNumId="34" w15:restartNumberingAfterBreak="0">
     <w:nsid w:val="75F86C42"/>
     <w:multiLevelType w:val="multilevel"/>
     <w:tmpl w:val="DA0C9A4A"/>
@@ -6465,7 +10721,7 @@
       </w:rPr>
     </w:lvl>
   </w:abstractNum>
-  <w:abstractNum w:abstractNumId="22" w15:restartNumberingAfterBreak="0">
+  <w:abstractNum w:abstractNumId="35" w15:restartNumberingAfterBreak="0">
     <w:nsid w:val="78373268"/>
     <w:multiLevelType w:val="multilevel"/>
     <w:tmpl w:val="1A742DC2"/>
@@ -6614,7 +10870,7 @@
       </w:rPr>
     </w:lvl>
   </w:abstractNum>
-  <w:abstractNum w:abstractNumId="23" w15:restartNumberingAfterBreak="0">
+  <w:abstractNum w:abstractNumId="36" w15:restartNumberingAfterBreak="0">
     <w:nsid w:val="79533133"/>
     <w:multiLevelType w:val="multilevel"/>
     <w:tmpl w:val="3B9C4D06"/>
@@ -6763,84 +11019,275 @@
       </w:rPr>
     </w:lvl>
   </w:abstractNum>
-  <w:num w:numId="1" w16cid:durableId="535508878">
+  <w:abstractNum w:abstractNumId="37" w15:restartNumberingAfterBreak="0">
+    <w:nsid w:val="7BAD7034"/>
+    <w:multiLevelType w:val="multilevel"/>
+    <w:tmpl w:val="7CD8FBE6"/>
+    <w:lvl w:ilvl="0">
+      <w:start w:val="1"/>
+      <w:numFmt w:val="bullet"/>
+      <w:lvlText w:val=""/>
+      <w:lvlJc w:val="left"/>
+      <w:pPr>
+        <w:tabs>
+          <w:tab w:val="num" w:pos="720"/>
+        </w:tabs>
+        <w:ind w:left="720" w:hanging="360"/>
+      </w:pPr>
+      <w:rPr>
+        <w:rFonts w:ascii="Symbol" w:hAnsi="Symbol" w:hint="default"/>
+        <w:sz w:val="20"/>
+      </w:rPr>
+    </w:lvl>
+    <w:lvl w:ilvl="1" w:tentative="1">
+      <w:start w:val="1"/>
+      <w:numFmt w:val="bullet"/>
+      <w:lvlText w:val="o"/>
+      <w:lvlJc w:val="left"/>
+      <w:pPr>
+        <w:tabs>
+          <w:tab w:val="num" w:pos="1440"/>
+        </w:tabs>
+        <w:ind w:left="1440" w:hanging="360"/>
+      </w:pPr>
+      <w:rPr>
+        <w:rFonts w:ascii="Courier New" w:hAnsi="Courier New" w:hint="default"/>
+        <w:sz w:val="20"/>
+      </w:rPr>
+    </w:lvl>
+    <w:lvl w:ilvl="2" w:tentative="1">
+      <w:start w:val="1"/>
+      <w:numFmt w:val="bullet"/>
+      <w:lvlText w:val=""/>
+      <w:lvlJc w:val="left"/>
+      <w:pPr>
+        <w:tabs>
+          <w:tab w:val="num" w:pos="2160"/>
+        </w:tabs>
+        <w:ind w:left="2160" w:hanging="360"/>
+      </w:pPr>
+      <w:rPr>
+        <w:rFonts w:ascii="Wingdings" w:hAnsi="Wingdings" w:hint="default"/>
+        <w:sz w:val="20"/>
+      </w:rPr>
+    </w:lvl>
+    <w:lvl w:ilvl="3" w:tentative="1">
+      <w:start w:val="1"/>
+      <w:numFmt w:val="bullet"/>
+      <w:lvlText w:val=""/>
+      <w:lvlJc w:val="left"/>
+      <w:pPr>
+        <w:tabs>
+          <w:tab w:val="num" w:pos="2880"/>
+        </w:tabs>
+        <w:ind w:left="2880" w:hanging="360"/>
+      </w:pPr>
+      <w:rPr>
+        <w:rFonts w:ascii="Wingdings" w:hAnsi="Wingdings" w:hint="default"/>
+        <w:sz w:val="20"/>
+      </w:rPr>
+    </w:lvl>
+    <w:lvl w:ilvl="4" w:tentative="1">
+      <w:start w:val="1"/>
+      <w:numFmt w:val="bullet"/>
+      <w:lvlText w:val=""/>
+      <w:lvlJc w:val="left"/>
+      <w:pPr>
+        <w:tabs>
+          <w:tab w:val="num" w:pos="3600"/>
+        </w:tabs>
+        <w:ind w:left="3600" w:hanging="360"/>
+      </w:pPr>
+      <w:rPr>
+        <w:rFonts w:ascii="Wingdings" w:hAnsi="Wingdings" w:hint="default"/>
+        <w:sz w:val="20"/>
+      </w:rPr>
+    </w:lvl>
+    <w:lvl w:ilvl="5" w:tentative="1">
+      <w:start w:val="1"/>
+      <w:numFmt w:val="bullet"/>
+      <w:lvlText w:val=""/>
+      <w:lvlJc w:val="left"/>
+      <w:pPr>
+        <w:tabs>
+          <w:tab w:val="num" w:pos="4320"/>
+        </w:tabs>
+        <w:ind w:left="4320" w:hanging="360"/>
+      </w:pPr>
+      <w:rPr>
+        <w:rFonts w:ascii="Wingdings" w:hAnsi="Wingdings" w:hint="default"/>
+        <w:sz w:val="20"/>
+      </w:rPr>
+    </w:lvl>
+    <w:lvl w:ilvl="6" w:tentative="1">
+      <w:start w:val="1"/>
+      <w:numFmt w:val="bullet"/>
+      <w:lvlText w:val=""/>
+      <w:lvlJc w:val="left"/>
+      <w:pPr>
+        <w:tabs>
+          <w:tab w:val="num" w:pos="5040"/>
+        </w:tabs>
+        <w:ind w:left="5040" w:hanging="360"/>
+      </w:pPr>
+      <w:rPr>
+        <w:rFonts w:ascii="Wingdings" w:hAnsi="Wingdings" w:hint="default"/>
+        <w:sz w:val="20"/>
+      </w:rPr>
+    </w:lvl>
+    <w:lvl w:ilvl="7" w:tentative="1">
+      <w:start w:val="1"/>
+      <w:numFmt w:val="bullet"/>
+      <w:lvlText w:val=""/>
+      <w:lvlJc w:val="left"/>
+      <w:pPr>
+        <w:tabs>
+          <w:tab w:val="num" w:pos="5760"/>
+        </w:tabs>
+        <w:ind w:left="5760" w:hanging="360"/>
+      </w:pPr>
+      <w:rPr>
+        <w:rFonts w:ascii="Wingdings" w:hAnsi="Wingdings" w:hint="default"/>
+        <w:sz w:val="20"/>
+      </w:rPr>
+    </w:lvl>
+    <w:lvl w:ilvl="8" w:tentative="1">
+      <w:start w:val="1"/>
+      <w:numFmt w:val="bullet"/>
+      <w:lvlText w:val=""/>
+      <w:lvlJc w:val="left"/>
+      <w:pPr>
+        <w:tabs>
+          <w:tab w:val="num" w:pos="6480"/>
+        </w:tabs>
+        <w:ind w:left="6480" w:hanging="360"/>
+      </w:pPr>
+      <w:rPr>
+        <w:rFonts w:ascii="Wingdings" w:hAnsi="Wingdings" w:hint="default"/>
+        <w:sz w:val="20"/>
+      </w:rPr>
+    </w:lvl>
+  </w:abstractNum>
+  <w:num w:numId="1">
+    <w:abstractNumId w:val="13"/>
+  </w:num>
+  <w:num w:numId="2">
+    <w:abstractNumId w:val="20"/>
+  </w:num>
+  <w:num w:numId="3">
+    <w:abstractNumId w:val="36"/>
+  </w:num>
+  <w:num w:numId="4">
+    <w:abstractNumId w:val="27"/>
+  </w:num>
+  <w:num w:numId="5">
+    <w:abstractNumId w:val="21"/>
+  </w:num>
+  <w:num w:numId="6">
+    <w:abstractNumId w:val="1"/>
+  </w:num>
+  <w:num w:numId="7">
+    <w:abstractNumId w:val="16"/>
+  </w:num>
+  <w:num w:numId="8">
+    <w:abstractNumId w:val="9"/>
+  </w:num>
+  <w:num w:numId="9">
+    <w:abstractNumId w:val="0"/>
+  </w:num>
+  <w:num w:numId="10">
+    <w:abstractNumId w:val="29"/>
+  </w:num>
+  <w:num w:numId="11">
+    <w:abstractNumId w:val="30"/>
+  </w:num>
+  <w:num w:numId="12">
+    <w:abstractNumId w:val="35"/>
+  </w:num>
+  <w:num w:numId="13">
+    <w:abstractNumId w:val="32"/>
+  </w:num>
+  <w:num w:numId="14">
+    <w:abstractNumId w:val="25"/>
+  </w:num>
+  <w:num w:numId="15">
+    <w:abstractNumId w:val="31"/>
+  </w:num>
+  <w:num w:numId="16">
+    <w:abstractNumId w:val="28"/>
+  </w:num>
+  <w:num w:numId="17">
+    <w:abstractNumId w:val="33"/>
+  </w:num>
+  <w:num w:numId="18">
+    <w:abstractNumId w:val="23"/>
+  </w:num>
+  <w:num w:numId="19">
+    <w:abstractNumId w:val="22"/>
+  </w:num>
+  <w:num w:numId="20">
+    <w:abstractNumId w:val="34"/>
+  </w:num>
+  <w:num w:numId="21">
+    <w:abstractNumId w:val="12"/>
+  </w:num>
+  <w:num w:numId="22">
+    <w:abstractNumId w:val="17"/>
+  </w:num>
+  <w:num w:numId="23">
+    <w:abstractNumId w:val="7"/>
+  </w:num>
+  <w:num w:numId="24">
+    <w:abstractNumId w:val="14"/>
+  </w:num>
+  <w:num w:numId="25">
+    <w:abstractNumId w:val="11"/>
+  </w:num>
+  <w:num w:numId="26">
+    <w:abstractNumId w:val="18"/>
+  </w:num>
+  <w:num w:numId="27">
+    <w:abstractNumId w:val="6"/>
+  </w:num>
+  <w:num w:numId="28">
+    <w:abstractNumId w:val="2"/>
+  </w:num>
+  <w:num w:numId="29">
+    <w:abstractNumId w:val="8"/>
+  </w:num>
+  <w:num w:numId="30">
+    <w:abstractNumId w:val="15"/>
+  </w:num>
+  <w:num w:numId="31">
     <w:abstractNumId w:val="5"/>
   </w:num>
-  <w:num w:numId="2" w16cid:durableId="211040657">
-    <w:abstractNumId w:val="9"/>
+  <w:num w:numId="32">
+    <w:abstractNumId w:val="3"/>
   </w:num>
-  <w:num w:numId="3" w16cid:durableId="1741950107">
-    <w:abstractNumId w:val="23"/>
+  <w:num w:numId="33">
+    <w:abstractNumId w:val="26"/>
   </w:num>
-  <w:num w:numId="4" w16cid:durableId="703217833">
-    <w:abstractNumId w:val="14"/>
+  <w:num w:numId="34">
+    <w:abstractNumId w:val="19"/>
   </w:num>
-  <w:num w:numId="5" w16cid:durableId="1821195522">
+  <w:num w:numId="35">
+    <w:abstractNumId w:val="37"/>
+  </w:num>
+  <w:num w:numId="36">
+    <w:abstractNumId w:val="4"/>
+  </w:num>
+  <w:num w:numId="37">
     <w:abstractNumId w:val="10"/>
   </w:num>
-  <w:num w:numId="6" w16cid:durableId="1457065150">
-    <w:abstractNumId w:val="1"/>
-  </w:num>
-  <w:num w:numId="7" w16cid:durableId="1691451340">
-    <w:abstractNumId w:val="7"/>
-  </w:num>
-  <w:num w:numId="8" w16cid:durableId="16006218">
-    <w:abstractNumId w:val="3"/>
-  </w:num>
-  <w:num w:numId="9" w16cid:durableId="388261143">
-    <w:abstractNumId w:val="0"/>
-  </w:num>
-  <w:num w:numId="10" w16cid:durableId="1932422392">
-    <w:abstractNumId w:val="16"/>
-  </w:num>
-  <w:num w:numId="11" w16cid:durableId="1855873690">
-    <w:abstractNumId w:val="17"/>
-  </w:num>
-  <w:num w:numId="12" w16cid:durableId="1392995080">
-    <w:abstractNumId w:val="22"/>
-  </w:num>
-  <w:num w:numId="13" w16cid:durableId="1080952555">
-    <w:abstractNumId w:val="19"/>
-  </w:num>
-  <w:num w:numId="14" w16cid:durableId="1788618115">
-    <w:abstractNumId w:val="13"/>
-  </w:num>
-  <w:num w:numId="15" w16cid:durableId="907037153">
-    <w:abstractNumId w:val="18"/>
-  </w:num>
-  <w:num w:numId="16" w16cid:durableId="458425221">
-    <w:abstractNumId w:val="15"/>
-  </w:num>
-  <w:num w:numId="17" w16cid:durableId="1853760633">
-    <w:abstractNumId w:val="20"/>
-  </w:num>
-  <w:num w:numId="18" w16cid:durableId="127358828">
-    <w:abstractNumId w:val="12"/>
-  </w:num>
-  <w:num w:numId="19" w16cid:durableId="1450976719">
-    <w:abstractNumId w:val="11"/>
-  </w:num>
-  <w:num w:numId="20" w16cid:durableId="677924441">
-    <w:abstractNumId w:val="21"/>
-  </w:num>
-  <w:num w:numId="21" w16cid:durableId="1279529150">
-    <w:abstractNumId w:val="4"/>
-  </w:num>
-  <w:num w:numId="22" w16cid:durableId="492841113">
-    <w:abstractNumId w:val="8"/>
-  </w:num>
-  <w:num w:numId="23" w16cid:durableId="1527865841">
-    <w:abstractNumId w:val="2"/>
-  </w:num>
-  <w:num w:numId="24" w16cid:durableId="155418385">
-    <w:abstractNumId w:val="6"/>
+  <w:num w:numId="38">
+    <w:abstractNumId w:val="24"/>
   </w:num>
   <w:numIdMacAtCleanup w:val="24"/>
 </w:numbering>
 </file>
 
 <file path=word/styles.xml><?xml version="1.0" encoding="utf-8"?>
-<w:styles xmlns:mc="http://schemas.openxmlformats.org/markup-compatibility/2006" xmlns:r="http://schemas.openxmlformats.org/officeDocument/2006/relationships" xmlns:w="http://schemas.openxmlformats.org/wordprocessingml/2006/main" xmlns:w14="http://schemas.microsoft.com/office/word/2010/wordml" xmlns:w15="http://schemas.microsoft.com/office/word/2012/wordml" xmlns:w16cex="http://schemas.microsoft.com/office/word/2018/wordml/cex" xmlns:w16cid="http://schemas.microsoft.com/office/word/2016/wordml/cid" xmlns:w16="http://schemas.microsoft.com/office/word/2018/wordml" xmlns:w16du="http://schemas.microsoft.com/office/word/2023/wordml/word16du" xmlns:w16sdtdh="http://schemas.microsoft.com/office/word/2020/wordml/sdtdatahash" xmlns:w16sdtfl="http://schemas.microsoft.com/office/word/2024/wordml/sdtformatlock" xmlns:w16se="http://schemas.microsoft.com/office/word/2015/wordml/symex" mc:Ignorable="w14 w15 w16se w16cid w16 w16cex w16sdtdh w16sdtfl w16du">
+<w:styles xmlns:mc="http://schemas.openxmlformats.org/markup-compatibility/2006" xmlns:r="http://schemas.openxmlformats.org/officeDocument/2006/relationships" xmlns:w="http://schemas.openxmlformats.org/wordprocessingml/2006/main" xmlns:w14="http://schemas.microsoft.com/office/word/2010/wordml" xmlns:w15="http://schemas.microsoft.com/office/word/2012/wordml" xmlns:w16se="http://schemas.microsoft.com/office/word/2015/wordml/symex" mc:Ignorable="w14 w15 w16se">
   <w:docDefaults>
     <w:rPrDefault>
       <w:rPr>
@@ -6856,7 +11303,7 @@
       </w:pPr>
     </w:pPrDefault>
   </w:docDefaults>
-  <w:latentStyles w:defLockedState="0" w:defUIPriority="99" w:defSemiHidden="0" w:defUnhideWhenUsed="0" w:defQFormat="0" w:count="376">
+  <w:latentStyles w:defLockedState="0" w:defUIPriority="99" w:defSemiHidden="0" w:defUnhideWhenUsed="0" w:defQFormat="0" w:count="371">
     <w:lsdException w:name="Normal" w:uiPriority="0" w:qFormat="1"/>
     <w:lsdException w:name="heading 1" w:uiPriority="9" w:qFormat="1"/>
     <w:lsdException w:name="heading 2" w:semiHidden="1" w:uiPriority="9" w:unhideWhenUsed="1" w:qFormat="1"/>
@@ -7228,11 +11675,6 @@
     <w:lsdException w:name="List Table 5 Dark Accent 6" w:uiPriority="50"/>
     <w:lsdException w:name="List Table 6 Colorful Accent 6" w:uiPriority="51"/>
     <w:lsdException w:name="List Table 7 Colorful Accent 6" w:uiPriority="52"/>
-    <w:lsdException w:name="Mention" w:semiHidden="1" w:unhideWhenUsed="1"/>
-    <w:lsdException w:name="Smart Hyperlink" w:semiHidden="1" w:unhideWhenUsed="1"/>
-    <w:lsdException w:name="Hashtag" w:semiHidden="1" w:unhideWhenUsed="1"/>
-    <w:lsdException w:name="Unresolved Mention" w:semiHidden="1" w:unhideWhenUsed="1"/>
-    <w:lsdException w:name="Smart Link" w:semiHidden="1" w:unhideWhenUsed="1"/>
   </w:latentStyles>
   <w:style w:type="paragraph" w:default="1" w:styleId="a">
     <w:name w:val="Normal"/>
@@ -7266,7 +11708,6 @@
     <w:next w:val="a"/>
     <w:link w:val="20"/>
     <w:uiPriority w:val="9"/>
-    <w:semiHidden/>
     <w:unhideWhenUsed/>
     <w:qFormat/>
     <w:rsid w:val="00105A69"/>
@@ -7385,7 +11826,6 @@
     <w:basedOn w:val="a0"/>
     <w:link w:val="2"/>
     <w:uiPriority w:val="9"/>
-    <w:semiHidden/>
     <w:rsid w:val="00105A69"/>
     <w:rPr>
       <w:rFonts w:asciiTheme="majorHAnsi" w:eastAsiaTheme="majorEastAsia" w:hAnsiTheme="majorHAnsi" w:cstheme="majorBidi"/>
@@ -7443,7 +11883,6 @@
     <w:name w:val="Normal (Web)"/>
     <w:basedOn w:val="a"/>
     <w:uiPriority w:val="99"/>
-    <w:semiHidden/>
     <w:unhideWhenUsed/>
     <w:rsid w:val="009A3A6F"/>
     <w:pPr>
@@ -7466,6 +11905,37 @@
       <w:ind w:left="720"/>
       <w:contextualSpacing/>
     </w:pPr>
+  </w:style>
+  <w:style w:type="paragraph" w:styleId="a9">
+    <w:name w:val="Subtitle"/>
+    <w:basedOn w:val="a"/>
+    <w:next w:val="a"/>
+    <w:link w:val="aa"/>
+    <w:uiPriority w:val="11"/>
+    <w:qFormat/>
+    <w:rsid w:val="0041792F"/>
+    <w:pPr>
+      <w:numPr>
+        <w:ilvl w:val="1"/>
+      </w:numPr>
+    </w:pPr>
+    <w:rPr>
+      <w:rFonts w:eastAsiaTheme="minorEastAsia"/>
+      <w:color w:val="5A5A5A" w:themeColor="text1" w:themeTint="A5"/>
+      <w:spacing w:val="15"/>
+    </w:rPr>
+  </w:style>
+  <w:style w:type="character" w:customStyle="1" w:styleId="aa">
+    <w:name w:val="Подзаголовок Знак"/>
+    <w:basedOn w:val="a0"/>
+    <w:link w:val="a9"/>
+    <w:uiPriority w:val="11"/>
+    <w:rsid w:val="0041792F"/>
+    <w:rPr>
+      <w:rFonts w:eastAsiaTheme="minorEastAsia"/>
+      <w:color w:val="5A5A5A" w:themeColor="text1" w:themeTint="A5"/>
+      <w:spacing w:val="15"/>
+    </w:rPr>
   </w:style>
 </w:styles>
 </file>
